--- a/6-过程管理/运行记录类文件/JXTX-06-14-过程框架需求分析报告.docx
+++ b/6-过程管理/运行记录类文件/JXTX-06-14-过程框架需求分析报告.docx
@@ -1,10 +1,11 @@
 
 <file path=word/document.xml><?xml version="1.0" encoding="utf-8"?>
-<w:document xmlns:wpc="http://schemas.microsoft.com/office/word/2010/wordprocessingCanvas" xmlns:mc="http://schemas.openxmlformats.org/markup-compatibility/2006" xmlns:o="urn:schemas-microsoft-com:office:office" xmlns:r="http://schemas.openxmlformats.org/officeDocument/2006/relationships" xmlns:m="http://schemas.openxmlformats.org/officeDocument/2006/math" xmlns:v="urn:schemas-microsoft-com:vml" xmlns:wp14="http://schemas.microsoft.com/office/word/2010/wordprocessingDrawing" xmlns:wp="http://schemas.openxmlformats.org/drawingml/2006/wordprocessingDrawing" xmlns:w="http://schemas.openxmlformats.org/wordprocessingml/2006/main" xmlns:w14="http://schemas.microsoft.com/office/word/2010/wordml" xmlns:w10="urn:schemas-microsoft-com:office:word" xmlns:w15="http://schemas.microsoft.com/office/word/2012/wordml" xmlns:wpg="http://schemas.microsoft.com/office/word/2010/wordprocessingGroup" xmlns:wpi="http://schemas.microsoft.com/office/word/2010/wordprocessingInk" xmlns:wne="http://schemas.microsoft.com/office/word/2006/wordml" xmlns:wps="http://schemas.microsoft.com/office/word/2010/wordprocessingShape" xmlns:wpsCustomData="http://www.wps.cn/officeDocument/2013/wpsCustomData" mc:Ignorable="w14 w15 wp14">
+<w:document xmlns:wpc="http://schemas.microsoft.com/office/word/2010/wordprocessingCanvas" xmlns:mc="http://schemas.openxmlformats.org/markup-compatibility/2006" xmlns:o="urn:schemas-microsoft-com:office:office" xmlns:r="http://schemas.openxmlformats.org/officeDocument/2006/relationships" xmlns:m="http://schemas.openxmlformats.org/officeDocument/2006/math" xmlns:v="urn:schemas-microsoft-com:vml" xmlns:wp14="http://schemas.microsoft.com/office/word/2010/wordprocessingDrawing" xmlns:wp="http://schemas.openxmlformats.org/drawingml/2006/wordprocessingDrawing" xmlns:w10="urn:schemas-microsoft-com:office:word" xmlns:w="http://schemas.openxmlformats.org/wordprocessingml/2006/main" xmlns:w14="http://schemas.microsoft.com/office/word/2010/wordml" xmlns:w15="http://schemas.microsoft.com/office/word/2012/wordml" xmlns:wne="http://schemas.microsoft.com/office/word/2006/wordml" xmlns:wpg="http://schemas.microsoft.com/office/word/2010/wordprocessingGroup" xmlns:wpi="http://schemas.microsoft.com/office/word/2010/wordprocessingInk" xmlns:wps="http://schemas.microsoft.com/office/word/2010/wordprocessingShape" mc:Ignorable="w14 w15 wp14">
+  <!-- Generated by Aspose.Words for .NET 13.3.0.1 -->
   <w:body>
     <w:p>
       <w:pPr>
-        <w:pStyle w:val="24"/>
+        <w:pStyle w:val="a"/>
         <w:keepNext w:val="0"/>
         <w:keepLines w:val="0"/>
         <w:pageBreakBefore w:val="0"/>
@@ -24,7 +25,7 @@
       <w:bookmarkStart w:id="0" w:name="_Toc23316"/>
       <w:r>
         <w:drawing>
-          <wp:anchor distT="0" distB="0" distL="114300" distR="114300" simplePos="0" relativeHeight="251661312" behindDoc="1" locked="0" layoutInCell="1" allowOverlap="1">
+          <wp:anchor distT="0" distB="0" distL="114300" distR="114300" simplePos="0" relativeHeight="251660288" behindDoc="1" locked="0" layoutInCell="1" allowOverlap="1">
             <wp:simplePos x="0" y="0"/>
             <wp:positionH relativeFrom="column">
               <wp:posOffset>-19050</wp:posOffset>
@@ -49,7 +50,7 @@
                     </pic:cNvPicPr>
                   </pic:nvPicPr>
                   <pic:blipFill>
-                    <a:blip r:embed="rId7"/>
+                    <a:blip xmlns:r="http://schemas.openxmlformats.org/officeDocument/2006/relationships" r:embed="rId4"/>
                     <a:stretch>
                       <a:fillRect/>
                     </a:stretch>
@@ -75,7 +76,7 @@
       </w:r>
       <w:r>
         <w:drawing>
-          <wp:anchor distT="0" distB="0" distL="114300" distR="114300" simplePos="0" relativeHeight="251660288" behindDoc="1" locked="0" layoutInCell="1" allowOverlap="1">
+          <wp:anchor distT="0" distB="0" distL="114300" distR="114300" simplePos="0" relativeHeight="251659264" behindDoc="1" locked="0" layoutInCell="1" allowOverlap="1">
             <wp:simplePos x="0" y="0"/>
             <wp:positionH relativeFrom="column">
               <wp:posOffset>0</wp:posOffset>
@@ -100,7 +101,7 @@
                     </pic:cNvPicPr>
                   </pic:nvPicPr>
                   <pic:blipFill>
-                    <a:blip r:embed="rId8"/>
+                    <a:blip xmlns:r="http://schemas.openxmlformats.org/officeDocument/2006/relationships" r:embed="rId5"/>
                     <a:stretch>
                       <a:fillRect/>
                     </a:stretch>
@@ -130,7 +131,7 @@
           <w:lang w:val="en-US" w:eastAsia="zh-CN"/>
         </w:rPr>
         <w:drawing>
-          <wp:anchor distT="0" distB="0" distL="114300" distR="114300" simplePos="0" relativeHeight="251659264" behindDoc="1" locked="0" layoutInCell="1" allowOverlap="1">
+          <wp:anchor distT="0" distB="0" distL="114300" distR="114300" simplePos="0" relativeHeight="251658240" behindDoc="1" locked="0" layoutInCell="1" allowOverlap="1">
             <wp:simplePos x="0" y="0"/>
             <wp:positionH relativeFrom="column">
               <wp:posOffset>635</wp:posOffset>
@@ -155,7 +156,7 @@
                     </pic:cNvPicPr>
                   </pic:nvPicPr>
                   <pic:blipFill>
-                    <a:blip r:embed="rId9">
+                    <a:blip xmlns:r="http://schemas.openxmlformats.org/officeDocument/2006/relationships" r:embed="rId6">
                       <a:alphaModFix amt="58000"/>
                       <a:lum contrast="-52000"/>
                     </a:blip>
@@ -189,7 +190,7 @@
     </w:p>
     <w:p>
       <w:pPr>
-        <w:pStyle w:val="25"/>
+        <w:pStyle w:val="a0"/>
         <w:keepNext w:val="0"/>
         <w:keepLines w:val="0"/>
         <w:pageBreakBefore w:val="0"/>
@@ -236,11 +237,11 @@
         <w:adjustRightInd w:val="0"/>
         <w:snapToGrid w:val="0"/>
         <w:spacing w:after="624" w:afterLines="200" w:line="219" w:lineRule="auto"/>
-        <w:ind w:left="0" w:leftChars="0" w:right="0" w:rightChars="0" w:firstLine="0" w:firstLineChars="0"/>
+        <w:ind w:left="0" w:right="0" w:firstLine="0" w:leftChars="0" w:rightChars="0" w:firstLineChars="0"/>
         <w:jc w:val="center"/>
         <w:textAlignment w:val="baseline"/>
         <w:rPr>
-          <w:rFonts w:hint="default" w:ascii="宋体" w:hAnsi="宋体" w:eastAsia="宋体" w:cs="宋体"/>
+          <w:rFonts w:ascii="宋体" w:eastAsia="宋体" w:hAnsi="宋体" w:cs="宋体" w:hint="default"/>
           <w:sz w:val="24"/>
           <w:szCs w:val="24"/>
           <w:lang w:val="en-US" w:eastAsia="zh-CN"/>
@@ -248,7 +249,7 @@
       </w:pPr>
       <w:r>
         <w:rPr>
-          <w:rFonts w:ascii="宋体" w:hAnsi="宋体" w:eastAsia="宋体" w:cs="宋体"/>
+          <w:rFonts w:ascii="宋体" w:eastAsia="宋体" w:hAnsi="宋体" w:cs="宋体"/>
           <w:b/>
           <w:bCs/>
           <w:spacing w:val="-3"/>
@@ -259,7 +260,7 @@
       </w:r>
       <w:r>
         <w:rPr>
-          <w:rFonts w:hint="eastAsia" w:ascii="宋体" w:hAnsi="宋体" w:eastAsia="宋体" w:cs="宋体"/>
+          <w:rFonts w:ascii="宋体" w:eastAsia="宋体" w:hAnsi="宋体" w:cs="宋体" w:hint="eastAsia"/>
           <w:b/>
           <w:bCs/>
           <w:spacing w:val="-3"/>
@@ -271,7 +272,7 @@
       </w:r>
       <w:r>
         <w:rPr>
-          <w:rFonts w:ascii="宋体" w:hAnsi="宋体" w:eastAsia="宋体" w:cs="宋体"/>
+          <w:rFonts w:ascii="宋体" w:eastAsia="宋体" w:hAnsi="宋体" w:cs="宋体"/>
           <w:b/>
           <w:bCs/>
           <w:spacing w:val="-3"/>
@@ -282,7 +283,7 @@
       </w:r>
       <w:r>
         <w:rPr>
-          <w:rFonts w:hint="eastAsia" w:ascii="宋体" w:hAnsi="宋体" w:cs="宋体"/>
+          <w:rFonts w:ascii="宋体" w:hAnsi="宋体" w:cs="宋体" w:hint="eastAsia"/>
           <w:b/>
           <w:bCs/>
           <w:spacing w:val="-3"/>
@@ -294,7 +295,7 @@
       </w:r>
       <w:r>
         <w:rPr>
-          <w:rFonts w:ascii="宋体" w:hAnsi="宋体" w:eastAsia="宋体" w:cs="宋体"/>
+          <w:rFonts w:ascii="宋体" w:eastAsia="宋体" w:hAnsi="宋体" w:cs="宋体"/>
           <w:b/>
           <w:bCs/>
           <w:spacing w:val="-3"/>
@@ -305,7 +306,7 @@
       </w:r>
       <w:r>
         <w:rPr>
-          <w:rFonts w:hint="eastAsia" w:ascii="宋体" w:hAnsi="宋体" w:cs="宋体"/>
+          <w:rFonts w:ascii="宋体" w:hAnsi="宋体" w:cs="宋体" w:hint="eastAsia"/>
           <w:b/>
           <w:bCs/>
           <w:spacing w:val="-3"/>
@@ -313,23 +314,24 @@
           <w:szCs w:val="24"/>
           <w:lang w:val="en-US" w:eastAsia="zh-CN"/>
         </w:rPr>
-        <w:t>13</w:t>
+        <w:t>14</w:t>
       </w:r>
+      <w:bookmarkStart w:id="2" w:name="_GoBack"/>
+      <w:bookmarkEnd w:id="2"/>
     </w:p>
     <w:tbl>
       <w:tblPr>
-        <w:tblStyle w:val="21"/>
+        <w:tblStyle w:val="TableGrid"/>
         <w:tblW w:w="0" w:type="auto"/>
         <w:jc w:val="center"/>
         <w:tblBorders>
-          <w:top w:val="none" w:color="auto" w:sz="0" w:space="0"/>
-          <w:left w:val="none" w:color="auto" w:sz="0" w:space="0"/>
-          <w:bottom w:val="none" w:color="auto" w:sz="0" w:space="0"/>
-          <w:right w:val="none" w:color="auto" w:sz="0" w:space="0"/>
-          <w:insideH w:val="none" w:color="auto" w:sz="0" w:space="0"/>
-          <w:insideV w:val="none" w:color="auto" w:sz="0" w:space="0"/>
+          <w:top w:val="nil"/>
+          <w:left w:val="nil"/>
+          <w:bottom w:val="nil"/>
+          <w:right w:val="nil"/>
+          <w:insideH w:val="nil"/>
+          <w:insideV w:val="nil"/>
         </w:tblBorders>
-        <w:tblLayout w:type="autofit"/>
         <w:tblCellMar>
           <w:top w:w="0" w:type="dxa"/>
           <w:left w:w="108" w:type="dxa"/>
@@ -343,13 +345,15 @@
       </w:tblGrid>
       <w:tr>
         <w:tblPrEx>
+          <w:tblW w:w="0" w:type="auto"/>
+          <w:jc w:val="center"/>
           <w:tblBorders>
-            <w:top w:val="none" w:color="auto" w:sz="0" w:space="0"/>
-            <w:left w:val="none" w:color="auto" w:sz="0" w:space="0"/>
-            <w:bottom w:val="none" w:color="auto" w:sz="0" w:space="0"/>
-            <w:right w:val="none" w:color="auto" w:sz="0" w:space="0"/>
-            <w:insideH w:val="none" w:color="auto" w:sz="0" w:space="0"/>
-            <w:insideV w:val="none" w:color="auto" w:sz="0" w:space="0"/>
+            <w:top w:val="nil"/>
+            <w:left w:val="nil"/>
+            <w:bottom w:val="nil"/>
+            <w:right w:val="nil"/>
+            <w:insideH w:val="nil"/>
+            <w:insideV w:val="nil"/>
           </w:tblBorders>
           <w:tblCellMar>
             <w:top w:w="0" w:type="dxa"/>
@@ -359,7 +363,7 @@
           </w:tblCellMar>
         </w:tblPrEx>
         <w:trPr>
-          <w:trHeight w:val="810" w:hRule="atLeast"/>
+          <w:trHeight w:val="810"/>
           <w:jc w:val="center"/>
         </w:trPr>
         <w:tc>
@@ -398,7 +402,7 @@
             </w:r>
             <w:r>
               <w:rPr>
-                <w:rFonts w:hint="default" w:asciiTheme="minorAscii" w:hAnsiTheme="minorAscii" w:eastAsiaTheme="minorEastAsia"/>
+                <w:rFonts w:asciiTheme="minorAscii" w:eastAsiaTheme="minorEastAsia" w:hAnsiTheme="minorAscii" w:hint="default"/>
                 <w:spacing w:val="227"/>
                 <w:sz w:val="21"/>
                 <w:vertAlign w:val="baseline"/>
@@ -453,7 +457,7 @@
             </w:r>
             <w:r>
               <w:rPr>
-                <w:rFonts w:hint="eastAsia" w:asciiTheme="minorAscii" w:hAnsiTheme="minorAscii" w:eastAsiaTheme="minorEastAsia"/>
+                <w:rFonts w:asciiTheme="minorAscii" w:eastAsiaTheme="minorEastAsia" w:hAnsiTheme="minorAscii" w:hint="eastAsia"/>
                 <w:spacing w:val="227"/>
                 <w:sz w:val="21"/>
                 <w:vertAlign w:val="baseline"/>
@@ -475,14 +479,8 @@
       </w:tr>
       <w:tr>
         <w:tblPrEx>
-          <w:tblBorders>
-            <w:top w:val="none" w:color="auto" w:sz="0" w:space="0"/>
-            <w:left w:val="none" w:color="auto" w:sz="0" w:space="0"/>
-            <w:bottom w:val="none" w:color="auto" w:sz="0" w:space="0"/>
-            <w:right w:val="none" w:color="auto" w:sz="0" w:space="0"/>
-            <w:insideH w:val="none" w:color="auto" w:sz="0" w:space="0"/>
-            <w:insideV w:val="none" w:color="auto" w:sz="0" w:space="0"/>
-          </w:tblBorders>
+          <w:tblW w:w="0" w:type="auto"/>
+          <w:jc w:val="center"/>
           <w:tblCellMar>
             <w:top w:w="0" w:type="dxa"/>
             <w:left w:w="108" w:type="dxa"/>
@@ -491,7 +489,7 @@
           </w:tblCellMar>
         </w:tblPrEx>
         <w:trPr>
-          <w:trHeight w:val="810" w:hRule="atLeast"/>
+          <w:trHeight w:val="810"/>
           <w:jc w:val="center"/>
         </w:trPr>
         <w:tc>
@@ -516,7 +514,7 @@
               <w:snapToGrid w:val="0"/>
               <w:textAlignment w:val="baseline"/>
               <w:rPr>
-                <w:rFonts w:hint="default" w:ascii="Arial" w:hAnsi="Arial" w:eastAsia="Arial" w:cs="Arial"/>
+                <w:rFonts w:ascii="Arial" w:eastAsia="Arial" w:hAnsi="Arial" w:cs="Arial" w:hint="default"/>
                 <w:snapToGrid w:val="0"/>
                 <w:color w:val="000000"/>
                 <w:kern w:val="0"/>
@@ -548,7 +546,7 @@
             </w:r>
             <w:r>
               <w:rPr>
-                <w:rFonts w:hint="default" w:asciiTheme="minorAscii" w:hAnsiTheme="minorAscii" w:eastAsiaTheme="minorEastAsia"/>
+                <w:rFonts w:asciiTheme="minorAscii" w:eastAsiaTheme="minorEastAsia" w:hAnsiTheme="minorAscii" w:hint="default"/>
                 <w:spacing w:val="227"/>
                 <w:sz w:val="21"/>
                 <w:vertAlign w:val="baseline"/>
@@ -602,7 +600,7 @@
               <w:snapToGrid w:val="0"/>
               <w:textAlignment w:val="baseline"/>
               <w:rPr>
-                <w:rFonts w:hint="default" w:ascii="Arial" w:hAnsi="Arial" w:eastAsia="Arial" w:cs="Arial"/>
+                <w:rFonts w:ascii="Arial" w:eastAsia="Arial" w:hAnsi="Arial" w:cs="Arial" w:hint="default"/>
                 <w:snapToGrid w:val="0"/>
                 <w:color w:val="000000"/>
                 <w:kern w:val="0"/>
@@ -622,7 +620,7 @@
             </w:r>
             <w:r>
               <w:rPr>
-                <w:rFonts w:hint="eastAsia" w:asciiTheme="minorAscii" w:hAnsiTheme="minorAscii" w:eastAsiaTheme="minorEastAsia"/>
+                <w:rFonts w:asciiTheme="minorAscii" w:eastAsiaTheme="minorEastAsia" w:hAnsiTheme="minorAscii" w:hint="eastAsia"/>
                 <w:spacing w:val="227"/>
                 <w:sz w:val="21"/>
                 <w:vertAlign w:val="baseline"/>
@@ -644,14 +642,8 @@
       </w:tr>
       <w:tr>
         <w:tblPrEx>
-          <w:tblBorders>
-            <w:top w:val="none" w:color="auto" w:sz="0" w:space="0"/>
-            <w:left w:val="none" w:color="auto" w:sz="0" w:space="0"/>
-            <w:bottom w:val="none" w:color="auto" w:sz="0" w:space="0"/>
-            <w:right w:val="none" w:color="auto" w:sz="0" w:space="0"/>
-            <w:insideH w:val="none" w:color="auto" w:sz="0" w:space="0"/>
-            <w:insideV w:val="none" w:color="auto" w:sz="0" w:space="0"/>
-          </w:tblBorders>
+          <w:tblW w:w="0" w:type="auto"/>
+          <w:jc w:val="center"/>
           <w:tblCellMar>
             <w:top w:w="0" w:type="dxa"/>
             <w:left w:w="108" w:type="dxa"/>
@@ -660,7 +652,7 @@
           </w:tblCellMar>
         </w:tblPrEx>
         <w:trPr>
-          <w:trHeight w:val="635" w:hRule="atLeast"/>
+          <w:trHeight w:val="635"/>
           <w:jc w:val="center"/>
         </w:trPr>
         <w:tc>
@@ -711,7 +703,7 @@
             </w:r>
             <w:r>
               <w:rPr>
-                <w:rFonts w:hint="eastAsia" w:asciiTheme="minorAscii" w:hAnsiTheme="minorAscii" w:eastAsiaTheme="minorEastAsia"/>
+                <w:rFonts w:asciiTheme="minorAscii" w:eastAsiaTheme="minorEastAsia" w:hAnsiTheme="minorAscii" w:hint="eastAsia"/>
                 <w:spacing w:val="227"/>
                 <w:sz w:val="21"/>
                 <w:vertAlign w:val="baseline"/>
@@ -765,7 +757,7 @@
             </w:r>
             <w:r>
               <w:rPr>
-                <w:rFonts w:hint="eastAsia" w:asciiTheme="minorAscii" w:hAnsiTheme="minorAscii" w:eastAsiaTheme="minorEastAsia"/>
+                <w:rFonts w:asciiTheme="minorAscii" w:eastAsiaTheme="minorEastAsia" w:hAnsiTheme="minorAscii" w:hint="eastAsia"/>
                 <w:spacing w:val="227"/>
                 <w:sz w:val="21"/>
                 <w:vertAlign w:val="baseline"/>
@@ -826,14 +818,14 @@
         <w:ind w:left="3634"/>
         <w:textAlignment w:val="baseline"/>
         <w:rPr>
-          <w:rFonts w:ascii="宋体" w:hAnsi="宋体" w:eastAsia="宋体" w:cs="宋体"/>
+          <w:rFonts w:ascii="宋体" w:eastAsia="宋体" w:hAnsi="宋体" w:cs="宋体"/>
           <w:sz w:val="31"/>
           <w:szCs w:val="31"/>
         </w:rPr>
       </w:pPr>
       <w:r>
         <w:rPr>
-          <w:rFonts w:ascii="宋体" w:hAnsi="宋体" w:eastAsia="宋体" w:cs="宋体"/>
+          <w:rFonts w:ascii="宋体" w:eastAsia="宋体" w:hAnsi="宋体" w:cs="宋体"/>
           <w:b/>
           <w:bCs/>
           <w:spacing w:val="4"/>
@@ -845,16 +837,16 @@
     </w:p>
     <w:tbl>
       <w:tblPr>
-        <w:tblStyle w:val="26"/>
+        <w:tblStyle w:val="TableNormal0"/>
         <w:tblW w:w="8214" w:type="dxa"/>
         <w:jc w:val="center"/>
         <w:tblBorders>
-          <w:top w:val="single" w:color="000000" w:sz="2" w:space="0"/>
-          <w:left w:val="single" w:color="000000" w:sz="2" w:space="0"/>
-          <w:bottom w:val="single" w:color="000000" w:sz="2" w:space="0"/>
-          <w:right w:val="single" w:color="000000" w:sz="2" w:space="0"/>
-          <w:insideH w:val="single" w:color="000000" w:sz="2" w:space="0"/>
-          <w:insideV w:val="single" w:color="000000" w:sz="2" w:space="0"/>
+          <w:top w:val="single" w:sz="2" w:space="0" w:color="000000"/>
+          <w:left w:val="single" w:sz="2" w:space="0" w:color="000000"/>
+          <w:bottom w:val="single" w:sz="2" w:space="0" w:color="000000"/>
+          <w:right w:val="single" w:sz="2" w:space="0" w:color="000000"/>
+          <w:insideH w:val="single" w:sz="2" w:space="0" w:color="000000"/>
+          <w:insideV w:val="single" w:sz="2" w:space="0" w:color="000000"/>
         </w:tblBorders>
         <w:tblLayout w:type="fixed"/>
         <w:tblCellMar>
@@ -874,14 +866,17 @@
       </w:tblGrid>
       <w:tr>
         <w:tblPrEx>
+          <w:tblW w:w="8214" w:type="dxa"/>
+          <w:jc w:val="center"/>
           <w:tblBorders>
-            <w:top w:val="single" w:color="000000" w:sz="2" w:space="0"/>
-            <w:left w:val="single" w:color="000000" w:sz="2" w:space="0"/>
-            <w:bottom w:val="single" w:color="000000" w:sz="2" w:space="0"/>
-            <w:right w:val="single" w:color="000000" w:sz="2" w:space="0"/>
-            <w:insideH w:val="single" w:color="000000" w:sz="2" w:space="0"/>
-            <w:insideV w:val="single" w:color="000000" w:sz="2" w:space="0"/>
+            <w:top w:val="single" w:sz="2" w:space="0" w:color="000000"/>
+            <w:left w:val="single" w:sz="2" w:space="0" w:color="000000"/>
+            <w:bottom w:val="single" w:sz="2" w:space="0" w:color="000000"/>
+            <w:right w:val="single" w:sz="2" w:space="0" w:color="000000"/>
+            <w:insideH w:val="single" w:sz="2" w:space="0" w:color="000000"/>
+            <w:insideV w:val="single" w:sz="2" w:space="0" w:color="000000"/>
           </w:tblBorders>
+          <w:tblLayout w:type="fixed"/>
           <w:tblCellMar>
             <w:top w:w="0" w:type="dxa"/>
             <w:left w:w="0" w:type="dxa"/>
@@ -890,7 +885,7 @@
           </w:tblCellMar>
         </w:tblPrEx>
         <w:trPr>
-          <w:trHeight w:val="593" w:hRule="atLeast"/>
+          <w:trHeight w:val="593"/>
           <w:jc w:val="center"/>
         </w:trPr>
         <w:tc>
@@ -912,18 +907,18 @@
               <w:adjustRightInd w:val="0"/>
               <w:snapToGrid w:val="0"/>
               <w:spacing w:before="176" w:line="228" w:lineRule="auto"/>
-              <w:ind w:left="0" w:leftChars="0" w:right="0" w:rightChars="0" w:firstLine="0" w:firstLineChars="0"/>
+              <w:ind w:left="0" w:right="0" w:firstLine="0" w:leftChars="0" w:rightChars="0" w:firstLineChars="0"/>
               <w:jc w:val="center"/>
               <w:textAlignment w:val="baseline"/>
               <w:rPr>
-                <w:rFonts w:ascii="宋体" w:hAnsi="宋体" w:eastAsia="宋体" w:cs="宋体"/>
+                <w:rFonts w:ascii="宋体" w:eastAsia="宋体" w:hAnsi="宋体" w:cs="宋体"/>
                 <w:sz w:val="20"/>
                 <w:szCs w:val="20"/>
               </w:rPr>
             </w:pPr>
             <w:r>
               <w:rPr>
-                <w:rFonts w:hint="eastAsia" w:ascii="宋体" w:hAnsi="宋体" w:cs="宋体"/>
+                <w:rFonts w:ascii="宋体" w:hAnsi="宋体" w:cs="宋体" w:hint="eastAsia"/>
                 <w:spacing w:val="-14"/>
                 <w:sz w:val="20"/>
                 <w:szCs w:val="20"/>
@@ -933,7 +928,7 @@
             </w:r>
             <w:r>
               <w:rPr>
-                <w:rFonts w:ascii="宋体" w:hAnsi="宋体" w:eastAsia="宋体" w:cs="宋体"/>
+                <w:rFonts w:ascii="宋体" w:eastAsia="宋体" w:hAnsi="宋体" w:cs="宋体"/>
                 <w:spacing w:val="-14"/>
                 <w:sz w:val="20"/>
                 <w:szCs w:val="20"/>
@@ -961,18 +956,18 @@
               <w:adjustRightInd w:val="0"/>
               <w:snapToGrid w:val="0"/>
               <w:spacing w:before="175" w:line="227" w:lineRule="auto"/>
-              <w:ind w:left="0" w:leftChars="0" w:right="0" w:rightChars="0" w:firstLine="0" w:firstLineChars="0"/>
+              <w:ind w:left="0" w:right="0" w:firstLine="0" w:leftChars="0" w:rightChars="0" w:firstLineChars="0"/>
               <w:jc w:val="center"/>
               <w:textAlignment w:val="baseline"/>
               <w:rPr>
-                <w:rFonts w:ascii="宋体" w:hAnsi="宋体" w:eastAsia="宋体" w:cs="宋体"/>
+                <w:rFonts w:ascii="宋体" w:eastAsia="宋体" w:hAnsi="宋体" w:cs="宋体"/>
                 <w:sz w:val="20"/>
                 <w:szCs w:val="20"/>
               </w:rPr>
             </w:pPr>
             <w:r>
               <w:rPr>
-                <w:rFonts w:ascii="宋体" w:hAnsi="宋体" w:eastAsia="宋体" w:cs="宋体"/>
+                <w:rFonts w:ascii="宋体" w:eastAsia="宋体" w:hAnsi="宋体" w:cs="宋体"/>
                 <w:spacing w:val="4"/>
                 <w:sz w:val="20"/>
                 <w:szCs w:val="20"/>
@@ -1000,18 +995,18 @@
               <w:adjustRightInd w:val="0"/>
               <w:snapToGrid w:val="0"/>
               <w:spacing w:before="175" w:line="228" w:lineRule="auto"/>
-              <w:ind w:left="0" w:leftChars="0" w:right="0" w:rightChars="0" w:firstLine="0" w:firstLineChars="0"/>
+              <w:ind w:left="0" w:right="0" w:firstLine="0" w:leftChars="0" w:rightChars="0" w:firstLineChars="0"/>
               <w:jc w:val="center"/>
               <w:textAlignment w:val="baseline"/>
               <w:rPr>
-                <w:rFonts w:ascii="宋体" w:hAnsi="宋体" w:eastAsia="宋体" w:cs="宋体"/>
+                <w:rFonts w:ascii="宋体" w:eastAsia="宋体" w:hAnsi="宋体" w:cs="宋体"/>
                 <w:sz w:val="20"/>
                 <w:szCs w:val="20"/>
               </w:rPr>
             </w:pPr>
             <w:r>
               <w:rPr>
-                <w:rFonts w:ascii="宋体" w:hAnsi="宋体" w:eastAsia="宋体" w:cs="宋体"/>
+                <w:rFonts w:ascii="宋体" w:eastAsia="宋体" w:hAnsi="宋体" w:cs="宋体"/>
                 <w:spacing w:val="7"/>
                 <w:sz w:val="20"/>
                 <w:szCs w:val="20"/>
@@ -1039,11 +1034,11 @@
               <w:adjustRightInd w:val="0"/>
               <w:snapToGrid w:val="0"/>
               <w:spacing w:before="175" w:line="228" w:lineRule="auto"/>
-              <w:ind w:left="0" w:leftChars="0" w:right="0" w:rightChars="0" w:firstLine="0" w:firstLineChars="0"/>
+              <w:ind w:left="0" w:right="0" w:firstLine="0" w:leftChars="0" w:rightChars="0" w:firstLineChars="0"/>
               <w:jc w:val="center"/>
               <w:textAlignment w:val="baseline"/>
               <w:rPr>
-                <w:rFonts w:hint="eastAsia" w:ascii="宋体" w:hAnsi="宋体" w:eastAsia="宋体" w:cs="宋体"/>
+                <w:rFonts w:ascii="宋体" w:eastAsia="宋体" w:hAnsi="宋体" w:cs="宋体" w:hint="eastAsia"/>
                 <w:spacing w:val="7"/>
                 <w:sz w:val="20"/>
                 <w:szCs w:val="20"/>
@@ -1052,7 +1047,7 @@
             </w:pPr>
             <w:r>
               <w:rPr>
-                <w:rFonts w:hint="eastAsia" w:ascii="宋体" w:hAnsi="宋体" w:cs="宋体"/>
+                <w:rFonts w:ascii="宋体" w:hAnsi="宋体" w:cs="宋体" w:hint="eastAsia"/>
                 <w:spacing w:val="7"/>
                 <w:sz w:val="20"/>
                 <w:szCs w:val="20"/>
@@ -1081,11 +1076,11 @@
               <w:adjustRightInd w:val="0"/>
               <w:snapToGrid w:val="0"/>
               <w:spacing w:before="175" w:line="228" w:lineRule="auto"/>
-              <w:ind w:left="0" w:leftChars="0" w:right="0" w:rightChars="0" w:firstLine="0" w:firstLineChars="0"/>
+              <w:ind w:left="0" w:right="0" w:firstLine="0" w:leftChars="0" w:rightChars="0" w:firstLineChars="0"/>
               <w:jc w:val="center"/>
               <w:textAlignment w:val="baseline"/>
               <w:rPr>
-                <w:rFonts w:hint="default" w:ascii="宋体" w:hAnsi="宋体" w:cs="宋体"/>
+                <w:rFonts w:ascii="宋体" w:hAnsi="宋体" w:cs="宋体" w:hint="default"/>
                 <w:spacing w:val="7"/>
                 <w:sz w:val="20"/>
                 <w:szCs w:val="20"/>
@@ -1094,7 +1089,7 @@
             </w:pPr>
             <w:r>
               <w:rPr>
-                <w:rFonts w:hint="eastAsia" w:ascii="宋体" w:hAnsi="宋体" w:cs="宋体"/>
+                <w:rFonts w:ascii="宋体" w:hAnsi="宋体" w:cs="宋体" w:hint="eastAsia"/>
                 <w:spacing w:val="7"/>
                 <w:sz w:val="20"/>
                 <w:szCs w:val="20"/>
@@ -1123,18 +1118,18 @@
               <w:adjustRightInd w:val="0"/>
               <w:snapToGrid w:val="0"/>
               <w:spacing w:before="176" w:line="229" w:lineRule="auto"/>
-              <w:ind w:left="0" w:leftChars="0" w:right="0" w:rightChars="0" w:firstLine="0" w:firstLineChars="0"/>
+              <w:ind w:left="0" w:right="0" w:firstLine="0" w:leftChars="0" w:rightChars="0" w:firstLineChars="0"/>
               <w:jc w:val="center"/>
               <w:textAlignment w:val="baseline"/>
               <w:rPr>
-                <w:rFonts w:ascii="宋体" w:hAnsi="宋体" w:eastAsia="宋体" w:cs="宋体"/>
+                <w:rFonts w:ascii="宋体" w:eastAsia="宋体" w:hAnsi="宋体" w:cs="宋体"/>
                 <w:sz w:val="20"/>
                 <w:szCs w:val="20"/>
               </w:rPr>
             </w:pPr>
             <w:r>
               <w:rPr>
-                <w:rFonts w:ascii="宋体" w:hAnsi="宋体" w:eastAsia="宋体" w:cs="宋体"/>
+                <w:rFonts w:ascii="宋体" w:eastAsia="宋体" w:hAnsi="宋体" w:cs="宋体"/>
                 <w:spacing w:val="7"/>
                 <w:sz w:val="20"/>
                 <w:szCs w:val="20"/>
@@ -1146,14 +1141,9 @@
       </w:tr>
       <w:tr>
         <w:tblPrEx>
-          <w:tblBorders>
-            <w:top w:val="single" w:color="000000" w:sz="2" w:space="0"/>
-            <w:left w:val="single" w:color="000000" w:sz="2" w:space="0"/>
-            <w:bottom w:val="single" w:color="000000" w:sz="2" w:space="0"/>
-            <w:right w:val="single" w:color="000000" w:sz="2" w:space="0"/>
-            <w:insideH w:val="single" w:color="000000" w:sz="2" w:space="0"/>
-            <w:insideV w:val="single" w:color="000000" w:sz="2" w:space="0"/>
-          </w:tblBorders>
+          <w:tblW w:w="8214" w:type="dxa"/>
+          <w:jc w:val="center"/>
+          <w:tblLayout w:type="fixed"/>
           <w:tblCellMar>
             <w:top w:w="0" w:type="dxa"/>
             <w:left w:w="0" w:type="dxa"/>
@@ -1162,7 +1152,7 @@
           </w:tblCellMar>
         </w:tblPrEx>
         <w:trPr>
-          <w:trHeight w:val="516" w:hRule="atLeast"/>
+          <w:trHeight w:val="516"/>
           <w:jc w:val="center"/>
         </w:trPr>
         <w:tc>
@@ -1184,11 +1174,11 @@
               <w:adjustRightInd w:val="0"/>
               <w:snapToGrid w:val="0"/>
               <w:spacing w:before="173" w:line="267" w:lineRule="exact"/>
-              <w:ind w:left="0" w:leftChars="0" w:right="0" w:rightChars="0" w:firstLine="0" w:firstLineChars="0"/>
+              <w:ind w:left="0" w:right="0" w:firstLine="0" w:leftChars="0" w:rightChars="0" w:firstLineChars="0"/>
               <w:jc w:val="center"/>
               <w:textAlignment w:val="baseline"/>
               <w:rPr>
-                <w:rFonts w:hint="default" w:ascii="宋体" w:hAnsi="宋体" w:eastAsia="宋体" w:cs="宋体"/>
+                <w:rFonts w:ascii="宋体" w:eastAsia="宋体" w:hAnsi="宋体" w:cs="宋体" w:hint="default"/>
                 <w:sz w:val="20"/>
                 <w:szCs w:val="20"/>
                 <w:lang w:val="en-US"/>
@@ -1196,7 +1186,7 @@
             </w:pPr>
             <w:r>
               <w:rPr>
-                <w:rFonts w:ascii="宋体" w:hAnsi="宋体" w:eastAsia="宋体" w:cs="宋体"/>
+                <w:rFonts w:ascii="宋体" w:eastAsia="宋体" w:hAnsi="宋体" w:cs="宋体"/>
                 <w:spacing w:val="3"/>
                 <w:position w:val="1"/>
                 <w:sz w:val="20"/>
@@ -1206,7 +1196,7 @@
             </w:r>
             <w:r>
               <w:rPr>
-                <w:rFonts w:hint="eastAsia" w:ascii="宋体" w:hAnsi="宋体" w:cs="宋体"/>
+                <w:rFonts w:ascii="宋体" w:hAnsi="宋体" w:cs="宋体" w:hint="eastAsia"/>
                 <w:spacing w:val="3"/>
                 <w:position w:val="1"/>
                 <w:sz w:val="20"/>
@@ -1217,7 +1207,7 @@
             </w:r>
             <w:r>
               <w:rPr>
-                <w:rFonts w:ascii="宋体" w:hAnsi="宋体" w:eastAsia="宋体" w:cs="宋体"/>
+                <w:rFonts w:ascii="宋体" w:eastAsia="宋体" w:hAnsi="宋体" w:cs="宋体"/>
                 <w:spacing w:val="3"/>
                 <w:position w:val="1"/>
                 <w:sz w:val="20"/>
@@ -1227,7 +1217,7 @@
             </w:r>
             <w:r>
               <w:rPr>
-                <w:rFonts w:hint="eastAsia" w:ascii="宋体" w:hAnsi="宋体" w:cs="宋体"/>
+                <w:rFonts w:ascii="宋体" w:hAnsi="宋体" w:cs="宋体" w:hint="eastAsia"/>
                 <w:spacing w:val="3"/>
                 <w:position w:val="1"/>
                 <w:sz w:val="20"/>
@@ -1257,18 +1247,18 @@
               <w:adjustRightInd w:val="0"/>
               <w:snapToGrid w:val="0"/>
               <w:spacing w:before="173" w:line="267" w:lineRule="exact"/>
-              <w:ind w:left="0" w:leftChars="0" w:right="0" w:rightChars="0" w:firstLine="0" w:firstLineChars="0"/>
+              <w:ind w:left="0" w:right="0" w:firstLine="0" w:leftChars="0" w:rightChars="0" w:firstLineChars="0"/>
               <w:jc w:val="center"/>
               <w:textAlignment w:val="baseline"/>
               <w:rPr>
-                <w:rFonts w:ascii="宋体" w:hAnsi="宋体" w:eastAsia="宋体" w:cs="宋体"/>
+                <w:rFonts w:ascii="宋体" w:eastAsia="宋体" w:hAnsi="宋体" w:cs="宋体"/>
                 <w:sz w:val="20"/>
                 <w:szCs w:val="20"/>
               </w:rPr>
             </w:pPr>
             <w:r>
               <w:rPr>
-                <w:rFonts w:ascii="宋体" w:hAnsi="宋体" w:eastAsia="宋体" w:cs="宋体"/>
+                <w:rFonts w:ascii="宋体" w:eastAsia="宋体" w:hAnsi="宋体" w:cs="宋体"/>
                 <w:spacing w:val="4"/>
                 <w:position w:val="1"/>
                 <w:sz w:val="20"/>
@@ -1297,18 +1287,18 @@
               <w:adjustRightInd w:val="0"/>
               <w:snapToGrid w:val="0"/>
               <w:spacing w:before="172" w:line="228" w:lineRule="auto"/>
-              <w:ind w:left="0" w:leftChars="0" w:right="0" w:rightChars="0" w:firstLine="0" w:firstLineChars="0"/>
+              <w:ind w:left="0" w:right="0" w:firstLine="0" w:leftChars="0" w:rightChars="0" w:firstLineChars="0"/>
               <w:jc w:val="center"/>
               <w:textAlignment w:val="baseline"/>
               <w:rPr>
-                <w:rFonts w:ascii="宋体" w:hAnsi="宋体" w:eastAsia="宋体" w:cs="宋体"/>
+                <w:rFonts w:ascii="宋体" w:eastAsia="宋体" w:hAnsi="宋体" w:cs="宋体"/>
                 <w:sz w:val="20"/>
                 <w:szCs w:val="20"/>
               </w:rPr>
             </w:pPr>
             <w:r>
               <w:rPr>
-                <w:rFonts w:ascii="宋体" w:hAnsi="宋体" w:eastAsia="宋体" w:cs="宋体"/>
+                <w:rFonts w:ascii="宋体" w:eastAsia="宋体" w:hAnsi="宋体" w:cs="宋体"/>
                 <w:spacing w:val="200"/>
                 <w:kern w:val="0"/>
                 <w:sz w:val="20"/>
@@ -1318,7 +1308,7 @@
             </w:r>
             <w:r>
               <w:rPr>
-                <w:rFonts w:ascii="宋体" w:hAnsi="宋体" w:eastAsia="宋体" w:cs="宋体"/>
+                <w:rFonts w:ascii="宋体" w:eastAsia="宋体" w:hAnsi="宋体" w:cs="宋体"/>
                 <w:spacing w:val="0"/>
                 <w:kern w:val="0"/>
                 <w:sz w:val="20"/>
@@ -1347,11 +1337,11 @@
               <w:adjustRightInd w:val="0"/>
               <w:snapToGrid w:val="0"/>
               <w:spacing w:before="173" w:line="229" w:lineRule="auto"/>
-              <w:ind w:left="0" w:leftChars="0" w:right="0" w:rightChars="0" w:firstLine="0" w:firstLineChars="0"/>
+              <w:ind w:left="0" w:right="0" w:firstLine="0" w:leftChars="0" w:rightChars="0" w:firstLineChars="0"/>
               <w:jc w:val="center"/>
               <w:textAlignment w:val="baseline"/>
               <w:rPr>
-                <w:rFonts w:ascii="宋体" w:hAnsi="宋体" w:eastAsia="宋体" w:cs="宋体"/>
+                <w:rFonts w:ascii="宋体" w:eastAsia="宋体" w:hAnsi="宋体" w:cs="宋体"/>
                 <w:spacing w:val="200"/>
                 <w:kern w:val="0"/>
                 <w:sz w:val="20"/>
@@ -1360,7 +1350,7 @@
             </w:pPr>
             <w:r>
               <w:rPr>
-                <w:rFonts w:hint="eastAsia" w:asciiTheme="minorAscii" w:hAnsiTheme="minorAscii" w:eastAsiaTheme="minorEastAsia"/>
+                <w:rFonts w:asciiTheme="minorAscii" w:eastAsiaTheme="minorEastAsia" w:hAnsiTheme="minorAscii" w:hint="eastAsia"/>
                 <w:spacing w:val="0"/>
                 <w:kern w:val="0"/>
                 <w:sz w:val="21"/>
@@ -1390,11 +1380,11 @@
               <w:adjustRightInd w:val="0"/>
               <w:snapToGrid w:val="0"/>
               <w:spacing w:before="172" w:line="228" w:lineRule="auto"/>
-              <w:ind w:left="0" w:leftChars="0" w:right="0" w:rightChars="0" w:firstLine="0" w:firstLineChars="0"/>
+              <w:ind w:left="0" w:right="0" w:firstLine="0" w:leftChars="0" w:rightChars="0" w:firstLineChars="0"/>
               <w:jc w:val="center"/>
               <w:textAlignment w:val="baseline"/>
               <w:rPr>
-                <w:rFonts w:ascii="宋体" w:hAnsi="宋体" w:eastAsia="宋体" w:cs="宋体"/>
+                <w:rFonts w:ascii="宋体" w:eastAsia="宋体" w:hAnsi="宋体" w:cs="宋体"/>
                 <w:spacing w:val="200"/>
                 <w:kern w:val="0"/>
                 <w:sz w:val="20"/>
@@ -1403,7 +1393,7 @@
             </w:pPr>
             <w:r>
               <w:rPr>
-                <w:rFonts w:hint="eastAsia" w:ascii="宋体" w:hAnsi="宋体" w:eastAsia="宋体" w:cs="宋体"/>
+                <w:rFonts w:ascii="宋体" w:eastAsia="宋体" w:hAnsi="宋体" w:cs="宋体" w:hint="eastAsia"/>
                 <w:spacing w:val="200"/>
                 <w:kern w:val="0"/>
                 <w:sz w:val="20"/>
@@ -1413,7 +1403,7 @@
             </w:r>
             <w:r>
               <w:rPr>
-                <w:rFonts w:hint="eastAsia" w:asciiTheme="minorAscii" w:hAnsiTheme="minorAscii" w:eastAsiaTheme="minorEastAsia"/>
+                <w:rFonts w:asciiTheme="minorAscii" w:eastAsiaTheme="minorEastAsia" w:hAnsiTheme="minorAscii" w:hint="eastAsia"/>
                 <w:spacing w:val="0"/>
                 <w:kern w:val="0"/>
                 <w:sz w:val="21"/>
@@ -1443,18 +1433,18 @@
               <w:adjustRightInd w:val="0"/>
               <w:snapToGrid w:val="0"/>
               <w:spacing w:before="173" w:line="229" w:lineRule="auto"/>
-              <w:ind w:left="0" w:leftChars="0" w:right="0" w:rightChars="0" w:firstLine="0" w:firstLineChars="0"/>
+              <w:ind w:left="0" w:right="0" w:firstLine="0" w:leftChars="0" w:rightChars="0" w:firstLineChars="0"/>
               <w:jc w:val="center"/>
               <w:textAlignment w:val="baseline"/>
               <w:rPr>
-                <w:rFonts w:ascii="宋体" w:hAnsi="宋体" w:eastAsia="宋体" w:cs="宋体"/>
+                <w:rFonts w:ascii="宋体" w:eastAsia="宋体" w:hAnsi="宋体" w:cs="宋体"/>
                 <w:sz w:val="20"/>
                 <w:szCs w:val="20"/>
               </w:rPr>
             </w:pPr>
             <w:r>
               <w:rPr>
-                <w:rFonts w:hint="eastAsia" w:asciiTheme="minorAscii" w:hAnsiTheme="minorAscii" w:eastAsiaTheme="minorEastAsia"/>
+                <w:rFonts w:asciiTheme="minorAscii" w:eastAsiaTheme="minorEastAsia" w:hAnsiTheme="minorAscii" w:hint="eastAsia"/>
                 <w:spacing w:val="0"/>
                 <w:kern w:val="0"/>
                 <w:sz w:val="21"/>
@@ -1468,14 +1458,9 @@
       </w:tr>
       <w:tr>
         <w:tblPrEx>
-          <w:tblBorders>
-            <w:top w:val="single" w:color="000000" w:sz="2" w:space="0"/>
-            <w:left w:val="single" w:color="000000" w:sz="2" w:space="0"/>
-            <w:bottom w:val="single" w:color="000000" w:sz="2" w:space="0"/>
-            <w:right w:val="single" w:color="000000" w:sz="2" w:space="0"/>
-            <w:insideH w:val="single" w:color="000000" w:sz="2" w:space="0"/>
-            <w:insideV w:val="single" w:color="000000" w:sz="2" w:space="0"/>
-          </w:tblBorders>
+          <w:tblW w:w="8214" w:type="dxa"/>
+          <w:jc w:val="center"/>
+          <w:tblLayout w:type="fixed"/>
           <w:tblCellMar>
             <w:top w:w="0" w:type="dxa"/>
             <w:left w:w="0" w:type="dxa"/>
@@ -1484,7 +1469,7 @@
           </w:tblCellMar>
         </w:tblPrEx>
         <w:trPr>
-          <w:trHeight w:val="556" w:hRule="atLeast"/>
+          <w:trHeight w:val="556"/>
           <w:jc w:val="center"/>
         </w:trPr>
         <w:tc>
@@ -1493,7 +1478,7 @@
           </w:tcPr>
           <w:p>
             <w:pPr>
-              <w:pStyle w:val="27"/>
+              <w:pStyle w:val="TableText"/>
               <w:keepNext w:val="0"/>
               <w:keepLines w:val="0"/>
               <w:pageBreakBefore w:val="0"/>
@@ -1506,7 +1491,7 @@
               <w:bidi w:val="0"/>
               <w:adjustRightInd w:val="0"/>
               <w:snapToGrid w:val="0"/>
-              <w:ind w:left="0" w:leftChars="0" w:right="0" w:rightChars="0" w:firstLine="0" w:firstLineChars="0"/>
+              <w:ind w:left="0" w:right="0" w:firstLine="0" w:leftChars="0" w:rightChars="0" w:firstLineChars="0"/>
               <w:jc w:val="center"/>
               <w:textAlignment w:val="baseline"/>
             </w:pPr>
@@ -1518,7 +1503,7 @@
           </w:tcPr>
           <w:p>
             <w:pPr>
-              <w:pStyle w:val="27"/>
+              <w:pStyle w:val="TableText"/>
               <w:keepNext w:val="0"/>
               <w:keepLines w:val="0"/>
               <w:pageBreakBefore w:val="0"/>
@@ -1531,7 +1516,7 @@
               <w:bidi w:val="0"/>
               <w:adjustRightInd w:val="0"/>
               <w:snapToGrid w:val="0"/>
-              <w:ind w:left="0" w:leftChars="0" w:right="0" w:rightChars="0" w:firstLine="0" w:firstLineChars="0"/>
+              <w:ind w:left="0" w:right="0" w:firstLine="0" w:leftChars="0" w:rightChars="0" w:firstLineChars="0"/>
               <w:jc w:val="center"/>
               <w:textAlignment w:val="baseline"/>
             </w:pPr>
@@ -1543,7 +1528,7 @@
           </w:tcPr>
           <w:p>
             <w:pPr>
-              <w:pStyle w:val="27"/>
+              <w:pStyle w:val="TableText"/>
               <w:keepNext w:val="0"/>
               <w:keepLines w:val="0"/>
               <w:pageBreakBefore w:val="0"/>
@@ -1556,7 +1541,7 @@
               <w:bidi w:val="0"/>
               <w:adjustRightInd w:val="0"/>
               <w:snapToGrid w:val="0"/>
-              <w:ind w:left="0" w:leftChars="0" w:right="0" w:rightChars="0" w:firstLine="0" w:firstLineChars="0"/>
+              <w:ind w:left="0" w:right="0" w:firstLine="0" w:leftChars="0" w:rightChars="0" w:firstLineChars="0"/>
               <w:jc w:val="center"/>
               <w:textAlignment w:val="baseline"/>
             </w:pPr>
@@ -1568,7 +1553,7 @@
           </w:tcPr>
           <w:p>
             <w:pPr>
-              <w:pStyle w:val="27"/>
+              <w:pStyle w:val="TableText"/>
               <w:keepNext w:val="0"/>
               <w:keepLines w:val="0"/>
               <w:pageBreakBefore w:val="0"/>
@@ -1581,7 +1566,7 @@
               <w:bidi w:val="0"/>
               <w:adjustRightInd w:val="0"/>
               <w:snapToGrid w:val="0"/>
-              <w:ind w:left="0" w:leftChars="0" w:right="0" w:rightChars="0" w:firstLine="0" w:firstLineChars="0"/>
+              <w:ind w:left="0" w:right="0" w:firstLine="0" w:leftChars="0" w:rightChars="0" w:firstLineChars="0"/>
               <w:jc w:val="center"/>
               <w:textAlignment w:val="baseline"/>
             </w:pPr>
@@ -1593,7 +1578,7 @@
           </w:tcPr>
           <w:p>
             <w:pPr>
-              <w:pStyle w:val="27"/>
+              <w:pStyle w:val="TableText"/>
               <w:keepNext w:val="0"/>
               <w:keepLines w:val="0"/>
               <w:pageBreakBefore w:val="0"/>
@@ -1606,7 +1591,7 @@
               <w:bidi w:val="0"/>
               <w:adjustRightInd w:val="0"/>
               <w:snapToGrid w:val="0"/>
-              <w:ind w:left="0" w:leftChars="0" w:right="0" w:rightChars="0" w:firstLine="0" w:firstLineChars="0"/>
+              <w:ind w:left="0" w:right="0" w:firstLine="0" w:leftChars="0" w:rightChars="0" w:firstLineChars="0"/>
               <w:jc w:val="center"/>
               <w:textAlignment w:val="baseline"/>
             </w:pPr>
@@ -1618,7 +1603,7 @@
           </w:tcPr>
           <w:p>
             <w:pPr>
-              <w:pStyle w:val="27"/>
+              <w:pStyle w:val="TableText"/>
               <w:keepNext w:val="0"/>
               <w:keepLines w:val="0"/>
               <w:pageBreakBefore w:val="0"/>
@@ -1631,7 +1616,7 @@
               <w:bidi w:val="0"/>
               <w:adjustRightInd w:val="0"/>
               <w:snapToGrid w:val="0"/>
-              <w:ind w:left="0" w:leftChars="0" w:right="0" w:rightChars="0" w:firstLine="0" w:firstLineChars="0"/>
+              <w:ind w:left="0" w:right="0" w:firstLine="0" w:leftChars="0" w:rightChars="0" w:firstLineChars="0"/>
               <w:jc w:val="center"/>
               <w:textAlignment w:val="baseline"/>
             </w:pPr>
@@ -1640,14 +1625,9 @@
       </w:tr>
       <w:tr>
         <w:tblPrEx>
-          <w:tblBorders>
-            <w:top w:val="single" w:color="000000" w:sz="2" w:space="0"/>
-            <w:left w:val="single" w:color="000000" w:sz="2" w:space="0"/>
-            <w:bottom w:val="single" w:color="000000" w:sz="2" w:space="0"/>
-            <w:right w:val="single" w:color="000000" w:sz="2" w:space="0"/>
-            <w:insideH w:val="single" w:color="000000" w:sz="2" w:space="0"/>
-            <w:insideV w:val="single" w:color="000000" w:sz="2" w:space="0"/>
-          </w:tblBorders>
+          <w:tblW w:w="8214" w:type="dxa"/>
+          <w:jc w:val="center"/>
+          <w:tblLayout w:type="fixed"/>
           <w:tblCellMar>
             <w:top w:w="0" w:type="dxa"/>
             <w:left w:w="0" w:type="dxa"/>
@@ -1656,7 +1636,7 @@
           </w:tblCellMar>
         </w:tblPrEx>
         <w:trPr>
-          <w:trHeight w:val="556" w:hRule="atLeast"/>
+          <w:trHeight w:val="556"/>
           <w:jc w:val="center"/>
         </w:trPr>
         <w:tc>
@@ -1665,7 +1645,7 @@
           </w:tcPr>
           <w:p>
             <w:pPr>
-              <w:pStyle w:val="27"/>
+              <w:pStyle w:val="TableText"/>
               <w:keepNext w:val="0"/>
               <w:keepLines w:val="0"/>
               <w:pageBreakBefore w:val="0"/>
@@ -1678,7 +1658,7 @@
               <w:bidi w:val="0"/>
               <w:adjustRightInd w:val="0"/>
               <w:snapToGrid w:val="0"/>
-              <w:ind w:left="0" w:leftChars="0" w:right="0" w:rightChars="0" w:firstLine="0" w:firstLineChars="0"/>
+              <w:ind w:left="0" w:right="0" w:firstLine="0" w:leftChars="0" w:rightChars="0" w:firstLineChars="0"/>
               <w:jc w:val="center"/>
               <w:textAlignment w:val="baseline"/>
             </w:pPr>
@@ -1690,7 +1670,7 @@
           </w:tcPr>
           <w:p>
             <w:pPr>
-              <w:pStyle w:val="27"/>
+              <w:pStyle w:val="TableText"/>
               <w:keepNext w:val="0"/>
               <w:keepLines w:val="0"/>
               <w:pageBreakBefore w:val="0"/>
@@ -1703,7 +1683,7 @@
               <w:bidi w:val="0"/>
               <w:adjustRightInd w:val="0"/>
               <w:snapToGrid w:val="0"/>
-              <w:ind w:left="0" w:leftChars="0" w:right="0" w:rightChars="0" w:firstLine="0" w:firstLineChars="0"/>
+              <w:ind w:left="0" w:right="0" w:firstLine="0" w:leftChars="0" w:rightChars="0" w:firstLineChars="0"/>
               <w:jc w:val="center"/>
               <w:textAlignment w:val="baseline"/>
             </w:pPr>
@@ -1715,7 +1695,7 @@
           </w:tcPr>
           <w:p>
             <w:pPr>
-              <w:pStyle w:val="27"/>
+              <w:pStyle w:val="TableText"/>
               <w:keepNext w:val="0"/>
               <w:keepLines w:val="0"/>
               <w:pageBreakBefore w:val="0"/>
@@ -1728,7 +1708,7 @@
               <w:bidi w:val="0"/>
               <w:adjustRightInd w:val="0"/>
               <w:snapToGrid w:val="0"/>
-              <w:ind w:left="0" w:leftChars="0" w:right="0" w:rightChars="0" w:firstLine="0" w:firstLineChars="0"/>
+              <w:ind w:left="0" w:right="0" w:firstLine="0" w:leftChars="0" w:rightChars="0" w:firstLineChars="0"/>
               <w:jc w:val="center"/>
               <w:textAlignment w:val="baseline"/>
             </w:pPr>
@@ -1740,7 +1720,7 @@
           </w:tcPr>
           <w:p>
             <w:pPr>
-              <w:pStyle w:val="27"/>
+              <w:pStyle w:val="TableText"/>
               <w:keepNext w:val="0"/>
               <w:keepLines w:val="0"/>
               <w:pageBreakBefore w:val="0"/>
@@ -1753,7 +1733,7 @@
               <w:bidi w:val="0"/>
               <w:adjustRightInd w:val="0"/>
               <w:snapToGrid w:val="0"/>
-              <w:ind w:left="0" w:leftChars="0" w:right="0" w:rightChars="0" w:firstLine="0" w:firstLineChars="0"/>
+              <w:ind w:left="0" w:right="0" w:firstLine="0" w:leftChars="0" w:rightChars="0" w:firstLineChars="0"/>
               <w:jc w:val="center"/>
               <w:textAlignment w:val="baseline"/>
             </w:pPr>
@@ -1765,7 +1745,7 @@
           </w:tcPr>
           <w:p>
             <w:pPr>
-              <w:pStyle w:val="27"/>
+              <w:pStyle w:val="TableText"/>
               <w:keepNext w:val="0"/>
               <w:keepLines w:val="0"/>
               <w:pageBreakBefore w:val="0"/>
@@ -1778,7 +1758,7 @@
               <w:bidi w:val="0"/>
               <w:adjustRightInd w:val="0"/>
               <w:snapToGrid w:val="0"/>
-              <w:ind w:left="0" w:leftChars="0" w:right="0" w:rightChars="0" w:firstLine="0" w:firstLineChars="0"/>
+              <w:ind w:left="0" w:right="0" w:firstLine="0" w:leftChars="0" w:rightChars="0" w:firstLineChars="0"/>
               <w:jc w:val="center"/>
               <w:textAlignment w:val="baseline"/>
             </w:pPr>
@@ -1790,7 +1770,7 @@
           </w:tcPr>
           <w:p>
             <w:pPr>
-              <w:pStyle w:val="27"/>
+              <w:pStyle w:val="TableText"/>
               <w:keepNext w:val="0"/>
               <w:keepLines w:val="0"/>
               <w:pageBreakBefore w:val="0"/>
@@ -1803,7 +1783,7 @@
               <w:bidi w:val="0"/>
               <w:adjustRightInd w:val="0"/>
               <w:snapToGrid w:val="0"/>
-              <w:ind w:left="0" w:leftChars="0" w:right="0" w:rightChars="0" w:firstLine="0" w:firstLineChars="0"/>
+              <w:ind w:left="0" w:right="0" w:firstLine="0" w:leftChars="0" w:rightChars="0" w:firstLineChars="0"/>
               <w:jc w:val="center"/>
               <w:textAlignment w:val="baseline"/>
             </w:pPr>
@@ -1812,14 +1792,9 @@
       </w:tr>
       <w:tr>
         <w:tblPrEx>
-          <w:tblBorders>
-            <w:top w:val="single" w:color="000000" w:sz="2" w:space="0"/>
-            <w:left w:val="single" w:color="000000" w:sz="2" w:space="0"/>
-            <w:bottom w:val="single" w:color="000000" w:sz="2" w:space="0"/>
-            <w:right w:val="single" w:color="000000" w:sz="2" w:space="0"/>
-            <w:insideH w:val="single" w:color="000000" w:sz="2" w:space="0"/>
-            <w:insideV w:val="single" w:color="000000" w:sz="2" w:space="0"/>
-          </w:tblBorders>
+          <w:tblW w:w="8214" w:type="dxa"/>
+          <w:jc w:val="center"/>
+          <w:tblLayout w:type="fixed"/>
           <w:tblCellMar>
             <w:top w:w="0" w:type="dxa"/>
             <w:left w:w="0" w:type="dxa"/>
@@ -1828,7 +1803,7 @@
           </w:tblCellMar>
         </w:tblPrEx>
         <w:trPr>
-          <w:trHeight w:val="557" w:hRule="atLeast"/>
+          <w:trHeight w:val="557"/>
           <w:jc w:val="center"/>
         </w:trPr>
         <w:tc>
@@ -1837,7 +1812,7 @@
           </w:tcPr>
           <w:p>
             <w:pPr>
-              <w:pStyle w:val="27"/>
+              <w:pStyle w:val="TableText"/>
               <w:keepNext w:val="0"/>
               <w:keepLines w:val="0"/>
               <w:pageBreakBefore w:val="0"/>
@@ -1850,7 +1825,7 @@
               <w:bidi w:val="0"/>
               <w:adjustRightInd w:val="0"/>
               <w:snapToGrid w:val="0"/>
-              <w:ind w:left="0" w:leftChars="0" w:right="0" w:rightChars="0" w:firstLine="0" w:firstLineChars="0"/>
+              <w:ind w:left="0" w:right="0" w:firstLine="0" w:leftChars="0" w:rightChars="0" w:firstLineChars="0"/>
               <w:jc w:val="center"/>
               <w:textAlignment w:val="baseline"/>
             </w:pPr>
@@ -1862,7 +1837,7 @@
           </w:tcPr>
           <w:p>
             <w:pPr>
-              <w:pStyle w:val="27"/>
+              <w:pStyle w:val="TableText"/>
               <w:keepNext w:val="0"/>
               <w:keepLines w:val="0"/>
               <w:pageBreakBefore w:val="0"/>
@@ -1875,7 +1850,7 @@
               <w:bidi w:val="0"/>
               <w:adjustRightInd w:val="0"/>
               <w:snapToGrid w:val="0"/>
-              <w:ind w:left="0" w:leftChars="0" w:right="0" w:rightChars="0" w:firstLine="0" w:firstLineChars="0"/>
+              <w:ind w:left="0" w:right="0" w:firstLine="0" w:leftChars="0" w:rightChars="0" w:firstLineChars="0"/>
               <w:jc w:val="center"/>
               <w:textAlignment w:val="baseline"/>
             </w:pPr>
@@ -1887,7 +1862,7 @@
           </w:tcPr>
           <w:p>
             <w:pPr>
-              <w:pStyle w:val="27"/>
+              <w:pStyle w:val="TableText"/>
               <w:keepNext w:val="0"/>
               <w:keepLines w:val="0"/>
               <w:pageBreakBefore w:val="0"/>
@@ -1900,7 +1875,7 @@
               <w:bidi w:val="0"/>
               <w:adjustRightInd w:val="0"/>
               <w:snapToGrid w:val="0"/>
-              <w:ind w:left="0" w:leftChars="0" w:right="0" w:rightChars="0" w:firstLine="0" w:firstLineChars="0"/>
+              <w:ind w:left="0" w:right="0" w:firstLine="0" w:leftChars="0" w:rightChars="0" w:firstLineChars="0"/>
               <w:jc w:val="center"/>
               <w:textAlignment w:val="baseline"/>
             </w:pPr>
@@ -1912,7 +1887,7 @@
           </w:tcPr>
           <w:p>
             <w:pPr>
-              <w:pStyle w:val="27"/>
+              <w:pStyle w:val="TableText"/>
               <w:keepNext w:val="0"/>
               <w:keepLines w:val="0"/>
               <w:pageBreakBefore w:val="0"/>
@@ -1925,7 +1900,7 @@
               <w:bidi w:val="0"/>
               <w:adjustRightInd w:val="0"/>
               <w:snapToGrid w:val="0"/>
-              <w:ind w:left="0" w:leftChars="0" w:right="0" w:rightChars="0" w:firstLine="0" w:firstLineChars="0"/>
+              <w:ind w:left="0" w:right="0" w:firstLine="0" w:leftChars="0" w:rightChars="0" w:firstLineChars="0"/>
               <w:jc w:val="center"/>
               <w:textAlignment w:val="baseline"/>
             </w:pPr>
@@ -1937,7 +1912,7 @@
           </w:tcPr>
           <w:p>
             <w:pPr>
-              <w:pStyle w:val="27"/>
+              <w:pStyle w:val="TableText"/>
               <w:keepNext w:val="0"/>
               <w:keepLines w:val="0"/>
               <w:pageBreakBefore w:val="0"/>
@@ -1950,7 +1925,7 @@
               <w:bidi w:val="0"/>
               <w:adjustRightInd w:val="0"/>
               <w:snapToGrid w:val="0"/>
-              <w:ind w:left="0" w:leftChars="0" w:right="0" w:rightChars="0" w:firstLine="0" w:firstLineChars="0"/>
+              <w:ind w:left="0" w:right="0" w:firstLine="0" w:leftChars="0" w:rightChars="0" w:firstLineChars="0"/>
               <w:jc w:val="center"/>
               <w:textAlignment w:val="baseline"/>
             </w:pPr>
@@ -1962,7 +1937,7 @@
           </w:tcPr>
           <w:p>
             <w:pPr>
-              <w:pStyle w:val="27"/>
+              <w:pStyle w:val="TableText"/>
               <w:keepNext w:val="0"/>
               <w:keepLines w:val="0"/>
               <w:pageBreakBefore w:val="0"/>
@@ -1975,7 +1950,7 @@
               <w:bidi w:val="0"/>
               <w:adjustRightInd w:val="0"/>
               <w:snapToGrid w:val="0"/>
-              <w:ind w:left="0" w:leftChars="0" w:right="0" w:rightChars="0" w:firstLine="0" w:firstLineChars="0"/>
+              <w:ind w:left="0" w:right="0" w:firstLine="0" w:leftChars="0" w:rightChars="0" w:firstLineChars="0"/>
               <w:jc w:val="center"/>
               <w:textAlignment w:val="baseline"/>
             </w:pPr>
@@ -2007,7 +1982,7 @@
     <w:sdt>
       <w:sdtPr>
         <w:rPr>
-          <w:rFonts w:hint="eastAsia" w:ascii="宋体" w:hAnsi="宋体" w:eastAsia="宋体" w:cs="宋体"/>
+          <w:rFonts w:ascii="宋体" w:eastAsia="宋体" w:hAnsi="宋体" w:cs="宋体" w:hint="eastAsia"/>
           <w:snapToGrid w:val="0"/>
           <w:color w:val="000000"/>
           <w:kern w:val="0"/>
@@ -2023,7 +1998,7 @@
       </w:sdtPr>
       <w:sdtEndPr>
         <w:rPr>
-          <w:rFonts w:hint="eastAsia" w:ascii="宋体" w:hAnsi="宋体" w:eastAsia="宋体" w:cs="宋体"/>
+          <w:rFonts w:ascii="宋体" w:eastAsia="宋体" w:hAnsi="宋体" w:cs="宋体" w:hint="eastAsia"/>
           <w:snapToGrid w:val="0"/>
           <w:color w:val="000000"/>
           <w:kern w:val="0"/>
@@ -2049,18 +2024,18 @@
             <w:adjustRightInd w:val="0"/>
             <w:snapToGrid w:val="0"/>
             <w:spacing w:before="0" w:beforeLines="0" w:after="0" w:afterLines="0" w:line="312" w:lineRule="auto"/>
-            <w:ind w:left="0" w:leftChars="0" w:right="0" w:rightChars="0" w:firstLine="0" w:firstLineChars="0"/>
+            <w:ind w:left="0" w:right="0" w:firstLine="0" w:leftChars="0" w:rightChars="0" w:firstLineChars="0"/>
             <w:jc w:val="center"/>
             <w:textAlignment w:val="baseline"/>
             <w:rPr>
-              <w:rFonts w:hint="eastAsia" w:ascii="宋体" w:hAnsi="宋体" w:eastAsia="宋体" w:cs="宋体"/>
+              <w:rFonts w:ascii="宋体" w:eastAsia="宋体" w:hAnsi="宋体" w:cs="宋体" w:hint="eastAsia"/>
               <w:sz w:val="24"/>
               <w:szCs w:val="24"/>
             </w:rPr>
           </w:pPr>
           <w:r>
             <w:rPr>
-              <w:rFonts w:hint="eastAsia" w:ascii="宋体" w:hAnsi="宋体" w:eastAsia="宋体" w:cs="宋体"/>
+              <w:rFonts w:ascii="宋体" w:eastAsia="宋体" w:hAnsi="宋体" w:cs="宋体" w:hint="eastAsia"/>
               <w:sz w:val="24"/>
               <w:szCs w:val="24"/>
             </w:rPr>
@@ -2069,14 +2044,14 @@
         </w:p>
         <w:p>
           <w:pPr>
-            <w:pStyle w:val="16"/>
+            <w:pStyle w:val="TOC1"/>
             <w:tabs>
               <w:tab w:val="right" w:leader="dot" w:pos="8306"/>
             </w:tabs>
           </w:pPr>
           <w:r>
             <w:rPr>
-              <w:rFonts w:hint="eastAsia" w:ascii="宋体" w:hAnsi="宋体" w:eastAsia="宋体" w:cs="宋体"/>
+              <w:rFonts w:ascii="宋体" w:eastAsia="宋体" w:hAnsi="宋体" w:cs="宋体" w:hint="eastAsia"/>
               <w:sz w:val="24"/>
               <w:szCs w:val="24"/>
             </w:rPr>
@@ -2084,7 +2059,7 @@
           </w:r>
           <w:r>
             <w:rPr>
-              <w:rFonts w:hint="eastAsia" w:ascii="宋体" w:hAnsi="宋体" w:eastAsia="宋体" w:cs="宋体"/>
+              <w:rFonts w:ascii="宋体" w:eastAsia="宋体" w:hAnsi="宋体" w:cs="宋体" w:hint="eastAsia"/>
               <w:sz w:val="24"/>
               <w:szCs w:val="24"/>
             </w:rPr>
@@ -2092,7 +2067,7 @@
           </w:r>
           <w:r>
             <w:rPr>
-              <w:rFonts w:hint="eastAsia" w:ascii="宋体" w:hAnsi="宋体" w:eastAsia="宋体" w:cs="宋体"/>
+              <w:rFonts w:ascii="宋体" w:eastAsia="宋体" w:hAnsi="宋体" w:cs="宋体" w:hint="eastAsia"/>
               <w:sz w:val="24"/>
               <w:szCs w:val="24"/>
             </w:rPr>
@@ -2100,21 +2075,21 @@
           </w:r>
           <w:r>
             <w:rPr>
-              <w:rFonts w:hint="eastAsia" w:ascii="宋体" w:hAnsi="宋体" w:eastAsia="宋体" w:cs="宋体"/>
+              <w:rFonts w:ascii="宋体" w:eastAsia="宋体" w:hAnsi="宋体" w:cs="宋体" w:hint="eastAsia"/>
               <w:szCs w:val="24"/>
             </w:rPr>
             <w:fldChar w:fldCharType="begin"/>
           </w:r>
           <w:r>
             <w:rPr>
-              <w:rFonts w:hint="eastAsia" w:ascii="宋体" w:hAnsi="宋体" w:eastAsia="宋体" w:cs="宋体"/>
+              <w:rFonts w:ascii="宋体" w:eastAsia="宋体" w:hAnsi="宋体" w:cs="宋体" w:hint="eastAsia"/>
               <w:szCs w:val="24"/>
             </w:rPr>
             <w:instrText xml:space="preserve"> HYPERLINK \l _Toc23316 </w:instrText>
           </w:r>
           <w:r>
             <w:rPr>
-              <w:rFonts w:hint="eastAsia" w:ascii="宋体" w:hAnsi="宋体" w:eastAsia="宋体" w:cs="宋体"/>
+              <w:rFonts w:ascii="宋体" w:eastAsia="宋体" w:hAnsi="宋体" w:cs="宋体" w:hint="eastAsia"/>
               <w:szCs w:val="24"/>
             </w:rPr>
             <w:fldChar w:fldCharType="separate"/>
@@ -2146,7 +2121,7 @@
           </w:r>
           <w:r>
             <w:rPr>
-              <w:rFonts w:hint="eastAsia" w:ascii="宋体" w:hAnsi="宋体" w:eastAsia="宋体" w:cs="宋体"/>
+              <w:rFonts w:ascii="宋体" w:eastAsia="宋体" w:hAnsi="宋体" w:cs="宋体" w:hint="eastAsia"/>
               <w:szCs w:val="24"/>
             </w:rPr>
             <w:fldChar w:fldCharType="end"/>
@@ -2154,28 +2129,28 @@
         </w:p>
         <w:p>
           <w:pPr>
-            <w:pStyle w:val="16"/>
+            <w:pStyle w:val="TOC1"/>
             <w:tabs>
               <w:tab w:val="right" w:leader="dot" w:pos="8306"/>
             </w:tabs>
           </w:pPr>
           <w:r>
             <w:rPr>
-              <w:rFonts w:hint="eastAsia" w:ascii="宋体" w:hAnsi="宋体" w:eastAsia="宋体" w:cs="宋体"/>
+              <w:rFonts w:ascii="宋体" w:eastAsia="宋体" w:hAnsi="宋体" w:cs="宋体" w:hint="eastAsia"/>
               <w:szCs w:val="24"/>
             </w:rPr>
             <w:fldChar w:fldCharType="begin"/>
           </w:r>
           <w:r>
             <w:rPr>
-              <w:rFonts w:hint="eastAsia" w:ascii="宋体" w:hAnsi="宋体" w:eastAsia="宋体" w:cs="宋体"/>
+              <w:rFonts w:ascii="宋体" w:eastAsia="宋体" w:hAnsi="宋体" w:cs="宋体" w:hint="eastAsia"/>
               <w:szCs w:val="24"/>
             </w:rPr>
             <w:instrText xml:space="preserve"> HYPERLINK \l _Toc16717 </w:instrText>
           </w:r>
           <w:r>
             <w:rPr>
-              <w:rFonts w:hint="eastAsia" w:ascii="宋体" w:hAnsi="宋体" w:eastAsia="宋体" w:cs="宋体"/>
+              <w:rFonts w:ascii="宋体" w:eastAsia="宋体" w:hAnsi="宋体" w:cs="宋体" w:hint="eastAsia"/>
               <w:szCs w:val="24"/>
             </w:rPr>
             <w:fldChar w:fldCharType="separate"/>
@@ -2207,7 +2182,7 @@
           </w:r>
           <w:r>
             <w:rPr>
-              <w:rFonts w:hint="eastAsia" w:ascii="宋体" w:hAnsi="宋体" w:eastAsia="宋体" w:cs="宋体"/>
+              <w:rFonts w:ascii="宋体" w:eastAsia="宋体" w:hAnsi="宋体" w:cs="宋体" w:hint="eastAsia"/>
               <w:szCs w:val="24"/>
             </w:rPr>
             <w:fldChar w:fldCharType="end"/>
@@ -2215,28 +2190,28 @@
         </w:p>
         <w:p>
           <w:pPr>
-            <w:pStyle w:val="16"/>
+            <w:pStyle w:val="TOC1"/>
             <w:tabs>
               <w:tab w:val="right" w:leader="dot" w:pos="8306"/>
             </w:tabs>
           </w:pPr>
           <w:r>
             <w:rPr>
-              <w:rFonts w:hint="eastAsia" w:ascii="宋体" w:hAnsi="宋体" w:eastAsia="宋体" w:cs="宋体"/>
+              <w:rFonts w:ascii="宋体" w:eastAsia="宋体" w:hAnsi="宋体" w:cs="宋体" w:hint="eastAsia"/>
               <w:szCs w:val="24"/>
             </w:rPr>
             <w:fldChar w:fldCharType="begin"/>
           </w:r>
           <w:r>
             <w:rPr>
-              <w:rFonts w:hint="eastAsia" w:ascii="宋体" w:hAnsi="宋体" w:eastAsia="宋体" w:cs="宋体"/>
+              <w:rFonts w:ascii="宋体" w:eastAsia="宋体" w:hAnsi="宋体" w:cs="宋体" w:hint="eastAsia"/>
               <w:szCs w:val="24"/>
             </w:rPr>
             <w:instrText xml:space="preserve"> HYPERLINK \l _Toc13552 </w:instrText>
           </w:r>
           <w:r>
             <w:rPr>
-              <w:rFonts w:hint="eastAsia" w:ascii="宋体" w:hAnsi="宋体" w:eastAsia="宋体" w:cs="宋体"/>
+              <w:rFonts w:ascii="宋体" w:eastAsia="宋体" w:hAnsi="宋体" w:cs="宋体" w:hint="eastAsia"/>
               <w:szCs w:val="24"/>
             </w:rPr>
             <w:fldChar w:fldCharType="separate"/>
@@ -2268,7 +2243,7 @@
           </w:r>
           <w:r>
             <w:rPr>
-              <w:rFonts w:hint="eastAsia" w:ascii="宋体" w:hAnsi="宋体" w:eastAsia="宋体" w:cs="宋体"/>
+              <w:rFonts w:ascii="宋体" w:eastAsia="宋体" w:hAnsi="宋体" w:cs="宋体" w:hint="eastAsia"/>
               <w:szCs w:val="24"/>
             </w:rPr>
             <w:fldChar w:fldCharType="end"/>
@@ -2276,28 +2251,28 @@
         </w:p>
         <w:p>
           <w:pPr>
-            <w:pStyle w:val="16"/>
+            <w:pStyle w:val="TOC1"/>
             <w:tabs>
               <w:tab w:val="right" w:leader="dot" w:pos="8306"/>
             </w:tabs>
           </w:pPr>
           <w:r>
             <w:rPr>
-              <w:rFonts w:hint="eastAsia" w:ascii="宋体" w:hAnsi="宋体" w:eastAsia="宋体" w:cs="宋体"/>
+              <w:rFonts w:ascii="宋体" w:eastAsia="宋体" w:hAnsi="宋体" w:cs="宋体" w:hint="eastAsia"/>
               <w:szCs w:val="24"/>
             </w:rPr>
             <w:fldChar w:fldCharType="begin"/>
           </w:r>
           <w:r>
             <w:rPr>
-              <w:rFonts w:hint="eastAsia" w:ascii="宋体" w:hAnsi="宋体" w:eastAsia="宋体" w:cs="宋体"/>
+              <w:rFonts w:ascii="宋体" w:eastAsia="宋体" w:hAnsi="宋体" w:cs="宋体" w:hint="eastAsia"/>
               <w:szCs w:val="24"/>
             </w:rPr>
             <w:instrText xml:space="preserve"> HYPERLINK \l _Toc19341 </w:instrText>
           </w:r>
           <w:r>
             <w:rPr>
-              <w:rFonts w:hint="eastAsia" w:ascii="宋体" w:hAnsi="宋体" w:eastAsia="宋体" w:cs="宋体"/>
+              <w:rFonts w:ascii="宋体" w:eastAsia="宋体" w:hAnsi="宋体" w:cs="宋体" w:hint="eastAsia"/>
               <w:szCs w:val="24"/>
             </w:rPr>
             <w:fldChar w:fldCharType="separate"/>
@@ -2329,7 +2304,7 @@
           </w:r>
           <w:r>
             <w:rPr>
-              <w:rFonts w:hint="eastAsia" w:ascii="宋体" w:hAnsi="宋体" w:eastAsia="宋体" w:cs="宋体"/>
+              <w:rFonts w:ascii="宋体" w:eastAsia="宋体" w:hAnsi="宋体" w:cs="宋体" w:hint="eastAsia"/>
               <w:szCs w:val="24"/>
             </w:rPr>
             <w:fldChar w:fldCharType="end"/>
@@ -2337,28 +2312,28 @@
         </w:p>
         <w:p>
           <w:pPr>
-            <w:pStyle w:val="17"/>
+            <w:pStyle w:val="TOC2"/>
             <w:tabs>
               <w:tab w:val="right" w:leader="dot" w:pos="8306"/>
             </w:tabs>
           </w:pPr>
           <w:r>
             <w:rPr>
-              <w:rFonts w:hint="eastAsia" w:ascii="宋体" w:hAnsi="宋体" w:eastAsia="宋体" w:cs="宋体"/>
+              <w:rFonts w:ascii="宋体" w:eastAsia="宋体" w:hAnsi="宋体" w:cs="宋体" w:hint="eastAsia"/>
               <w:szCs w:val="24"/>
             </w:rPr>
             <w:fldChar w:fldCharType="begin"/>
           </w:r>
           <w:r>
             <w:rPr>
-              <w:rFonts w:hint="eastAsia" w:ascii="宋体" w:hAnsi="宋体" w:eastAsia="宋体" w:cs="宋体"/>
+              <w:rFonts w:ascii="宋体" w:eastAsia="宋体" w:hAnsi="宋体" w:cs="宋体" w:hint="eastAsia"/>
               <w:szCs w:val="24"/>
             </w:rPr>
             <w:instrText xml:space="preserve"> HYPERLINK \l _Toc17881 </w:instrText>
           </w:r>
           <w:r>
             <w:rPr>
-              <w:rFonts w:hint="eastAsia" w:ascii="宋体" w:hAnsi="宋体" w:eastAsia="宋体" w:cs="宋体"/>
+              <w:rFonts w:ascii="宋体" w:eastAsia="宋体" w:hAnsi="宋体" w:cs="宋体" w:hint="eastAsia"/>
               <w:szCs w:val="24"/>
             </w:rPr>
             <w:fldChar w:fldCharType="separate"/>
@@ -2390,7 +2365,7 @@
           </w:r>
           <w:r>
             <w:rPr>
-              <w:rFonts w:hint="eastAsia" w:ascii="宋体" w:hAnsi="宋体" w:eastAsia="宋体" w:cs="宋体"/>
+              <w:rFonts w:ascii="宋体" w:eastAsia="宋体" w:hAnsi="宋体" w:cs="宋体" w:hint="eastAsia"/>
               <w:szCs w:val="24"/>
             </w:rPr>
             <w:fldChar w:fldCharType="end"/>
@@ -2398,28 +2373,28 @@
         </w:p>
         <w:p>
           <w:pPr>
-            <w:pStyle w:val="17"/>
+            <w:pStyle w:val="TOC2"/>
             <w:tabs>
               <w:tab w:val="right" w:leader="dot" w:pos="8306"/>
             </w:tabs>
           </w:pPr>
           <w:r>
             <w:rPr>
-              <w:rFonts w:hint="eastAsia" w:ascii="宋体" w:hAnsi="宋体" w:eastAsia="宋体" w:cs="宋体"/>
+              <w:rFonts w:ascii="宋体" w:eastAsia="宋体" w:hAnsi="宋体" w:cs="宋体" w:hint="eastAsia"/>
               <w:szCs w:val="24"/>
             </w:rPr>
             <w:fldChar w:fldCharType="begin"/>
           </w:r>
           <w:r>
             <w:rPr>
-              <w:rFonts w:hint="eastAsia" w:ascii="宋体" w:hAnsi="宋体" w:eastAsia="宋体" w:cs="宋体"/>
+              <w:rFonts w:ascii="宋体" w:eastAsia="宋体" w:hAnsi="宋体" w:cs="宋体" w:hint="eastAsia"/>
               <w:szCs w:val="24"/>
             </w:rPr>
             <w:instrText xml:space="preserve"> HYPERLINK \l _Toc9344 </w:instrText>
           </w:r>
           <w:r>
             <w:rPr>
-              <w:rFonts w:hint="eastAsia" w:ascii="宋体" w:hAnsi="宋体" w:eastAsia="宋体" w:cs="宋体"/>
+              <w:rFonts w:ascii="宋体" w:eastAsia="宋体" w:hAnsi="宋体" w:cs="宋体" w:hint="eastAsia"/>
               <w:szCs w:val="24"/>
             </w:rPr>
             <w:fldChar w:fldCharType="separate"/>
@@ -2451,7 +2426,7 @@
           </w:r>
           <w:r>
             <w:rPr>
-              <w:rFonts w:hint="eastAsia" w:ascii="宋体" w:hAnsi="宋体" w:eastAsia="宋体" w:cs="宋体"/>
+              <w:rFonts w:ascii="宋体" w:eastAsia="宋体" w:hAnsi="宋体" w:cs="宋体" w:hint="eastAsia"/>
               <w:szCs w:val="24"/>
             </w:rPr>
             <w:fldChar w:fldCharType="end"/>
@@ -2459,28 +2434,28 @@
         </w:p>
         <w:p>
           <w:pPr>
-            <w:pStyle w:val="16"/>
+            <w:pStyle w:val="TOC1"/>
             <w:tabs>
               <w:tab w:val="right" w:leader="dot" w:pos="8306"/>
             </w:tabs>
           </w:pPr>
           <w:r>
             <w:rPr>
-              <w:rFonts w:hint="eastAsia" w:ascii="宋体" w:hAnsi="宋体" w:eastAsia="宋体" w:cs="宋体"/>
+              <w:rFonts w:ascii="宋体" w:eastAsia="宋体" w:hAnsi="宋体" w:cs="宋体" w:hint="eastAsia"/>
               <w:szCs w:val="24"/>
             </w:rPr>
             <w:fldChar w:fldCharType="begin"/>
           </w:r>
           <w:r>
             <w:rPr>
-              <w:rFonts w:hint="eastAsia" w:ascii="宋体" w:hAnsi="宋体" w:eastAsia="宋体" w:cs="宋体"/>
+              <w:rFonts w:ascii="宋体" w:eastAsia="宋体" w:hAnsi="宋体" w:cs="宋体" w:hint="eastAsia"/>
               <w:szCs w:val="24"/>
             </w:rPr>
             <w:instrText xml:space="preserve"> HYPERLINK \l _Toc18455 </w:instrText>
           </w:r>
           <w:r>
             <w:rPr>
-              <w:rFonts w:hint="eastAsia" w:ascii="宋体" w:hAnsi="宋体" w:eastAsia="宋体" w:cs="宋体"/>
+              <w:rFonts w:ascii="宋体" w:eastAsia="宋体" w:hAnsi="宋体" w:cs="宋体" w:hint="eastAsia"/>
               <w:szCs w:val="24"/>
             </w:rPr>
             <w:fldChar w:fldCharType="separate"/>
@@ -2512,7 +2487,7 @@
           </w:r>
           <w:r>
             <w:rPr>
-              <w:rFonts w:hint="eastAsia" w:ascii="宋体" w:hAnsi="宋体" w:eastAsia="宋体" w:cs="宋体"/>
+              <w:rFonts w:ascii="宋体" w:eastAsia="宋体" w:hAnsi="宋体" w:cs="宋体" w:hint="eastAsia"/>
               <w:szCs w:val="24"/>
             </w:rPr>
             <w:fldChar w:fldCharType="end"/>
@@ -2520,28 +2495,28 @@
         </w:p>
         <w:p>
           <w:pPr>
-            <w:pStyle w:val="16"/>
+            <w:pStyle w:val="TOC1"/>
             <w:tabs>
               <w:tab w:val="right" w:leader="dot" w:pos="8306"/>
             </w:tabs>
           </w:pPr>
           <w:r>
             <w:rPr>
-              <w:rFonts w:hint="eastAsia" w:ascii="宋体" w:hAnsi="宋体" w:eastAsia="宋体" w:cs="宋体"/>
+              <w:rFonts w:ascii="宋体" w:eastAsia="宋体" w:hAnsi="宋体" w:cs="宋体" w:hint="eastAsia"/>
               <w:szCs w:val="24"/>
             </w:rPr>
             <w:fldChar w:fldCharType="begin"/>
           </w:r>
           <w:r>
             <w:rPr>
-              <w:rFonts w:hint="eastAsia" w:ascii="宋体" w:hAnsi="宋体" w:eastAsia="宋体" w:cs="宋体"/>
+              <w:rFonts w:ascii="宋体" w:eastAsia="宋体" w:hAnsi="宋体" w:cs="宋体" w:hint="eastAsia"/>
               <w:szCs w:val="24"/>
             </w:rPr>
             <w:instrText xml:space="preserve"> HYPERLINK \l _Toc26145 </w:instrText>
           </w:r>
           <w:r>
             <w:rPr>
-              <w:rFonts w:hint="eastAsia" w:ascii="宋体" w:hAnsi="宋体" w:eastAsia="宋体" w:cs="宋体"/>
+              <w:rFonts w:ascii="宋体" w:eastAsia="宋体" w:hAnsi="宋体" w:cs="宋体" w:hint="eastAsia"/>
               <w:szCs w:val="24"/>
             </w:rPr>
             <w:fldChar w:fldCharType="separate"/>
@@ -2573,7 +2548,7 @@
           </w:r>
           <w:r>
             <w:rPr>
-              <w:rFonts w:hint="eastAsia" w:ascii="宋体" w:hAnsi="宋体" w:eastAsia="宋体" w:cs="宋体"/>
+              <w:rFonts w:ascii="宋体" w:eastAsia="宋体" w:hAnsi="宋体" w:cs="宋体" w:hint="eastAsia"/>
               <w:szCs w:val="24"/>
             </w:rPr>
             <w:fldChar w:fldCharType="end"/>
@@ -2581,28 +2556,28 @@
         </w:p>
         <w:p>
           <w:pPr>
-            <w:pStyle w:val="16"/>
+            <w:pStyle w:val="TOC1"/>
             <w:tabs>
               <w:tab w:val="right" w:leader="dot" w:pos="8306"/>
             </w:tabs>
           </w:pPr>
           <w:r>
             <w:rPr>
-              <w:rFonts w:hint="eastAsia" w:ascii="宋体" w:hAnsi="宋体" w:eastAsia="宋体" w:cs="宋体"/>
+              <w:rFonts w:ascii="宋体" w:eastAsia="宋体" w:hAnsi="宋体" w:cs="宋体" w:hint="eastAsia"/>
               <w:szCs w:val="24"/>
             </w:rPr>
             <w:fldChar w:fldCharType="begin"/>
           </w:r>
           <w:r>
             <w:rPr>
-              <w:rFonts w:hint="eastAsia" w:ascii="宋体" w:hAnsi="宋体" w:eastAsia="宋体" w:cs="宋体"/>
+              <w:rFonts w:ascii="宋体" w:eastAsia="宋体" w:hAnsi="宋体" w:cs="宋体" w:hint="eastAsia"/>
               <w:szCs w:val="24"/>
             </w:rPr>
             <w:instrText xml:space="preserve"> HYPERLINK \l _Toc23365 </w:instrText>
           </w:r>
           <w:r>
             <w:rPr>
-              <w:rFonts w:hint="eastAsia" w:ascii="宋体" w:hAnsi="宋体" w:eastAsia="宋体" w:cs="宋体"/>
+              <w:rFonts w:ascii="宋体" w:eastAsia="宋体" w:hAnsi="宋体" w:cs="宋体" w:hint="eastAsia"/>
               <w:szCs w:val="24"/>
             </w:rPr>
             <w:fldChar w:fldCharType="separate"/>
@@ -2634,7 +2609,7 @@
           </w:r>
           <w:r>
             <w:rPr>
-              <w:rFonts w:hint="eastAsia" w:ascii="宋体" w:hAnsi="宋体" w:eastAsia="宋体" w:cs="宋体"/>
+              <w:rFonts w:ascii="宋体" w:eastAsia="宋体" w:hAnsi="宋体" w:cs="宋体" w:hint="eastAsia"/>
               <w:szCs w:val="24"/>
             </w:rPr>
             <w:fldChar w:fldCharType="end"/>
@@ -2642,28 +2617,28 @@
         </w:p>
         <w:p>
           <w:pPr>
-            <w:pStyle w:val="17"/>
+            <w:pStyle w:val="TOC2"/>
             <w:tabs>
               <w:tab w:val="right" w:leader="dot" w:pos="8306"/>
             </w:tabs>
           </w:pPr>
           <w:r>
             <w:rPr>
-              <w:rFonts w:hint="eastAsia" w:ascii="宋体" w:hAnsi="宋体" w:eastAsia="宋体" w:cs="宋体"/>
+              <w:rFonts w:ascii="宋体" w:eastAsia="宋体" w:hAnsi="宋体" w:cs="宋体" w:hint="eastAsia"/>
               <w:szCs w:val="24"/>
             </w:rPr>
             <w:fldChar w:fldCharType="begin"/>
           </w:r>
           <w:r>
             <w:rPr>
-              <w:rFonts w:hint="eastAsia" w:ascii="宋体" w:hAnsi="宋体" w:eastAsia="宋体" w:cs="宋体"/>
+              <w:rFonts w:ascii="宋体" w:eastAsia="宋体" w:hAnsi="宋体" w:cs="宋体" w:hint="eastAsia"/>
               <w:szCs w:val="24"/>
             </w:rPr>
             <w:instrText xml:space="preserve"> HYPERLINK \l _Toc4349 </w:instrText>
           </w:r>
           <w:r>
             <w:rPr>
-              <w:rFonts w:hint="eastAsia" w:ascii="宋体" w:hAnsi="宋体" w:eastAsia="宋体" w:cs="宋体"/>
+              <w:rFonts w:ascii="宋体" w:eastAsia="宋体" w:hAnsi="宋体" w:cs="宋体" w:hint="eastAsia"/>
               <w:szCs w:val="24"/>
             </w:rPr>
             <w:fldChar w:fldCharType="separate"/>
@@ -2695,7 +2670,7 @@
           </w:r>
           <w:r>
             <w:rPr>
-              <w:rFonts w:hint="eastAsia" w:ascii="宋体" w:hAnsi="宋体" w:eastAsia="宋体" w:cs="宋体"/>
+              <w:rFonts w:ascii="宋体" w:eastAsia="宋体" w:hAnsi="宋体" w:cs="宋体" w:hint="eastAsia"/>
               <w:szCs w:val="24"/>
             </w:rPr>
             <w:fldChar w:fldCharType="end"/>
@@ -2703,28 +2678,28 @@
         </w:p>
         <w:p>
           <w:pPr>
-            <w:pStyle w:val="17"/>
+            <w:pStyle w:val="TOC2"/>
             <w:tabs>
               <w:tab w:val="right" w:leader="dot" w:pos="8306"/>
             </w:tabs>
           </w:pPr>
           <w:r>
             <w:rPr>
-              <w:rFonts w:hint="eastAsia" w:ascii="宋体" w:hAnsi="宋体" w:eastAsia="宋体" w:cs="宋体"/>
+              <w:rFonts w:ascii="宋体" w:eastAsia="宋体" w:hAnsi="宋体" w:cs="宋体" w:hint="eastAsia"/>
               <w:szCs w:val="24"/>
             </w:rPr>
             <w:fldChar w:fldCharType="begin"/>
           </w:r>
           <w:r>
             <w:rPr>
-              <w:rFonts w:hint="eastAsia" w:ascii="宋体" w:hAnsi="宋体" w:eastAsia="宋体" w:cs="宋体"/>
+              <w:rFonts w:ascii="宋体" w:eastAsia="宋体" w:hAnsi="宋体" w:cs="宋体" w:hint="eastAsia"/>
               <w:szCs w:val="24"/>
             </w:rPr>
             <w:instrText xml:space="preserve"> HYPERLINK \l _Toc26521 </w:instrText>
           </w:r>
           <w:r>
             <w:rPr>
-              <w:rFonts w:hint="eastAsia" w:ascii="宋体" w:hAnsi="宋体" w:eastAsia="宋体" w:cs="宋体"/>
+              <w:rFonts w:ascii="宋体" w:eastAsia="宋体" w:hAnsi="宋体" w:cs="宋体" w:hint="eastAsia"/>
               <w:szCs w:val="24"/>
             </w:rPr>
             <w:fldChar w:fldCharType="separate"/>
@@ -2756,7 +2731,7 @@
           </w:r>
           <w:r>
             <w:rPr>
-              <w:rFonts w:hint="eastAsia" w:ascii="宋体" w:hAnsi="宋体" w:eastAsia="宋体" w:cs="宋体"/>
+              <w:rFonts w:ascii="宋体" w:eastAsia="宋体" w:hAnsi="宋体" w:cs="宋体" w:hint="eastAsia"/>
               <w:szCs w:val="24"/>
             </w:rPr>
             <w:fldChar w:fldCharType="end"/>
@@ -2764,28 +2739,28 @@
         </w:p>
         <w:p>
           <w:pPr>
-            <w:pStyle w:val="16"/>
+            <w:pStyle w:val="TOC1"/>
             <w:tabs>
               <w:tab w:val="right" w:leader="dot" w:pos="8306"/>
             </w:tabs>
           </w:pPr>
           <w:r>
             <w:rPr>
-              <w:rFonts w:hint="eastAsia" w:ascii="宋体" w:hAnsi="宋体" w:eastAsia="宋体" w:cs="宋体"/>
+              <w:rFonts w:ascii="宋体" w:eastAsia="宋体" w:hAnsi="宋体" w:cs="宋体" w:hint="eastAsia"/>
               <w:szCs w:val="24"/>
             </w:rPr>
             <w:fldChar w:fldCharType="begin"/>
           </w:r>
           <w:r>
             <w:rPr>
-              <w:rFonts w:hint="eastAsia" w:ascii="宋体" w:hAnsi="宋体" w:eastAsia="宋体" w:cs="宋体"/>
+              <w:rFonts w:ascii="宋体" w:eastAsia="宋体" w:hAnsi="宋体" w:cs="宋体" w:hint="eastAsia"/>
               <w:szCs w:val="24"/>
             </w:rPr>
             <w:instrText xml:space="preserve"> HYPERLINK \l _Toc5866 </w:instrText>
           </w:r>
           <w:r>
             <w:rPr>
-              <w:rFonts w:hint="eastAsia" w:ascii="宋体" w:hAnsi="宋体" w:eastAsia="宋体" w:cs="宋体"/>
+              <w:rFonts w:ascii="宋体" w:eastAsia="宋体" w:hAnsi="宋体" w:cs="宋体" w:hint="eastAsia"/>
               <w:szCs w:val="24"/>
             </w:rPr>
             <w:fldChar w:fldCharType="separate"/>
@@ -2817,7 +2792,7 @@
           </w:r>
           <w:r>
             <w:rPr>
-              <w:rFonts w:hint="eastAsia" w:ascii="宋体" w:hAnsi="宋体" w:eastAsia="宋体" w:cs="宋体"/>
+              <w:rFonts w:ascii="宋体" w:eastAsia="宋体" w:hAnsi="宋体" w:cs="宋体" w:hint="eastAsia"/>
               <w:szCs w:val="24"/>
             </w:rPr>
             <w:fldChar w:fldCharType="end"/>
@@ -2825,28 +2800,28 @@
         </w:p>
         <w:p>
           <w:pPr>
-            <w:pStyle w:val="16"/>
+            <w:pStyle w:val="TOC1"/>
             <w:tabs>
               <w:tab w:val="right" w:leader="dot" w:pos="8306"/>
             </w:tabs>
           </w:pPr>
           <w:r>
             <w:rPr>
-              <w:rFonts w:hint="eastAsia" w:ascii="宋体" w:hAnsi="宋体" w:eastAsia="宋体" w:cs="宋体"/>
+              <w:rFonts w:ascii="宋体" w:eastAsia="宋体" w:hAnsi="宋体" w:cs="宋体" w:hint="eastAsia"/>
               <w:szCs w:val="24"/>
             </w:rPr>
             <w:fldChar w:fldCharType="begin"/>
           </w:r>
           <w:r>
             <w:rPr>
-              <w:rFonts w:hint="eastAsia" w:ascii="宋体" w:hAnsi="宋体" w:eastAsia="宋体" w:cs="宋体"/>
+              <w:rFonts w:ascii="宋体" w:eastAsia="宋体" w:hAnsi="宋体" w:cs="宋体" w:hint="eastAsia"/>
               <w:szCs w:val="24"/>
             </w:rPr>
             <w:instrText xml:space="preserve"> HYPERLINK \l _Toc24634 </w:instrText>
           </w:r>
           <w:r>
             <w:rPr>
-              <w:rFonts w:hint="eastAsia" w:ascii="宋体" w:hAnsi="宋体" w:eastAsia="宋体" w:cs="宋体"/>
+              <w:rFonts w:ascii="宋体" w:eastAsia="宋体" w:hAnsi="宋体" w:cs="宋体" w:hint="eastAsia"/>
               <w:szCs w:val="24"/>
             </w:rPr>
             <w:fldChar w:fldCharType="separate"/>
@@ -2878,7 +2853,7 @@
           </w:r>
           <w:r>
             <w:rPr>
-              <w:rFonts w:hint="eastAsia" w:ascii="宋体" w:hAnsi="宋体" w:eastAsia="宋体" w:cs="宋体"/>
+              <w:rFonts w:ascii="宋体" w:eastAsia="宋体" w:hAnsi="宋体" w:cs="宋体" w:hint="eastAsia"/>
               <w:szCs w:val="24"/>
             </w:rPr>
             <w:fldChar w:fldCharType="end"/>
@@ -2902,7 +2877,7 @@
             <w:spacing w:line="312" w:lineRule="auto"/>
             <w:textAlignment w:val="baseline"/>
             <w:rPr>
-              <w:rFonts w:hint="eastAsia" w:ascii="宋体" w:hAnsi="宋体" w:eastAsia="宋体" w:cs="宋体"/>
+              <w:rFonts w:ascii="宋体" w:eastAsia="宋体" w:hAnsi="宋体" w:cs="宋体" w:hint="eastAsia"/>
               <w:snapToGrid w:val="0"/>
               <w:color w:val="000000"/>
               <w:kern w:val="0"/>
@@ -2913,7 +2888,7 @@
           </w:pPr>
           <w:r>
             <w:rPr>
-              <w:rFonts w:hint="eastAsia" w:ascii="宋体" w:hAnsi="宋体" w:eastAsia="宋体" w:cs="宋体"/>
+              <w:rFonts w:ascii="宋体" w:eastAsia="宋体" w:hAnsi="宋体" w:cs="宋体" w:hint="eastAsia"/>
               <w:szCs w:val="24"/>
             </w:rPr>
             <w:fldChar w:fldCharType="end"/>
@@ -2938,7 +2913,7 @@
         <w:snapToGrid w:val="0"/>
         <w:textAlignment w:val="baseline"/>
         <w:rPr>
-          <w:rFonts w:ascii="Arial" w:hAnsi="Arial" w:eastAsia="Arial" w:cs="Arial"/>
+          <w:rFonts w:ascii="Arial" w:eastAsia="Arial" w:hAnsi="Arial" w:cs="Arial"/>
           <w:snapToGrid w:val="0"/>
           <w:color w:val="000000"/>
           <w:kern w:val="0"/>
@@ -2949,7 +2924,7 @@
       </w:pPr>
       <w:r>
         <w:rPr>
-          <w:rFonts w:ascii="Arial" w:hAnsi="Arial" w:eastAsia="Arial" w:cs="Arial"/>
+          <w:rFonts w:ascii="Arial" w:eastAsia="Arial" w:hAnsi="Arial" w:cs="Arial"/>
           <w:snapToGrid w:val="0"/>
           <w:color w:val="000000"/>
           <w:kern w:val="0"/>
@@ -2962,14 +2937,14 @@
     </w:p>
     <w:p>
       <w:pPr>
-        <w:pStyle w:val="28"/>
+        <w:pStyle w:val="1"/>
         <w:bidi w:val="0"/>
         <w:rPr>
           <w:rFonts w:hint="default"/>
           <w:lang w:val="en-US" w:eastAsia="zh-CN"/>
         </w:rPr>
       </w:pPr>
-      <w:bookmarkStart w:id="2" w:name="_Toc13552"/>
+      <w:bookmarkStart w:id="3" w:name="_Toc13552"/>
       <w:r>
         <w:rPr>
           <w:rFonts w:hint="default"/>
@@ -2977,11 +2952,11 @@
         </w:rPr>
         <w:t>摘要</w:t>
       </w:r>
-      <w:bookmarkEnd w:id="2"/>
+      <w:bookmarkEnd w:id="3"/>
     </w:p>
     <w:p>
       <w:pPr>
-        <w:pStyle w:val="29"/>
+        <w:pStyle w:val="a1"/>
         <w:keepNext w:val="0"/>
         <w:keepLines w:val="0"/>
         <w:pageBreakBefore w:val="0"/>
@@ -3011,7 +2986,7 @@
     </w:p>
     <w:p>
       <w:pPr>
-        <w:pStyle w:val="28"/>
+        <w:pStyle w:val="1"/>
         <w:bidi w:val="0"/>
         <w:rPr>
           <w:rFonts w:hint="default"/>
@@ -3025,38 +3000,38 @@
         </w:rPr>
         <w:t xml:space="preserve"> </w:t>
       </w:r>
-      <w:bookmarkStart w:id="3" w:name="_Toc19341"/>
+      <w:bookmarkStart w:id="4" w:name="_Toc19341"/>
       <w:r>
         <w:rPr>
           <w:rFonts w:hint="default"/>
           <w:lang w:val="en-US" w:eastAsia="zh-CN"/>
         </w:rPr>
         <w:t>项目背景与目标</w:t>
-      </w:r>
-      <w:bookmarkEnd w:id="3"/>
-    </w:p>
-    <w:p>
-      <w:pPr>
-        <w:pStyle w:val="30"/>
-        <w:bidi w:val="0"/>
-        <w:rPr>
-          <w:rFonts w:hint="default"/>
-          <w:lang w:val="en-US" w:eastAsia="zh-CN"/>
-        </w:rPr>
-      </w:pPr>
-      <w:bookmarkStart w:id="4" w:name="_Toc17881"/>
-      <w:r>
-        <w:rPr>
-          <w:rFonts w:hint="default"/>
-          <w:lang w:val="en-US" w:eastAsia="zh-CN"/>
-        </w:rPr>
-        <w:t>背景</w:t>
       </w:r>
       <w:bookmarkEnd w:id="4"/>
     </w:p>
     <w:p>
       <w:pPr>
-        <w:pStyle w:val="29"/>
+        <w:pStyle w:val="2"/>
+        <w:bidi w:val="0"/>
+        <w:rPr>
+          <w:rFonts w:hint="default"/>
+          <w:lang w:val="en-US" w:eastAsia="zh-CN"/>
+        </w:rPr>
+      </w:pPr>
+      <w:bookmarkStart w:id="5" w:name="_Toc17881"/>
+      <w:r>
+        <w:rPr>
+          <w:rFonts w:hint="default"/>
+          <w:lang w:val="en-US" w:eastAsia="zh-CN"/>
+        </w:rPr>
+        <w:t>背景</w:t>
+      </w:r>
+      <w:bookmarkEnd w:id="5"/>
+    </w:p>
+    <w:p>
+      <w:pPr>
+        <w:pStyle w:val="a1"/>
         <w:keepNext w:val="0"/>
         <w:keepLines w:val="0"/>
         <w:pageBreakBefore w:val="0"/>
@@ -3086,7 +3061,7 @@
     </w:p>
     <w:p>
       <w:pPr>
-        <w:pStyle w:val="29"/>
+        <w:pStyle w:val="a1"/>
         <w:keepNext w:val="0"/>
         <w:keepLines w:val="0"/>
         <w:pageBreakBefore w:val="0"/>
@@ -3116,7 +3091,7 @@
     </w:p>
     <w:p>
       <w:pPr>
-        <w:pStyle w:val="29"/>
+        <w:pStyle w:val="a1"/>
         <w:keepNext w:val="0"/>
         <w:keepLines w:val="0"/>
         <w:pageBreakBefore w:val="0"/>
@@ -3146,7 +3121,7 @@
     </w:p>
     <w:p>
       <w:pPr>
-        <w:pStyle w:val="29"/>
+        <w:pStyle w:val="a1"/>
         <w:keepNext w:val="0"/>
         <w:keepLines w:val="0"/>
         <w:pageBreakBefore w:val="0"/>
@@ -3176,7 +3151,7 @@
     </w:p>
     <w:p>
       <w:pPr>
-        <w:pStyle w:val="29"/>
+        <w:pStyle w:val="a1"/>
         <w:keepNext w:val="0"/>
         <w:keepLines w:val="0"/>
         <w:pageBreakBefore w:val="0"/>
@@ -3206,14 +3181,14 @@
     </w:p>
     <w:p>
       <w:pPr>
-        <w:pStyle w:val="30"/>
+        <w:pStyle w:val="2"/>
         <w:bidi w:val="0"/>
         <w:rPr>
           <w:rFonts w:hint="default"/>
           <w:lang w:val="en-US" w:eastAsia="zh-CN"/>
         </w:rPr>
       </w:pPr>
-      <w:bookmarkStart w:id="5" w:name="_Toc9344"/>
+      <w:bookmarkStart w:id="6" w:name="_Toc9344"/>
       <w:r>
         <w:rPr>
           <w:rFonts w:hint="default"/>
@@ -3221,11 +3196,11 @@
         </w:rPr>
         <w:t>目标</w:t>
       </w:r>
-      <w:bookmarkEnd w:id="5"/>
+      <w:bookmarkEnd w:id="6"/>
     </w:p>
     <w:p>
       <w:pPr>
-        <w:pStyle w:val="29"/>
+        <w:pStyle w:val="a1"/>
         <w:keepNext w:val="0"/>
         <w:keepLines w:val="0"/>
         <w:pageBreakBefore w:val="0"/>
@@ -3255,7 +3230,7 @@
     </w:p>
     <w:p>
       <w:pPr>
-        <w:pStyle w:val="29"/>
+        <w:pStyle w:val="a1"/>
         <w:keepNext w:val="0"/>
         <w:keepLines w:val="0"/>
         <w:pageBreakBefore w:val="0"/>
@@ -3285,7 +3260,7 @@
     </w:p>
     <w:p>
       <w:pPr>
-        <w:pStyle w:val="29"/>
+        <w:pStyle w:val="a1"/>
         <w:keepNext w:val="0"/>
         <w:keepLines w:val="0"/>
         <w:pageBreakBefore w:val="0"/>
@@ -3315,7 +3290,7 @@
     </w:p>
     <w:p>
       <w:pPr>
-        <w:pStyle w:val="29"/>
+        <w:pStyle w:val="a1"/>
         <w:keepNext w:val="0"/>
         <w:keepLines w:val="0"/>
         <w:pageBreakBefore w:val="0"/>
@@ -3345,7 +3320,7 @@
     </w:p>
     <w:p>
       <w:pPr>
-        <w:pStyle w:val="29"/>
+        <w:pStyle w:val="a1"/>
         <w:keepNext w:val="0"/>
         <w:keepLines w:val="0"/>
         <w:pageBreakBefore w:val="0"/>
@@ -3375,14 +3350,14 @@
     </w:p>
     <w:p>
       <w:pPr>
-        <w:pStyle w:val="28"/>
+        <w:pStyle w:val="1"/>
         <w:bidi w:val="0"/>
         <w:rPr>
           <w:rFonts w:hint="default"/>
           <w:lang w:val="en-US" w:eastAsia="zh-CN"/>
         </w:rPr>
       </w:pPr>
-      <w:bookmarkStart w:id="6" w:name="_Toc18455"/>
+      <w:bookmarkStart w:id="7" w:name="_Toc18455"/>
       <w:r>
         <w:rPr>
           <w:rFonts w:hint="default"/>
@@ -3390,23 +3365,22 @@
         </w:rPr>
         <w:t>核心需求分析</w:t>
       </w:r>
-      <w:bookmarkEnd w:id="6"/>
+      <w:bookmarkEnd w:id="7"/>
     </w:p>
     <w:tbl>
       <w:tblPr>
-        <w:tblStyle w:val="20"/>
+        <w:tblStyle w:val="TableNormal"/>
         <w:tblW w:w="9024" w:type="dxa"/>
         <w:tblInd w:w="0" w:type="dxa"/>
         <w:tblBorders>
-          <w:top w:val="single" w:color="auto" w:sz="4" w:space="0"/>
-          <w:left w:val="single" w:color="auto" w:sz="4" w:space="0"/>
-          <w:bottom w:val="single" w:color="auto" w:sz="4" w:space="0"/>
-          <w:right w:val="single" w:color="auto" w:sz="4" w:space="0"/>
-          <w:insideH w:val="single" w:color="auto" w:sz="4" w:space="0"/>
-          <w:insideV w:val="single" w:color="auto" w:sz="4" w:space="0"/>
+          <w:top w:val="single" w:sz="4" w:space="0" w:color="auto"/>
+          <w:left w:val="single" w:sz="4" w:space="0" w:color="auto"/>
+          <w:bottom w:val="single" w:sz="4" w:space="0" w:color="auto"/>
+          <w:right w:val="single" w:sz="4" w:space="0" w:color="auto"/>
+          <w:insideH w:val="single" w:sz="4" w:space="0" w:color="auto"/>
+          <w:insideV w:val="single" w:sz="4" w:space="0" w:color="auto"/>
         </w:tblBorders>
         <w:shd w:val="clear" w:color="auto" w:fill="auto"/>
-        <w:tblLayout w:type="autofit"/>
         <w:tblCellMar>
           <w:top w:w="15" w:type="dxa"/>
           <w:left w:w="15" w:type="dxa"/>
@@ -3421,13 +3395,15 @@
       </w:tblGrid>
       <w:tr>
         <w:tblPrEx>
+          <w:tblW w:w="9024" w:type="dxa"/>
+          <w:tblInd w:w="0" w:type="dxa"/>
           <w:tblBorders>
-            <w:top w:val="single" w:color="auto" w:sz="4" w:space="0"/>
-            <w:left w:val="single" w:color="auto" w:sz="4" w:space="0"/>
-            <w:bottom w:val="single" w:color="auto" w:sz="4" w:space="0"/>
-            <w:right w:val="single" w:color="auto" w:sz="4" w:space="0"/>
-            <w:insideH w:val="single" w:color="auto" w:sz="4" w:space="0"/>
-            <w:insideV w:val="single" w:color="auto" w:sz="4" w:space="0"/>
+            <w:top w:val="single" w:sz="4" w:space="0" w:color="auto"/>
+            <w:left w:val="single" w:sz="4" w:space="0" w:color="auto"/>
+            <w:bottom w:val="single" w:sz="4" w:space="0" w:color="auto"/>
+            <w:right w:val="single" w:sz="4" w:space="0" w:color="auto"/>
+            <w:insideH w:val="single" w:sz="4" w:space="0" w:color="auto"/>
+            <w:insideV w:val="single" w:sz="4" w:space="0" w:color="auto"/>
           </w:tblBorders>
           <w:shd w:val="clear" w:color="auto" w:fill="auto"/>
           <w:tblCellMar>
@@ -3461,7 +3437,7 @@
               <w:spacing w:line="300" w:lineRule="atLeast"/>
               <w:jc w:val="left"/>
               <w:rPr>
-                <w:rFonts w:ascii="Segoe UI" w:hAnsi="Segoe UI" w:eastAsia="Segoe UI" w:cs="Segoe UI"/>
+                <w:rFonts w:ascii="Segoe UI" w:eastAsia="Segoe UI" w:hAnsi="Segoe UI" w:cs="Segoe UI"/>
                 <w:i w:val="0"/>
                 <w:iCs w:val="0"/>
                 <w:caps w:val="0"/>
@@ -3473,7 +3449,7 @@
             </w:pPr>
             <w:r>
               <w:rPr>
-                <w:rFonts w:hint="default" w:ascii="Segoe UI" w:hAnsi="Segoe UI" w:eastAsia="Segoe UI" w:cs="Segoe UI"/>
+                <w:rFonts w:ascii="Segoe UI" w:eastAsia="Segoe UI" w:hAnsi="Segoe UI" w:cs="Segoe UI" w:hint="default"/>
                 <w:i w:val="0"/>
                 <w:iCs w:val="0"/>
                 <w:caps w:val="0"/>
@@ -3483,7 +3459,7 @@
                 <w:kern w:val="0"/>
                 <w:sz w:val="18"/>
                 <w:szCs w:val="18"/>
-                <w:lang w:val="en-US" w:eastAsia="zh-CN" w:bidi="ar"/>
+                <w:lang w:val="en-US" w:eastAsia="zh-CN"/>
               </w:rPr>
               <w:t>需求类别</w:t>
             </w:r>
@@ -3510,7 +3486,7 @@
               <w:spacing w:line="300" w:lineRule="atLeast"/>
               <w:jc w:val="left"/>
               <w:rPr>
-                <w:rFonts w:hint="default" w:ascii="Segoe UI" w:hAnsi="Segoe UI" w:eastAsia="Segoe UI" w:cs="Segoe UI"/>
+                <w:rFonts w:ascii="Segoe UI" w:eastAsia="Segoe UI" w:hAnsi="Segoe UI" w:cs="Segoe UI" w:hint="default"/>
                 <w:i w:val="0"/>
                 <w:iCs w:val="0"/>
                 <w:caps w:val="0"/>
@@ -3522,7 +3498,7 @@
             </w:pPr>
             <w:r>
               <w:rPr>
-                <w:rFonts w:hint="default" w:ascii="Segoe UI" w:hAnsi="Segoe UI" w:eastAsia="Segoe UI" w:cs="Segoe UI"/>
+                <w:rFonts w:ascii="Segoe UI" w:eastAsia="Segoe UI" w:hAnsi="Segoe UI" w:cs="Segoe UI" w:hint="default"/>
                 <w:i w:val="0"/>
                 <w:iCs w:val="0"/>
                 <w:caps w:val="0"/>
@@ -3532,7 +3508,7 @@
                 <w:kern w:val="0"/>
                 <w:sz w:val="18"/>
                 <w:szCs w:val="18"/>
-                <w:lang w:val="en-US" w:eastAsia="zh-CN" w:bidi="ar"/>
+                <w:lang w:val="en-US" w:eastAsia="zh-CN"/>
               </w:rPr>
               <w:t>具体需求描述</w:t>
             </w:r>
@@ -3559,7 +3535,7 @@
               <w:spacing w:line="300" w:lineRule="atLeast"/>
               <w:jc w:val="left"/>
               <w:rPr>
-                <w:rFonts w:hint="default" w:ascii="Segoe UI" w:hAnsi="Segoe UI" w:eastAsia="Segoe UI" w:cs="Segoe UI"/>
+                <w:rFonts w:ascii="Segoe UI" w:eastAsia="Segoe UI" w:hAnsi="Segoe UI" w:cs="Segoe UI" w:hint="default"/>
                 <w:i w:val="0"/>
                 <w:iCs w:val="0"/>
                 <w:caps w:val="0"/>
@@ -3571,7 +3547,7 @@
             </w:pPr>
             <w:r>
               <w:rPr>
-                <w:rFonts w:hint="default" w:ascii="Segoe UI" w:hAnsi="Segoe UI" w:eastAsia="Segoe UI" w:cs="Segoe UI"/>
+                <w:rFonts w:ascii="Segoe UI" w:eastAsia="Segoe UI" w:hAnsi="Segoe UI" w:cs="Segoe UI" w:hint="default"/>
                 <w:i w:val="0"/>
                 <w:iCs w:val="0"/>
                 <w:caps w:val="0"/>
@@ -3581,7 +3557,7 @@
                 <w:kern w:val="0"/>
                 <w:sz w:val="18"/>
                 <w:szCs w:val="18"/>
-                <w:lang w:val="en-US" w:eastAsia="zh-CN" w:bidi="ar"/>
+                <w:lang w:val="en-US" w:eastAsia="zh-CN"/>
               </w:rPr>
               <w:t>对应制度/设计</w:t>
             </w:r>
@@ -3590,854 +3566,8 @@
       </w:tr>
       <w:tr>
         <w:tblPrEx>
-          <w:tblBorders>
-            <w:top w:val="single" w:color="auto" w:sz="4" w:space="0"/>
-            <w:left w:val="single" w:color="auto" w:sz="4" w:space="0"/>
-            <w:bottom w:val="single" w:color="auto" w:sz="4" w:space="0"/>
-            <w:right w:val="single" w:color="auto" w:sz="4" w:space="0"/>
-            <w:insideH w:val="single" w:color="auto" w:sz="4" w:space="0"/>
-            <w:insideV w:val="single" w:color="auto" w:sz="4" w:space="0"/>
-          </w:tblBorders>
-          <w:tblCellMar>
-            <w:top w:w="15" w:type="dxa"/>
-            <w:left w:w="15" w:type="dxa"/>
-            <w:bottom w:w="15" w:type="dxa"/>
-            <w:right w:w="15" w:type="dxa"/>
-          </w:tblCellMar>
-        </w:tblPrEx>
-        <w:tc>
-          <w:tcPr>
-            <w:tcW w:w="0" w:type="auto"/>
-            <w:vMerge w:val="restart"/>
-            <w:shd w:val="clear" w:color="auto" w:fill="auto"/>
-            <w:tcMar>
-              <w:top w:w="120" w:type="dxa"/>
-              <w:left w:w="0" w:type="dxa"/>
-              <w:bottom w:w="120" w:type="dxa"/>
-              <w:right w:w="192" w:type="dxa"/>
-            </w:tcMar>
-            <w:vAlign w:val="center"/>
-          </w:tcPr>
-          <w:p>
-            <w:pPr>
-              <w:keepNext w:val="0"/>
-              <w:keepLines w:val="0"/>
-              <w:widowControl/>
-              <w:suppressLineNumbers w:val="0"/>
-              <w:spacing w:line="300" w:lineRule="atLeast"/>
-              <w:jc w:val="left"/>
-              <w:rPr>
-                <w:rFonts w:hint="default" w:ascii="Segoe UI" w:hAnsi="Segoe UI" w:eastAsia="Segoe UI" w:cs="Segoe UI"/>
-                <w:i w:val="0"/>
-                <w:iCs w:val="0"/>
-                <w:caps w:val="0"/>
-                <w:color w:val="0F1115"/>
-                <w:spacing w:val="0"/>
-                <w:sz w:val="18"/>
-                <w:szCs w:val="18"/>
-              </w:rPr>
-            </w:pPr>
-            <w:r>
-              <w:rPr>
-                <w:rStyle w:val="23"/>
-                <w:rFonts w:hint="default" w:ascii="Segoe UI" w:hAnsi="Segoe UI" w:eastAsia="Segoe UI" w:cs="Segoe UI"/>
-                <w:b/>
-                <w:bCs/>
-                <w:i w:val="0"/>
-                <w:iCs w:val="0"/>
-                <w:caps w:val="0"/>
-                <w:snapToGrid w:val="0"/>
-                <w:color w:val="000000"/>
-                <w:spacing w:val="0"/>
-                <w:kern w:val="0"/>
-                <w:sz w:val="18"/>
-                <w:szCs w:val="18"/>
-                <w:lang w:val="en-US" w:eastAsia="zh-CN" w:bidi="ar"/>
-              </w:rPr>
-              <w:t>业务合规需求</w:t>
-            </w:r>
-          </w:p>
-        </w:tc>
-        <w:tc>
-          <w:tcPr>
-            <w:tcW w:w="0" w:type="auto"/>
-            <w:shd w:val="clear" w:color="auto" w:fill="auto"/>
-            <w:tcMar>
-              <w:top w:w="120" w:type="dxa"/>
-              <w:left w:w="192" w:type="dxa"/>
-              <w:bottom w:w="120" w:type="dxa"/>
-              <w:right w:w="192" w:type="dxa"/>
-            </w:tcMar>
-            <w:vAlign w:val="center"/>
-          </w:tcPr>
-          <w:p>
-            <w:pPr>
-              <w:keepNext w:val="0"/>
-              <w:keepLines w:val="0"/>
-              <w:widowControl/>
-              <w:suppressLineNumbers w:val="0"/>
-              <w:spacing w:line="300" w:lineRule="atLeast"/>
-              <w:jc w:val="left"/>
-              <w:rPr>
-                <w:rFonts w:hint="default" w:ascii="Segoe UI" w:hAnsi="Segoe UI" w:eastAsia="Segoe UI" w:cs="Segoe UI"/>
-                <w:i w:val="0"/>
-                <w:iCs w:val="0"/>
-                <w:caps w:val="0"/>
-                <w:color w:val="0F1115"/>
-                <w:spacing w:val="0"/>
-                <w:sz w:val="18"/>
-                <w:szCs w:val="18"/>
-              </w:rPr>
-            </w:pPr>
-            <w:r>
-              <w:rPr>
-                <w:rFonts w:hint="default" w:ascii="Segoe UI" w:hAnsi="Segoe UI" w:eastAsia="Segoe UI" w:cs="Segoe UI"/>
-                <w:i w:val="0"/>
-                <w:iCs w:val="0"/>
-                <w:caps w:val="0"/>
-                <w:snapToGrid w:val="0"/>
-                <w:color w:val="000000"/>
-                <w:spacing w:val="0"/>
-                <w:kern w:val="0"/>
-                <w:sz w:val="18"/>
-                <w:szCs w:val="18"/>
-                <w:lang w:val="en-US" w:eastAsia="zh-CN" w:bidi="ar"/>
-              </w:rPr>
-              <w:t>1. 满足客户合同及SLA中明确约定的服务管理要求。</w:t>
-            </w:r>
-          </w:p>
-        </w:tc>
-        <w:tc>
-          <w:tcPr>
-            <w:tcW w:w="0" w:type="auto"/>
-            <w:shd w:val="clear" w:color="auto" w:fill="auto"/>
-            <w:tcMar>
-              <w:top w:w="120" w:type="dxa"/>
-              <w:left w:w="192" w:type="dxa"/>
-              <w:bottom w:w="120" w:type="dxa"/>
-              <w:right w:w="0" w:type="dxa"/>
-            </w:tcMar>
-            <w:vAlign w:val="center"/>
-          </w:tcPr>
-          <w:p>
-            <w:pPr>
-              <w:keepNext w:val="0"/>
-              <w:keepLines w:val="0"/>
-              <w:widowControl/>
-              <w:suppressLineNumbers w:val="0"/>
-              <w:spacing w:line="300" w:lineRule="atLeast"/>
-              <w:jc w:val="left"/>
-              <w:rPr>
-                <w:rFonts w:hint="default" w:ascii="Segoe UI" w:hAnsi="Segoe UI" w:eastAsia="Segoe UI" w:cs="Segoe UI"/>
-                <w:i w:val="0"/>
-                <w:iCs w:val="0"/>
-                <w:caps w:val="0"/>
-                <w:color w:val="0F1115"/>
-                <w:spacing w:val="0"/>
-                <w:sz w:val="18"/>
-                <w:szCs w:val="18"/>
-              </w:rPr>
-            </w:pPr>
-            <w:r>
-              <w:rPr>
-                <w:rFonts w:hint="default" w:ascii="Segoe UI" w:hAnsi="Segoe UI" w:eastAsia="Segoe UI" w:cs="Segoe UI"/>
-                <w:i w:val="0"/>
-                <w:iCs w:val="0"/>
-                <w:caps w:val="0"/>
-                <w:snapToGrid w:val="0"/>
-                <w:color w:val="000000"/>
-                <w:spacing w:val="0"/>
-                <w:kern w:val="0"/>
-                <w:sz w:val="18"/>
-                <w:szCs w:val="18"/>
-                <w:lang w:val="en-US" w:eastAsia="zh-CN" w:bidi="ar"/>
-              </w:rPr>
-              <w:t>《服务级别管理制度》</w:t>
-            </w:r>
-            <w:r>
-              <w:rPr>
-                <w:rFonts w:hint="default" w:ascii="Segoe UI" w:hAnsi="Segoe UI" w:eastAsia="Segoe UI" w:cs="Segoe UI"/>
-                <w:i w:val="0"/>
-                <w:iCs w:val="0"/>
-                <w:caps w:val="0"/>
-                <w:snapToGrid w:val="0"/>
-                <w:color w:val="000000"/>
-                <w:spacing w:val="0"/>
-                <w:kern w:val="0"/>
-                <w:sz w:val="18"/>
-                <w:szCs w:val="18"/>
-                <w:lang w:val="en-US" w:eastAsia="zh-CN" w:bidi="ar"/>
-              </w:rPr>
-              <w:br w:type="textWrapping"/>
-            </w:r>
-            <w:r>
-              <w:rPr>
-                <w:rFonts w:hint="default" w:ascii="Segoe UI" w:hAnsi="Segoe UI" w:eastAsia="Segoe UI" w:cs="Segoe UI"/>
-                <w:i w:val="0"/>
-                <w:iCs w:val="0"/>
-                <w:caps w:val="0"/>
-                <w:snapToGrid w:val="0"/>
-                <w:color w:val="000000"/>
-                <w:spacing w:val="0"/>
-                <w:kern w:val="0"/>
-                <w:sz w:val="18"/>
-                <w:szCs w:val="18"/>
-                <w:lang w:val="en-US" w:eastAsia="zh-CN" w:bidi="ar"/>
-              </w:rPr>
-              <w:t>《服务报告管理制度》</w:t>
-            </w:r>
-          </w:p>
-        </w:tc>
-      </w:tr>
-      <w:tr>
-        <w:tblPrEx>
-          <w:tblBorders>
-            <w:top w:val="single" w:color="auto" w:sz="4" w:space="0"/>
-            <w:left w:val="single" w:color="auto" w:sz="4" w:space="0"/>
-            <w:bottom w:val="single" w:color="auto" w:sz="4" w:space="0"/>
-            <w:right w:val="single" w:color="auto" w:sz="4" w:space="0"/>
-            <w:insideH w:val="single" w:color="auto" w:sz="4" w:space="0"/>
-            <w:insideV w:val="single" w:color="auto" w:sz="4" w:space="0"/>
-          </w:tblBorders>
-          <w:shd w:val="clear" w:color="auto" w:fill="auto"/>
-          <w:tblCellMar>
-            <w:top w:w="15" w:type="dxa"/>
-            <w:left w:w="15" w:type="dxa"/>
-            <w:bottom w:w="15" w:type="dxa"/>
-            <w:right w:w="15" w:type="dxa"/>
-          </w:tblCellMar>
-        </w:tblPrEx>
-        <w:tc>
-          <w:tcPr>
-            <w:tcW w:w="0" w:type="auto"/>
-            <w:vMerge w:val="continue"/>
-            <w:tcBorders/>
-            <w:shd w:val="clear" w:color="auto" w:fill="auto"/>
-            <w:tcMar>
-              <w:top w:w="120" w:type="dxa"/>
-              <w:left w:w="0" w:type="dxa"/>
-              <w:bottom w:w="120" w:type="dxa"/>
-              <w:right w:w="192" w:type="dxa"/>
-            </w:tcMar>
-            <w:vAlign w:val="center"/>
-          </w:tcPr>
-          <w:p>
-            <w:pPr>
-              <w:rPr>
-                <w:rFonts w:hint="default" w:ascii="Segoe UI" w:hAnsi="Segoe UI" w:eastAsia="Segoe UI" w:cs="Segoe UI"/>
-                <w:i w:val="0"/>
-                <w:iCs w:val="0"/>
-                <w:caps w:val="0"/>
-                <w:color w:val="0F1115"/>
-                <w:spacing w:val="0"/>
-                <w:sz w:val="18"/>
-                <w:szCs w:val="18"/>
-              </w:rPr>
-            </w:pPr>
-          </w:p>
-        </w:tc>
-        <w:tc>
-          <w:tcPr>
-            <w:tcW w:w="0" w:type="auto"/>
-            <w:shd w:val="clear" w:color="auto" w:fill="auto"/>
-            <w:tcMar>
-              <w:top w:w="120" w:type="dxa"/>
-              <w:left w:w="192" w:type="dxa"/>
-              <w:bottom w:w="120" w:type="dxa"/>
-              <w:right w:w="192" w:type="dxa"/>
-            </w:tcMar>
-            <w:vAlign w:val="center"/>
-          </w:tcPr>
-          <w:p>
-            <w:pPr>
-              <w:keepNext w:val="0"/>
-              <w:keepLines w:val="0"/>
-              <w:widowControl/>
-              <w:suppressLineNumbers w:val="0"/>
-              <w:spacing w:line="300" w:lineRule="atLeast"/>
-              <w:jc w:val="left"/>
-              <w:rPr>
-                <w:rFonts w:hint="default" w:ascii="Segoe UI" w:hAnsi="Segoe UI" w:eastAsia="Segoe UI" w:cs="Segoe UI"/>
-                <w:i w:val="0"/>
-                <w:iCs w:val="0"/>
-                <w:caps w:val="0"/>
-                <w:color w:val="0F1115"/>
-                <w:spacing w:val="0"/>
-                <w:sz w:val="18"/>
-                <w:szCs w:val="18"/>
-              </w:rPr>
-            </w:pPr>
-            <w:r>
-              <w:rPr>
-                <w:rFonts w:hint="default" w:ascii="Segoe UI" w:hAnsi="Segoe UI" w:eastAsia="Segoe UI" w:cs="Segoe UI"/>
-                <w:i w:val="0"/>
-                <w:iCs w:val="0"/>
-                <w:caps w:val="0"/>
-                <w:snapToGrid w:val="0"/>
-                <w:color w:val="000000"/>
-                <w:spacing w:val="0"/>
-                <w:kern w:val="0"/>
-                <w:sz w:val="18"/>
-                <w:szCs w:val="18"/>
-                <w:lang w:val="en-US" w:eastAsia="zh-CN" w:bidi="ar"/>
-              </w:rPr>
-              <w:t>2. 符合国家及行业相关标准（如ITSS、信息安全等保）的体系化要求。</w:t>
-            </w:r>
-          </w:p>
-        </w:tc>
-        <w:tc>
-          <w:tcPr>
-            <w:tcW w:w="0" w:type="auto"/>
-            <w:shd w:val="clear" w:color="auto" w:fill="auto"/>
-            <w:tcMar>
-              <w:top w:w="120" w:type="dxa"/>
-              <w:left w:w="192" w:type="dxa"/>
-              <w:bottom w:w="120" w:type="dxa"/>
-              <w:right w:w="0" w:type="dxa"/>
-            </w:tcMar>
-            <w:vAlign w:val="center"/>
-          </w:tcPr>
-          <w:p>
-            <w:pPr>
-              <w:keepNext w:val="0"/>
-              <w:keepLines w:val="0"/>
-              <w:widowControl/>
-              <w:suppressLineNumbers w:val="0"/>
-              <w:spacing w:line="300" w:lineRule="atLeast"/>
-              <w:jc w:val="left"/>
-              <w:rPr>
-                <w:rFonts w:hint="default" w:ascii="Segoe UI" w:hAnsi="Segoe UI" w:eastAsia="Segoe UI" w:cs="Segoe UI"/>
-                <w:i w:val="0"/>
-                <w:iCs w:val="0"/>
-                <w:caps w:val="0"/>
-                <w:color w:val="0F1115"/>
-                <w:spacing w:val="0"/>
-                <w:sz w:val="18"/>
-                <w:szCs w:val="18"/>
-              </w:rPr>
-            </w:pPr>
-            <w:r>
-              <w:rPr>
-                <w:rFonts w:hint="default" w:ascii="Segoe UI" w:hAnsi="Segoe UI" w:eastAsia="Segoe UI" w:cs="Segoe UI"/>
-                <w:i w:val="0"/>
-                <w:iCs w:val="0"/>
-                <w:caps w:val="0"/>
-                <w:snapToGrid w:val="0"/>
-                <w:color w:val="000000"/>
-                <w:spacing w:val="0"/>
-                <w:kern w:val="0"/>
-                <w:sz w:val="18"/>
-                <w:szCs w:val="18"/>
-                <w:lang w:val="en-US" w:eastAsia="zh-CN" w:bidi="ar"/>
-              </w:rPr>
-              <w:t>贯穿所有制度，尤其在《质量管理部》、《信息安全管理》职责中体现。</w:t>
-            </w:r>
-          </w:p>
-        </w:tc>
-      </w:tr>
-      <w:tr>
-        <w:tblPrEx>
-          <w:tblBorders>
-            <w:top w:val="single" w:color="auto" w:sz="4" w:space="0"/>
-            <w:left w:val="single" w:color="auto" w:sz="4" w:space="0"/>
-            <w:bottom w:val="single" w:color="auto" w:sz="4" w:space="0"/>
-            <w:right w:val="single" w:color="auto" w:sz="4" w:space="0"/>
-            <w:insideH w:val="single" w:color="auto" w:sz="4" w:space="0"/>
-            <w:insideV w:val="single" w:color="auto" w:sz="4" w:space="0"/>
-          </w:tblBorders>
-          <w:tblCellMar>
-            <w:top w:w="15" w:type="dxa"/>
-            <w:left w:w="15" w:type="dxa"/>
-            <w:bottom w:w="15" w:type="dxa"/>
-            <w:right w:w="15" w:type="dxa"/>
-          </w:tblCellMar>
-        </w:tblPrEx>
-        <w:tc>
-          <w:tcPr>
-            <w:tcW w:w="0" w:type="auto"/>
-            <w:vMerge w:val="restart"/>
-            <w:shd w:val="clear" w:color="auto" w:fill="auto"/>
-            <w:tcMar>
-              <w:top w:w="120" w:type="dxa"/>
-              <w:left w:w="0" w:type="dxa"/>
-              <w:bottom w:w="120" w:type="dxa"/>
-              <w:right w:w="192" w:type="dxa"/>
-            </w:tcMar>
-            <w:vAlign w:val="center"/>
-          </w:tcPr>
-          <w:p>
-            <w:pPr>
-              <w:keepNext w:val="0"/>
-              <w:keepLines w:val="0"/>
-              <w:widowControl/>
-              <w:suppressLineNumbers w:val="0"/>
-              <w:spacing w:line="300" w:lineRule="atLeast"/>
-              <w:jc w:val="left"/>
-              <w:rPr>
-                <w:rFonts w:hint="default" w:ascii="Segoe UI" w:hAnsi="Segoe UI" w:eastAsia="Segoe UI" w:cs="Segoe UI"/>
-                <w:i w:val="0"/>
-                <w:iCs w:val="0"/>
-                <w:caps w:val="0"/>
-                <w:color w:val="0F1115"/>
-                <w:spacing w:val="0"/>
-                <w:sz w:val="18"/>
-                <w:szCs w:val="18"/>
-              </w:rPr>
-            </w:pPr>
-            <w:r>
-              <w:rPr>
-                <w:rStyle w:val="23"/>
-                <w:rFonts w:hint="default" w:ascii="Segoe UI" w:hAnsi="Segoe UI" w:eastAsia="Segoe UI" w:cs="Segoe UI"/>
-                <w:b/>
-                <w:bCs/>
-                <w:i w:val="0"/>
-                <w:iCs w:val="0"/>
-                <w:caps w:val="0"/>
-                <w:snapToGrid w:val="0"/>
-                <w:color w:val="000000"/>
-                <w:spacing w:val="0"/>
-                <w:kern w:val="0"/>
-                <w:sz w:val="18"/>
-                <w:szCs w:val="18"/>
-                <w:lang w:val="en-US" w:eastAsia="zh-CN" w:bidi="ar"/>
-              </w:rPr>
-              <w:t>服务交付需求</w:t>
-            </w:r>
-          </w:p>
-        </w:tc>
-        <w:tc>
-          <w:tcPr>
-            <w:tcW w:w="0" w:type="auto"/>
-            <w:shd w:val="clear" w:color="auto" w:fill="auto"/>
-            <w:tcMar>
-              <w:top w:w="120" w:type="dxa"/>
-              <w:left w:w="192" w:type="dxa"/>
-              <w:bottom w:w="120" w:type="dxa"/>
-              <w:right w:w="192" w:type="dxa"/>
-            </w:tcMar>
-            <w:vAlign w:val="center"/>
-          </w:tcPr>
-          <w:p>
-            <w:pPr>
-              <w:keepNext w:val="0"/>
-              <w:keepLines w:val="0"/>
-              <w:widowControl/>
-              <w:suppressLineNumbers w:val="0"/>
-              <w:spacing w:line="300" w:lineRule="atLeast"/>
-              <w:jc w:val="left"/>
-              <w:rPr>
-                <w:rFonts w:hint="default" w:ascii="Segoe UI" w:hAnsi="Segoe UI" w:eastAsia="Segoe UI" w:cs="Segoe UI"/>
-                <w:i w:val="0"/>
-                <w:iCs w:val="0"/>
-                <w:caps w:val="0"/>
-                <w:color w:val="0F1115"/>
-                <w:spacing w:val="0"/>
-                <w:sz w:val="18"/>
-                <w:szCs w:val="18"/>
-              </w:rPr>
-            </w:pPr>
-            <w:r>
-              <w:rPr>
-                <w:rFonts w:hint="default" w:ascii="Segoe UI" w:hAnsi="Segoe UI" w:eastAsia="Segoe UI" w:cs="Segoe UI"/>
-                <w:i w:val="0"/>
-                <w:iCs w:val="0"/>
-                <w:caps w:val="0"/>
-                <w:snapToGrid w:val="0"/>
-                <w:color w:val="000000"/>
-                <w:spacing w:val="0"/>
-                <w:kern w:val="0"/>
-                <w:sz w:val="18"/>
-                <w:szCs w:val="18"/>
-                <w:lang w:val="en-US" w:eastAsia="zh-CN" w:bidi="ar"/>
-              </w:rPr>
-              <w:t>3. 建立统一、高效的服务请求与故障处理通道，快速恢复服务。</w:t>
-            </w:r>
-          </w:p>
-        </w:tc>
-        <w:tc>
-          <w:tcPr>
-            <w:tcW w:w="0" w:type="auto"/>
-            <w:shd w:val="clear" w:color="auto" w:fill="auto"/>
-            <w:tcMar>
-              <w:top w:w="120" w:type="dxa"/>
-              <w:left w:w="192" w:type="dxa"/>
-              <w:bottom w:w="120" w:type="dxa"/>
-              <w:right w:w="0" w:type="dxa"/>
-            </w:tcMar>
-            <w:vAlign w:val="center"/>
-          </w:tcPr>
-          <w:p>
-            <w:pPr>
-              <w:keepNext w:val="0"/>
-              <w:keepLines w:val="0"/>
-              <w:widowControl/>
-              <w:suppressLineNumbers w:val="0"/>
-              <w:spacing w:line="300" w:lineRule="atLeast"/>
-              <w:jc w:val="left"/>
-              <w:rPr>
-                <w:rFonts w:hint="default" w:ascii="Segoe UI" w:hAnsi="Segoe UI" w:eastAsia="Segoe UI" w:cs="Segoe UI"/>
-                <w:i w:val="0"/>
-                <w:iCs w:val="0"/>
-                <w:caps w:val="0"/>
-                <w:color w:val="0F1115"/>
-                <w:spacing w:val="0"/>
-                <w:sz w:val="18"/>
-                <w:szCs w:val="18"/>
-              </w:rPr>
-            </w:pPr>
-            <w:r>
-              <w:rPr>
-                <w:rFonts w:hint="default" w:ascii="Segoe UI" w:hAnsi="Segoe UI" w:eastAsia="Segoe UI" w:cs="Segoe UI"/>
-                <w:i w:val="0"/>
-                <w:iCs w:val="0"/>
-                <w:caps w:val="0"/>
-                <w:snapToGrid w:val="0"/>
-                <w:color w:val="000000"/>
-                <w:spacing w:val="0"/>
-                <w:kern w:val="0"/>
-                <w:sz w:val="18"/>
-                <w:szCs w:val="18"/>
-                <w:lang w:val="en-US" w:eastAsia="zh-CN" w:bidi="ar"/>
-              </w:rPr>
-              <w:t>《事件管理制度》（含服务台）</w:t>
-            </w:r>
-          </w:p>
-        </w:tc>
-      </w:tr>
-      <w:tr>
-        <w:tblPrEx>
-          <w:tblBorders>
-            <w:top w:val="single" w:color="auto" w:sz="4" w:space="0"/>
-            <w:left w:val="single" w:color="auto" w:sz="4" w:space="0"/>
-            <w:bottom w:val="single" w:color="auto" w:sz="4" w:space="0"/>
-            <w:right w:val="single" w:color="auto" w:sz="4" w:space="0"/>
-            <w:insideH w:val="single" w:color="auto" w:sz="4" w:space="0"/>
-            <w:insideV w:val="single" w:color="auto" w:sz="4" w:space="0"/>
-          </w:tblBorders>
-          <w:shd w:val="clear" w:color="auto" w:fill="auto"/>
-          <w:tblCellMar>
-            <w:top w:w="15" w:type="dxa"/>
-            <w:left w:w="15" w:type="dxa"/>
-            <w:bottom w:w="15" w:type="dxa"/>
-            <w:right w:w="15" w:type="dxa"/>
-          </w:tblCellMar>
-        </w:tblPrEx>
-        <w:tc>
-          <w:tcPr>
-            <w:tcW w:w="0" w:type="auto"/>
-            <w:vMerge w:val="continue"/>
-            <w:tcBorders/>
-            <w:shd w:val="clear" w:color="auto" w:fill="auto"/>
-            <w:tcMar>
-              <w:top w:w="120" w:type="dxa"/>
-              <w:left w:w="0" w:type="dxa"/>
-              <w:bottom w:w="120" w:type="dxa"/>
-              <w:right w:w="192" w:type="dxa"/>
-            </w:tcMar>
-            <w:vAlign w:val="center"/>
-          </w:tcPr>
-          <w:p>
-            <w:pPr>
-              <w:rPr>
-                <w:rFonts w:hint="default" w:ascii="Segoe UI" w:hAnsi="Segoe UI" w:eastAsia="Segoe UI" w:cs="Segoe UI"/>
-                <w:i w:val="0"/>
-                <w:iCs w:val="0"/>
-                <w:caps w:val="0"/>
-                <w:color w:val="0F1115"/>
-                <w:spacing w:val="0"/>
-                <w:sz w:val="18"/>
-                <w:szCs w:val="18"/>
-              </w:rPr>
-            </w:pPr>
-          </w:p>
-        </w:tc>
-        <w:tc>
-          <w:tcPr>
-            <w:tcW w:w="0" w:type="auto"/>
-            <w:shd w:val="clear" w:color="auto" w:fill="auto"/>
-            <w:tcMar>
-              <w:top w:w="120" w:type="dxa"/>
-              <w:left w:w="192" w:type="dxa"/>
-              <w:bottom w:w="120" w:type="dxa"/>
-              <w:right w:w="192" w:type="dxa"/>
-            </w:tcMar>
-            <w:vAlign w:val="center"/>
-          </w:tcPr>
-          <w:p>
-            <w:pPr>
-              <w:keepNext w:val="0"/>
-              <w:keepLines w:val="0"/>
-              <w:widowControl/>
-              <w:suppressLineNumbers w:val="0"/>
-              <w:spacing w:line="300" w:lineRule="atLeast"/>
-              <w:jc w:val="left"/>
-              <w:rPr>
-                <w:rFonts w:hint="default" w:ascii="Segoe UI" w:hAnsi="Segoe UI" w:eastAsia="Segoe UI" w:cs="Segoe UI"/>
-                <w:i w:val="0"/>
-                <w:iCs w:val="0"/>
-                <w:caps w:val="0"/>
-                <w:color w:val="0F1115"/>
-                <w:spacing w:val="0"/>
-                <w:sz w:val="18"/>
-                <w:szCs w:val="18"/>
-              </w:rPr>
-            </w:pPr>
-            <w:r>
-              <w:rPr>
-                <w:rFonts w:hint="default" w:ascii="Segoe UI" w:hAnsi="Segoe UI" w:eastAsia="Segoe UI" w:cs="Segoe UI"/>
-                <w:i w:val="0"/>
-                <w:iCs w:val="0"/>
-                <w:caps w:val="0"/>
-                <w:snapToGrid w:val="0"/>
-                <w:color w:val="000000"/>
-                <w:spacing w:val="0"/>
-                <w:kern w:val="0"/>
-                <w:sz w:val="18"/>
-                <w:szCs w:val="18"/>
-                <w:lang w:val="en-US" w:eastAsia="zh-CN" w:bidi="ar"/>
-              </w:rPr>
-              <w:t>4. 系统化地分析重复性故障根本原因，防止问题复发。</w:t>
-            </w:r>
-          </w:p>
-        </w:tc>
-        <w:tc>
-          <w:tcPr>
-            <w:tcW w:w="0" w:type="auto"/>
-            <w:shd w:val="clear" w:color="auto" w:fill="auto"/>
-            <w:tcMar>
-              <w:top w:w="120" w:type="dxa"/>
-              <w:left w:w="192" w:type="dxa"/>
-              <w:bottom w:w="120" w:type="dxa"/>
-              <w:right w:w="0" w:type="dxa"/>
-            </w:tcMar>
-            <w:vAlign w:val="center"/>
-          </w:tcPr>
-          <w:p>
-            <w:pPr>
-              <w:keepNext w:val="0"/>
-              <w:keepLines w:val="0"/>
-              <w:widowControl/>
-              <w:suppressLineNumbers w:val="0"/>
-              <w:spacing w:line="300" w:lineRule="atLeast"/>
-              <w:jc w:val="left"/>
-              <w:rPr>
-                <w:rFonts w:hint="default" w:ascii="Segoe UI" w:hAnsi="Segoe UI" w:eastAsia="Segoe UI" w:cs="Segoe UI"/>
-                <w:i w:val="0"/>
-                <w:iCs w:val="0"/>
-                <w:caps w:val="0"/>
-                <w:color w:val="0F1115"/>
-                <w:spacing w:val="0"/>
-                <w:sz w:val="18"/>
-                <w:szCs w:val="18"/>
-              </w:rPr>
-            </w:pPr>
-            <w:r>
-              <w:rPr>
-                <w:rFonts w:hint="default" w:ascii="Segoe UI" w:hAnsi="Segoe UI" w:eastAsia="Segoe UI" w:cs="Segoe UI"/>
-                <w:i w:val="0"/>
-                <w:iCs w:val="0"/>
-                <w:caps w:val="0"/>
-                <w:snapToGrid w:val="0"/>
-                <w:color w:val="000000"/>
-                <w:spacing w:val="0"/>
-                <w:kern w:val="0"/>
-                <w:sz w:val="18"/>
-                <w:szCs w:val="18"/>
-                <w:lang w:val="en-US" w:eastAsia="zh-CN" w:bidi="ar"/>
-              </w:rPr>
-              <w:t>《问题管理制度》</w:t>
-            </w:r>
-          </w:p>
-        </w:tc>
-      </w:tr>
-      <w:tr>
-        <w:tblPrEx>
-          <w:tblBorders>
-            <w:top w:val="single" w:color="auto" w:sz="4" w:space="0"/>
-            <w:left w:val="single" w:color="auto" w:sz="4" w:space="0"/>
-            <w:bottom w:val="single" w:color="auto" w:sz="4" w:space="0"/>
-            <w:right w:val="single" w:color="auto" w:sz="4" w:space="0"/>
-            <w:insideH w:val="single" w:color="auto" w:sz="4" w:space="0"/>
-            <w:insideV w:val="single" w:color="auto" w:sz="4" w:space="0"/>
-          </w:tblBorders>
-          <w:shd w:val="clear" w:color="auto" w:fill="auto"/>
-          <w:tblCellMar>
-            <w:top w:w="15" w:type="dxa"/>
-            <w:left w:w="15" w:type="dxa"/>
-            <w:bottom w:w="15" w:type="dxa"/>
-            <w:right w:w="15" w:type="dxa"/>
-          </w:tblCellMar>
-        </w:tblPrEx>
-        <w:tc>
-          <w:tcPr>
-            <w:tcW w:w="0" w:type="auto"/>
-            <w:vMerge w:val="continue"/>
-            <w:tcBorders/>
-            <w:shd w:val="clear" w:color="auto" w:fill="auto"/>
-            <w:tcMar>
-              <w:top w:w="120" w:type="dxa"/>
-              <w:left w:w="0" w:type="dxa"/>
-              <w:bottom w:w="120" w:type="dxa"/>
-              <w:right w:w="192" w:type="dxa"/>
-            </w:tcMar>
-            <w:vAlign w:val="center"/>
-          </w:tcPr>
-          <w:p>
-            <w:pPr>
-              <w:rPr>
-                <w:rFonts w:hint="default" w:ascii="Segoe UI" w:hAnsi="Segoe UI" w:eastAsia="Segoe UI" w:cs="Segoe UI"/>
-                <w:i w:val="0"/>
-                <w:iCs w:val="0"/>
-                <w:caps w:val="0"/>
-                <w:color w:val="0F1115"/>
-                <w:spacing w:val="0"/>
-                <w:sz w:val="18"/>
-                <w:szCs w:val="18"/>
-              </w:rPr>
-            </w:pPr>
-          </w:p>
-        </w:tc>
-        <w:tc>
-          <w:tcPr>
-            <w:tcW w:w="0" w:type="auto"/>
-            <w:shd w:val="clear" w:color="auto" w:fill="auto"/>
-            <w:tcMar>
-              <w:top w:w="120" w:type="dxa"/>
-              <w:left w:w="192" w:type="dxa"/>
-              <w:bottom w:w="120" w:type="dxa"/>
-              <w:right w:w="192" w:type="dxa"/>
-            </w:tcMar>
-            <w:vAlign w:val="center"/>
-          </w:tcPr>
-          <w:p>
-            <w:pPr>
-              <w:keepNext w:val="0"/>
-              <w:keepLines w:val="0"/>
-              <w:widowControl/>
-              <w:suppressLineNumbers w:val="0"/>
-              <w:spacing w:line="300" w:lineRule="atLeast"/>
-              <w:jc w:val="left"/>
-              <w:rPr>
-                <w:rFonts w:hint="default" w:ascii="Segoe UI" w:hAnsi="Segoe UI" w:eastAsia="Segoe UI" w:cs="Segoe UI"/>
-                <w:i w:val="0"/>
-                <w:iCs w:val="0"/>
-                <w:caps w:val="0"/>
-                <w:color w:val="0F1115"/>
-                <w:spacing w:val="0"/>
-                <w:sz w:val="18"/>
-                <w:szCs w:val="18"/>
-              </w:rPr>
-            </w:pPr>
-            <w:r>
-              <w:rPr>
-                <w:rFonts w:hint="default" w:ascii="Segoe UI" w:hAnsi="Segoe UI" w:eastAsia="Segoe UI" w:cs="Segoe UI"/>
-                <w:i w:val="0"/>
-                <w:iCs w:val="0"/>
-                <w:caps w:val="0"/>
-                <w:snapToGrid w:val="0"/>
-                <w:color w:val="000000"/>
-                <w:spacing w:val="0"/>
-                <w:kern w:val="0"/>
-                <w:sz w:val="18"/>
-                <w:szCs w:val="18"/>
-                <w:lang w:val="en-US" w:eastAsia="zh-CN" w:bidi="ar"/>
-              </w:rPr>
-              <w:t>5. 对所有生产环境的变更进行严格控制，杜绝未经授权的操作。</w:t>
-            </w:r>
-          </w:p>
-        </w:tc>
-        <w:tc>
-          <w:tcPr>
-            <w:tcW w:w="0" w:type="auto"/>
-            <w:shd w:val="clear" w:color="auto" w:fill="auto"/>
-            <w:tcMar>
-              <w:top w:w="120" w:type="dxa"/>
-              <w:left w:w="192" w:type="dxa"/>
-              <w:bottom w:w="120" w:type="dxa"/>
-              <w:right w:w="0" w:type="dxa"/>
-            </w:tcMar>
-            <w:vAlign w:val="center"/>
-          </w:tcPr>
-          <w:p>
-            <w:pPr>
-              <w:keepNext w:val="0"/>
-              <w:keepLines w:val="0"/>
-              <w:widowControl/>
-              <w:suppressLineNumbers w:val="0"/>
-              <w:spacing w:line="300" w:lineRule="atLeast"/>
-              <w:jc w:val="left"/>
-              <w:rPr>
-                <w:rFonts w:hint="default" w:ascii="Segoe UI" w:hAnsi="Segoe UI" w:eastAsia="Segoe UI" w:cs="Segoe UI"/>
-                <w:i w:val="0"/>
-                <w:iCs w:val="0"/>
-                <w:caps w:val="0"/>
-                <w:color w:val="0F1115"/>
-                <w:spacing w:val="0"/>
-                <w:sz w:val="18"/>
-                <w:szCs w:val="18"/>
-              </w:rPr>
-            </w:pPr>
-            <w:r>
-              <w:rPr>
-                <w:rFonts w:hint="default" w:ascii="Segoe UI" w:hAnsi="Segoe UI" w:eastAsia="Segoe UI" w:cs="Segoe UI"/>
-                <w:i w:val="0"/>
-                <w:iCs w:val="0"/>
-                <w:caps w:val="0"/>
-                <w:snapToGrid w:val="0"/>
-                <w:color w:val="000000"/>
-                <w:spacing w:val="0"/>
-                <w:kern w:val="0"/>
-                <w:sz w:val="18"/>
-                <w:szCs w:val="18"/>
-                <w:lang w:val="en-US" w:eastAsia="zh-CN" w:bidi="ar"/>
-              </w:rPr>
-              <w:t>《变更管理制度》</w:t>
-            </w:r>
-            <w:r>
-              <w:rPr>
-                <w:rFonts w:hint="default" w:ascii="Segoe UI" w:hAnsi="Segoe UI" w:eastAsia="Segoe UI" w:cs="Segoe UI"/>
-                <w:i w:val="0"/>
-                <w:iCs w:val="0"/>
-                <w:caps w:val="0"/>
-                <w:snapToGrid w:val="0"/>
-                <w:color w:val="000000"/>
-                <w:spacing w:val="0"/>
-                <w:kern w:val="0"/>
-                <w:sz w:val="18"/>
-                <w:szCs w:val="18"/>
-                <w:lang w:val="en-US" w:eastAsia="zh-CN" w:bidi="ar"/>
-              </w:rPr>
-              <w:br w:type="textWrapping"/>
-            </w:r>
-            <w:r>
-              <w:rPr>
-                <w:rFonts w:hint="default" w:ascii="Segoe UI" w:hAnsi="Segoe UI" w:eastAsia="Segoe UI" w:cs="Segoe UI"/>
-                <w:i w:val="0"/>
-                <w:iCs w:val="0"/>
-                <w:caps w:val="0"/>
-                <w:snapToGrid w:val="0"/>
-                <w:color w:val="000000"/>
-                <w:spacing w:val="0"/>
-                <w:kern w:val="0"/>
-                <w:sz w:val="18"/>
-                <w:szCs w:val="18"/>
-                <w:lang w:val="en-US" w:eastAsia="zh-CN" w:bidi="ar"/>
-              </w:rPr>
-              <w:t>《发布管理制度》</w:t>
-            </w:r>
-          </w:p>
-        </w:tc>
-      </w:tr>
-      <w:tr>
-        <w:tblPrEx>
-          <w:tblBorders>
-            <w:top w:val="single" w:color="auto" w:sz="4" w:space="0"/>
-            <w:left w:val="single" w:color="auto" w:sz="4" w:space="0"/>
-            <w:bottom w:val="single" w:color="auto" w:sz="4" w:space="0"/>
-            <w:right w:val="single" w:color="auto" w:sz="4" w:space="0"/>
-            <w:insideH w:val="single" w:color="auto" w:sz="4" w:space="0"/>
-            <w:insideV w:val="single" w:color="auto" w:sz="4" w:space="0"/>
-          </w:tblBorders>
+          <w:tblW w:w="9024" w:type="dxa"/>
+          <w:tblInd w:w="0" w:type="dxa"/>
           <w:shd w:val="clear" w:color="auto" w:fill="auto"/>
           <w:tblCellMar>
             <w:top w:w="15" w:type="dxa"/>
@@ -4468,7 +3598,7 @@
               <w:spacing w:line="300" w:lineRule="atLeast"/>
               <w:jc w:val="left"/>
               <w:rPr>
-                <w:rFonts w:hint="default" w:ascii="Segoe UI" w:hAnsi="Segoe UI" w:eastAsia="Segoe UI" w:cs="Segoe UI"/>
+                <w:rFonts w:ascii="Segoe UI" w:eastAsia="Segoe UI" w:hAnsi="Segoe UI" w:cs="Segoe UI" w:hint="default"/>
                 <w:i w:val="0"/>
                 <w:iCs w:val="0"/>
                 <w:caps w:val="0"/>
@@ -4480,8 +3610,8 @@
             </w:pPr>
             <w:r>
               <w:rPr>
-                <w:rStyle w:val="23"/>
-                <w:rFonts w:hint="default" w:ascii="Segoe UI" w:hAnsi="Segoe UI" w:eastAsia="Segoe UI" w:cs="Segoe UI"/>
+                <w:rStyle w:val="Strong"/>
+                <w:rFonts w:ascii="Segoe UI" w:eastAsia="Segoe UI" w:hAnsi="Segoe UI" w:cs="Segoe UI" w:hint="default"/>
                 <w:b/>
                 <w:bCs/>
                 <w:i w:val="0"/>
@@ -4493,9 +3623,9 @@
                 <w:kern w:val="0"/>
                 <w:sz w:val="18"/>
                 <w:szCs w:val="18"/>
-                <w:lang w:val="en-US" w:eastAsia="zh-CN" w:bidi="ar"/>
-              </w:rPr>
-              <w:t>运营支撑需求</w:t>
+                <w:lang w:val="en-US" w:eastAsia="zh-CN"/>
+              </w:rPr>
+              <w:t>业务合规需求</w:t>
             </w:r>
           </w:p>
         </w:tc>
@@ -4520,7 +3650,7 @@
               <w:spacing w:line="300" w:lineRule="atLeast"/>
               <w:jc w:val="left"/>
               <w:rPr>
-                <w:rFonts w:hint="default" w:ascii="Segoe UI" w:hAnsi="Segoe UI" w:eastAsia="Segoe UI" w:cs="Segoe UI"/>
+                <w:rFonts w:ascii="Segoe UI" w:eastAsia="Segoe UI" w:hAnsi="Segoe UI" w:cs="Segoe UI" w:hint="default"/>
                 <w:i w:val="0"/>
                 <w:iCs w:val="0"/>
                 <w:caps w:val="0"/>
@@ -4532,7 +3662,7 @@
             </w:pPr>
             <w:r>
               <w:rPr>
-                <w:rFonts w:hint="default" w:ascii="Segoe UI" w:hAnsi="Segoe UI" w:eastAsia="Segoe UI" w:cs="Segoe UI"/>
+                <w:rFonts w:ascii="Segoe UI" w:eastAsia="Segoe UI" w:hAnsi="Segoe UI" w:cs="Segoe UI" w:hint="default"/>
                 <w:i w:val="0"/>
                 <w:iCs w:val="0"/>
                 <w:caps w:val="0"/>
@@ -4542,9 +3672,9 @@
                 <w:kern w:val="0"/>
                 <w:sz w:val="18"/>
                 <w:szCs w:val="18"/>
-                <w:lang w:val="en-US" w:eastAsia="zh-CN" w:bidi="ar"/>
-              </w:rPr>
-              <w:t>6. 建立准确、可信的服务资产信息库，支撑高效决策与影响分析。</w:t>
+                <w:lang w:val="en-US" w:eastAsia="zh-CN"/>
+              </w:rPr>
+              <w:t>1. 满足客户合同及SLA中明确约定的服务管理要求。</w:t>
             </w:r>
           </w:p>
         </w:tc>
@@ -4569,7 +3699,7 @@
               <w:spacing w:line="300" w:lineRule="atLeast"/>
               <w:jc w:val="left"/>
               <w:rPr>
-                <w:rFonts w:hint="default" w:ascii="Segoe UI" w:hAnsi="Segoe UI" w:eastAsia="Segoe UI" w:cs="Segoe UI"/>
+                <w:rFonts w:ascii="Segoe UI" w:eastAsia="Segoe UI" w:hAnsi="Segoe UI" w:cs="Segoe UI" w:hint="default"/>
                 <w:i w:val="0"/>
                 <w:iCs w:val="0"/>
                 <w:caps w:val="0"/>
@@ -4581,7 +3711,7 @@
             </w:pPr>
             <w:r>
               <w:rPr>
-                <w:rFonts w:hint="default" w:ascii="Segoe UI" w:hAnsi="Segoe UI" w:eastAsia="Segoe UI" w:cs="Segoe UI"/>
+                <w:rFonts w:ascii="Segoe UI" w:eastAsia="Segoe UI" w:hAnsi="Segoe UI" w:cs="Segoe UI" w:hint="default"/>
                 <w:i w:val="0"/>
                 <w:iCs w:val="0"/>
                 <w:caps w:val="0"/>
@@ -4591,23 +3721,49 @@
                 <w:kern w:val="0"/>
                 <w:sz w:val="18"/>
                 <w:szCs w:val="18"/>
-                <w:lang w:val="en-US" w:eastAsia="zh-CN" w:bidi="ar"/>
-              </w:rPr>
-              <w:t>《配置管理制度》</w:t>
+                <w:lang w:val="en-US" w:eastAsia="zh-CN"/>
+              </w:rPr>
+              <w:t>《服务级别管理制度》</w:t>
+            </w:r>
+            <w:r>
+              <w:rPr>
+                <w:rFonts w:ascii="Segoe UI" w:eastAsia="Segoe UI" w:hAnsi="Segoe UI" w:cs="Segoe UI" w:hint="default"/>
+                <w:i w:val="0"/>
+                <w:iCs w:val="0"/>
+                <w:caps w:val="0"/>
+                <w:snapToGrid w:val="0"/>
+                <w:color w:val="000000"/>
+                <w:spacing w:val="0"/>
+                <w:kern w:val="0"/>
+                <w:sz w:val="18"/>
+                <w:szCs w:val="18"/>
+                <w:lang w:val="en-US" w:eastAsia="zh-CN"/>
+              </w:rPr>
+              <w:br/>
+            </w:r>
+            <w:r>
+              <w:rPr>
+                <w:rFonts w:ascii="Segoe UI" w:eastAsia="Segoe UI" w:hAnsi="Segoe UI" w:cs="Segoe UI" w:hint="default"/>
+                <w:i w:val="0"/>
+                <w:iCs w:val="0"/>
+                <w:caps w:val="0"/>
+                <w:snapToGrid w:val="0"/>
+                <w:color w:val="000000"/>
+                <w:spacing w:val="0"/>
+                <w:kern w:val="0"/>
+                <w:sz w:val="18"/>
+                <w:szCs w:val="18"/>
+                <w:lang w:val="en-US" w:eastAsia="zh-CN"/>
+              </w:rPr>
+              <w:t>《服务报告管理制度》</w:t>
             </w:r>
           </w:p>
         </w:tc>
       </w:tr>
       <w:tr>
         <w:tblPrEx>
-          <w:tblBorders>
-            <w:top w:val="single" w:color="auto" w:sz="4" w:space="0"/>
-            <w:left w:val="single" w:color="auto" w:sz="4" w:space="0"/>
-            <w:bottom w:val="single" w:color="auto" w:sz="4" w:space="0"/>
-            <w:right w:val="single" w:color="auto" w:sz="4" w:space="0"/>
-            <w:insideH w:val="single" w:color="auto" w:sz="4" w:space="0"/>
-            <w:insideV w:val="single" w:color="auto" w:sz="4" w:space="0"/>
-          </w:tblBorders>
+          <w:tblW w:w="9024" w:type="dxa"/>
+          <w:tblInd w:w="0" w:type="dxa"/>
           <w:shd w:val="clear" w:color="auto" w:fill="auto"/>
           <w:tblCellMar>
             <w:top w:w="15" w:type="dxa"/>
@@ -4619,8 +3775,7 @@
         <w:tc>
           <w:tcPr>
             <w:tcW w:w="0" w:type="auto"/>
-            <w:vMerge w:val="continue"/>
-            <w:tcBorders/>
+            <w:vMerge/>
             <w:shd w:val="clear" w:color="auto" w:fill="auto"/>
             <w:tcMar>
               <w:top w:w="120" w:type="dxa"/>
@@ -4633,7 +3788,7 @@
           <w:p>
             <w:pPr>
               <w:rPr>
-                <w:rFonts w:hint="default" w:ascii="Segoe UI" w:hAnsi="Segoe UI" w:eastAsia="Segoe UI" w:cs="Segoe UI"/>
+                <w:rFonts w:ascii="Segoe UI" w:eastAsia="Segoe UI" w:hAnsi="Segoe UI" w:cs="Segoe UI" w:hint="default"/>
                 <w:i w:val="0"/>
                 <w:iCs w:val="0"/>
                 <w:caps w:val="0"/>
@@ -4666,7 +3821,7 @@
               <w:spacing w:line="300" w:lineRule="atLeast"/>
               <w:jc w:val="left"/>
               <w:rPr>
-                <w:rFonts w:hint="default" w:ascii="Segoe UI" w:hAnsi="Segoe UI" w:eastAsia="Segoe UI" w:cs="Segoe UI"/>
+                <w:rFonts w:ascii="Segoe UI" w:eastAsia="Segoe UI" w:hAnsi="Segoe UI" w:cs="Segoe UI" w:hint="default"/>
                 <w:i w:val="0"/>
                 <w:iCs w:val="0"/>
                 <w:caps w:val="0"/>
@@ -4678,7 +3833,7 @@
             </w:pPr>
             <w:r>
               <w:rPr>
-                <w:rFonts w:hint="default" w:ascii="Segoe UI" w:hAnsi="Segoe UI" w:eastAsia="Segoe UI" w:cs="Segoe UI"/>
+                <w:rFonts w:ascii="Segoe UI" w:eastAsia="Segoe UI" w:hAnsi="Segoe UI" w:cs="Segoe UI" w:hint="default"/>
                 <w:i w:val="0"/>
                 <w:iCs w:val="0"/>
                 <w:caps w:val="0"/>
@@ -4688,9 +3843,9 @@
                 <w:kern w:val="0"/>
                 <w:sz w:val="18"/>
                 <w:szCs w:val="18"/>
-                <w:lang w:val="en-US" w:eastAsia="zh-CN" w:bidi="ar"/>
-              </w:rPr>
-              <w:t>7. 前瞻性地管理资源容量，预防性能瓶颈。</w:t>
+                <w:lang w:val="en-US" w:eastAsia="zh-CN"/>
+              </w:rPr>
+              <w:t>2. 符合国家及行业相关标准（如ITSS、信息安全等保）的体系化要求。</w:t>
             </w:r>
           </w:p>
         </w:tc>
@@ -4715,7 +3870,7 @@
               <w:spacing w:line="300" w:lineRule="atLeast"/>
               <w:jc w:val="left"/>
               <w:rPr>
-                <w:rFonts w:hint="default" w:ascii="Segoe UI" w:hAnsi="Segoe UI" w:eastAsia="Segoe UI" w:cs="Segoe UI"/>
+                <w:rFonts w:ascii="Segoe UI" w:eastAsia="Segoe UI" w:hAnsi="Segoe UI" w:cs="Segoe UI" w:hint="default"/>
                 <w:i w:val="0"/>
                 <w:iCs w:val="0"/>
                 <w:caps w:val="0"/>
@@ -4727,7 +3882,7 @@
             </w:pPr>
             <w:r>
               <w:rPr>
-                <w:rFonts w:hint="default" w:ascii="Segoe UI" w:hAnsi="Segoe UI" w:eastAsia="Segoe UI" w:cs="Segoe UI"/>
+                <w:rFonts w:ascii="Segoe UI" w:eastAsia="Segoe UI" w:hAnsi="Segoe UI" w:cs="Segoe UI" w:hint="default"/>
                 <w:i w:val="0"/>
                 <w:iCs w:val="0"/>
                 <w:caps w:val="0"/>
@@ -4737,169 +3892,18 @@
                 <w:kern w:val="0"/>
                 <w:sz w:val="18"/>
                 <w:szCs w:val="18"/>
-                <w:lang w:val="en-US" w:eastAsia="zh-CN" w:bidi="ar"/>
-              </w:rPr>
-              <w:t>《容量管理制度》</w:t>
+                <w:lang w:val="en-US" w:eastAsia="zh-CN"/>
+              </w:rPr>
+              <w:t>贯穿所有制度，尤其在《质量管理部》、《信息安全管理》职责中体现。</w:t>
             </w:r>
           </w:p>
         </w:tc>
       </w:tr>
       <w:tr>
         <w:tblPrEx>
-          <w:tblBorders>
-            <w:top w:val="single" w:color="auto" w:sz="4" w:space="0"/>
-            <w:left w:val="single" w:color="auto" w:sz="4" w:space="0"/>
-            <w:bottom w:val="single" w:color="auto" w:sz="4" w:space="0"/>
-            <w:right w:val="single" w:color="auto" w:sz="4" w:space="0"/>
-            <w:insideH w:val="single" w:color="auto" w:sz="4" w:space="0"/>
-            <w:insideV w:val="single" w:color="auto" w:sz="4" w:space="0"/>
-          </w:tblBorders>
+          <w:tblW w:w="9024" w:type="dxa"/>
+          <w:tblInd w:w="0" w:type="dxa"/>
           <w:shd w:val="clear" w:color="auto" w:fill="auto"/>
-          <w:tblCellMar>
-            <w:top w:w="15" w:type="dxa"/>
-            <w:left w:w="15" w:type="dxa"/>
-            <w:bottom w:w="15" w:type="dxa"/>
-            <w:right w:w="15" w:type="dxa"/>
-          </w:tblCellMar>
-        </w:tblPrEx>
-        <w:tc>
-          <w:tcPr>
-            <w:tcW w:w="0" w:type="auto"/>
-            <w:vMerge w:val="continue"/>
-            <w:tcBorders/>
-            <w:shd w:val="clear" w:color="auto" w:fill="auto"/>
-            <w:tcMar>
-              <w:top w:w="120" w:type="dxa"/>
-              <w:left w:w="0" w:type="dxa"/>
-              <w:bottom w:w="120" w:type="dxa"/>
-              <w:right w:w="192" w:type="dxa"/>
-            </w:tcMar>
-            <w:vAlign w:val="center"/>
-          </w:tcPr>
-          <w:p>
-            <w:pPr>
-              <w:rPr>
-                <w:rFonts w:hint="default" w:ascii="Segoe UI" w:hAnsi="Segoe UI" w:eastAsia="Segoe UI" w:cs="Segoe UI"/>
-                <w:i w:val="0"/>
-                <w:iCs w:val="0"/>
-                <w:caps w:val="0"/>
-                <w:color w:val="0F1115"/>
-                <w:spacing w:val="0"/>
-                <w:sz w:val="18"/>
-                <w:szCs w:val="18"/>
-              </w:rPr>
-            </w:pPr>
-          </w:p>
-        </w:tc>
-        <w:tc>
-          <w:tcPr>
-            <w:tcW w:w="0" w:type="auto"/>
-            <w:shd w:val="clear" w:color="auto" w:fill="auto"/>
-            <w:tcMar>
-              <w:top w:w="120" w:type="dxa"/>
-              <w:left w:w="192" w:type="dxa"/>
-              <w:bottom w:w="120" w:type="dxa"/>
-              <w:right w:w="192" w:type="dxa"/>
-            </w:tcMar>
-            <w:vAlign w:val="center"/>
-          </w:tcPr>
-          <w:p>
-            <w:pPr>
-              <w:keepNext w:val="0"/>
-              <w:keepLines w:val="0"/>
-              <w:widowControl/>
-              <w:suppressLineNumbers w:val="0"/>
-              <w:spacing w:line="300" w:lineRule="atLeast"/>
-              <w:jc w:val="left"/>
-              <w:rPr>
-                <w:rFonts w:hint="default" w:ascii="Segoe UI" w:hAnsi="Segoe UI" w:eastAsia="Segoe UI" w:cs="Segoe UI"/>
-                <w:i w:val="0"/>
-                <w:iCs w:val="0"/>
-                <w:caps w:val="0"/>
-                <w:color w:val="0F1115"/>
-                <w:spacing w:val="0"/>
-                <w:sz w:val="18"/>
-                <w:szCs w:val="18"/>
-              </w:rPr>
-            </w:pPr>
-            <w:r>
-              <w:rPr>
-                <w:rFonts w:hint="default" w:ascii="Segoe UI" w:hAnsi="Segoe UI" w:eastAsia="Segoe UI" w:cs="Segoe UI"/>
-                <w:i w:val="0"/>
-                <w:iCs w:val="0"/>
-                <w:caps w:val="0"/>
-                <w:snapToGrid w:val="0"/>
-                <w:color w:val="000000"/>
-                <w:spacing w:val="0"/>
-                <w:kern w:val="0"/>
-                <w:sz w:val="18"/>
-                <w:szCs w:val="18"/>
-                <w:lang w:val="en-US" w:eastAsia="zh-CN" w:bidi="ar"/>
-              </w:rPr>
-              <w:t>8. 确保关键服务的预定可用性，并具备灾难恢复能力。</w:t>
-            </w:r>
-          </w:p>
-        </w:tc>
-        <w:tc>
-          <w:tcPr>
-            <w:tcW w:w="0" w:type="auto"/>
-            <w:shd w:val="clear" w:color="auto" w:fill="auto"/>
-            <w:tcMar>
-              <w:top w:w="120" w:type="dxa"/>
-              <w:left w:w="192" w:type="dxa"/>
-              <w:bottom w:w="120" w:type="dxa"/>
-              <w:right w:w="0" w:type="dxa"/>
-            </w:tcMar>
-            <w:vAlign w:val="center"/>
-          </w:tcPr>
-          <w:p>
-            <w:pPr>
-              <w:keepNext w:val="0"/>
-              <w:keepLines w:val="0"/>
-              <w:widowControl/>
-              <w:suppressLineNumbers w:val="0"/>
-              <w:spacing w:line="300" w:lineRule="atLeast"/>
-              <w:jc w:val="left"/>
-              <w:rPr>
-                <w:rFonts w:hint="default" w:ascii="Segoe UI" w:hAnsi="Segoe UI" w:eastAsia="Segoe UI" w:cs="Segoe UI"/>
-                <w:i w:val="0"/>
-                <w:iCs w:val="0"/>
-                <w:caps w:val="0"/>
-                <w:color w:val="0F1115"/>
-                <w:spacing w:val="0"/>
-                <w:sz w:val="18"/>
-                <w:szCs w:val="18"/>
-              </w:rPr>
-            </w:pPr>
-            <w:r>
-              <w:rPr>
-                <w:rFonts w:hint="default" w:ascii="Segoe UI" w:hAnsi="Segoe UI" w:eastAsia="Segoe UI" w:cs="Segoe UI"/>
-                <w:i w:val="0"/>
-                <w:iCs w:val="0"/>
-                <w:caps w:val="0"/>
-                <w:snapToGrid w:val="0"/>
-                <w:color w:val="000000"/>
-                <w:spacing w:val="0"/>
-                <w:kern w:val="0"/>
-                <w:sz w:val="18"/>
-                <w:szCs w:val="18"/>
-                <w:lang w:val="en-US" w:eastAsia="zh-CN" w:bidi="ar"/>
-              </w:rPr>
-              <w:t>《服务可用性和连续性管理制度》</w:t>
-            </w:r>
-          </w:p>
-        </w:tc>
-      </w:tr>
-      <w:tr>
-        <w:tblPrEx>
-          <w:tblBorders>
-            <w:top w:val="single" w:color="auto" w:sz="4" w:space="0"/>
-            <w:left w:val="single" w:color="auto" w:sz="4" w:space="0"/>
-            <w:bottom w:val="single" w:color="auto" w:sz="4" w:space="0"/>
-            <w:right w:val="single" w:color="auto" w:sz="4" w:space="0"/>
-            <w:insideH w:val="single" w:color="auto" w:sz="4" w:space="0"/>
-            <w:insideV w:val="single" w:color="auto" w:sz="4" w:space="0"/>
-          </w:tblBorders>
           <w:tblCellMar>
             <w:top w:w="15" w:type="dxa"/>
             <w:left w:w="15" w:type="dxa"/>
@@ -4929,7 +3933,7 @@
               <w:spacing w:line="300" w:lineRule="atLeast"/>
               <w:jc w:val="left"/>
               <w:rPr>
-                <w:rFonts w:hint="default" w:ascii="Segoe UI" w:hAnsi="Segoe UI" w:eastAsia="Segoe UI" w:cs="Segoe UI"/>
+                <w:rFonts w:ascii="Segoe UI" w:eastAsia="Segoe UI" w:hAnsi="Segoe UI" w:cs="Segoe UI" w:hint="default"/>
                 <w:i w:val="0"/>
                 <w:iCs w:val="0"/>
                 <w:caps w:val="0"/>
@@ -4941,8 +3945,8 @@
             </w:pPr>
             <w:r>
               <w:rPr>
-                <w:rStyle w:val="23"/>
-                <w:rFonts w:hint="default" w:ascii="Segoe UI" w:hAnsi="Segoe UI" w:eastAsia="Segoe UI" w:cs="Segoe UI"/>
+                <w:rStyle w:val="Strong"/>
+                <w:rFonts w:ascii="Segoe UI" w:eastAsia="Segoe UI" w:hAnsi="Segoe UI" w:cs="Segoe UI" w:hint="default"/>
                 <w:b/>
                 <w:bCs/>
                 <w:i w:val="0"/>
@@ -4954,9 +3958,9 @@
                 <w:kern w:val="0"/>
                 <w:sz w:val="18"/>
                 <w:szCs w:val="18"/>
-                <w:lang w:val="en-US" w:eastAsia="zh-CN" w:bidi="ar"/>
-              </w:rPr>
-              <w:t>风险控制需求</w:t>
+                <w:lang w:val="en-US" w:eastAsia="zh-CN"/>
+              </w:rPr>
+              <w:t>服务交付需求</w:t>
             </w:r>
           </w:p>
         </w:tc>
@@ -4981,7 +3985,7 @@
               <w:spacing w:line="300" w:lineRule="atLeast"/>
               <w:jc w:val="left"/>
               <w:rPr>
-                <w:rFonts w:hint="default" w:ascii="Segoe UI" w:hAnsi="Segoe UI" w:eastAsia="Segoe UI" w:cs="Segoe UI"/>
+                <w:rFonts w:ascii="Segoe UI" w:eastAsia="Segoe UI" w:hAnsi="Segoe UI" w:cs="Segoe UI" w:hint="default"/>
                 <w:i w:val="0"/>
                 <w:iCs w:val="0"/>
                 <w:caps w:val="0"/>
@@ -4993,7 +3997,7 @@
             </w:pPr>
             <w:r>
               <w:rPr>
-                <w:rFonts w:hint="default" w:ascii="Segoe UI" w:hAnsi="Segoe UI" w:eastAsia="Segoe UI" w:cs="Segoe UI"/>
+                <w:rFonts w:ascii="Segoe UI" w:eastAsia="Segoe UI" w:hAnsi="Segoe UI" w:cs="Segoe UI" w:hint="default"/>
                 <w:i w:val="0"/>
                 <w:iCs w:val="0"/>
                 <w:caps w:val="0"/>
@@ -5003,9 +4007,9 @@
                 <w:kern w:val="0"/>
                 <w:sz w:val="18"/>
                 <w:szCs w:val="18"/>
-                <w:lang w:val="en-US" w:eastAsia="zh-CN" w:bidi="ar"/>
-              </w:rPr>
-              <w:t>9. 全面管理信息安全风险，保护客户及公司核心数据资产。</w:t>
+                <w:lang w:val="en-US" w:eastAsia="zh-CN"/>
+              </w:rPr>
+              <w:t>3. 建立统一、高效的服务请求与故障处理通道，快速恢复服务。</w:t>
             </w:r>
           </w:p>
         </w:tc>
@@ -5030,7 +4034,7 @@
               <w:spacing w:line="300" w:lineRule="atLeast"/>
               <w:jc w:val="left"/>
               <w:rPr>
-                <w:rFonts w:hint="default" w:ascii="Segoe UI" w:hAnsi="Segoe UI" w:eastAsia="Segoe UI" w:cs="Segoe UI"/>
+                <w:rFonts w:ascii="Segoe UI" w:eastAsia="Segoe UI" w:hAnsi="Segoe UI" w:cs="Segoe UI" w:hint="default"/>
                 <w:i w:val="0"/>
                 <w:iCs w:val="0"/>
                 <w:caps w:val="0"/>
@@ -5042,7 +4046,7 @@
             </w:pPr>
             <w:r>
               <w:rPr>
-                <w:rFonts w:hint="default" w:ascii="Segoe UI" w:hAnsi="Segoe UI" w:eastAsia="Segoe UI" w:cs="Segoe UI"/>
+                <w:rFonts w:ascii="Segoe UI" w:eastAsia="Segoe UI" w:hAnsi="Segoe UI" w:cs="Segoe UI" w:hint="default"/>
                 <w:i w:val="0"/>
                 <w:iCs w:val="0"/>
                 <w:caps w:val="0"/>
@@ -5052,23 +4056,18 @@
                 <w:kern w:val="0"/>
                 <w:sz w:val="18"/>
                 <w:szCs w:val="18"/>
-                <w:lang w:val="en-US" w:eastAsia="zh-CN" w:bidi="ar"/>
-              </w:rPr>
-              <w:t>《信息安全管理制度》</w:t>
+                <w:lang w:val="en-US" w:eastAsia="zh-CN"/>
+              </w:rPr>
+              <w:t>《事件管理制度》（含服务台）</w:t>
             </w:r>
           </w:p>
         </w:tc>
       </w:tr>
       <w:tr>
         <w:tblPrEx>
-          <w:tblBorders>
-            <w:top w:val="single" w:color="auto" w:sz="4" w:space="0"/>
-            <w:left w:val="single" w:color="auto" w:sz="4" w:space="0"/>
-            <w:bottom w:val="single" w:color="auto" w:sz="4" w:space="0"/>
-            <w:right w:val="single" w:color="auto" w:sz="4" w:space="0"/>
-            <w:insideH w:val="single" w:color="auto" w:sz="4" w:space="0"/>
-            <w:insideV w:val="single" w:color="auto" w:sz="4" w:space="0"/>
-          </w:tblBorders>
+          <w:tblW w:w="9024" w:type="dxa"/>
+          <w:tblInd w:w="0" w:type="dxa"/>
+          <w:shd w:val="clear" w:color="auto" w:fill="auto"/>
           <w:tblCellMar>
             <w:top w:w="15" w:type="dxa"/>
             <w:left w:w="15" w:type="dxa"/>
@@ -5079,8 +4078,7 @@
         <w:tc>
           <w:tcPr>
             <w:tcW w:w="0" w:type="auto"/>
-            <w:vMerge w:val="continue"/>
-            <w:tcBorders/>
+            <w:vMerge/>
             <w:shd w:val="clear" w:color="auto" w:fill="auto"/>
             <w:tcMar>
               <w:top w:w="120" w:type="dxa"/>
@@ -5093,7 +4091,7 @@
           <w:p>
             <w:pPr>
               <w:rPr>
-                <w:rFonts w:hint="default" w:ascii="Segoe UI" w:hAnsi="Segoe UI" w:eastAsia="Segoe UI" w:cs="Segoe UI"/>
+                <w:rFonts w:ascii="Segoe UI" w:eastAsia="Segoe UI" w:hAnsi="Segoe UI" w:cs="Segoe UI" w:hint="default"/>
                 <w:i w:val="0"/>
                 <w:iCs w:val="0"/>
                 <w:caps w:val="0"/>
@@ -5126,7 +4124,7 @@
               <w:spacing w:line="300" w:lineRule="atLeast"/>
               <w:jc w:val="left"/>
               <w:rPr>
-                <w:rFonts w:hint="default" w:ascii="Segoe UI" w:hAnsi="Segoe UI" w:eastAsia="Segoe UI" w:cs="Segoe UI"/>
+                <w:rFonts w:ascii="Segoe UI" w:eastAsia="Segoe UI" w:hAnsi="Segoe UI" w:cs="Segoe UI" w:hint="default"/>
                 <w:i w:val="0"/>
                 <w:iCs w:val="0"/>
                 <w:caps w:val="0"/>
@@ -5138,7 +4136,7 @@
             </w:pPr>
             <w:r>
               <w:rPr>
-                <w:rFonts w:hint="default" w:ascii="Segoe UI" w:hAnsi="Segoe UI" w:eastAsia="Segoe UI" w:cs="Segoe UI"/>
+                <w:rFonts w:ascii="Segoe UI" w:eastAsia="Segoe UI" w:hAnsi="Segoe UI" w:cs="Segoe UI" w:hint="default"/>
                 <w:i w:val="0"/>
                 <w:iCs w:val="0"/>
                 <w:caps w:val="0"/>
@@ -5148,9 +4146,9 @@
                 <w:kern w:val="0"/>
                 <w:sz w:val="18"/>
                 <w:szCs w:val="18"/>
-                <w:lang w:val="en-US" w:eastAsia="zh-CN" w:bidi="ar"/>
-              </w:rPr>
-              <w:t>10. 建立明确的审计与监督机制，确保所有流程得到有效执行。</w:t>
+                <w:lang w:val="en-US" w:eastAsia="zh-CN"/>
+              </w:rPr>
+              <w:t>4. 系统化地分析重复性故障根本原因，防止问题复发。</w:t>
             </w:r>
           </w:p>
         </w:tc>
@@ -5175,7 +4173,7 @@
               <w:spacing w:line="300" w:lineRule="atLeast"/>
               <w:jc w:val="left"/>
               <w:rPr>
-                <w:rFonts w:hint="default" w:ascii="Segoe UI" w:hAnsi="Segoe UI" w:eastAsia="Segoe UI" w:cs="Segoe UI"/>
+                <w:rFonts w:ascii="Segoe UI" w:eastAsia="Segoe UI" w:hAnsi="Segoe UI" w:cs="Segoe UI" w:hint="default"/>
                 <w:i w:val="0"/>
                 <w:iCs w:val="0"/>
                 <w:caps w:val="0"/>
@@ -5187,10 +4185,7 @@
             </w:pPr>
             <w:r>
               <w:rPr>
-                <w:rStyle w:val="23"/>
-                <w:rFonts w:hint="default" w:ascii="Segoe UI" w:hAnsi="Segoe UI" w:eastAsia="Segoe UI" w:cs="Segoe UI"/>
-                <w:b/>
-                <w:bCs/>
+                <w:rFonts w:ascii="Segoe UI" w:eastAsia="Segoe UI" w:hAnsi="Segoe UI" w:cs="Segoe UI" w:hint="default"/>
                 <w:i w:val="0"/>
                 <w:iCs w:val="0"/>
                 <w:caps w:val="0"/>
@@ -5200,39 +4195,189 @@
                 <w:kern w:val="0"/>
                 <w:sz w:val="18"/>
                 <w:szCs w:val="18"/>
-                <w:lang w:val="en-US" w:eastAsia="zh-CN" w:bidi="ar"/>
-              </w:rPr>
-              <w:t>贯穿所有制度</w:t>
-            </w:r>
-            <w:r>
-              <w:rPr>
-                <w:rFonts w:hint="default" w:ascii="Segoe UI" w:hAnsi="Segoe UI" w:eastAsia="Segoe UI" w:cs="Segoe UI"/>
-                <w:i w:val="0"/>
-                <w:iCs w:val="0"/>
-                <w:caps w:val="0"/>
-                <w:snapToGrid w:val="0"/>
-                <w:color w:val="000000"/>
-                <w:spacing w:val="0"/>
-                <w:kern w:val="0"/>
-                <w:sz w:val="18"/>
-                <w:szCs w:val="18"/>
-                <w:lang w:val="en-US" w:eastAsia="zh-CN" w:bidi="ar"/>
-              </w:rPr>
-              <w:t>，由《质量管理部》主导。</w:t>
+                <w:lang w:val="en-US" w:eastAsia="zh-CN"/>
+              </w:rPr>
+              <w:t>《问题管理制度》</w:t>
             </w:r>
           </w:p>
         </w:tc>
       </w:tr>
       <w:tr>
         <w:tblPrEx>
-          <w:tblBorders>
-            <w:top w:val="single" w:color="auto" w:sz="4" w:space="0"/>
-            <w:left w:val="single" w:color="auto" w:sz="4" w:space="0"/>
-            <w:bottom w:val="single" w:color="auto" w:sz="4" w:space="0"/>
-            <w:right w:val="single" w:color="auto" w:sz="4" w:space="0"/>
-            <w:insideH w:val="single" w:color="auto" w:sz="4" w:space="0"/>
-            <w:insideV w:val="single" w:color="auto" w:sz="4" w:space="0"/>
-          </w:tblBorders>
+          <w:tblW w:w="9024" w:type="dxa"/>
+          <w:tblInd w:w="0" w:type="dxa"/>
+          <w:shd w:val="clear" w:color="auto" w:fill="auto"/>
+          <w:tblCellMar>
+            <w:top w:w="15" w:type="dxa"/>
+            <w:left w:w="15" w:type="dxa"/>
+            <w:bottom w:w="15" w:type="dxa"/>
+            <w:right w:w="15" w:type="dxa"/>
+          </w:tblCellMar>
+        </w:tblPrEx>
+        <w:tc>
+          <w:tcPr>
+            <w:tcW w:w="0" w:type="auto"/>
+            <w:vMerge/>
+            <w:shd w:val="clear" w:color="auto" w:fill="auto"/>
+            <w:tcMar>
+              <w:top w:w="120" w:type="dxa"/>
+              <w:left w:w="0" w:type="dxa"/>
+              <w:bottom w:w="120" w:type="dxa"/>
+              <w:right w:w="192" w:type="dxa"/>
+            </w:tcMar>
+            <w:vAlign w:val="center"/>
+          </w:tcPr>
+          <w:p>
+            <w:pPr>
+              <w:rPr>
+                <w:rFonts w:ascii="Segoe UI" w:eastAsia="Segoe UI" w:hAnsi="Segoe UI" w:cs="Segoe UI" w:hint="default"/>
+                <w:i w:val="0"/>
+                <w:iCs w:val="0"/>
+                <w:caps w:val="0"/>
+                <w:color w:val="0F1115"/>
+                <w:spacing w:val="0"/>
+                <w:sz w:val="18"/>
+                <w:szCs w:val="18"/>
+              </w:rPr>
+            </w:pPr>
+          </w:p>
+        </w:tc>
+        <w:tc>
+          <w:tcPr>
+            <w:tcW w:w="0" w:type="auto"/>
+            <w:shd w:val="clear" w:color="auto" w:fill="auto"/>
+            <w:tcMar>
+              <w:top w:w="120" w:type="dxa"/>
+              <w:left w:w="192" w:type="dxa"/>
+              <w:bottom w:w="120" w:type="dxa"/>
+              <w:right w:w="192" w:type="dxa"/>
+            </w:tcMar>
+            <w:vAlign w:val="center"/>
+          </w:tcPr>
+          <w:p>
+            <w:pPr>
+              <w:keepNext w:val="0"/>
+              <w:keepLines w:val="0"/>
+              <w:widowControl/>
+              <w:suppressLineNumbers w:val="0"/>
+              <w:spacing w:line="300" w:lineRule="atLeast"/>
+              <w:jc w:val="left"/>
+              <w:rPr>
+                <w:rFonts w:ascii="Segoe UI" w:eastAsia="Segoe UI" w:hAnsi="Segoe UI" w:cs="Segoe UI" w:hint="default"/>
+                <w:i w:val="0"/>
+                <w:iCs w:val="0"/>
+                <w:caps w:val="0"/>
+                <w:color w:val="0F1115"/>
+                <w:spacing w:val="0"/>
+                <w:sz w:val="18"/>
+                <w:szCs w:val="18"/>
+              </w:rPr>
+            </w:pPr>
+            <w:r>
+              <w:rPr>
+                <w:rFonts w:ascii="Segoe UI" w:eastAsia="Segoe UI" w:hAnsi="Segoe UI" w:cs="Segoe UI" w:hint="default"/>
+                <w:i w:val="0"/>
+                <w:iCs w:val="0"/>
+                <w:caps w:val="0"/>
+                <w:snapToGrid w:val="0"/>
+                <w:color w:val="000000"/>
+                <w:spacing w:val="0"/>
+                <w:kern w:val="0"/>
+                <w:sz w:val="18"/>
+                <w:szCs w:val="18"/>
+                <w:lang w:val="en-US" w:eastAsia="zh-CN"/>
+              </w:rPr>
+              <w:t>5. 对所有生产环境的变更进行严格控制，杜绝未经授权的操作。</w:t>
+            </w:r>
+          </w:p>
+        </w:tc>
+        <w:tc>
+          <w:tcPr>
+            <w:tcW w:w="0" w:type="auto"/>
+            <w:shd w:val="clear" w:color="auto" w:fill="auto"/>
+            <w:tcMar>
+              <w:top w:w="120" w:type="dxa"/>
+              <w:left w:w="192" w:type="dxa"/>
+              <w:bottom w:w="120" w:type="dxa"/>
+              <w:right w:w="0" w:type="dxa"/>
+            </w:tcMar>
+            <w:vAlign w:val="center"/>
+          </w:tcPr>
+          <w:p>
+            <w:pPr>
+              <w:keepNext w:val="0"/>
+              <w:keepLines w:val="0"/>
+              <w:widowControl/>
+              <w:suppressLineNumbers w:val="0"/>
+              <w:spacing w:line="300" w:lineRule="atLeast"/>
+              <w:jc w:val="left"/>
+              <w:rPr>
+                <w:rFonts w:ascii="Segoe UI" w:eastAsia="Segoe UI" w:hAnsi="Segoe UI" w:cs="Segoe UI" w:hint="default"/>
+                <w:i w:val="0"/>
+                <w:iCs w:val="0"/>
+                <w:caps w:val="0"/>
+                <w:color w:val="0F1115"/>
+                <w:spacing w:val="0"/>
+                <w:sz w:val="18"/>
+                <w:szCs w:val="18"/>
+              </w:rPr>
+            </w:pPr>
+            <w:r>
+              <w:rPr>
+                <w:rFonts w:ascii="Segoe UI" w:eastAsia="Segoe UI" w:hAnsi="Segoe UI" w:cs="Segoe UI" w:hint="default"/>
+                <w:i w:val="0"/>
+                <w:iCs w:val="0"/>
+                <w:caps w:val="0"/>
+                <w:snapToGrid w:val="0"/>
+                <w:color w:val="000000"/>
+                <w:spacing w:val="0"/>
+                <w:kern w:val="0"/>
+                <w:sz w:val="18"/>
+                <w:szCs w:val="18"/>
+                <w:lang w:val="en-US" w:eastAsia="zh-CN"/>
+              </w:rPr>
+              <w:t>《变更管理制度》</w:t>
+            </w:r>
+            <w:r>
+              <w:rPr>
+                <w:rFonts w:ascii="Segoe UI" w:eastAsia="Segoe UI" w:hAnsi="Segoe UI" w:cs="Segoe UI" w:hint="default"/>
+                <w:i w:val="0"/>
+                <w:iCs w:val="0"/>
+                <w:caps w:val="0"/>
+                <w:snapToGrid w:val="0"/>
+                <w:color w:val="000000"/>
+                <w:spacing w:val="0"/>
+                <w:kern w:val="0"/>
+                <w:sz w:val="18"/>
+                <w:szCs w:val="18"/>
+                <w:lang w:val="en-US" w:eastAsia="zh-CN"/>
+              </w:rPr>
+              <w:br/>
+            </w:r>
+            <w:r>
+              <w:rPr>
+                <w:rFonts w:ascii="Segoe UI" w:eastAsia="Segoe UI" w:hAnsi="Segoe UI" w:cs="Segoe UI" w:hint="default"/>
+                <w:i w:val="0"/>
+                <w:iCs w:val="0"/>
+                <w:caps w:val="0"/>
+                <w:snapToGrid w:val="0"/>
+                <w:color w:val="000000"/>
+                <w:spacing w:val="0"/>
+                <w:kern w:val="0"/>
+                <w:sz w:val="18"/>
+                <w:szCs w:val="18"/>
+                <w:lang w:val="en-US" w:eastAsia="zh-CN"/>
+              </w:rPr>
+              <w:t>《发布管理制度》</w:t>
+            </w:r>
+          </w:p>
+        </w:tc>
+      </w:tr>
+      <w:tr>
+        <w:tblPrEx>
+          <w:tblW w:w="9024" w:type="dxa"/>
+          <w:tblInd w:w="0" w:type="dxa"/>
+          <w:shd w:val="clear" w:color="auto" w:fill="auto"/>
           <w:tblCellMar>
             <w:top w:w="15" w:type="dxa"/>
             <w:left w:w="15" w:type="dxa"/>
@@ -5262,7 +4407,7 @@
               <w:spacing w:line="300" w:lineRule="atLeast"/>
               <w:jc w:val="left"/>
               <w:rPr>
-                <w:rFonts w:hint="default" w:ascii="Segoe UI" w:hAnsi="Segoe UI" w:eastAsia="Segoe UI" w:cs="Segoe UI"/>
+                <w:rFonts w:ascii="Segoe UI" w:eastAsia="Segoe UI" w:hAnsi="Segoe UI" w:cs="Segoe UI" w:hint="default"/>
                 <w:i w:val="0"/>
                 <w:iCs w:val="0"/>
                 <w:caps w:val="0"/>
@@ -5272,11 +4417,10 @@
                 <w:szCs w:val="18"/>
               </w:rPr>
             </w:pPr>
-            <w:bookmarkStart w:id="13" w:name="_GoBack" w:colFirst="0" w:colLast="0"/>
-            <w:r>
-              <w:rPr>
-                <w:rStyle w:val="23"/>
-                <w:rFonts w:hint="default" w:ascii="Segoe UI" w:hAnsi="Segoe UI" w:eastAsia="Segoe UI" w:cs="Segoe UI"/>
+            <w:r>
+              <w:rPr>
+                <w:rStyle w:val="Strong"/>
+                <w:rFonts w:ascii="Segoe UI" w:eastAsia="Segoe UI" w:hAnsi="Segoe UI" w:cs="Segoe UI" w:hint="default"/>
                 <w:b/>
                 <w:bCs/>
                 <w:i w:val="0"/>
@@ -5288,9 +4432,9 @@
                 <w:kern w:val="0"/>
                 <w:sz w:val="18"/>
                 <w:szCs w:val="18"/>
-                <w:lang w:val="en-US" w:eastAsia="zh-CN" w:bidi="ar"/>
-              </w:rPr>
-              <w:t>组织协同需求</w:t>
+                <w:lang w:val="en-US" w:eastAsia="zh-CN"/>
+              </w:rPr>
+              <w:t>运营支撑需求</w:t>
             </w:r>
           </w:p>
         </w:tc>
@@ -5315,7 +4459,7 @@
               <w:spacing w:line="300" w:lineRule="atLeast"/>
               <w:jc w:val="left"/>
               <w:rPr>
-                <w:rFonts w:hint="default" w:ascii="Segoe UI" w:hAnsi="Segoe UI" w:eastAsia="Segoe UI" w:cs="Segoe UI"/>
+                <w:rFonts w:ascii="Segoe UI" w:eastAsia="Segoe UI" w:hAnsi="Segoe UI" w:cs="Segoe UI" w:hint="default"/>
                 <w:i w:val="0"/>
                 <w:iCs w:val="0"/>
                 <w:caps w:val="0"/>
@@ -5327,7 +4471,7 @@
             </w:pPr>
             <w:r>
               <w:rPr>
-                <w:rFonts w:hint="default" w:ascii="Segoe UI" w:hAnsi="Segoe UI" w:eastAsia="Segoe UI" w:cs="Segoe UI"/>
+                <w:rFonts w:ascii="Segoe UI" w:eastAsia="Segoe UI" w:hAnsi="Segoe UI" w:cs="Segoe UI" w:hint="default"/>
                 <w:i w:val="0"/>
                 <w:iCs w:val="0"/>
                 <w:caps w:val="0"/>
@@ -5337,9 +4481,9 @@
                 <w:kern w:val="0"/>
                 <w:sz w:val="18"/>
                 <w:szCs w:val="18"/>
-                <w:lang w:val="en-US" w:eastAsia="zh-CN" w:bidi="ar"/>
-              </w:rPr>
-              <w:t>11. 明确跨部门（数智运营部、研究总院、质量、人力、应急）的协同职责与接口。</w:t>
+                <w:lang w:val="en-US" w:eastAsia="zh-CN"/>
+              </w:rPr>
+              <w:t>6. 建立准确、可信的服务资产信息库，支撑高效决策与影响分析。</w:t>
             </w:r>
           </w:p>
         </w:tc>
@@ -5364,7 +4508,7 @@
               <w:spacing w:line="300" w:lineRule="atLeast"/>
               <w:jc w:val="left"/>
               <w:rPr>
-                <w:rFonts w:hint="default" w:ascii="Segoe UI" w:hAnsi="Segoe UI" w:eastAsia="Segoe UI" w:cs="Segoe UI"/>
+                <w:rFonts w:ascii="Segoe UI" w:eastAsia="Segoe UI" w:hAnsi="Segoe UI" w:cs="Segoe UI" w:hint="default"/>
                 <w:i w:val="0"/>
                 <w:iCs w:val="0"/>
                 <w:caps w:val="0"/>
@@ -5376,10 +4520,7 @@
             </w:pPr>
             <w:r>
               <w:rPr>
-                <w:rStyle w:val="23"/>
-                <w:rFonts w:hint="default" w:ascii="Segoe UI" w:hAnsi="Segoe UI" w:eastAsia="Segoe UI" w:cs="Segoe UI"/>
-                <w:b/>
-                <w:bCs/>
+                <w:rFonts w:ascii="Segoe UI" w:eastAsia="Segoe UI" w:hAnsi="Segoe UI" w:cs="Segoe UI" w:hint="default"/>
                 <w:i w:val="0"/>
                 <w:iCs w:val="0"/>
                 <w:caps w:val="0"/>
@@ -5389,40 +4530,18 @@
                 <w:kern w:val="0"/>
                 <w:sz w:val="18"/>
                 <w:szCs w:val="18"/>
-                <w:lang w:val="en-US" w:eastAsia="zh-CN" w:bidi="ar"/>
-              </w:rPr>
-              <w:t>各制度“角色与职责”章节</w:t>
-            </w:r>
-            <w:r>
-              <w:rPr>
-                <w:rFonts w:hint="default" w:ascii="Segoe UI" w:hAnsi="Segoe UI" w:eastAsia="Segoe UI" w:cs="Segoe UI"/>
-                <w:i w:val="0"/>
-                <w:iCs w:val="0"/>
-                <w:caps w:val="0"/>
-                <w:snapToGrid w:val="0"/>
-                <w:color w:val="000000"/>
-                <w:spacing w:val="0"/>
-                <w:kern w:val="0"/>
-                <w:sz w:val="18"/>
-                <w:szCs w:val="18"/>
-                <w:lang w:val="en-US" w:eastAsia="zh-CN" w:bidi="ar"/>
-              </w:rPr>
-              <w:t>及流程接口部分。</w:t>
+                <w:lang w:val="en-US" w:eastAsia="zh-CN"/>
+              </w:rPr>
+              <w:t>《配置管理制度》</w:t>
             </w:r>
           </w:p>
         </w:tc>
       </w:tr>
-      <w:bookmarkEnd w:id="13"/>
       <w:tr>
         <w:tblPrEx>
-          <w:tblBorders>
-            <w:top w:val="single" w:color="auto" w:sz="4" w:space="0"/>
-            <w:left w:val="single" w:color="auto" w:sz="4" w:space="0"/>
-            <w:bottom w:val="single" w:color="auto" w:sz="4" w:space="0"/>
-            <w:right w:val="single" w:color="auto" w:sz="4" w:space="0"/>
-            <w:insideH w:val="single" w:color="auto" w:sz="4" w:space="0"/>
-            <w:insideV w:val="single" w:color="auto" w:sz="4" w:space="0"/>
-          </w:tblBorders>
+          <w:tblW w:w="9024" w:type="dxa"/>
+          <w:tblInd w:w="0" w:type="dxa"/>
+          <w:shd w:val="clear" w:color="auto" w:fill="auto"/>
           <w:tblCellMar>
             <w:top w:w="15" w:type="dxa"/>
             <w:left w:w="15" w:type="dxa"/>
@@ -5433,8 +4552,7 @@
         <w:tc>
           <w:tcPr>
             <w:tcW w:w="0" w:type="auto"/>
-            <w:vMerge w:val="continue"/>
-            <w:tcBorders/>
+            <w:vMerge/>
             <w:shd w:val="clear" w:color="auto" w:fill="auto"/>
             <w:tcMar>
               <w:top w:w="120" w:type="dxa"/>
@@ -5447,7 +4565,7 @@
           <w:p>
             <w:pPr>
               <w:rPr>
-                <w:rFonts w:hint="default" w:ascii="Segoe UI" w:hAnsi="Segoe UI" w:eastAsia="Segoe UI" w:cs="Segoe UI"/>
+                <w:rFonts w:ascii="Segoe UI" w:eastAsia="Segoe UI" w:hAnsi="Segoe UI" w:cs="Segoe UI" w:hint="default"/>
                 <w:i w:val="0"/>
                 <w:iCs w:val="0"/>
                 <w:caps w:val="0"/>
@@ -5480,7 +4598,7 @@
               <w:spacing w:line="300" w:lineRule="atLeast"/>
               <w:jc w:val="left"/>
               <w:rPr>
-                <w:rFonts w:hint="default" w:ascii="Segoe UI" w:hAnsi="Segoe UI" w:eastAsia="Segoe UI" w:cs="Segoe UI"/>
+                <w:rFonts w:ascii="Segoe UI" w:eastAsia="Segoe UI" w:hAnsi="Segoe UI" w:cs="Segoe UI" w:hint="default"/>
                 <w:i w:val="0"/>
                 <w:iCs w:val="0"/>
                 <w:caps w:val="0"/>
@@ -5492,7 +4610,7 @@
             </w:pPr>
             <w:r>
               <w:rPr>
-                <w:rFonts w:hint="default" w:ascii="Segoe UI" w:hAnsi="Segoe UI" w:eastAsia="Segoe UI" w:cs="Segoe UI"/>
+                <w:rFonts w:ascii="Segoe UI" w:eastAsia="Segoe UI" w:hAnsi="Segoe UI" w:cs="Segoe UI" w:hint="default"/>
                 <w:i w:val="0"/>
                 <w:iCs w:val="0"/>
                 <w:caps w:val="0"/>
@@ -5502,9 +4620,9 @@
                 <w:kern w:val="0"/>
                 <w:sz w:val="18"/>
                 <w:szCs w:val="18"/>
-                <w:lang w:val="en-US" w:eastAsia="zh-CN" w:bidi="ar"/>
-              </w:rPr>
-              <w:t>12. 将个人经验转化为组织知识，降低对关键个人的依赖。</w:t>
+                <w:lang w:val="en-US" w:eastAsia="zh-CN"/>
+              </w:rPr>
+              <w:t>7. 前瞻性地管理资源容量，预防性能瓶颈。</w:t>
             </w:r>
           </w:p>
         </w:tc>
@@ -5529,7 +4647,7 @@
               <w:spacing w:line="300" w:lineRule="atLeast"/>
               <w:jc w:val="left"/>
               <w:rPr>
-                <w:rFonts w:hint="default" w:ascii="Segoe UI" w:hAnsi="Segoe UI" w:eastAsia="Segoe UI" w:cs="Segoe UI"/>
+                <w:rFonts w:ascii="Segoe UI" w:eastAsia="Segoe UI" w:hAnsi="Segoe UI" w:cs="Segoe UI" w:hint="default"/>
                 <w:i w:val="0"/>
                 <w:iCs w:val="0"/>
                 <w:caps w:val="0"/>
@@ -5541,7 +4659,7 @@
             </w:pPr>
             <w:r>
               <w:rPr>
-                <w:rFonts w:hint="default" w:ascii="Segoe UI" w:hAnsi="Segoe UI" w:eastAsia="Segoe UI" w:cs="Segoe UI"/>
+                <w:rFonts w:ascii="Segoe UI" w:eastAsia="Segoe UI" w:hAnsi="Segoe UI" w:cs="Segoe UI" w:hint="default"/>
                 <w:i w:val="0"/>
                 <w:iCs w:val="0"/>
                 <w:caps w:val="0"/>
@@ -5551,13 +4669,87 @@
                 <w:kern w:val="0"/>
                 <w:sz w:val="18"/>
                 <w:szCs w:val="18"/>
-                <w:lang w:val="en-US" w:eastAsia="zh-CN" w:bidi="ar"/>
-              </w:rPr>
-              <w:t>《问题管理》（知识转化）</w:t>
-            </w:r>
-            <w:r>
-              <w:rPr>
-                <w:rFonts w:hint="default" w:ascii="Segoe UI" w:hAnsi="Segoe UI" w:eastAsia="Segoe UI" w:cs="Segoe UI"/>
+                <w:lang w:val="en-US" w:eastAsia="zh-CN"/>
+              </w:rPr>
+              <w:t>《容量管理制度》</w:t>
+            </w:r>
+          </w:p>
+        </w:tc>
+      </w:tr>
+      <w:tr>
+        <w:tblPrEx>
+          <w:tblW w:w="9024" w:type="dxa"/>
+          <w:tblInd w:w="0" w:type="dxa"/>
+          <w:shd w:val="clear" w:color="auto" w:fill="auto"/>
+          <w:tblCellMar>
+            <w:top w:w="15" w:type="dxa"/>
+            <w:left w:w="15" w:type="dxa"/>
+            <w:bottom w:w="15" w:type="dxa"/>
+            <w:right w:w="15" w:type="dxa"/>
+          </w:tblCellMar>
+        </w:tblPrEx>
+        <w:tc>
+          <w:tcPr>
+            <w:tcW w:w="0" w:type="auto"/>
+            <w:vMerge/>
+            <w:shd w:val="clear" w:color="auto" w:fill="auto"/>
+            <w:tcMar>
+              <w:top w:w="120" w:type="dxa"/>
+              <w:left w:w="0" w:type="dxa"/>
+              <w:bottom w:w="120" w:type="dxa"/>
+              <w:right w:w="192" w:type="dxa"/>
+            </w:tcMar>
+            <w:vAlign w:val="center"/>
+          </w:tcPr>
+          <w:p>
+            <w:pPr>
+              <w:rPr>
+                <w:rFonts w:ascii="Segoe UI" w:eastAsia="Segoe UI" w:hAnsi="Segoe UI" w:cs="Segoe UI" w:hint="default"/>
+                <w:i w:val="0"/>
+                <w:iCs w:val="0"/>
+                <w:caps w:val="0"/>
+                <w:color w:val="0F1115"/>
+                <w:spacing w:val="0"/>
+                <w:sz w:val="18"/>
+                <w:szCs w:val="18"/>
+              </w:rPr>
+            </w:pPr>
+          </w:p>
+        </w:tc>
+        <w:tc>
+          <w:tcPr>
+            <w:tcW w:w="0" w:type="auto"/>
+            <w:shd w:val="clear" w:color="auto" w:fill="auto"/>
+            <w:tcMar>
+              <w:top w:w="120" w:type="dxa"/>
+              <w:left w:w="192" w:type="dxa"/>
+              <w:bottom w:w="120" w:type="dxa"/>
+              <w:right w:w="192" w:type="dxa"/>
+            </w:tcMar>
+            <w:vAlign w:val="center"/>
+          </w:tcPr>
+          <w:p>
+            <w:pPr>
+              <w:keepNext w:val="0"/>
+              <w:keepLines w:val="0"/>
+              <w:widowControl/>
+              <w:suppressLineNumbers w:val="0"/>
+              <w:spacing w:line="300" w:lineRule="atLeast"/>
+              <w:jc w:val="left"/>
+              <w:rPr>
+                <w:rFonts w:ascii="Segoe UI" w:eastAsia="Segoe UI" w:hAnsi="Segoe UI" w:cs="Segoe UI" w:hint="default"/>
+                <w:i w:val="0"/>
+                <w:iCs w:val="0"/>
+                <w:caps w:val="0"/>
+                <w:color w:val="0F1115"/>
+                <w:spacing w:val="0"/>
+                <w:sz w:val="18"/>
+                <w:szCs w:val="18"/>
+              </w:rPr>
+            </w:pPr>
+            <w:r>
+              <w:rPr>
+                <w:rFonts w:ascii="Segoe UI" w:eastAsia="Segoe UI" w:hAnsi="Segoe UI" w:cs="Segoe UI" w:hint="default"/>
                 <w:i w:val="0"/>
                 <w:iCs w:val="0"/>
                 <w:caps w:val="0"/>
@@ -5567,13 +4759,46 @@
                 <w:kern w:val="0"/>
                 <w:sz w:val="18"/>
                 <w:szCs w:val="18"/>
-                <w:lang w:val="en-US" w:eastAsia="zh-CN" w:bidi="ar"/>
-              </w:rPr>
-              <w:br w:type="textWrapping"/>
-            </w:r>
-            <w:r>
-              <w:rPr>
-                <w:rFonts w:hint="default" w:ascii="Segoe UI" w:hAnsi="Segoe UI" w:eastAsia="Segoe UI" w:cs="Segoe UI"/>
+                <w:lang w:val="en-US" w:eastAsia="zh-CN"/>
+              </w:rPr>
+              <w:t>8. 确保关键服务的预定可用性，并具备灾难恢复能力。</w:t>
+            </w:r>
+          </w:p>
+        </w:tc>
+        <w:tc>
+          <w:tcPr>
+            <w:tcW w:w="0" w:type="auto"/>
+            <w:shd w:val="clear" w:color="auto" w:fill="auto"/>
+            <w:tcMar>
+              <w:top w:w="120" w:type="dxa"/>
+              <w:left w:w="192" w:type="dxa"/>
+              <w:bottom w:w="120" w:type="dxa"/>
+              <w:right w:w="0" w:type="dxa"/>
+            </w:tcMar>
+            <w:vAlign w:val="center"/>
+          </w:tcPr>
+          <w:p>
+            <w:pPr>
+              <w:keepNext w:val="0"/>
+              <w:keepLines w:val="0"/>
+              <w:widowControl/>
+              <w:suppressLineNumbers w:val="0"/>
+              <w:spacing w:line="300" w:lineRule="atLeast"/>
+              <w:jc w:val="left"/>
+              <w:rPr>
+                <w:rFonts w:ascii="Segoe UI" w:eastAsia="Segoe UI" w:hAnsi="Segoe UI" w:cs="Segoe UI" w:hint="default"/>
+                <w:i w:val="0"/>
+                <w:iCs w:val="0"/>
+                <w:caps w:val="0"/>
+                <w:color w:val="0F1115"/>
+                <w:spacing w:val="0"/>
+                <w:sz w:val="18"/>
+                <w:szCs w:val="18"/>
+              </w:rPr>
+            </w:pPr>
+            <w:r>
+              <w:rPr>
+                <w:rFonts w:ascii="Segoe UI" w:eastAsia="Segoe UI" w:hAnsi="Segoe UI" w:cs="Segoe UI" w:hint="default"/>
                 <w:i w:val="0"/>
                 <w:iCs w:val="0"/>
                 <w:caps w:val="0"/>
@@ -5583,7 +4808,683 @@
                 <w:kern w:val="0"/>
                 <w:sz w:val="18"/>
                 <w:szCs w:val="18"/>
-                <w:lang w:val="en-US" w:eastAsia="zh-CN" w:bidi="ar"/>
+                <w:lang w:val="en-US" w:eastAsia="zh-CN"/>
+              </w:rPr>
+              <w:t>《服务可用性和连续性管理制度》</w:t>
+            </w:r>
+          </w:p>
+        </w:tc>
+      </w:tr>
+      <w:tr>
+        <w:tblPrEx>
+          <w:tblW w:w="9024" w:type="dxa"/>
+          <w:tblInd w:w="0" w:type="dxa"/>
+          <w:shd w:val="clear" w:color="auto" w:fill="auto"/>
+          <w:tblCellMar>
+            <w:top w:w="15" w:type="dxa"/>
+            <w:left w:w="15" w:type="dxa"/>
+            <w:bottom w:w="15" w:type="dxa"/>
+            <w:right w:w="15" w:type="dxa"/>
+          </w:tblCellMar>
+        </w:tblPrEx>
+        <w:tc>
+          <w:tcPr>
+            <w:tcW w:w="0" w:type="auto"/>
+            <w:vMerge w:val="restart"/>
+            <w:shd w:val="clear" w:color="auto" w:fill="auto"/>
+            <w:tcMar>
+              <w:top w:w="120" w:type="dxa"/>
+              <w:left w:w="0" w:type="dxa"/>
+              <w:bottom w:w="120" w:type="dxa"/>
+              <w:right w:w="192" w:type="dxa"/>
+            </w:tcMar>
+            <w:vAlign w:val="center"/>
+          </w:tcPr>
+          <w:p>
+            <w:pPr>
+              <w:keepNext w:val="0"/>
+              <w:keepLines w:val="0"/>
+              <w:widowControl/>
+              <w:suppressLineNumbers w:val="0"/>
+              <w:spacing w:line="300" w:lineRule="atLeast"/>
+              <w:jc w:val="left"/>
+              <w:rPr>
+                <w:rFonts w:ascii="Segoe UI" w:eastAsia="Segoe UI" w:hAnsi="Segoe UI" w:cs="Segoe UI" w:hint="default"/>
+                <w:i w:val="0"/>
+                <w:iCs w:val="0"/>
+                <w:caps w:val="0"/>
+                <w:color w:val="0F1115"/>
+                <w:spacing w:val="0"/>
+                <w:sz w:val="18"/>
+                <w:szCs w:val="18"/>
+              </w:rPr>
+            </w:pPr>
+            <w:r>
+              <w:rPr>
+                <w:rStyle w:val="Strong"/>
+                <w:rFonts w:ascii="Segoe UI" w:eastAsia="Segoe UI" w:hAnsi="Segoe UI" w:cs="Segoe UI" w:hint="default"/>
+                <w:b/>
+                <w:bCs/>
+                <w:i w:val="0"/>
+                <w:iCs w:val="0"/>
+                <w:caps w:val="0"/>
+                <w:snapToGrid w:val="0"/>
+                <w:color w:val="000000"/>
+                <w:spacing w:val="0"/>
+                <w:kern w:val="0"/>
+                <w:sz w:val="18"/>
+                <w:szCs w:val="18"/>
+                <w:lang w:val="en-US" w:eastAsia="zh-CN"/>
+              </w:rPr>
+              <w:t>风险控制需求</w:t>
+            </w:r>
+          </w:p>
+        </w:tc>
+        <w:tc>
+          <w:tcPr>
+            <w:tcW w:w="0" w:type="auto"/>
+            <w:shd w:val="clear" w:color="auto" w:fill="auto"/>
+            <w:tcMar>
+              <w:top w:w="120" w:type="dxa"/>
+              <w:left w:w="192" w:type="dxa"/>
+              <w:bottom w:w="120" w:type="dxa"/>
+              <w:right w:w="192" w:type="dxa"/>
+            </w:tcMar>
+            <w:vAlign w:val="center"/>
+          </w:tcPr>
+          <w:p>
+            <w:pPr>
+              <w:keepNext w:val="0"/>
+              <w:keepLines w:val="0"/>
+              <w:widowControl/>
+              <w:suppressLineNumbers w:val="0"/>
+              <w:spacing w:line="300" w:lineRule="atLeast"/>
+              <w:jc w:val="left"/>
+              <w:rPr>
+                <w:rFonts w:ascii="Segoe UI" w:eastAsia="Segoe UI" w:hAnsi="Segoe UI" w:cs="Segoe UI" w:hint="default"/>
+                <w:i w:val="0"/>
+                <w:iCs w:val="0"/>
+                <w:caps w:val="0"/>
+                <w:color w:val="0F1115"/>
+                <w:spacing w:val="0"/>
+                <w:sz w:val="18"/>
+                <w:szCs w:val="18"/>
+              </w:rPr>
+            </w:pPr>
+            <w:r>
+              <w:rPr>
+                <w:rFonts w:ascii="Segoe UI" w:eastAsia="Segoe UI" w:hAnsi="Segoe UI" w:cs="Segoe UI" w:hint="default"/>
+                <w:i w:val="0"/>
+                <w:iCs w:val="0"/>
+                <w:caps w:val="0"/>
+                <w:snapToGrid w:val="0"/>
+                <w:color w:val="000000"/>
+                <w:spacing w:val="0"/>
+                <w:kern w:val="0"/>
+                <w:sz w:val="18"/>
+                <w:szCs w:val="18"/>
+                <w:lang w:val="en-US" w:eastAsia="zh-CN"/>
+              </w:rPr>
+              <w:t>9. 全面管理信息安全风险，保护客户及公司核心数据资产。</w:t>
+            </w:r>
+          </w:p>
+        </w:tc>
+        <w:tc>
+          <w:tcPr>
+            <w:tcW w:w="0" w:type="auto"/>
+            <w:shd w:val="clear" w:color="auto" w:fill="auto"/>
+            <w:tcMar>
+              <w:top w:w="120" w:type="dxa"/>
+              <w:left w:w="192" w:type="dxa"/>
+              <w:bottom w:w="120" w:type="dxa"/>
+              <w:right w:w="0" w:type="dxa"/>
+            </w:tcMar>
+            <w:vAlign w:val="center"/>
+          </w:tcPr>
+          <w:p>
+            <w:pPr>
+              <w:keepNext w:val="0"/>
+              <w:keepLines w:val="0"/>
+              <w:widowControl/>
+              <w:suppressLineNumbers w:val="0"/>
+              <w:spacing w:line="300" w:lineRule="atLeast"/>
+              <w:jc w:val="left"/>
+              <w:rPr>
+                <w:rFonts w:ascii="Segoe UI" w:eastAsia="Segoe UI" w:hAnsi="Segoe UI" w:cs="Segoe UI" w:hint="default"/>
+                <w:i w:val="0"/>
+                <w:iCs w:val="0"/>
+                <w:caps w:val="0"/>
+                <w:color w:val="0F1115"/>
+                <w:spacing w:val="0"/>
+                <w:sz w:val="18"/>
+                <w:szCs w:val="18"/>
+              </w:rPr>
+            </w:pPr>
+            <w:r>
+              <w:rPr>
+                <w:rFonts w:ascii="Segoe UI" w:eastAsia="Segoe UI" w:hAnsi="Segoe UI" w:cs="Segoe UI" w:hint="default"/>
+                <w:i w:val="0"/>
+                <w:iCs w:val="0"/>
+                <w:caps w:val="0"/>
+                <w:snapToGrid w:val="0"/>
+                <w:color w:val="000000"/>
+                <w:spacing w:val="0"/>
+                <w:kern w:val="0"/>
+                <w:sz w:val="18"/>
+                <w:szCs w:val="18"/>
+                <w:lang w:val="en-US" w:eastAsia="zh-CN"/>
+              </w:rPr>
+              <w:t>《信息安全管理制度》</w:t>
+            </w:r>
+          </w:p>
+        </w:tc>
+      </w:tr>
+      <w:tr>
+        <w:tblPrEx>
+          <w:tblW w:w="9024" w:type="dxa"/>
+          <w:tblInd w:w="0" w:type="dxa"/>
+          <w:shd w:val="clear" w:color="auto" w:fill="auto"/>
+          <w:tblCellMar>
+            <w:top w:w="15" w:type="dxa"/>
+            <w:left w:w="15" w:type="dxa"/>
+            <w:bottom w:w="15" w:type="dxa"/>
+            <w:right w:w="15" w:type="dxa"/>
+          </w:tblCellMar>
+        </w:tblPrEx>
+        <w:tc>
+          <w:tcPr>
+            <w:tcW w:w="0" w:type="auto"/>
+            <w:vMerge/>
+            <w:shd w:val="clear" w:color="auto" w:fill="auto"/>
+            <w:tcMar>
+              <w:top w:w="120" w:type="dxa"/>
+              <w:left w:w="0" w:type="dxa"/>
+              <w:bottom w:w="120" w:type="dxa"/>
+              <w:right w:w="192" w:type="dxa"/>
+            </w:tcMar>
+            <w:vAlign w:val="center"/>
+          </w:tcPr>
+          <w:p>
+            <w:pPr>
+              <w:rPr>
+                <w:rFonts w:ascii="Segoe UI" w:eastAsia="Segoe UI" w:hAnsi="Segoe UI" w:cs="Segoe UI" w:hint="default"/>
+                <w:i w:val="0"/>
+                <w:iCs w:val="0"/>
+                <w:caps w:val="0"/>
+                <w:color w:val="0F1115"/>
+                <w:spacing w:val="0"/>
+                <w:sz w:val="18"/>
+                <w:szCs w:val="18"/>
+              </w:rPr>
+            </w:pPr>
+          </w:p>
+        </w:tc>
+        <w:tc>
+          <w:tcPr>
+            <w:tcW w:w="0" w:type="auto"/>
+            <w:shd w:val="clear" w:color="auto" w:fill="auto"/>
+            <w:tcMar>
+              <w:top w:w="120" w:type="dxa"/>
+              <w:left w:w="192" w:type="dxa"/>
+              <w:bottom w:w="120" w:type="dxa"/>
+              <w:right w:w="192" w:type="dxa"/>
+            </w:tcMar>
+            <w:vAlign w:val="center"/>
+          </w:tcPr>
+          <w:p>
+            <w:pPr>
+              <w:keepNext w:val="0"/>
+              <w:keepLines w:val="0"/>
+              <w:widowControl/>
+              <w:suppressLineNumbers w:val="0"/>
+              <w:spacing w:line="300" w:lineRule="atLeast"/>
+              <w:jc w:val="left"/>
+              <w:rPr>
+                <w:rFonts w:ascii="Segoe UI" w:eastAsia="Segoe UI" w:hAnsi="Segoe UI" w:cs="Segoe UI" w:hint="default"/>
+                <w:i w:val="0"/>
+                <w:iCs w:val="0"/>
+                <w:caps w:val="0"/>
+                <w:color w:val="0F1115"/>
+                <w:spacing w:val="0"/>
+                <w:sz w:val="18"/>
+                <w:szCs w:val="18"/>
+              </w:rPr>
+            </w:pPr>
+            <w:r>
+              <w:rPr>
+                <w:rFonts w:ascii="Segoe UI" w:eastAsia="Segoe UI" w:hAnsi="Segoe UI" w:cs="Segoe UI" w:hint="default"/>
+                <w:i w:val="0"/>
+                <w:iCs w:val="0"/>
+                <w:caps w:val="0"/>
+                <w:snapToGrid w:val="0"/>
+                <w:color w:val="000000"/>
+                <w:spacing w:val="0"/>
+                <w:kern w:val="0"/>
+                <w:sz w:val="18"/>
+                <w:szCs w:val="18"/>
+                <w:lang w:val="en-US" w:eastAsia="zh-CN"/>
+              </w:rPr>
+              <w:t>10. 建立明确的审计与监督机制，确保所有流程得到有效执行。</w:t>
+            </w:r>
+          </w:p>
+        </w:tc>
+        <w:tc>
+          <w:tcPr>
+            <w:tcW w:w="0" w:type="auto"/>
+            <w:shd w:val="clear" w:color="auto" w:fill="auto"/>
+            <w:tcMar>
+              <w:top w:w="120" w:type="dxa"/>
+              <w:left w:w="192" w:type="dxa"/>
+              <w:bottom w:w="120" w:type="dxa"/>
+              <w:right w:w="0" w:type="dxa"/>
+            </w:tcMar>
+            <w:vAlign w:val="center"/>
+          </w:tcPr>
+          <w:p>
+            <w:pPr>
+              <w:keepNext w:val="0"/>
+              <w:keepLines w:val="0"/>
+              <w:widowControl/>
+              <w:suppressLineNumbers w:val="0"/>
+              <w:spacing w:line="300" w:lineRule="atLeast"/>
+              <w:jc w:val="left"/>
+              <w:rPr>
+                <w:rFonts w:ascii="Segoe UI" w:eastAsia="Segoe UI" w:hAnsi="Segoe UI" w:cs="Segoe UI" w:hint="default"/>
+                <w:i w:val="0"/>
+                <w:iCs w:val="0"/>
+                <w:caps w:val="0"/>
+                <w:color w:val="0F1115"/>
+                <w:spacing w:val="0"/>
+                <w:sz w:val="18"/>
+                <w:szCs w:val="18"/>
+              </w:rPr>
+            </w:pPr>
+            <w:r>
+              <w:rPr>
+                <w:rStyle w:val="Strong"/>
+                <w:rFonts w:ascii="Segoe UI" w:eastAsia="Segoe UI" w:hAnsi="Segoe UI" w:cs="Segoe UI" w:hint="default"/>
+                <w:b/>
+                <w:bCs/>
+                <w:i w:val="0"/>
+                <w:iCs w:val="0"/>
+                <w:caps w:val="0"/>
+                <w:snapToGrid w:val="0"/>
+                <w:color w:val="000000"/>
+                <w:spacing w:val="0"/>
+                <w:kern w:val="0"/>
+                <w:sz w:val="18"/>
+                <w:szCs w:val="18"/>
+                <w:lang w:val="en-US" w:eastAsia="zh-CN"/>
+              </w:rPr>
+              <w:t>贯穿所有制度</w:t>
+            </w:r>
+            <w:r>
+              <w:rPr>
+                <w:rFonts w:ascii="Segoe UI" w:eastAsia="Segoe UI" w:hAnsi="Segoe UI" w:cs="Segoe UI" w:hint="default"/>
+                <w:i w:val="0"/>
+                <w:iCs w:val="0"/>
+                <w:caps w:val="0"/>
+                <w:snapToGrid w:val="0"/>
+                <w:color w:val="000000"/>
+                <w:spacing w:val="0"/>
+                <w:kern w:val="0"/>
+                <w:sz w:val="18"/>
+                <w:szCs w:val="18"/>
+                <w:lang w:val="en-US" w:eastAsia="zh-CN"/>
+              </w:rPr>
+              <w:t>，由《质量管理部》主导。</w:t>
+            </w:r>
+          </w:p>
+        </w:tc>
+      </w:tr>
+      <w:tr>
+        <w:tblPrEx>
+          <w:tblW w:w="9024" w:type="dxa"/>
+          <w:tblInd w:w="0" w:type="dxa"/>
+          <w:shd w:val="clear" w:color="auto" w:fill="auto"/>
+          <w:tblCellMar>
+            <w:top w:w="15" w:type="dxa"/>
+            <w:left w:w="15" w:type="dxa"/>
+            <w:bottom w:w="15" w:type="dxa"/>
+            <w:right w:w="15" w:type="dxa"/>
+          </w:tblCellMar>
+        </w:tblPrEx>
+        <w:tc>
+          <w:tcPr>
+            <w:tcW w:w="0" w:type="auto"/>
+            <w:vMerge w:val="restart"/>
+            <w:shd w:val="clear" w:color="auto" w:fill="auto"/>
+            <w:tcMar>
+              <w:top w:w="120" w:type="dxa"/>
+              <w:left w:w="0" w:type="dxa"/>
+              <w:bottom w:w="120" w:type="dxa"/>
+              <w:right w:w="192" w:type="dxa"/>
+            </w:tcMar>
+            <w:vAlign w:val="center"/>
+          </w:tcPr>
+          <w:p>
+            <w:pPr>
+              <w:keepNext w:val="0"/>
+              <w:keepLines w:val="0"/>
+              <w:widowControl/>
+              <w:suppressLineNumbers w:val="0"/>
+              <w:spacing w:line="300" w:lineRule="atLeast"/>
+              <w:jc w:val="left"/>
+              <w:rPr>
+                <w:rFonts w:ascii="Segoe UI" w:eastAsia="Segoe UI" w:hAnsi="Segoe UI" w:cs="Segoe UI" w:hint="default"/>
+                <w:i w:val="0"/>
+                <w:iCs w:val="0"/>
+                <w:caps w:val="0"/>
+                <w:color w:val="0F1115"/>
+                <w:spacing w:val="0"/>
+                <w:sz w:val="18"/>
+                <w:szCs w:val="18"/>
+              </w:rPr>
+            </w:pPr>
+            <w:r>
+              <w:rPr>
+                <w:rStyle w:val="Strong"/>
+                <w:rFonts w:ascii="Segoe UI" w:eastAsia="Segoe UI" w:hAnsi="Segoe UI" w:cs="Segoe UI" w:hint="default"/>
+                <w:b/>
+                <w:bCs/>
+                <w:i w:val="0"/>
+                <w:iCs w:val="0"/>
+                <w:caps w:val="0"/>
+                <w:snapToGrid w:val="0"/>
+                <w:color w:val="000000"/>
+                <w:spacing w:val="0"/>
+                <w:kern w:val="0"/>
+                <w:sz w:val="18"/>
+                <w:szCs w:val="18"/>
+                <w:lang w:val="en-US" w:eastAsia="zh-CN"/>
+              </w:rPr>
+              <w:t>组织协同需求</w:t>
+            </w:r>
+          </w:p>
+        </w:tc>
+        <w:tc>
+          <w:tcPr>
+            <w:tcW w:w="0" w:type="auto"/>
+            <w:shd w:val="clear" w:color="auto" w:fill="auto"/>
+            <w:tcMar>
+              <w:top w:w="120" w:type="dxa"/>
+              <w:left w:w="192" w:type="dxa"/>
+              <w:bottom w:w="120" w:type="dxa"/>
+              <w:right w:w="192" w:type="dxa"/>
+            </w:tcMar>
+            <w:vAlign w:val="center"/>
+          </w:tcPr>
+          <w:p>
+            <w:pPr>
+              <w:keepNext w:val="0"/>
+              <w:keepLines w:val="0"/>
+              <w:widowControl/>
+              <w:suppressLineNumbers w:val="0"/>
+              <w:spacing w:line="300" w:lineRule="atLeast"/>
+              <w:jc w:val="left"/>
+              <w:rPr>
+                <w:rFonts w:ascii="Segoe UI" w:eastAsia="Segoe UI" w:hAnsi="Segoe UI" w:cs="Segoe UI" w:hint="default"/>
+                <w:i w:val="0"/>
+                <w:iCs w:val="0"/>
+                <w:caps w:val="0"/>
+                <w:color w:val="0F1115"/>
+                <w:spacing w:val="0"/>
+                <w:sz w:val="18"/>
+                <w:szCs w:val="18"/>
+              </w:rPr>
+            </w:pPr>
+            <w:r>
+              <w:rPr>
+                <w:rFonts w:ascii="Segoe UI" w:eastAsia="Segoe UI" w:hAnsi="Segoe UI" w:cs="Segoe UI" w:hint="default"/>
+                <w:i w:val="0"/>
+                <w:iCs w:val="0"/>
+                <w:caps w:val="0"/>
+                <w:snapToGrid w:val="0"/>
+                <w:color w:val="000000"/>
+                <w:spacing w:val="0"/>
+                <w:kern w:val="0"/>
+                <w:sz w:val="18"/>
+                <w:szCs w:val="18"/>
+                <w:lang w:val="en-US" w:eastAsia="zh-CN"/>
+              </w:rPr>
+              <w:t>11. 明确跨部门（数智运营部、研究总院、质量、人力、应急）的协同职责与接口。</w:t>
+            </w:r>
+          </w:p>
+        </w:tc>
+        <w:tc>
+          <w:tcPr>
+            <w:tcW w:w="0" w:type="auto"/>
+            <w:shd w:val="clear" w:color="auto" w:fill="auto"/>
+            <w:tcMar>
+              <w:top w:w="120" w:type="dxa"/>
+              <w:left w:w="192" w:type="dxa"/>
+              <w:bottom w:w="120" w:type="dxa"/>
+              <w:right w:w="0" w:type="dxa"/>
+            </w:tcMar>
+            <w:vAlign w:val="center"/>
+          </w:tcPr>
+          <w:p>
+            <w:pPr>
+              <w:keepNext w:val="0"/>
+              <w:keepLines w:val="0"/>
+              <w:widowControl/>
+              <w:suppressLineNumbers w:val="0"/>
+              <w:spacing w:line="300" w:lineRule="atLeast"/>
+              <w:jc w:val="left"/>
+              <w:rPr>
+                <w:rFonts w:ascii="Segoe UI" w:eastAsia="Segoe UI" w:hAnsi="Segoe UI" w:cs="Segoe UI" w:hint="default"/>
+                <w:i w:val="0"/>
+                <w:iCs w:val="0"/>
+                <w:caps w:val="0"/>
+                <w:color w:val="0F1115"/>
+                <w:spacing w:val="0"/>
+                <w:sz w:val="18"/>
+                <w:szCs w:val="18"/>
+              </w:rPr>
+            </w:pPr>
+            <w:r>
+              <w:rPr>
+                <w:rStyle w:val="Strong"/>
+                <w:rFonts w:ascii="Segoe UI" w:eastAsia="Segoe UI" w:hAnsi="Segoe UI" w:cs="Segoe UI" w:hint="default"/>
+                <w:b/>
+                <w:bCs/>
+                <w:i w:val="0"/>
+                <w:iCs w:val="0"/>
+                <w:caps w:val="0"/>
+                <w:snapToGrid w:val="0"/>
+                <w:color w:val="000000"/>
+                <w:spacing w:val="0"/>
+                <w:kern w:val="0"/>
+                <w:sz w:val="18"/>
+                <w:szCs w:val="18"/>
+                <w:lang w:val="en-US" w:eastAsia="zh-CN"/>
+              </w:rPr>
+              <w:t>各制度“角色与职责”章节</w:t>
+            </w:r>
+            <w:r>
+              <w:rPr>
+                <w:rFonts w:ascii="Segoe UI" w:eastAsia="Segoe UI" w:hAnsi="Segoe UI" w:cs="Segoe UI" w:hint="default"/>
+                <w:i w:val="0"/>
+                <w:iCs w:val="0"/>
+                <w:caps w:val="0"/>
+                <w:snapToGrid w:val="0"/>
+                <w:color w:val="000000"/>
+                <w:spacing w:val="0"/>
+                <w:kern w:val="0"/>
+                <w:sz w:val="18"/>
+                <w:szCs w:val="18"/>
+                <w:lang w:val="en-US" w:eastAsia="zh-CN"/>
+              </w:rPr>
+              <w:t>及流程接口部分。</w:t>
+            </w:r>
+          </w:p>
+        </w:tc>
+      </w:tr>
+      <w:tr>
+        <w:tblPrEx>
+          <w:tblW w:w="9024" w:type="dxa"/>
+          <w:tblInd w:w="0" w:type="dxa"/>
+          <w:shd w:val="clear" w:color="auto" w:fill="auto"/>
+          <w:tblCellMar>
+            <w:top w:w="15" w:type="dxa"/>
+            <w:left w:w="15" w:type="dxa"/>
+            <w:bottom w:w="15" w:type="dxa"/>
+            <w:right w:w="15" w:type="dxa"/>
+          </w:tblCellMar>
+        </w:tblPrEx>
+        <w:tc>
+          <w:tcPr>
+            <w:tcW w:w="0" w:type="auto"/>
+            <w:vMerge/>
+            <w:shd w:val="clear" w:color="auto" w:fill="auto"/>
+            <w:tcMar>
+              <w:top w:w="120" w:type="dxa"/>
+              <w:left w:w="0" w:type="dxa"/>
+              <w:bottom w:w="120" w:type="dxa"/>
+              <w:right w:w="192" w:type="dxa"/>
+            </w:tcMar>
+            <w:vAlign w:val="center"/>
+          </w:tcPr>
+          <w:p>
+            <w:pPr>
+              <w:rPr>
+                <w:rFonts w:ascii="Segoe UI" w:eastAsia="Segoe UI" w:hAnsi="Segoe UI" w:cs="Segoe UI" w:hint="default"/>
+                <w:i w:val="0"/>
+                <w:iCs w:val="0"/>
+                <w:caps w:val="0"/>
+                <w:color w:val="0F1115"/>
+                <w:spacing w:val="0"/>
+                <w:sz w:val="18"/>
+                <w:szCs w:val="18"/>
+              </w:rPr>
+            </w:pPr>
+          </w:p>
+        </w:tc>
+        <w:tc>
+          <w:tcPr>
+            <w:tcW w:w="0" w:type="auto"/>
+            <w:shd w:val="clear" w:color="auto" w:fill="auto"/>
+            <w:tcMar>
+              <w:top w:w="120" w:type="dxa"/>
+              <w:left w:w="192" w:type="dxa"/>
+              <w:bottom w:w="120" w:type="dxa"/>
+              <w:right w:w="192" w:type="dxa"/>
+            </w:tcMar>
+            <w:vAlign w:val="center"/>
+          </w:tcPr>
+          <w:p>
+            <w:pPr>
+              <w:keepNext w:val="0"/>
+              <w:keepLines w:val="0"/>
+              <w:widowControl/>
+              <w:suppressLineNumbers w:val="0"/>
+              <w:spacing w:line="300" w:lineRule="atLeast"/>
+              <w:jc w:val="left"/>
+              <w:rPr>
+                <w:rFonts w:ascii="Segoe UI" w:eastAsia="Segoe UI" w:hAnsi="Segoe UI" w:cs="Segoe UI" w:hint="default"/>
+                <w:i w:val="0"/>
+                <w:iCs w:val="0"/>
+                <w:caps w:val="0"/>
+                <w:color w:val="0F1115"/>
+                <w:spacing w:val="0"/>
+                <w:sz w:val="18"/>
+                <w:szCs w:val="18"/>
+              </w:rPr>
+            </w:pPr>
+            <w:r>
+              <w:rPr>
+                <w:rFonts w:ascii="Segoe UI" w:eastAsia="Segoe UI" w:hAnsi="Segoe UI" w:cs="Segoe UI" w:hint="default"/>
+                <w:i w:val="0"/>
+                <w:iCs w:val="0"/>
+                <w:caps w:val="0"/>
+                <w:snapToGrid w:val="0"/>
+                <w:color w:val="000000"/>
+                <w:spacing w:val="0"/>
+                <w:kern w:val="0"/>
+                <w:sz w:val="18"/>
+                <w:szCs w:val="18"/>
+                <w:lang w:val="en-US" w:eastAsia="zh-CN"/>
+              </w:rPr>
+              <w:t>12. 将个人经验转化为组织知识，降低对关键个人的依赖。</w:t>
+            </w:r>
+          </w:p>
+        </w:tc>
+        <w:tc>
+          <w:tcPr>
+            <w:tcW w:w="0" w:type="auto"/>
+            <w:shd w:val="clear" w:color="auto" w:fill="auto"/>
+            <w:tcMar>
+              <w:top w:w="120" w:type="dxa"/>
+              <w:left w:w="192" w:type="dxa"/>
+              <w:bottom w:w="120" w:type="dxa"/>
+              <w:right w:w="0" w:type="dxa"/>
+            </w:tcMar>
+            <w:vAlign w:val="center"/>
+          </w:tcPr>
+          <w:p>
+            <w:pPr>
+              <w:keepNext w:val="0"/>
+              <w:keepLines w:val="0"/>
+              <w:widowControl/>
+              <w:suppressLineNumbers w:val="0"/>
+              <w:spacing w:line="300" w:lineRule="atLeast"/>
+              <w:jc w:val="left"/>
+              <w:rPr>
+                <w:rFonts w:ascii="Segoe UI" w:eastAsia="Segoe UI" w:hAnsi="Segoe UI" w:cs="Segoe UI" w:hint="default"/>
+                <w:i w:val="0"/>
+                <w:iCs w:val="0"/>
+                <w:caps w:val="0"/>
+                <w:color w:val="0F1115"/>
+                <w:spacing w:val="0"/>
+                <w:sz w:val="18"/>
+                <w:szCs w:val="18"/>
+              </w:rPr>
+            </w:pPr>
+            <w:r>
+              <w:rPr>
+                <w:rFonts w:ascii="Segoe UI" w:eastAsia="Segoe UI" w:hAnsi="Segoe UI" w:cs="Segoe UI" w:hint="default"/>
+                <w:i w:val="0"/>
+                <w:iCs w:val="0"/>
+                <w:caps w:val="0"/>
+                <w:snapToGrid w:val="0"/>
+                <w:color w:val="000000"/>
+                <w:spacing w:val="0"/>
+                <w:kern w:val="0"/>
+                <w:sz w:val="18"/>
+                <w:szCs w:val="18"/>
+                <w:lang w:val="en-US" w:eastAsia="zh-CN"/>
+              </w:rPr>
+              <w:t>《问题管理》（知识转化）</w:t>
+            </w:r>
+            <w:r>
+              <w:rPr>
+                <w:rFonts w:ascii="Segoe UI" w:eastAsia="Segoe UI" w:hAnsi="Segoe UI" w:cs="Segoe UI" w:hint="default"/>
+                <w:i w:val="0"/>
+                <w:iCs w:val="0"/>
+                <w:caps w:val="0"/>
+                <w:snapToGrid w:val="0"/>
+                <w:color w:val="000000"/>
+                <w:spacing w:val="0"/>
+                <w:kern w:val="0"/>
+                <w:sz w:val="18"/>
+                <w:szCs w:val="18"/>
+                <w:lang w:val="en-US" w:eastAsia="zh-CN"/>
+              </w:rPr>
+              <w:br/>
+            </w:r>
+            <w:r>
+              <w:rPr>
+                <w:rFonts w:ascii="Segoe UI" w:eastAsia="Segoe UI" w:hAnsi="Segoe UI" w:cs="Segoe UI" w:hint="default"/>
+                <w:i w:val="0"/>
+                <w:iCs w:val="0"/>
+                <w:caps w:val="0"/>
+                <w:snapToGrid w:val="0"/>
+                <w:color w:val="000000"/>
+                <w:spacing w:val="0"/>
+                <w:kern w:val="0"/>
+                <w:sz w:val="18"/>
+                <w:szCs w:val="18"/>
+                <w:lang w:val="en-US" w:eastAsia="zh-CN"/>
               </w:rPr>
               <w:t>《服务知识专员》岗位</w:t>
             </w:r>
@@ -5593,7 +5494,7 @@
     </w:tbl>
     <w:p>
       <w:pPr>
-        <w:pStyle w:val="29"/>
+        <w:pStyle w:val="a1"/>
         <w:rPr>
           <w:rFonts w:hint="default"/>
           <w:lang w:val="en-US" w:eastAsia="zh-CN"/>
@@ -5602,14 +5503,14 @@
     </w:p>
     <w:p>
       <w:pPr>
-        <w:pStyle w:val="28"/>
+        <w:pStyle w:val="1"/>
         <w:bidi w:val="0"/>
         <w:rPr>
           <w:rFonts w:hint="default"/>
           <w:lang w:val="en-US" w:eastAsia="zh-CN"/>
         </w:rPr>
       </w:pPr>
-      <w:bookmarkStart w:id="7" w:name="_Toc26145"/>
+      <w:bookmarkStart w:id="8" w:name="_Toc26145"/>
       <w:r>
         <w:rPr>
           <w:rFonts w:hint="default"/>
@@ -5617,11 +5518,11 @@
         </w:rPr>
         <w:t>框架设计原则</w:t>
       </w:r>
-      <w:bookmarkEnd w:id="7"/>
+      <w:bookmarkEnd w:id="8"/>
     </w:p>
     <w:p>
       <w:pPr>
-        <w:pStyle w:val="29"/>
+        <w:pStyle w:val="a1"/>
         <w:keepNext w:val="0"/>
         <w:keepLines w:val="0"/>
         <w:pageBreakBefore w:val="0"/>
@@ -5651,7 +5552,7 @@
     </w:p>
     <w:p>
       <w:pPr>
-        <w:pStyle w:val="29"/>
+        <w:pStyle w:val="a1"/>
         <w:keepNext w:val="0"/>
         <w:keepLines w:val="0"/>
         <w:pageBreakBefore w:val="0"/>
@@ -5681,7 +5582,7 @@
     </w:p>
     <w:p>
       <w:pPr>
-        <w:pStyle w:val="29"/>
+        <w:pStyle w:val="a1"/>
         <w:keepNext w:val="0"/>
         <w:keepLines w:val="0"/>
         <w:pageBreakBefore w:val="0"/>
@@ -5711,7 +5612,7 @@
     </w:p>
     <w:p>
       <w:pPr>
-        <w:pStyle w:val="29"/>
+        <w:pStyle w:val="a1"/>
         <w:keepNext w:val="0"/>
         <w:keepLines w:val="0"/>
         <w:pageBreakBefore w:val="0"/>
@@ -5741,7 +5642,7 @@
     </w:p>
     <w:p>
       <w:pPr>
-        <w:pStyle w:val="29"/>
+        <w:pStyle w:val="a1"/>
         <w:keepNext w:val="0"/>
         <w:keepLines w:val="0"/>
         <w:pageBreakBefore w:val="0"/>
@@ -5771,7 +5672,7 @@
     </w:p>
     <w:p>
       <w:pPr>
-        <w:pStyle w:val="29"/>
+        <w:pStyle w:val="a1"/>
         <w:keepNext w:val="0"/>
         <w:keepLines w:val="0"/>
         <w:pageBreakBefore w:val="0"/>
@@ -5801,7 +5702,7 @@
     </w:p>
     <w:p>
       <w:pPr>
-        <w:pStyle w:val="29"/>
+        <w:pStyle w:val="a1"/>
         <w:keepNext w:val="0"/>
         <w:keepLines w:val="0"/>
         <w:pageBreakBefore w:val="0"/>
@@ -5831,45 +5732,45 @@
     </w:p>
     <w:p>
       <w:pPr>
-        <w:pStyle w:val="28"/>
+        <w:pStyle w:val="1"/>
         <w:bidi w:val="0"/>
         <w:rPr>
           <w:rFonts w:hint="default"/>
           <w:lang w:val="en-US" w:eastAsia="zh-CN"/>
         </w:rPr>
       </w:pPr>
-      <w:bookmarkStart w:id="8" w:name="_Toc23365"/>
+      <w:bookmarkStart w:id="9" w:name="_Toc23365"/>
       <w:r>
         <w:rPr>
           <w:rFonts w:hint="default"/>
           <w:lang w:val="en-US" w:eastAsia="zh-CN"/>
         </w:rPr>
         <w:t>框架结构与逻辑关系</w:t>
-      </w:r>
-      <w:bookmarkEnd w:id="8"/>
-    </w:p>
-    <w:p>
-      <w:pPr>
-        <w:pStyle w:val="30"/>
-        <w:bidi w:val="0"/>
-        <w:rPr>
-          <w:rFonts w:hint="default"/>
-          <w:lang w:val="en-US" w:eastAsia="zh-CN"/>
-        </w:rPr>
-      </w:pPr>
-      <w:bookmarkStart w:id="9" w:name="_Toc4349"/>
-      <w:r>
-        <w:rPr>
-          <w:rFonts w:hint="default"/>
-          <w:lang w:val="en-US" w:eastAsia="zh-CN"/>
-        </w:rPr>
-        <w:t>框架结构</w:t>
       </w:r>
       <w:bookmarkEnd w:id="9"/>
     </w:p>
     <w:p>
       <w:pPr>
-        <w:pStyle w:val="29"/>
+        <w:pStyle w:val="2"/>
+        <w:bidi w:val="0"/>
+        <w:rPr>
+          <w:rFonts w:hint="default"/>
+          <w:lang w:val="en-US" w:eastAsia="zh-CN"/>
+        </w:rPr>
+      </w:pPr>
+      <w:bookmarkStart w:id="10" w:name="_Toc4349"/>
+      <w:r>
+        <w:rPr>
+          <w:rFonts w:hint="default"/>
+          <w:lang w:val="en-US" w:eastAsia="zh-CN"/>
+        </w:rPr>
+        <w:t>框架结构</w:t>
+      </w:r>
+      <w:bookmarkEnd w:id="10"/>
+    </w:p>
+    <w:p>
+      <w:pPr>
+        <w:pStyle w:val="a1"/>
         <w:keepNext w:val="0"/>
         <w:keepLines w:val="0"/>
         <w:pageBreakBefore w:val="0"/>
@@ -5899,7 +5800,7 @@
     </w:p>
     <w:p>
       <w:pPr>
-        <w:pStyle w:val="29"/>
+        <w:pStyle w:val="a1"/>
         <w:keepNext w:val="0"/>
         <w:keepLines w:val="0"/>
         <w:pageBreakBefore w:val="0"/>
@@ -5929,7 +5830,7 @@
     </w:p>
     <w:p>
       <w:pPr>
-        <w:pStyle w:val="29"/>
+        <w:pStyle w:val="a1"/>
         <w:keepNext w:val="0"/>
         <w:keepLines w:val="0"/>
         <w:pageBreakBefore w:val="0"/>
@@ -5959,7 +5860,7 @@
     </w:p>
     <w:p>
       <w:pPr>
-        <w:pStyle w:val="29"/>
+        <w:pStyle w:val="a1"/>
         <w:keepNext w:val="0"/>
         <w:keepLines w:val="0"/>
         <w:pageBreakBefore w:val="0"/>
@@ -5989,7 +5890,7 @@
     </w:p>
     <w:p>
       <w:pPr>
-        <w:pStyle w:val="29"/>
+        <w:pStyle w:val="a1"/>
         <w:keepNext w:val="0"/>
         <w:keepLines w:val="0"/>
         <w:pageBreakBefore w:val="0"/>
@@ -6019,7 +5920,7 @@
     </w:p>
     <w:p>
       <w:pPr>
-        <w:pStyle w:val="30"/>
+        <w:pStyle w:val="2"/>
         <w:bidi w:val="0"/>
         <w:rPr>
           <w:rFonts w:hint="default"/>
@@ -6033,7 +5934,7 @@
         </w:rPr>
         <w:t xml:space="preserve"> </w:t>
       </w:r>
-      <w:bookmarkStart w:id="10" w:name="_Toc26521"/>
+      <w:bookmarkStart w:id="11" w:name="_Toc26521"/>
       <w:r>
         <w:rPr>
           <w:rFonts w:hint="default"/>
@@ -6041,11 +5942,11 @@
         </w:rPr>
         <w:t>关键流程逻辑关系图</w:t>
       </w:r>
-      <w:bookmarkEnd w:id="10"/>
+      <w:bookmarkEnd w:id="11"/>
     </w:p>
     <w:p>
       <w:pPr>
-        <w:pStyle w:val="29"/>
+        <w:pStyle w:val="a1"/>
         <w:rPr>
           <w:rFonts w:hint="default"/>
           <w:lang w:val="en-US" w:eastAsia="zh-CN"/>
@@ -6070,7 +5971,7 @@
                     </pic:cNvPicPr>
                   </pic:nvPicPr>
                   <pic:blipFill>
-                    <a:blip r:embed="rId10"/>
+                    <a:blip xmlns:r="http://schemas.openxmlformats.org/officeDocument/2006/relationships" r:embed="rId7"/>
                     <a:stretch>
                       <a:fillRect/>
                     </a:stretch>
@@ -6097,14 +5998,14 @@
     </w:p>
     <w:p>
       <w:pPr>
-        <w:pStyle w:val="28"/>
+        <w:pStyle w:val="1"/>
         <w:bidi w:val="0"/>
         <w:rPr>
           <w:rFonts w:hint="default"/>
           <w:lang w:val="en-US" w:eastAsia="zh-CN"/>
         </w:rPr>
       </w:pPr>
-      <w:bookmarkStart w:id="11" w:name="_Toc5866"/>
+      <w:bookmarkStart w:id="12" w:name="_Toc5866"/>
       <w:r>
         <w:rPr>
           <w:rFonts w:hint="default"/>
@@ -6112,11 +6013,11 @@
         </w:rPr>
         <w:t>关键设计决策</w:t>
       </w:r>
-      <w:bookmarkEnd w:id="11"/>
+      <w:bookmarkEnd w:id="12"/>
     </w:p>
     <w:p>
       <w:pPr>
-        <w:pStyle w:val="29"/>
+        <w:pStyle w:val="a1"/>
         <w:keepNext w:val="0"/>
         <w:keepLines w:val="0"/>
         <w:pageBreakBefore w:val="0"/>
@@ -6146,7 +6047,7 @@
     </w:p>
     <w:p>
       <w:pPr>
-        <w:pStyle w:val="29"/>
+        <w:pStyle w:val="a1"/>
         <w:keepNext w:val="0"/>
         <w:keepLines w:val="0"/>
         <w:pageBreakBefore w:val="0"/>
@@ -6176,7 +6077,7 @@
     </w:p>
     <w:p>
       <w:pPr>
-        <w:pStyle w:val="29"/>
+        <w:pStyle w:val="a1"/>
         <w:keepNext w:val="0"/>
         <w:keepLines w:val="0"/>
         <w:pageBreakBefore w:val="0"/>
@@ -6206,7 +6107,7 @@
     </w:p>
     <w:p>
       <w:pPr>
-        <w:pStyle w:val="29"/>
+        <w:pStyle w:val="a1"/>
         <w:keepNext w:val="0"/>
         <w:keepLines w:val="0"/>
         <w:pageBreakBefore w:val="0"/>
@@ -6236,14 +6137,14 @@
     </w:p>
     <w:p>
       <w:pPr>
-        <w:pStyle w:val="28"/>
+        <w:pStyle w:val="1"/>
         <w:bidi w:val="0"/>
         <w:rPr>
           <w:rFonts w:hint="default"/>
           <w:lang w:val="en-US" w:eastAsia="zh-CN"/>
         </w:rPr>
       </w:pPr>
-      <w:bookmarkStart w:id="12" w:name="_Toc24634"/>
+      <w:bookmarkStart w:id="13" w:name="_Toc24634"/>
       <w:r>
         <w:rPr>
           <w:rFonts w:hint="default"/>
@@ -6251,11 +6152,11 @@
         </w:rPr>
         <w:t>结论与建议</w:t>
       </w:r>
-      <w:bookmarkEnd w:id="12"/>
+      <w:bookmarkEnd w:id="13"/>
     </w:p>
     <w:p>
       <w:pPr>
-        <w:pStyle w:val="29"/>
+        <w:pStyle w:val="a1"/>
         <w:keepNext w:val="0"/>
         <w:keepLines w:val="0"/>
         <w:pageBreakBefore w:val="0"/>
@@ -6285,7 +6186,7 @@
     </w:p>
     <w:p>
       <w:pPr>
-        <w:pStyle w:val="29"/>
+        <w:pStyle w:val="a1"/>
         <w:keepNext w:val="0"/>
         <w:keepLines w:val="0"/>
         <w:pageBreakBefore w:val="0"/>
@@ -6315,7 +6216,7 @@
     </w:p>
     <w:p>
       <w:pPr>
-        <w:pStyle w:val="29"/>
+        <w:pStyle w:val="a1"/>
         <w:keepNext w:val="0"/>
         <w:keepLines w:val="0"/>
         <w:pageBreakBefore w:val="0"/>
@@ -6345,7 +6246,7 @@
     </w:p>
     <w:p>
       <w:pPr>
-        <w:pStyle w:val="29"/>
+        <w:pStyle w:val="a1"/>
         <w:keepNext w:val="0"/>
         <w:keepLines w:val="0"/>
         <w:pageBreakBefore w:val="0"/>
@@ -6375,7 +6276,7 @@
     </w:p>
     <w:p>
       <w:pPr>
-        <w:pStyle w:val="29"/>
+        <w:pStyle w:val="a1"/>
         <w:keepNext w:val="0"/>
         <w:keepLines w:val="0"/>
         <w:pageBreakBefore w:val="0"/>
@@ -6405,7 +6306,7 @@
     </w:p>
     <w:p>
       <w:pPr>
-        <w:pStyle w:val="29"/>
+        <w:pStyle w:val="a1"/>
         <w:keepNext w:val="0"/>
         <w:keepLines w:val="0"/>
         <w:pageBreakBefore w:val="0"/>
@@ -6434,73 +6335,23 @@
       </w:r>
     </w:p>
     <w:sectPr>
-      <w:headerReference r:id="rId5" w:type="default"/>
+      <w:headerReference w:type="default" r:id="rId8"/>
       <w:pgSz w:w="11906" w:h="16838"/>
       <w:pgMar w:top="1417" w:right="1800" w:bottom="1440" w:left="1800" w:header="1140" w:footer="992" w:gutter="0"/>
-      <w:cols w:space="425" w:num="1"/>
+      <w:cols w:num="1" w:space="425"/>
       <w:docGrid w:type="lines" w:linePitch="312" w:charSpace="0"/>
     </w:sectPr>
   </w:body>
 </w:document>
 </file>
 
-<file path=word/endnotes.xml><?xml version="1.0" encoding="utf-8"?>
-<w:endnotes xmlns:wpc="http://schemas.microsoft.com/office/word/2010/wordprocessingCanvas" xmlns:mc="http://schemas.openxmlformats.org/markup-compatibility/2006" xmlns:o="urn:schemas-microsoft-com:office:office" xmlns:r="http://schemas.openxmlformats.org/officeDocument/2006/relationships" xmlns:m="http://schemas.openxmlformats.org/officeDocument/2006/math" xmlns:v="urn:schemas-microsoft-com:vml" xmlns:wp14="http://schemas.microsoft.com/office/word/2010/wordprocessingDrawing" xmlns:wp="http://schemas.openxmlformats.org/drawingml/2006/wordprocessingDrawing" xmlns:w="http://schemas.openxmlformats.org/wordprocessingml/2006/main" xmlns:w14="http://schemas.microsoft.com/office/word/2010/wordml" xmlns:w15="http://schemas.microsoft.com/office/word/2012/wordml" xmlns:w10="urn:schemas-microsoft-com:office:word" xmlns:wpg="http://schemas.microsoft.com/office/word/2010/wordprocessingGroup" xmlns:wpi="http://schemas.microsoft.com/office/word/2010/wordprocessingInk" xmlns:wne="http://schemas.microsoft.com/office/word/2006/wordml" xmlns:wps="http://schemas.microsoft.com/office/word/2010/wordprocessingShape" xmlns:wpsCustomData="http://www.wps.cn/officeDocument/2013/wpsCustomData" mc:Ignorable="w14 w15 wp14">
-  <w:endnote w:type="separator" w:id="0">
-    <w:p>
-      <w:pPr>
-        <w:spacing w:line="240" w:lineRule="auto"/>
-      </w:pPr>
-      <w:r>
-        <w:separator/>
-      </w:r>
-    </w:p>
-  </w:endnote>
-  <w:endnote w:type="continuationSeparator" w:id="1">
-    <w:p>
-      <w:pPr>
-        <w:spacing w:line="240" w:lineRule="auto"/>
-      </w:pPr>
-      <w:r>
-        <w:continuationSeparator/>
-      </w:r>
-    </w:p>
-  </w:endnote>
-</w:endnotes>
-</file>
-
-<file path=word/footnotes.xml><?xml version="1.0" encoding="utf-8"?>
-<w:footnotes xmlns:wpc="http://schemas.microsoft.com/office/word/2010/wordprocessingCanvas" xmlns:mc="http://schemas.openxmlformats.org/markup-compatibility/2006" xmlns:o="urn:schemas-microsoft-com:office:office" xmlns:r="http://schemas.openxmlformats.org/officeDocument/2006/relationships" xmlns:m="http://schemas.openxmlformats.org/officeDocument/2006/math" xmlns:v="urn:schemas-microsoft-com:vml" xmlns:wp14="http://schemas.microsoft.com/office/word/2010/wordprocessingDrawing" xmlns:wp="http://schemas.openxmlformats.org/drawingml/2006/wordprocessingDrawing" xmlns:w="http://schemas.openxmlformats.org/wordprocessingml/2006/main" xmlns:w14="http://schemas.microsoft.com/office/word/2010/wordml" xmlns:w15="http://schemas.microsoft.com/office/word/2012/wordml" xmlns:w10="urn:schemas-microsoft-com:office:word" xmlns:wpg="http://schemas.microsoft.com/office/word/2010/wordprocessingGroup" xmlns:wpi="http://schemas.microsoft.com/office/word/2010/wordprocessingInk" xmlns:wne="http://schemas.microsoft.com/office/word/2006/wordml" xmlns:wps="http://schemas.microsoft.com/office/word/2010/wordprocessingShape" xmlns:wpsCustomData="http://www.wps.cn/officeDocument/2013/wpsCustomData" mc:Ignorable="w14 w15 wp14">
-  <w:footnote w:type="separator" w:id="0">
-    <w:p>
-      <w:pPr>
-        <w:spacing w:line="360" w:lineRule="auto"/>
-      </w:pPr>
-      <w:r>
-        <w:separator/>
-      </w:r>
-    </w:p>
-  </w:footnote>
-  <w:footnote w:type="continuationSeparator" w:id="1">
-    <w:p>
-      <w:pPr>
-        <w:spacing w:line="360" w:lineRule="auto"/>
-      </w:pPr>
-      <w:r>
-        <w:continuationSeparator/>
-      </w:r>
-    </w:p>
-  </w:footnote>
-</w:footnotes>
-</file>
-
 <file path=word/header1.xml><?xml version="1.0" encoding="utf-8"?>
-<w:hdr xmlns:wpc="http://schemas.microsoft.com/office/word/2010/wordprocessingCanvas" xmlns:mc="http://schemas.openxmlformats.org/markup-compatibility/2006" xmlns:o="urn:schemas-microsoft-com:office:office" xmlns:r="http://schemas.openxmlformats.org/officeDocument/2006/relationships" xmlns:m="http://schemas.openxmlformats.org/officeDocument/2006/math" xmlns:v="urn:schemas-microsoft-com:vml" xmlns:wp14="http://schemas.microsoft.com/office/word/2010/wordprocessingDrawing" xmlns:wp="http://schemas.openxmlformats.org/drawingml/2006/wordprocessingDrawing" xmlns:w10="urn:schemas-microsoft-com:office:word" xmlns:w="http://schemas.openxmlformats.org/wordprocessingml/2006/main" xmlns:w14="http://schemas.microsoft.com/office/word/2010/wordml" xmlns:w15="http://schemas.microsoft.com/office/word/2012/wordml" xmlns:wpg="http://schemas.microsoft.com/office/word/2010/wordprocessingGroup" xmlns:wpi="http://schemas.microsoft.com/office/word/2010/wordprocessingInk" xmlns:wne="http://schemas.microsoft.com/office/word/2006/wordml" xmlns:wps="http://schemas.microsoft.com/office/word/2010/wordprocessingShape" xmlns:wpsCustomData="http://www.wps.cn/officeDocument/2013/wpsCustomData" mc:Ignorable="w14 w15 wp14">
+<w:hdr xmlns:wpc="http://schemas.microsoft.com/office/word/2010/wordprocessingCanvas" xmlns:mc="http://schemas.openxmlformats.org/markup-compatibility/2006" xmlns:o="urn:schemas-microsoft-com:office:office" xmlns:r="http://schemas.openxmlformats.org/officeDocument/2006/relationships" xmlns:m="http://schemas.openxmlformats.org/officeDocument/2006/math" xmlns:v="urn:schemas-microsoft-com:vml" xmlns:wp14="http://schemas.microsoft.com/office/word/2010/wordprocessingDrawing" xmlns:wp="http://schemas.openxmlformats.org/drawingml/2006/wordprocessingDrawing" xmlns:w10="urn:schemas-microsoft-com:office:word" xmlns:w="http://schemas.openxmlformats.org/wordprocessingml/2006/main" xmlns:w14="http://schemas.microsoft.com/office/word/2010/wordml" xmlns:w15="http://schemas.microsoft.com/office/word/2012/wordml" xmlns:wne="http://schemas.microsoft.com/office/word/2006/wordml" xmlns:wpg="http://schemas.microsoft.com/office/word/2010/wordprocessingGroup" xmlns:wpi="http://schemas.microsoft.com/office/word/2010/wordprocessingInk" xmlns:wps="http://schemas.microsoft.com/office/word/2010/wordprocessingShape" mc:Ignorable="w14 w15 wp14">
   <w:p>
     <w:pPr>
-      <w:pStyle w:val="15"/>
+      <w:pStyle w:val="Header"/>
       <w:pBdr>
-        <w:bottom w:val="single" w:color="auto" w:sz="4" w:space="1"/>
+        <w:bottom w:val="single" w:sz="4" w:space="1" w:color="auto"/>
       </w:pBdr>
       <w:tabs>
         <w:tab w:val="left" w:pos="335"/>
@@ -6508,27 +6359,27 @@
       </w:tabs>
       <w:jc w:val="right"/>
       <w:rPr>
-        <w:rFonts w:hint="eastAsia" w:eastAsiaTheme="minorEastAsia"/>
+        <w:rFonts w:eastAsiaTheme="minorEastAsia" w:hint="eastAsia"/>
         <w:lang w:eastAsia="zh-CN"/>
       </w:rPr>
     </w:pPr>
     <w:r>
       <w:rPr>
-        <w:rFonts w:hint="eastAsia" w:eastAsiaTheme="minorEastAsia"/>
+        <w:rFonts w:eastAsiaTheme="minorEastAsia" w:hint="eastAsia"/>
         <w:lang w:val="en-US" w:eastAsia="zh-CN"/>
       </w:rPr>
       <w:tab/>
     </w:r>
     <w:r>
       <w:rPr>
-        <w:rFonts w:hint="eastAsia" w:eastAsiaTheme="minorEastAsia"/>
+        <w:rFonts w:eastAsiaTheme="minorEastAsia" w:hint="eastAsia"/>
         <w:lang w:val="en-US" w:eastAsia="zh-CN"/>
       </w:rPr>
       <w:tab/>
     </w:r>
     <w:r>
       <w:rPr>
-        <w:rFonts w:hint="eastAsia" w:eastAsiaTheme="minorEastAsia"/>
+        <w:rFonts w:eastAsiaTheme="minorEastAsia" w:hint="eastAsia"/>
         <w:lang w:val="en-US" w:eastAsia="zh-CN"/>
       </w:rPr>
       <w:t>江西通信产业服务有限公司</w:t>
@@ -6538,15 +6389,15 @@
 </file>
 
 <file path=word/numbering.xml><?xml version="1.0" encoding="utf-8"?>
-<w:numbering xmlns:wpc="http://schemas.microsoft.com/office/word/2010/wordprocessingCanvas" xmlns:mc="http://schemas.openxmlformats.org/markup-compatibility/2006" xmlns:o="urn:schemas-microsoft-com:office:office" xmlns:r="http://schemas.openxmlformats.org/officeDocument/2006/relationships" xmlns:m="http://schemas.openxmlformats.org/officeDocument/2006/math" xmlns:v="urn:schemas-microsoft-com:vml" xmlns:wp14="http://schemas.microsoft.com/office/word/2010/wordprocessingDrawing" xmlns:wp="http://schemas.openxmlformats.org/drawingml/2006/wordprocessingDrawing" xmlns:w10="urn:schemas-microsoft-com:office:word" xmlns:w="http://schemas.openxmlformats.org/wordprocessingml/2006/main" xmlns:w14="http://schemas.microsoft.com/office/word/2010/wordml" xmlns:wpg="http://schemas.microsoft.com/office/word/2010/wordprocessingGroup" xmlns:wpi="http://schemas.microsoft.com/office/word/2010/wordprocessingInk" xmlns:wne="http://schemas.microsoft.com/office/word/2006/wordml" xmlns:wps="http://schemas.microsoft.com/office/word/2010/wordprocessingShape" xmlns:wpsCustomData="http://www.wps.cn/officeDocument/2013/wpsCustomData" mc:Ignorable="w14 wp14">
+<w:numbering xmlns:wpc="http://schemas.microsoft.com/office/word/2010/wordprocessingCanvas" xmlns:mc="http://schemas.openxmlformats.org/markup-compatibility/2006" xmlns:o="urn:schemas-microsoft-com:office:office" xmlns:r="http://schemas.openxmlformats.org/officeDocument/2006/relationships" xmlns:m="http://schemas.openxmlformats.org/officeDocument/2006/math" xmlns:v="urn:schemas-microsoft-com:vml" xmlns:wp14="http://schemas.microsoft.com/office/word/2010/wordprocessingDrawing" xmlns:wp="http://schemas.openxmlformats.org/drawingml/2006/wordprocessingDrawing" xmlns:w10="urn:schemas-microsoft-com:office:word" xmlns:w="http://schemas.openxmlformats.org/wordprocessingml/2006/main" xmlns:w14="http://schemas.microsoft.com/office/word/2010/wordml" xmlns:w15="http://schemas.microsoft.com/office/word/2012/wordml" xmlns:wne="http://schemas.microsoft.com/office/word/2006/wordml" xmlns:wpg="http://schemas.microsoft.com/office/word/2010/wordprocessingGroup" xmlns:wpi="http://schemas.microsoft.com/office/word/2010/wordprocessingInk" xmlns:wps="http://schemas.microsoft.com/office/word/2010/wordprocessingShape" mc:Ignorable="w14 w15 wp14">
   <w:abstractNum w:abstractNumId="0">
     <w:nsid w:val="8E964DCE"/>
     <w:multiLevelType w:val="multilevel"/>
     <w:tmpl w:val="8E964DCE"/>
-    <w:lvl w:ilvl="0" w:tentative="0">
+    <w:lvl w:ilvl="0">
       <w:start w:val="1"/>
       <w:numFmt w:val="decimal"/>
-      <w:pStyle w:val="2"/>
+      <w:pStyle w:val="Heading1"/>
       <w:lvlText w:val="%1."/>
       <w:lvlJc w:val="left"/>
       <w:pPr>
@@ -6556,10 +6407,10 @@
         <w:rFonts w:hint="default"/>
       </w:rPr>
     </w:lvl>
-    <w:lvl w:ilvl="1" w:tentative="0">
+    <w:lvl w:ilvl="1">
       <w:start w:val="1"/>
       <w:numFmt w:val="decimal"/>
-      <w:pStyle w:val="3"/>
+      <w:pStyle w:val="Heading2"/>
       <w:lvlText w:val="%1.%2."/>
       <w:lvlJc w:val="left"/>
       <w:pPr>
@@ -6569,10 +6420,10 @@
         <w:rFonts w:hint="default"/>
       </w:rPr>
     </w:lvl>
-    <w:lvl w:ilvl="2" w:tentative="0">
+    <w:lvl w:ilvl="2">
       <w:start w:val="1"/>
       <w:numFmt w:val="decimal"/>
-      <w:pStyle w:val="4"/>
+      <w:pStyle w:val="Heading3"/>
       <w:lvlText w:val="%1.%2.%3."/>
       <w:lvlJc w:val="left"/>
       <w:pPr>
@@ -6582,10 +6433,10 @@
         <w:rFonts w:hint="default"/>
       </w:rPr>
     </w:lvl>
-    <w:lvl w:ilvl="3" w:tentative="0">
+    <w:lvl w:ilvl="3">
       <w:start w:val="1"/>
       <w:numFmt w:val="decimal"/>
-      <w:pStyle w:val="5"/>
+      <w:pStyle w:val="Heading4"/>
       <w:lvlText w:val="%1.%2.%3.%4."/>
       <w:lvlJc w:val="left"/>
       <w:pPr>
@@ -6595,10 +6446,10 @@
         <w:rFonts w:hint="default"/>
       </w:rPr>
     </w:lvl>
-    <w:lvl w:ilvl="4" w:tentative="0">
+    <w:lvl w:ilvl="4">
       <w:start w:val="1"/>
       <w:numFmt w:val="decimal"/>
-      <w:pStyle w:val="6"/>
+      <w:pStyle w:val="Heading5"/>
       <w:lvlText w:val="%1.%2.%3.%4.%5."/>
       <w:lvlJc w:val="left"/>
       <w:pPr>
@@ -6608,10 +6459,10 @@
         <w:rFonts w:hint="default"/>
       </w:rPr>
     </w:lvl>
-    <w:lvl w:ilvl="5" w:tentative="0">
+    <w:lvl w:ilvl="5">
       <w:start w:val="1"/>
       <w:numFmt w:val="decimal"/>
-      <w:pStyle w:val="7"/>
+      <w:pStyle w:val="Heading6"/>
       <w:lvlText w:val="%1.%2.%3.%4.%5.%6."/>
       <w:lvlJc w:val="left"/>
       <w:pPr>
@@ -6621,10 +6472,10 @@
         <w:rFonts w:hint="default"/>
       </w:rPr>
     </w:lvl>
-    <w:lvl w:ilvl="6" w:tentative="0">
+    <w:lvl w:ilvl="6">
       <w:start w:val="1"/>
       <w:numFmt w:val="decimal"/>
-      <w:pStyle w:val="8"/>
+      <w:pStyle w:val="Heading7"/>
       <w:lvlText w:val="%1.%2.%3.%4.%5.%6.%7."/>
       <w:lvlJc w:val="left"/>
       <w:pPr>
@@ -6634,10 +6485,10 @@
         <w:rFonts w:hint="default"/>
       </w:rPr>
     </w:lvl>
-    <w:lvl w:ilvl="7" w:tentative="0">
+    <w:lvl w:ilvl="7">
       <w:start w:val="1"/>
       <w:numFmt w:val="decimal"/>
-      <w:pStyle w:val="9"/>
+      <w:pStyle w:val="Heading8"/>
       <w:lvlText w:val="%1.%2.%3.%4.%5.%6.%7.%8."/>
       <w:lvlJc w:val="left"/>
       <w:pPr>
@@ -6647,10 +6498,10 @@
         <w:rFonts w:hint="default"/>
       </w:rPr>
     </w:lvl>
-    <w:lvl w:ilvl="8" w:tentative="0">
+    <w:lvl w:ilvl="8">
       <w:start w:val="1"/>
       <w:numFmt w:val="decimal"/>
-      <w:pStyle w:val="10"/>
+      <w:pStyle w:val="Heading9"/>
       <w:lvlText w:val="%1.%2.%3.%4.%5.%6.%7.%8.%9."/>
       <w:lvlJc w:val="left"/>
       <w:pPr>
@@ -6668,269 +6519,267 @@
 </file>
 
 <file path=word/styles.xml><?xml version="1.0" encoding="utf-8"?>
-<w:styles xmlns:mc="http://schemas.openxmlformats.org/markup-compatibility/2006" xmlns:o="urn:schemas-microsoft-com:office:office" xmlns:r="http://schemas.openxmlformats.org/officeDocument/2006/relationships" xmlns:m="http://schemas.openxmlformats.org/officeDocument/2006/math" xmlns:v="urn:schemas-microsoft-com:vml" xmlns:w="http://schemas.openxmlformats.org/wordprocessingml/2006/main" xmlns:w14="http://schemas.microsoft.com/office/word/2010/wordml" xmlns:w10="urn:schemas-microsoft-com:office:word" xmlns:sl="http://schemas.openxmlformats.org/schemaLibrary/2006/main" xmlns:wpsCustomData="http://www.wps.cn/officeDocument/2013/wpsCustomData" mc:Ignorable="w14">
+<w:styles xmlns:mc="http://schemas.openxmlformats.org/markup-compatibility/2006" xmlns:r="http://schemas.openxmlformats.org/officeDocument/2006/relationships" xmlns:w="http://schemas.openxmlformats.org/wordprocessingml/2006/main" xmlns:w14="http://schemas.microsoft.com/office/word/2010/wordml" xmlns:w15="http://schemas.microsoft.com/office/word/2012/wordml" mc:Ignorable="w14 w15">
   <w:docDefaults>
     <w:rPrDefault>
       <w:rPr>
-        <w:rFonts w:ascii="Times New Roman" w:hAnsi="Times New Roman" w:eastAsia="宋体" w:cs="Times New Roman"/>
+        <w:rFonts w:ascii="Times New Roman" w:eastAsia="宋体" w:hAnsi="Times New Roman" w:cs="Times New Roman"/>
       </w:rPr>
     </w:rPrDefault>
     <w:pPrDefault/>
   </w:docDefaults>
-  <w:latentStyles w:count="260" w:defQFormat="0" w:defUnhideWhenUsed="1" w:defSemiHidden="1" w:defUIPriority="99" w:defLockedState="0">
-    <w:lsdException w:qFormat="1" w:unhideWhenUsed="0" w:uiPriority="0" w:semiHidden="0" w:name="Normal"/>
-    <w:lsdException w:qFormat="1" w:unhideWhenUsed="0" w:uiPriority="0" w:semiHidden="0" w:name="heading 1"/>
-    <w:lsdException w:qFormat="1" w:uiPriority="0" w:semiHidden="0" w:name="heading 2"/>
-    <w:lsdException w:qFormat="1" w:uiPriority="0" w:name="heading 3"/>
-    <w:lsdException w:qFormat="1" w:uiPriority="0" w:semiHidden="0" w:name="heading 4"/>
-    <w:lsdException w:qFormat="1" w:uiPriority="0" w:name="heading 5"/>
-    <w:lsdException w:qFormat="1" w:uiPriority="0" w:name="heading 6"/>
-    <w:lsdException w:qFormat="1" w:uiPriority="0" w:name="heading 7"/>
-    <w:lsdException w:qFormat="1" w:uiPriority="0" w:name="heading 8"/>
-    <w:lsdException w:qFormat="1" w:uiPriority="0" w:name="heading 9"/>
-    <w:lsdException w:unhideWhenUsed="0" w:uiPriority="0" w:semiHidden="0" w:name="index 1"/>
-    <w:lsdException w:unhideWhenUsed="0" w:uiPriority="0" w:semiHidden="0" w:name="index 2"/>
-    <w:lsdException w:unhideWhenUsed="0" w:uiPriority="0" w:semiHidden="0" w:name="index 3"/>
-    <w:lsdException w:unhideWhenUsed="0" w:uiPriority="0" w:semiHidden="0" w:name="index 4"/>
-    <w:lsdException w:unhideWhenUsed="0" w:uiPriority="0" w:semiHidden="0" w:name="index 5"/>
-    <w:lsdException w:unhideWhenUsed="0" w:uiPriority="0" w:semiHidden="0" w:name="index 6"/>
-    <w:lsdException w:unhideWhenUsed="0" w:uiPriority="0" w:semiHidden="0" w:name="index 7"/>
-    <w:lsdException w:unhideWhenUsed="0" w:uiPriority="0" w:semiHidden="0" w:name="index 8"/>
-    <w:lsdException w:unhideWhenUsed="0" w:uiPriority="0" w:semiHidden="0" w:name="index 9"/>
-    <w:lsdException w:qFormat="1" w:unhideWhenUsed="0" w:uiPriority="0" w:semiHidden="0" w:name="toc 1"/>
-    <w:lsdException w:qFormat="1" w:unhideWhenUsed="0" w:uiPriority="0" w:semiHidden="0" w:name="toc 2"/>
-    <w:lsdException w:qFormat="1" w:unhideWhenUsed="0" w:uiPriority="0" w:semiHidden="0" w:name="toc 3"/>
-    <w:lsdException w:unhideWhenUsed="0" w:uiPriority="0" w:semiHidden="0" w:name="toc 4"/>
-    <w:lsdException w:unhideWhenUsed="0" w:uiPriority="0" w:semiHidden="0" w:name="toc 5"/>
-    <w:lsdException w:unhideWhenUsed="0" w:uiPriority="0" w:semiHidden="0" w:name="toc 6"/>
-    <w:lsdException w:unhideWhenUsed="0" w:uiPriority="0" w:semiHidden="0" w:name="toc 7"/>
-    <w:lsdException w:unhideWhenUsed="0" w:uiPriority="0" w:semiHidden="0" w:name="toc 8"/>
-    <w:lsdException w:unhideWhenUsed="0" w:uiPriority="0" w:semiHidden="0" w:name="toc 9"/>
-    <w:lsdException w:unhideWhenUsed="0" w:uiPriority="0" w:semiHidden="0" w:name="Normal Indent"/>
-    <w:lsdException w:unhideWhenUsed="0" w:uiPriority="0" w:semiHidden="0" w:name="footnote text"/>
-    <w:lsdException w:qFormat="1" w:unhideWhenUsed="0" w:uiPriority="0" w:semiHidden="0" w:name="annotation text"/>
-    <w:lsdException w:qFormat="1" w:unhideWhenUsed="0" w:uiPriority="0" w:semiHidden="0" w:name="header"/>
-    <w:lsdException w:qFormat="1" w:unhideWhenUsed="0" w:uiPriority="0" w:semiHidden="0" w:name="footer"/>
-    <w:lsdException w:unhideWhenUsed="0" w:uiPriority="0" w:semiHidden="0" w:name="index heading"/>
-    <w:lsdException w:qFormat="1" w:uiPriority="0" w:name="caption"/>
-    <w:lsdException w:unhideWhenUsed="0" w:uiPriority="0" w:semiHidden="0" w:name="table of figures"/>
-    <w:lsdException w:unhideWhenUsed="0" w:uiPriority="0" w:semiHidden="0" w:name="envelope address"/>
-    <w:lsdException w:unhideWhenUsed="0" w:uiPriority="0" w:semiHidden="0" w:name="envelope return"/>
-    <w:lsdException w:unhideWhenUsed="0" w:uiPriority="0" w:semiHidden="0" w:name="footnote reference"/>
-    <w:lsdException w:unhideWhenUsed="0" w:uiPriority="0" w:semiHidden="0" w:name="annotation reference"/>
-    <w:lsdException w:unhideWhenUsed="0" w:uiPriority="0" w:semiHidden="0" w:name="line number"/>
-    <w:lsdException w:unhideWhenUsed="0" w:uiPriority="0" w:semiHidden="0" w:name="page number"/>
-    <w:lsdException w:unhideWhenUsed="0" w:uiPriority="0" w:semiHidden="0" w:name="endnote reference"/>
-    <w:lsdException w:unhideWhenUsed="0" w:uiPriority="0" w:semiHidden="0" w:name="endnote text"/>
-    <w:lsdException w:unhideWhenUsed="0" w:uiPriority="0" w:semiHidden="0" w:name="table of authorities"/>
-    <w:lsdException w:unhideWhenUsed="0" w:uiPriority="0" w:semiHidden="0" w:name="macro"/>
-    <w:lsdException w:unhideWhenUsed="0" w:uiPriority="0" w:semiHidden="0" w:name="toa heading"/>
-    <w:lsdException w:unhideWhenUsed="0" w:uiPriority="0" w:semiHidden="0" w:name="List"/>
-    <w:lsdException w:unhideWhenUsed="0" w:uiPriority="0" w:semiHidden="0" w:name="List Bullet"/>
-    <w:lsdException w:unhideWhenUsed="0" w:uiPriority="0" w:semiHidden="0" w:name="List Number"/>
-    <w:lsdException w:unhideWhenUsed="0" w:uiPriority="0" w:semiHidden="0" w:name="List 2"/>
-    <w:lsdException w:unhideWhenUsed="0" w:uiPriority="0" w:semiHidden="0" w:name="List 3"/>
-    <w:lsdException w:unhideWhenUsed="0" w:uiPriority="0" w:semiHidden="0" w:name="List 4"/>
-    <w:lsdException w:unhideWhenUsed="0" w:uiPriority="0" w:semiHidden="0" w:name="List 5"/>
-    <w:lsdException w:unhideWhenUsed="0" w:uiPriority="0" w:semiHidden="0" w:name="List Bullet 2"/>
-    <w:lsdException w:unhideWhenUsed="0" w:uiPriority="0" w:semiHidden="0" w:name="List Bullet 3"/>
-    <w:lsdException w:unhideWhenUsed="0" w:uiPriority="0" w:semiHidden="0" w:name="List Bullet 4"/>
-    <w:lsdException w:unhideWhenUsed="0" w:uiPriority="0" w:semiHidden="0" w:name="List Bullet 5"/>
-    <w:lsdException w:unhideWhenUsed="0" w:uiPriority="0" w:semiHidden="0" w:name="List Number 2"/>
-    <w:lsdException w:unhideWhenUsed="0" w:uiPriority="0" w:semiHidden="0" w:name="List Number 3"/>
-    <w:lsdException w:unhideWhenUsed="0" w:uiPriority="0" w:semiHidden="0" w:name="List Number 4"/>
-    <w:lsdException w:unhideWhenUsed="0" w:uiPriority="0" w:semiHidden="0" w:name="List Number 5"/>
-    <w:lsdException w:qFormat="1" w:unhideWhenUsed="0" w:uiPriority="0" w:semiHidden="0" w:name="Title"/>
-    <w:lsdException w:unhideWhenUsed="0" w:uiPriority="0" w:semiHidden="0" w:name="Closing"/>
-    <w:lsdException w:unhideWhenUsed="0" w:uiPriority="0" w:semiHidden="0" w:name="Signature"/>
-    <w:lsdException w:qFormat="1" w:unhideWhenUsed="0" w:uiPriority="0" w:name="Default Paragraph Font"/>
-    <w:lsdException w:qFormat="1" w:unhideWhenUsed="0" w:uiPriority="0" w:name="Body Text"/>
-    <w:lsdException w:unhideWhenUsed="0" w:uiPriority="0" w:semiHidden="0" w:name="Body Text Indent"/>
-    <w:lsdException w:unhideWhenUsed="0" w:uiPriority="0" w:semiHidden="0" w:name="List Continue"/>
-    <w:lsdException w:unhideWhenUsed="0" w:uiPriority="0" w:semiHidden="0" w:name="List Continue 2"/>
-    <w:lsdException w:unhideWhenUsed="0" w:uiPriority="0" w:semiHidden="0" w:name="List Continue 3"/>
-    <w:lsdException w:unhideWhenUsed="0" w:uiPriority="0" w:semiHidden="0" w:name="List Continue 4"/>
-    <w:lsdException w:unhideWhenUsed="0" w:uiPriority="0" w:semiHidden="0" w:name="List Continue 5"/>
-    <w:lsdException w:unhideWhenUsed="0" w:uiPriority="0" w:semiHidden="0" w:name="Message Header"/>
-    <w:lsdException w:qFormat="1" w:unhideWhenUsed="0" w:uiPriority="0" w:semiHidden="0" w:name="Subtitle"/>
-    <w:lsdException w:unhideWhenUsed="0" w:uiPriority="0" w:semiHidden="0" w:name="Salutation"/>
-    <w:lsdException w:unhideWhenUsed="0" w:uiPriority="0" w:semiHidden="0" w:name="Date"/>
-    <w:lsdException w:unhideWhenUsed="0" w:uiPriority="0" w:semiHidden="0" w:name="Body Text First Indent"/>
-    <w:lsdException w:unhideWhenUsed="0" w:uiPriority="0" w:semiHidden="0" w:name="Body Text First Indent 2"/>
-    <w:lsdException w:uiPriority="99" w:name="Note Heading"/>
-    <w:lsdException w:unhideWhenUsed="0" w:uiPriority="0" w:semiHidden="0" w:name="Body Text 2"/>
-    <w:lsdException w:unhideWhenUsed="0" w:uiPriority="0" w:semiHidden="0" w:name="Body Text 3"/>
-    <w:lsdException w:unhideWhenUsed="0" w:uiPriority="0" w:semiHidden="0" w:name="Body Text Indent 2"/>
-    <w:lsdException w:unhideWhenUsed="0" w:uiPriority="0" w:semiHidden="0" w:name="Body Text Indent 3"/>
-    <w:lsdException w:unhideWhenUsed="0" w:uiPriority="0" w:semiHidden="0" w:name="Block Text"/>
-    <w:lsdException w:unhideWhenUsed="0" w:uiPriority="0" w:semiHidden="0" w:name="Hyperlink"/>
-    <w:lsdException w:unhideWhenUsed="0" w:uiPriority="0" w:semiHidden="0" w:name="FollowedHyperlink"/>
-    <w:lsdException w:qFormat="1" w:unhideWhenUsed="0" w:uiPriority="0" w:semiHidden="0" w:name="Strong"/>
-    <w:lsdException w:qFormat="1" w:unhideWhenUsed="0" w:uiPriority="0" w:semiHidden="0" w:name="Emphasis"/>
-    <w:lsdException w:unhideWhenUsed="0" w:uiPriority="0" w:semiHidden="0" w:name="Document Map"/>
-    <w:lsdException w:unhideWhenUsed="0" w:uiPriority="0" w:semiHidden="0" w:name="Plain Text"/>
-    <w:lsdException w:unhideWhenUsed="0" w:uiPriority="0" w:semiHidden="0" w:name="E-mail Signature"/>
-    <w:lsdException w:qFormat="1" w:unhideWhenUsed="0" w:uiPriority="0" w:semiHidden="0" w:name="Normal (Web)"/>
-    <w:lsdException w:unhideWhenUsed="0" w:uiPriority="0" w:semiHidden="0" w:name="HTML Acronym"/>
-    <w:lsdException w:unhideWhenUsed="0" w:uiPriority="0" w:semiHidden="0" w:name="HTML Address"/>
-    <w:lsdException w:unhideWhenUsed="0" w:uiPriority="0" w:semiHidden="0" w:name="HTML Cite"/>
-    <w:lsdException w:unhideWhenUsed="0" w:uiPriority="0" w:semiHidden="0" w:name="HTML Code"/>
-    <w:lsdException w:unhideWhenUsed="0" w:uiPriority="0" w:semiHidden="0" w:name="HTML Definition"/>
-    <w:lsdException w:unhideWhenUsed="0" w:uiPriority="0" w:semiHidden="0" w:name="HTML Keyboard"/>
-    <w:lsdException w:unhideWhenUsed="0" w:uiPriority="0" w:semiHidden="0" w:name="HTML Preformatted"/>
-    <w:lsdException w:unhideWhenUsed="0" w:uiPriority="0" w:semiHidden="0" w:name="HTML Sample"/>
-    <w:lsdException w:unhideWhenUsed="0" w:uiPriority="0" w:semiHidden="0" w:name="HTML Typewriter"/>
-    <w:lsdException w:unhideWhenUsed="0" w:uiPriority="0" w:semiHidden="0" w:name="HTML Variable"/>
-    <w:lsdException w:qFormat="1" w:unhideWhenUsed="0" w:uiPriority="0" w:name="Normal Table"/>
-    <w:lsdException w:unhideWhenUsed="0" w:uiPriority="0" w:semiHidden="0" w:name="annotation subject"/>
-    <w:lsdException w:unhideWhenUsed="0" w:uiPriority="0" w:semiHidden="0" w:name="Table Simple 1"/>
-    <w:lsdException w:unhideWhenUsed="0" w:uiPriority="0" w:semiHidden="0" w:name="Table Simple 2"/>
-    <w:lsdException w:unhideWhenUsed="0" w:uiPriority="0" w:semiHidden="0" w:name="Table Simple 3"/>
-    <w:lsdException w:unhideWhenUsed="0" w:uiPriority="0" w:semiHidden="0" w:name="Table Classic 1"/>
-    <w:lsdException w:unhideWhenUsed="0" w:uiPriority="0" w:semiHidden="0" w:name="Table Classic 2"/>
-    <w:lsdException w:unhideWhenUsed="0" w:uiPriority="0" w:semiHidden="0" w:name="Table Classic 3"/>
-    <w:lsdException w:unhideWhenUsed="0" w:uiPriority="0" w:semiHidden="0" w:name="Table Classic 4"/>
-    <w:lsdException w:unhideWhenUsed="0" w:uiPriority="0" w:semiHidden="0" w:name="Table Colorful 1"/>
-    <w:lsdException w:unhideWhenUsed="0" w:uiPriority="0" w:semiHidden="0" w:name="Table Colorful 2"/>
-    <w:lsdException w:unhideWhenUsed="0" w:uiPriority="0" w:semiHidden="0" w:name="Table Colorful 3"/>
-    <w:lsdException w:unhideWhenUsed="0" w:uiPriority="0" w:semiHidden="0" w:name="Table Columns 1"/>
-    <w:lsdException w:unhideWhenUsed="0" w:uiPriority="0" w:semiHidden="0" w:name="Table Columns 2"/>
-    <w:lsdException w:unhideWhenUsed="0" w:uiPriority="0" w:semiHidden="0" w:name="Table Columns 3"/>
-    <w:lsdException w:unhideWhenUsed="0" w:uiPriority="0" w:semiHidden="0" w:name="Table Columns 4"/>
-    <w:lsdException w:unhideWhenUsed="0" w:uiPriority="0" w:semiHidden="0" w:name="Table Columns 5"/>
-    <w:lsdException w:unhideWhenUsed="0" w:uiPriority="0" w:semiHidden="0" w:name="Table Grid 1"/>
-    <w:lsdException w:unhideWhenUsed="0" w:uiPriority="0" w:semiHidden="0" w:name="Table Grid 2"/>
-    <w:lsdException w:unhideWhenUsed="0" w:uiPriority="0" w:semiHidden="0" w:name="Table Grid 3"/>
-    <w:lsdException w:unhideWhenUsed="0" w:uiPriority="0" w:semiHidden="0" w:name="Table Grid 4"/>
-    <w:lsdException w:unhideWhenUsed="0" w:uiPriority="0" w:semiHidden="0" w:name="Table Grid 5"/>
-    <w:lsdException w:unhideWhenUsed="0" w:uiPriority="0" w:semiHidden="0" w:name="Table Grid 6"/>
-    <w:lsdException w:unhideWhenUsed="0" w:uiPriority="0" w:semiHidden="0" w:name="Table Grid 7"/>
-    <w:lsdException w:unhideWhenUsed="0" w:uiPriority="0" w:semiHidden="0" w:name="Table Grid 8"/>
-    <w:lsdException w:unhideWhenUsed="0" w:uiPriority="0" w:semiHidden="0" w:name="Table List 1"/>
-    <w:lsdException w:unhideWhenUsed="0" w:uiPriority="0" w:semiHidden="0" w:name="Table List 2"/>
-    <w:lsdException w:unhideWhenUsed="0" w:uiPriority="0" w:semiHidden="0" w:name="Table List 3"/>
-    <w:lsdException w:unhideWhenUsed="0" w:uiPriority="0" w:semiHidden="0" w:name="Table List 4"/>
-    <w:lsdException w:unhideWhenUsed="0" w:uiPriority="0" w:semiHidden="0" w:name="Table List 5"/>
-    <w:lsdException w:unhideWhenUsed="0" w:uiPriority="0" w:semiHidden="0" w:name="Table List 6"/>
-    <w:lsdException w:unhideWhenUsed="0" w:uiPriority="0" w:semiHidden="0" w:name="Table List 7"/>
-    <w:lsdException w:unhideWhenUsed="0" w:uiPriority="0" w:semiHidden="0" w:name="Table List 8"/>
-    <w:lsdException w:unhideWhenUsed="0" w:uiPriority="0" w:semiHidden="0" w:name="Table 3D effects 1"/>
-    <w:lsdException w:unhideWhenUsed="0" w:uiPriority="0" w:semiHidden="0" w:name="Table 3D effects 2"/>
-    <w:lsdException w:unhideWhenUsed="0" w:uiPriority="0" w:semiHidden="0" w:name="Table 3D effects 3"/>
-    <w:lsdException w:unhideWhenUsed="0" w:uiPriority="0" w:semiHidden="0" w:name="Table Contemporary"/>
-    <w:lsdException w:unhideWhenUsed="0" w:uiPriority="0" w:semiHidden="0" w:name="Table Elegant"/>
-    <w:lsdException w:unhideWhenUsed="0" w:uiPriority="0" w:semiHidden="0" w:name="Table Professional"/>
-    <w:lsdException w:unhideWhenUsed="0" w:uiPriority="0" w:semiHidden="0" w:name="Table Subtle 1"/>
-    <w:lsdException w:unhideWhenUsed="0" w:uiPriority="0" w:semiHidden="0" w:name="Table Subtle 2"/>
-    <w:lsdException w:unhideWhenUsed="0" w:uiPriority="0" w:semiHidden="0" w:name="Table Web 1"/>
-    <w:lsdException w:unhideWhenUsed="0" w:uiPriority="0" w:semiHidden="0" w:name="Table Web 2"/>
-    <w:lsdException w:unhideWhenUsed="0" w:uiPriority="0" w:semiHidden="0" w:name="Table Web 3"/>
-    <w:lsdException w:unhideWhenUsed="0" w:uiPriority="0" w:semiHidden="0" w:name="Balloon Text"/>
-    <w:lsdException w:qFormat="1" w:unhideWhenUsed="0" w:uiPriority="0" w:semiHidden="0" w:name="Table Grid"/>
-    <w:lsdException w:unhideWhenUsed="0" w:uiPriority="0" w:semiHidden="0" w:name="Table Theme"/>
-    <w:lsdException w:unhideWhenUsed="0" w:uiPriority="60" w:semiHidden="0" w:name="Light Shading"/>
-    <w:lsdException w:unhideWhenUsed="0" w:uiPriority="61" w:semiHidden="0" w:name="Light List"/>
-    <w:lsdException w:unhideWhenUsed="0" w:uiPriority="62" w:semiHidden="0" w:name="Light Grid"/>
-    <w:lsdException w:unhideWhenUsed="0" w:uiPriority="63" w:semiHidden="0" w:name="Medium Shading 1"/>
-    <w:lsdException w:unhideWhenUsed="0" w:uiPriority="64" w:semiHidden="0" w:name="Medium Shading 2"/>
-    <w:lsdException w:unhideWhenUsed="0" w:uiPriority="65" w:semiHidden="0" w:name="Medium List 1"/>
-    <w:lsdException w:unhideWhenUsed="0" w:uiPriority="66" w:semiHidden="0" w:name="Medium List 2"/>
-    <w:lsdException w:unhideWhenUsed="0" w:uiPriority="67" w:semiHidden="0" w:name="Medium Grid 1"/>
-    <w:lsdException w:unhideWhenUsed="0" w:uiPriority="68" w:semiHidden="0" w:name="Medium Grid 2"/>
-    <w:lsdException w:unhideWhenUsed="0" w:uiPriority="69" w:semiHidden="0" w:name="Medium Grid 3"/>
-    <w:lsdException w:unhideWhenUsed="0" w:uiPriority="70" w:semiHidden="0" w:name="Dark List"/>
-    <w:lsdException w:unhideWhenUsed="0" w:uiPriority="71" w:semiHidden="0" w:name="Colorful Shading"/>
-    <w:lsdException w:unhideWhenUsed="0" w:uiPriority="72" w:semiHidden="0" w:name="Colorful List"/>
-    <w:lsdException w:unhideWhenUsed="0" w:uiPriority="73" w:semiHidden="0" w:name="Colorful Grid"/>
-    <w:lsdException w:unhideWhenUsed="0" w:uiPriority="60" w:semiHidden="0" w:name="Light Shading Accent 1"/>
-    <w:lsdException w:unhideWhenUsed="0" w:uiPriority="61" w:semiHidden="0" w:name="Light List Accent 1"/>
-    <w:lsdException w:unhideWhenUsed="0" w:uiPriority="62" w:semiHidden="0" w:name="Light Grid Accent 1"/>
-    <w:lsdException w:unhideWhenUsed="0" w:uiPriority="63" w:semiHidden="0" w:name="Medium Shading 1 Accent 1"/>
-    <w:lsdException w:unhideWhenUsed="0" w:uiPriority="64" w:semiHidden="0" w:name="Medium Shading 2 Accent 1"/>
-    <w:lsdException w:unhideWhenUsed="0" w:uiPriority="65" w:semiHidden="0" w:name="Medium List 1 Accent 1"/>
-    <w:lsdException w:unhideWhenUsed="0" w:uiPriority="66" w:semiHidden="0" w:name="Medium List 2 Accent 1"/>
-    <w:lsdException w:unhideWhenUsed="0" w:uiPriority="67" w:semiHidden="0" w:name="Medium Grid 1 Accent 1"/>
-    <w:lsdException w:unhideWhenUsed="0" w:uiPriority="68" w:semiHidden="0" w:name="Medium Grid 2 Accent 1"/>
-    <w:lsdException w:unhideWhenUsed="0" w:uiPriority="69" w:semiHidden="0" w:name="Medium Grid 3 Accent 1"/>
-    <w:lsdException w:unhideWhenUsed="0" w:uiPriority="70" w:semiHidden="0" w:name="Dark List Accent 1"/>
-    <w:lsdException w:unhideWhenUsed="0" w:uiPriority="71" w:semiHidden="0" w:name="Colorful Shading Accent 1"/>
-    <w:lsdException w:unhideWhenUsed="0" w:uiPriority="72" w:semiHidden="0" w:name="Colorful List Accent 1"/>
-    <w:lsdException w:unhideWhenUsed="0" w:uiPriority="73" w:semiHidden="0" w:name="Colorful Grid Accent 1"/>
-    <w:lsdException w:unhideWhenUsed="0" w:uiPriority="60" w:semiHidden="0" w:name="Light Shading Accent 2"/>
-    <w:lsdException w:unhideWhenUsed="0" w:uiPriority="61" w:semiHidden="0" w:name="Light List Accent 2"/>
-    <w:lsdException w:unhideWhenUsed="0" w:uiPriority="62" w:semiHidden="0" w:name="Light Grid Accent 2"/>
-    <w:lsdException w:unhideWhenUsed="0" w:uiPriority="63" w:semiHidden="0" w:name="Medium Shading 1 Accent 2"/>
-    <w:lsdException w:unhideWhenUsed="0" w:uiPriority="64" w:semiHidden="0" w:name="Medium Shading 2 Accent 2"/>
-    <w:lsdException w:unhideWhenUsed="0" w:uiPriority="65" w:semiHidden="0" w:name="Medium List 1 Accent 2"/>
-    <w:lsdException w:unhideWhenUsed="0" w:uiPriority="66" w:semiHidden="0" w:name="Medium List 2 Accent 2"/>
-    <w:lsdException w:unhideWhenUsed="0" w:uiPriority="67" w:semiHidden="0" w:name="Medium Grid 1 Accent 2"/>
-    <w:lsdException w:unhideWhenUsed="0" w:uiPriority="68" w:semiHidden="0" w:name="Medium Grid 2 Accent 2"/>
-    <w:lsdException w:unhideWhenUsed="0" w:uiPriority="69" w:semiHidden="0" w:name="Medium Grid 3 Accent 2"/>
-    <w:lsdException w:unhideWhenUsed="0" w:uiPriority="70" w:semiHidden="0" w:name="Dark List Accent 2"/>
-    <w:lsdException w:unhideWhenUsed="0" w:uiPriority="71" w:semiHidden="0" w:name="Colorful Shading Accent 2"/>
-    <w:lsdException w:unhideWhenUsed="0" w:uiPriority="72" w:semiHidden="0" w:name="Colorful List Accent 2"/>
-    <w:lsdException w:unhideWhenUsed="0" w:uiPriority="73" w:semiHidden="0" w:name="Colorful Grid Accent 2"/>
-    <w:lsdException w:unhideWhenUsed="0" w:uiPriority="60" w:semiHidden="0" w:name="Light Shading Accent 3"/>
-    <w:lsdException w:unhideWhenUsed="0" w:uiPriority="61" w:semiHidden="0" w:name="Light List Accent 3"/>
-    <w:lsdException w:unhideWhenUsed="0" w:uiPriority="62" w:semiHidden="0" w:name="Light Grid Accent 3"/>
-    <w:lsdException w:unhideWhenUsed="0" w:uiPriority="63" w:semiHidden="0" w:name="Medium Shading 1 Accent 3"/>
-    <w:lsdException w:unhideWhenUsed="0" w:uiPriority="64" w:semiHidden="0" w:name="Medium Shading 2 Accent 3"/>
-    <w:lsdException w:unhideWhenUsed="0" w:uiPriority="65" w:semiHidden="0" w:name="Medium List 1 Accent 3"/>
-    <w:lsdException w:unhideWhenUsed="0" w:uiPriority="66" w:semiHidden="0" w:name="Medium List 2 Accent 3"/>
-    <w:lsdException w:unhideWhenUsed="0" w:uiPriority="67" w:semiHidden="0" w:name="Medium Grid 1 Accent 3"/>
-    <w:lsdException w:unhideWhenUsed="0" w:uiPriority="68" w:semiHidden="0" w:name="Medium Grid 2 Accent 3"/>
-    <w:lsdException w:unhideWhenUsed="0" w:uiPriority="69" w:semiHidden="0" w:name="Medium Grid 3 Accent 3"/>
-    <w:lsdException w:unhideWhenUsed="0" w:uiPriority="70" w:semiHidden="0" w:name="Dark List Accent 3"/>
-    <w:lsdException w:unhideWhenUsed="0" w:uiPriority="71" w:semiHidden="0" w:name="Colorful Shading Accent 3"/>
-    <w:lsdException w:unhideWhenUsed="0" w:uiPriority="72" w:semiHidden="0" w:name="Colorful List Accent 3"/>
-    <w:lsdException w:unhideWhenUsed="0" w:uiPriority="73" w:semiHidden="0" w:name="Colorful Grid Accent 3"/>
-    <w:lsdException w:unhideWhenUsed="0" w:uiPriority="60" w:semiHidden="0" w:name="Light Shading Accent 4"/>
-    <w:lsdException w:unhideWhenUsed="0" w:uiPriority="61" w:semiHidden="0" w:name="Light List Accent 4"/>
-    <w:lsdException w:unhideWhenUsed="0" w:uiPriority="62" w:semiHidden="0" w:name="Light Grid Accent 4"/>
-    <w:lsdException w:unhideWhenUsed="0" w:uiPriority="63" w:semiHidden="0" w:name="Medium Shading 1 Accent 4"/>
-    <w:lsdException w:unhideWhenUsed="0" w:uiPriority="64" w:semiHidden="0" w:name="Medium Shading 2 Accent 4"/>
-    <w:lsdException w:unhideWhenUsed="0" w:uiPriority="65" w:semiHidden="0" w:name="Medium List 1 Accent 4"/>
-    <w:lsdException w:unhideWhenUsed="0" w:uiPriority="66" w:semiHidden="0" w:name="Medium List 2 Accent 4"/>
-    <w:lsdException w:unhideWhenUsed="0" w:uiPriority="67" w:semiHidden="0" w:name="Medium Grid 1 Accent 4"/>
-    <w:lsdException w:unhideWhenUsed="0" w:uiPriority="68" w:semiHidden="0" w:name="Medium Grid 2 Accent 4"/>
-    <w:lsdException w:unhideWhenUsed="0" w:uiPriority="69" w:semiHidden="0" w:name="Medium Grid 3 Accent 4"/>
-    <w:lsdException w:unhideWhenUsed="0" w:uiPriority="70" w:semiHidden="0" w:name="Dark List Accent 4"/>
-    <w:lsdException w:unhideWhenUsed="0" w:uiPriority="71" w:semiHidden="0" w:name="Colorful Shading Accent 4"/>
-    <w:lsdException w:unhideWhenUsed="0" w:uiPriority="72" w:semiHidden="0" w:name="Colorful List Accent 4"/>
-    <w:lsdException w:unhideWhenUsed="0" w:uiPriority="73" w:semiHidden="0" w:name="Colorful Grid Accent 4"/>
-    <w:lsdException w:unhideWhenUsed="0" w:uiPriority="60" w:semiHidden="0" w:name="Light Shading Accent 5"/>
-    <w:lsdException w:unhideWhenUsed="0" w:uiPriority="61" w:semiHidden="0" w:name="Light List Accent 5"/>
-    <w:lsdException w:unhideWhenUsed="0" w:uiPriority="62" w:semiHidden="0" w:name="Light Grid Accent 5"/>
-    <w:lsdException w:unhideWhenUsed="0" w:uiPriority="63" w:semiHidden="0" w:name="Medium Shading 1 Accent 5"/>
-    <w:lsdException w:unhideWhenUsed="0" w:uiPriority="64" w:semiHidden="0" w:name="Medium Shading 2 Accent 5"/>
-    <w:lsdException w:unhideWhenUsed="0" w:uiPriority="65" w:semiHidden="0" w:name="Medium List 1 Accent 5"/>
-    <w:lsdException w:unhideWhenUsed="0" w:uiPriority="66" w:semiHidden="0" w:name="Medium List 2 Accent 5"/>
-    <w:lsdException w:unhideWhenUsed="0" w:uiPriority="67" w:semiHidden="0" w:name="Medium Grid 1 Accent 5"/>
-    <w:lsdException w:unhideWhenUsed="0" w:uiPriority="68" w:semiHidden="0" w:name="Medium Grid 2 Accent 5"/>
-    <w:lsdException w:unhideWhenUsed="0" w:uiPriority="69" w:semiHidden="0" w:name="Medium Grid 3 Accent 5"/>
-    <w:lsdException w:unhideWhenUsed="0" w:uiPriority="70" w:semiHidden="0" w:name="Dark List Accent 5"/>
-    <w:lsdException w:unhideWhenUsed="0" w:uiPriority="71" w:semiHidden="0" w:name="Colorful Shading Accent 5"/>
-    <w:lsdException w:unhideWhenUsed="0" w:uiPriority="72" w:semiHidden="0" w:name="Colorful List Accent 5"/>
-    <w:lsdException w:unhideWhenUsed="0" w:uiPriority="73" w:semiHidden="0" w:name="Colorful Grid Accent 5"/>
-    <w:lsdException w:unhideWhenUsed="0" w:uiPriority="60" w:semiHidden="0" w:name="Light Shading Accent 6"/>
-    <w:lsdException w:unhideWhenUsed="0" w:uiPriority="61" w:semiHidden="0" w:name="Light List Accent 6"/>
-    <w:lsdException w:unhideWhenUsed="0" w:uiPriority="62" w:semiHidden="0" w:name="Light Grid Accent 6"/>
-    <w:lsdException w:unhideWhenUsed="0" w:uiPriority="63" w:semiHidden="0" w:name="Medium Shading 1 Accent 6"/>
-    <w:lsdException w:unhideWhenUsed="0" w:uiPriority="64" w:semiHidden="0" w:name="Medium Shading 2 Accent 6"/>
-    <w:lsdException w:unhideWhenUsed="0" w:uiPriority="65" w:semiHidden="0" w:name="Medium List 1 Accent 6"/>
-    <w:lsdException w:unhideWhenUsed="0" w:uiPriority="66" w:semiHidden="0" w:name="Medium List 2 Accent 6"/>
-    <w:lsdException w:unhideWhenUsed="0" w:uiPriority="67" w:semiHidden="0" w:name="Medium Grid 1 Accent 6"/>
-    <w:lsdException w:unhideWhenUsed="0" w:uiPriority="68" w:semiHidden="0" w:name="Medium Grid 2 Accent 6"/>
-    <w:lsdException w:unhideWhenUsed="0" w:uiPriority="69" w:semiHidden="0" w:name="Medium Grid 3 Accent 6"/>
-    <w:lsdException w:unhideWhenUsed="0" w:uiPriority="70" w:semiHidden="0" w:name="Dark List Accent 6"/>
-    <w:lsdException w:unhideWhenUsed="0" w:uiPriority="71" w:semiHidden="0" w:name="Colorful Shading Accent 6"/>
-    <w:lsdException w:unhideWhenUsed="0" w:uiPriority="72" w:semiHidden="0" w:name="Colorful List Accent 6"/>
-    <w:lsdException w:unhideWhenUsed="0" w:uiPriority="73" w:semiHidden="0" w:name="Colorful Grid Accent 6"/>
+  <w:latentStyles w:defLockedState="0" w:defUIPriority="99" w:defSemiHidden="1" w:defUnhideWhenUsed="1" w:defQFormat="0" w:count="260">
+    <w:lsdException w:name="Normal" w:semiHidden="0" w:uiPriority="0" w:unhideWhenUsed="0" w:qFormat="1"/>
+    <w:lsdException w:name="heading 1" w:semiHidden="0" w:uiPriority="0" w:unhideWhenUsed="0" w:qFormat="1"/>
+    <w:lsdException w:name="heading 2" w:semiHidden="0" w:uiPriority="0" w:qFormat="1"/>
+    <w:lsdException w:name="heading 3" w:uiPriority="0" w:qFormat="1"/>
+    <w:lsdException w:name="heading 4" w:semiHidden="0" w:uiPriority="0" w:qFormat="1"/>
+    <w:lsdException w:name="heading 5" w:uiPriority="0" w:qFormat="1"/>
+    <w:lsdException w:name="heading 6" w:uiPriority="0" w:qFormat="1"/>
+    <w:lsdException w:name="heading 7" w:uiPriority="0" w:qFormat="1"/>
+    <w:lsdException w:name="heading 8" w:uiPriority="0" w:qFormat="1"/>
+    <w:lsdException w:name="heading 9" w:uiPriority="0" w:qFormat="1"/>
+    <w:lsdException w:name="index 1" w:semiHidden="0" w:uiPriority="0" w:unhideWhenUsed="0"/>
+    <w:lsdException w:name="index 2" w:semiHidden="0" w:uiPriority="0" w:unhideWhenUsed="0"/>
+    <w:lsdException w:name="index 3" w:semiHidden="0" w:uiPriority="0" w:unhideWhenUsed="0"/>
+    <w:lsdException w:name="index 4" w:semiHidden="0" w:uiPriority="0" w:unhideWhenUsed="0"/>
+    <w:lsdException w:name="index 5" w:semiHidden="0" w:uiPriority="0" w:unhideWhenUsed="0"/>
+    <w:lsdException w:name="index 6" w:semiHidden="0" w:uiPriority="0" w:unhideWhenUsed="0"/>
+    <w:lsdException w:name="index 7" w:semiHidden="0" w:uiPriority="0" w:unhideWhenUsed="0"/>
+    <w:lsdException w:name="index 8" w:semiHidden="0" w:uiPriority="0" w:unhideWhenUsed="0"/>
+    <w:lsdException w:name="index 9" w:semiHidden="0" w:uiPriority="0" w:unhideWhenUsed="0"/>
+    <w:lsdException w:name="toc 1" w:semiHidden="0" w:uiPriority="0" w:unhideWhenUsed="0" w:qFormat="1"/>
+    <w:lsdException w:name="toc 2" w:semiHidden="0" w:uiPriority="0" w:unhideWhenUsed="0" w:qFormat="1"/>
+    <w:lsdException w:name="toc 3" w:semiHidden="0" w:uiPriority="0" w:unhideWhenUsed="0" w:qFormat="1"/>
+    <w:lsdException w:name="toc 4" w:semiHidden="0" w:uiPriority="0" w:unhideWhenUsed="0"/>
+    <w:lsdException w:name="toc 5" w:semiHidden="0" w:uiPriority="0" w:unhideWhenUsed="0"/>
+    <w:lsdException w:name="toc 6" w:semiHidden="0" w:uiPriority="0" w:unhideWhenUsed="0"/>
+    <w:lsdException w:name="toc 7" w:semiHidden="0" w:uiPriority="0" w:unhideWhenUsed="0"/>
+    <w:lsdException w:name="toc 8" w:semiHidden="0" w:uiPriority="0" w:unhideWhenUsed="0"/>
+    <w:lsdException w:name="toc 9" w:semiHidden="0" w:uiPriority="0" w:unhideWhenUsed="0"/>
+    <w:lsdException w:name="Normal Indent" w:semiHidden="0" w:uiPriority="0" w:unhideWhenUsed="0"/>
+    <w:lsdException w:name="footnote text" w:semiHidden="0" w:uiPriority="0" w:unhideWhenUsed="0"/>
+    <w:lsdException w:name="annotation text" w:semiHidden="0" w:uiPriority="0" w:unhideWhenUsed="0" w:qFormat="1"/>
+    <w:lsdException w:name="header" w:semiHidden="0" w:uiPriority="0" w:unhideWhenUsed="0" w:qFormat="1"/>
+    <w:lsdException w:name="footer" w:semiHidden="0" w:uiPriority="0" w:unhideWhenUsed="0" w:qFormat="1"/>
+    <w:lsdException w:name="index heading" w:semiHidden="0" w:uiPriority="0" w:unhideWhenUsed="0"/>
+    <w:lsdException w:name="caption" w:uiPriority="0" w:qFormat="1"/>
+    <w:lsdException w:name="table of figures" w:semiHidden="0" w:uiPriority="0" w:unhideWhenUsed="0"/>
+    <w:lsdException w:name="envelope address" w:semiHidden="0" w:uiPriority="0" w:unhideWhenUsed="0"/>
+    <w:lsdException w:name="envelope return" w:semiHidden="0" w:uiPriority="0" w:unhideWhenUsed="0"/>
+    <w:lsdException w:name="footnote reference" w:semiHidden="0" w:uiPriority="0" w:unhideWhenUsed="0"/>
+    <w:lsdException w:name="annotation reference" w:semiHidden="0" w:uiPriority="0" w:unhideWhenUsed="0"/>
+    <w:lsdException w:name="line number" w:semiHidden="0" w:uiPriority="0" w:unhideWhenUsed="0"/>
+    <w:lsdException w:name="page number" w:semiHidden="0" w:uiPriority="0" w:unhideWhenUsed="0"/>
+    <w:lsdException w:name="endnote reference" w:semiHidden="0" w:uiPriority="0" w:unhideWhenUsed="0"/>
+    <w:lsdException w:name="endnote text" w:semiHidden="0" w:uiPriority="0" w:unhideWhenUsed="0"/>
+    <w:lsdException w:name="table of authorities" w:semiHidden="0" w:uiPriority="0" w:unhideWhenUsed="0"/>
+    <w:lsdException w:name="macro" w:semiHidden="0" w:uiPriority="0" w:unhideWhenUsed="0"/>
+    <w:lsdException w:name="toa heading" w:semiHidden="0" w:uiPriority="0" w:unhideWhenUsed="0"/>
+    <w:lsdException w:name="List" w:semiHidden="0" w:uiPriority="0" w:unhideWhenUsed="0"/>
+    <w:lsdException w:name="List Bullet" w:semiHidden="0" w:uiPriority="0" w:unhideWhenUsed="0"/>
+    <w:lsdException w:name="List Number" w:semiHidden="0" w:uiPriority="0" w:unhideWhenUsed="0"/>
+    <w:lsdException w:name="List 2" w:semiHidden="0" w:uiPriority="0" w:unhideWhenUsed="0"/>
+    <w:lsdException w:name="List 3" w:semiHidden="0" w:uiPriority="0" w:unhideWhenUsed="0"/>
+    <w:lsdException w:name="List 4" w:semiHidden="0" w:uiPriority="0" w:unhideWhenUsed="0"/>
+    <w:lsdException w:name="List 5" w:semiHidden="0" w:uiPriority="0" w:unhideWhenUsed="0"/>
+    <w:lsdException w:name="List Bullet 2" w:semiHidden="0" w:uiPriority="0" w:unhideWhenUsed="0"/>
+    <w:lsdException w:name="List Bullet 3" w:semiHidden="0" w:uiPriority="0" w:unhideWhenUsed="0"/>
+    <w:lsdException w:name="List Bullet 4" w:semiHidden="0" w:uiPriority="0" w:unhideWhenUsed="0"/>
+    <w:lsdException w:name="List Bullet 5" w:semiHidden="0" w:uiPriority="0" w:unhideWhenUsed="0"/>
+    <w:lsdException w:name="List Number 2" w:semiHidden="0" w:uiPriority="0" w:unhideWhenUsed="0"/>
+    <w:lsdException w:name="List Number 3" w:semiHidden="0" w:uiPriority="0" w:unhideWhenUsed="0"/>
+    <w:lsdException w:name="List Number 4" w:semiHidden="0" w:uiPriority="0" w:unhideWhenUsed="0"/>
+    <w:lsdException w:name="List Number 5" w:semiHidden="0" w:uiPriority="0" w:unhideWhenUsed="0"/>
+    <w:lsdException w:name="Title" w:semiHidden="0" w:uiPriority="0" w:unhideWhenUsed="0" w:qFormat="1"/>
+    <w:lsdException w:name="Closing" w:semiHidden="0" w:uiPriority="0" w:unhideWhenUsed="0"/>
+    <w:lsdException w:name="Signature" w:semiHidden="0" w:uiPriority="0" w:unhideWhenUsed="0"/>
+    <w:lsdException w:name="Default Paragraph Font" w:uiPriority="0" w:unhideWhenUsed="0" w:qFormat="1"/>
+    <w:lsdException w:name="Body Text" w:uiPriority="0" w:unhideWhenUsed="0" w:qFormat="1"/>
+    <w:lsdException w:name="Body Text Indent" w:semiHidden="0" w:uiPriority="0" w:unhideWhenUsed="0"/>
+    <w:lsdException w:name="List Continue" w:semiHidden="0" w:uiPriority="0" w:unhideWhenUsed="0"/>
+    <w:lsdException w:name="List Continue 2" w:semiHidden="0" w:uiPriority="0" w:unhideWhenUsed="0"/>
+    <w:lsdException w:name="List Continue 3" w:semiHidden="0" w:uiPriority="0" w:unhideWhenUsed="0"/>
+    <w:lsdException w:name="List Continue 4" w:semiHidden="0" w:uiPriority="0" w:unhideWhenUsed="0"/>
+    <w:lsdException w:name="List Continue 5" w:semiHidden="0" w:uiPriority="0" w:unhideWhenUsed="0"/>
+    <w:lsdException w:name="Message Header" w:semiHidden="0" w:uiPriority="0" w:unhideWhenUsed="0"/>
+    <w:lsdException w:name="Subtitle" w:semiHidden="0" w:uiPriority="0" w:unhideWhenUsed="0" w:qFormat="1"/>
+    <w:lsdException w:name="Salutation" w:semiHidden="0" w:uiPriority="0" w:unhideWhenUsed="0"/>
+    <w:lsdException w:name="Date" w:semiHidden="0" w:uiPriority="0" w:unhideWhenUsed="0"/>
+    <w:lsdException w:name="Body Text First Indent" w:semiHidden="0" w:uiPriority="0" w:unhideWhenUsed="0"/>
+    <w:lsdException w:name="Body Text First Indent 2" w:semiHidden="0" w:uiPriority="0" w:unhideWhenUsed="0"/>
+    <w:lsdException w:name="Body Text 2" w:semiHidden="0" w:uiPriority="0" w:unhideWhenUsed="0"/>
+    <w:lsdException w:name="Body Text 3" w:semiHidden="0" w:uiPriority="0" w:unhideWhenUsed="0"/>
+    <w:lsdException w:name="Body Text Indent 2" w:semiHidden="0" w:uiPriority="0" w:unhideWhenUsed="0"/>
+    <w:lsdException w:name="Body Text Indent 3" w:semiHidden="0" w:uiPriority="0" w:unhideWhenUsed="0"/>
+    <w:lsdException w:name="Block Text" w:semiHidden="0" w:uiPriority="0" w:unhideWhenUsed="0"/>
+    <w:lsdException w:name="Hyperlink" w:semiHidden="0" w:uiPriority="0" w:unhideWhenUsed="0"/>
+    <w:lsdException w:name="FollowedHyperlink" w:semiHidden="0" w:uiPriority="0" w:unhideWhenUsed="0"/>
+    <w:lsdException w:name="Strong" w:semiHidden="0" w:uiPriority="0" w:unhideWhenUsed="0" w:qFormat="1"/>
+    <w:lsdException w:name="Emphasis" w:semiHidden="0" w:uiPriority="0" w:unhideWhenUsed="0" w:qFormat="1"/>
+    <w:lsdException w:name="Document Map" w:semiHidden="0" w:uiPriority="0" w:unhideWhenUsed="0"/>
+    <w:lsdException w:name="Plain Text" w:semiHidden="0" w:uiPriority="0" w:unhideWhenUsed="0"/>
+    <w:lsdException w:name="E-mail Signature" w:semiHidden="0" w:uiPriority="0" w:unhideWhenUsed="0"/>
+    <w:lsdException w:name="Normal (Web)" w:semiHidden="0" w:uiPriority="0" w:unhideWhenUsed="0" w:qFormat="1"/>
+    <w:lsdException w:name="HTML Acronym" w:semiHidden="0" w:uiPriority="0" w:unhideWhenUsed="0"/>
+    <w:lsdException w:name="HTML Address" w:semiHidden="0" w:uiPriority="0" w:unhideWhenUsed="0"/>
+    <w:lsdException w:name="HTML Cite" w:semiHidden="0" w:uiPriority="0" w:unhideWhenUsed="0"/>
+    <w:lsdException w:name="HTML Code" w:semiHidden="0" w:uiPriority="0" w:unhideWhenUsed="0"/>
+    <w:lsdException w:name="HTML Definition" w:semiHidden="0" w:uiPriority="0" w:unhideWhenUsed="0"/>
+    <w:lsdException w:name="HTML Keyboard" w:semiHidden="0" w:uiPriority="0" w:unhideWhenUsed="0"/>
+    <w:lsdException w:name="HTML Preformatted" w:semiHidden="0" w:uiPriority="0" w:unhideWhenUsed="0"/>
+    <w:lsdException w:name="HTML Sample" w:semiHidden="0" w:uiPriority="0" w:unhideWhenUsed="0"/>
+    <w:lsdException w:name="HTML Typewriter" w:semiHidden="0" w:uiPriority="0" w:unhideWhenUsed="0"/>
+    <w:lsdException w:name="HTML Variable" w:semiHidden="0" w:uiPriority="0" w:unhideWhenUsed="0"/>
+    <w:lsdException w:name="Normal Table" w:uiPriority="0" w:unhideWhenUsed="0" w:qFormat="1"/>
+    <w:lsdException w:name="annotation subject" w:semiHidden="0" w:uiPriority="0" w:unhideWhenUsed="0"/>
+    <w:lsdException w:name="Table Simple 1" w:semiHidden="0" w:uiPriority="0" w:unhideWhenUsed="0"/>
+    <w:lsdException w:name="Table Simple 2" w:semiHidden="0" w:uiPriority="0" w:unhideWhenUsed="0"/>
+    <w:lsdException w:name="Table Simple 3" w:semiHidden="0" w:uiPriority="0" w:unhideWhenUsed="0"/>
+    <w:lsdException w:name="Table Classic 1" w:semiHidden="0" w:uiPriority="0" w:unhideWhenUsed="0"/>
+    <w:lsdException w:name="Table Classic 2" w:semiHidden="0" w:uiPriority="0" w:unhideWhenUsed="0"/>
+    <w:lsdException w:name="Table Classic 3" w:semiHidden="0" w:uiPriority="0" w:unhideWhenUsed="0"/>
+    <w:lsdException w:name="Table Classic 4" w:semiHidden="0" w:uiPriority="0" w:unhideWhenUsed="0"/>
+    <w:lsdException w:name="Table Colorful 1" w:semiHidden="0" w:uiPriority="0" w:unhideWhenUsed="0"/>
+    <w:lsdException w:name="Table Colorful 2" w:semiHidden="0" w:uiPriority="0" w:unhideWhenUsed="0"/>
+    <w:lsdException w:name="Table Colorful 3" w:semiHidden="0" w:uiPriority="0" w:unhideWhenUsed="0"/>
+    <w:lsdException w:name="Table Columns 1" w:semiHidden="0" w:uiPriority="0" w:unhideWhenUsed="0"/>
+    <w:lsdException w:name="Table Columns 2" w:semiHidden="0" w:uiPriority="0" w:unhideWhenUsed="0"/>
+    <w:lsdException w:name="Table Columns 3" w:semiHidden="0" w:uiPriority="0" w:unhideWhenUsed="0"/>
+    <w:lsdException w:name="Table Columns 4" w:semiHidden="0" w:uiPriority="0" w:unhideWhenUsed="0"/>
+    <w:lsdException w:name="Table Columns 5" w:semiHidden="0" w:uiPriority="0" w:unhideWhenUsed="0"/>
+    <w:lsdException w:name="Table Grid 1" w:semiHidden="0" w:uiPriority="0" w:unhideWhenUsed="0"/>
+    <w:lsdException w:name="Table Grid 2" w:semiHidden="0" w:uiPriority="0" w:unhideWhenUsed="0"/>
+    <w:lsdException w:name="Table Grid 3" w:semiHidden="0" w:uiPriority="0" w:unhideWhenUsed="0"/>
+    <w:lsdException w:name="Table Grid 4" w:semiHidden="0" w:uiPriority="0" w:unhideWhenUsed="0"/>
+    <w:lsdException w:name="Table Grid 5" w:semiHidden="0" w:uiPriority="0" w:unhideWhenUsed="0"/>
+    <w:lsdException w:name="Table Grid 6" w:semiHidden="0" w:uiPriority="0" w:unhideWhenUsed="0"/>
+    <w:lsdException w:name="Table Grid 7" w:semiHidden="0" w:uiPriority="0" w:unhideWhenUsed="0"/>
+    <w:lsdException w:name="Table Grid 8" w:semiHidden="0" w:uiPriority="0" w:unhideWhenUsed="0"/>
+    <w:lsdException w:name="Table List 1" w:semiHidden="0" w:uiPriority="0" w:unhideWhenUsed="0"/>
+    <w:lsdException w:name="Table List 2" w:semiHidden="0" w:uiPriority="0" w:unhideWhenUsed="0"/>
+    <w:lsdException w:name="Table List 3" w:semiHidden="0" w:uiPriority="0" w:unhideWhenUsed="0"/>
+    <w:lsdException w:name="Table List 4" w:semiHidden="0" w:uiPriority="0" w:unhideWhenUsed="0"/>
+    <w:lsdException w:name="Table List 5" w:semiHidden="0" w:uiPriority="0" w:unhideWhenUsed="0"/>
+    <w:lsdException w:name="Table List 6" w:semiHidden="0" w:uiPriority="0" w:unhideWhenUsed="0"/>
+    <w:lsdException w:name="Table List 7" w:semiHidden="0" w:uiPriority="0" w:unhideWhenUsed="0"/>
+    <w:lsdException w:name="Table List 8" w:semiHidden="0" w:uiPriority="0" w:unhideWhenUsed="0"/>
+    <w:lsdException w:name="Table 3D effects 1" w:semiHidden="0" w:uiPriority="0" w:unhideWhenUsed="0"/>
+    <w:lsdException w:name="Table 3D effects 2" w:semiHidden="0" w:uiPriority="0" w:unhideWhenUsed="0"/>
+    <w:lsdException w:name="Table 3D effects 3" w:semiHidden="0" w:uiPriority="0" w:unhideWhenUsed="0"/>
+    <w:lsdException w:name="Table Contemporary" w:semiHidden="0" w:uiPriority="0" w:unhideWhenUsed="0"/>
+    <w:lsdException w:name="Table Elegant" w:semiHidden="0" w:uiPriority="0" w:unhideWhenUsed="0"/>
+    <w:lsdException w:name="Table Professional" w:semiHidden="0" w:uiPriority="0" w:unhideWhenUsed="0"/>
+    <w:lsdException w:name="Table Subtle 1" w:semiHidden="0" w:uiPriority="0" w:unhideWhenUsed="0"/>
+    <w:lsdException w:name="Table Subtle 2" w:semiHidden="0" w:uiPriority="0" w:unhideWhenUsed="0"/>
+    <w:lsdException w:name="Table Web 1" w:semiHidden="0" w:uiPriority="0" w:unhideWhenUsed="0"/>
+    <w:lsdException w:name="Table Web 2" w:semiHidden="0" w:uiPriority="0" w:unhideWhenUsed="0"/>
+    <w:lsdException w:name="Table Web 3" w:semiHidden="0" w:uiPriority="0" w:unhideWhenUsed="0"/>
+    <w:lsdException w:name="Balloon Text" w:semiHidden="0" w:uiPriority="0" w:unhideWhenUsed="0"/>
+    <w:lsdException w:name="Table Grid" w:semiHidden="0" w:uiPriority="0" w:unhideWhenUsed="0" w:qFormat="1"/>
+    <w:lsdException w:name="Table Theme" w:semiHidden="0" w:uiPriority="0" w:unhideWhenUsed="0"/>
+    <w:lsdException w:name="Light Shading" w:semiHidden="0" w:uiPriority="60" w:unhideWhenUsed="0"/>
+    <w:lsdException w:name="Light List" w:semiHidden="0" w:uiPriority="61" w:unhideWhenUsed="0"/>
+    <w:lsdException w:name="Light Grid" w:semiHidden="0" w:uiPriority="62" w:unhideWhenUsed="0"/>
+    <w:lsdException w:name="Medium Shading 1" w:semiHidden="0" w:uiPriority="63" w:unhideWhenUsed="0"/>
+    <w:lsdException w:name="Medium Shading 2" w:semiHidden="0" w:uiPriority="64" w:unhideWhenUsed="0"/>
+    <w:lsdException w:name="Medium List 1" w:semiHidden="0" w:uiPriority="65" w:unhideWhenUsed="0"/>
+    <w:lsdException w:name="Medium List 2" w:semiHidden="0" w:uiPriority="66" w:unhideWhenUsed="0"/>
+    <w:lsdException w:name="Medium Grid 1" w:semiHidden="0" w:uiPriority="67" w:unhideWhenUsed="0"/>
+    <w:lsdException w:name="Medium Grid 2" w:semiHidden="0" w:uiPriority="68" w:unhideWhenUsed="0"/>
+    <w:lsdException w:name="Medium Grid 3" w:semiHidden="0" w:uiPriority="69" w:unhideWhenUsed="0"/>
+    <w:lsdException w:name="Dark List" w:semiHidden="0" w:uiPriority="70" w:unhideWhenUsed="0"/>
+    <w:lsdException w:name="Colorful Shading" w:semiHidden="0" w:uiPriority="71" w:unhideWhenUsed="0"/>
+    <w:lsdException w:name="Colorful List" w:semiHidden="0" w:uiPriority="72" w:unhideWhenUsed="0"/>
+    <w:lsdException w:name="Colorful Grid" w:semiHidden="0" w:uiPriority="73" w:unhideWhenUsed="0"/>
+    <w:lsdException w:name="Light Shading Accent 1" w:semiHidden="0" w:uiPriority="60" w:unhideWhenUsed="0"/>
+    <w:lsdException w:name="Light List Accent 1" w:semiHidden="0" w:uiPriority="61" w:unhideWhenUsed="0"/>
+    <w:lsdException w:name="Light Grid Accent 1" w:semiHidden="0" w:uiPriority="62" w:unhideWhenUsed="0"/>
+    <w:lsdException w:name="Medium Shading 1 Accent 1" w:semiHidden="0" w:uiPriority="63" w:unhideWhenUsed="0"/>
+    <w:lsdException w:name="Medium Shading 2 Accent 1" w:semiHidden="0" w:uiPriority="64" w:unhideWhenUsed="0"/>
+    <w:lsdException w:name="Medium List 1 Accent 1" w:semiHidden="0" w:uiPriority="65" w:unhideWhenUsed="0"/>
+    <w:lsdException w:name="Medium List 2 Accent 1" w:semiHidden="0" w:uiPriority="66" w:unhideWhenUsed="0"/>
+    <w:lsdException w:name="Medium Grid 1 Accent 1" w:semiHidden="0" w:uiPriority="67" w:unhideWhenUsed="0"/>
+    <w:lsdException w:name="Medium Grid 2 Accent 1" w:semiHidden="0" w:uiPriority="68" w:unhideWhenUsed="0"/>
+    <w:lsdException w:name="Medium Grid 3 Accent 1" w:semiHidden="0" w:uiPriority="69" w:unhideWhenUsed="0"/>
+    <w:lsdException w:name="Dark List Accent 1" w:semiHidden="0" w:uiPriority="70" w:unhideWhenUsed="0"/>
+    <w:lsdException w:name="Colorful Shading Accent 1" w:semiHidden="0" w:uiPriority="71" w:unhideWhenUsed="0"/>
+    <w:lsdException w:name="Colorful List Accent 1" w:semiHidden="0" w:uiPriority="72" w:unhideWhenUsed="0"/>
+    <w:lsdException w:name="Colorful Grid Accent 1" w:semiHidden="0" w:uiPriority="73" w:unhideWhenUsed="0"/>
+    <w:lsdException w:name="Light Shading Accent 2" w:semiHidden="0" w:uiPriority="60" w:unhideWhenUsed="0"/>
+    <w:lsdException w:name="Light List Accent 2" w:semiHidden="0" w:uiPriority="61" w:unhideWhenUsed="0"/>
+    <w:lsdException w:name="Light Grid Accent 2" w:semiHidden="0" w:uiPriority="62" w:unhideWhenUsed="0"/>
+    <w:lsdException w:name="Medium Shading 1 Accent 2" w:semiHidden="0" w:uiPriority="63" w:unhideWhenUsed="0"/>
+    <w:lsdException w:name="Medium Shading 2 Accent 2" w:semiHidden="0" w:uiPriority="64" w:unhideWhenUsed="0"/>
+    <w:lsdException w:name="Medium List 1 Accent 2" w:semiHidden="0" w:uiPriority="65" w:unhideWhenUsed="0"/>
+    <w:lsdException w:name="Medium List 2 Accent 2" w:semiHidden="0" w:uiPriority="66" w:unhideWhenUsed="0"/>
+    <w:lsdException w:name="Medium Grid 1 Accent 2" w:semiHidden="0" w:uiPriority="67" w:unhideWhenUsed="0"/>
+    <w:lsdException w:name="Medium Grid 2 Accent 2" w:semiHidden="0" w:uiPriority="68" w:unhideWhenUsed="0"/>
+    <w:lsdException w:name="Medium Grid 3 Accent 2" w:semiHidden="0" w:uiPriority="69" w:unhideWhenUsed="0"/>
+    <w:lsdException w:name="Dark List Accent 2" w:semiHidden="0" w:uiPriority="70" w:unhideWhenUsed="0"/>
+    <w:lsdException w:name="Colorful Shading Accent 2" w:semiHidden="0" w:uiPriority="71" w:unhideWhenUsed="0"/>
+    <w:lsdException w:name="Colorful List Accent 2" w:semiHidden="0" w:uiPriority="72" w:unhideWhenUsed="0"/>
+    <w:lsdException w:name="Colorful Grid Accent 2" w:semiHidden="0" w:uiPriority="73" w:unhideWhenUsed="0"/>
+    <w:lsdException w:name="Light Shading Accent 3" w:semiHidden="0" w:uiPriority="60" w:unhideWhenUsed="0"/>
+    <w:lsdException w:name="Light List Accent 3" w:semiHidden="0" w:uiPriority="61" w:unhideWhenUsed="0"/>
+    <w:lsdException w:name="Light Grid Accent 3" w:semiHidden="0" w:uiPriority="62" w:unhideWhenUsed="0"/>
+    <w:lsdException w:name="Medium Shading 1 Accent 3" w:semiHidden="0" w:uiPriority="63" w:unhideWhenUsed="0"/>
+    <w:lsdException w:name="Medium Shading 2 Accent 3" w:semiHidden="0" w:uiPriority="64" w:unhideWhenUsed="0"/>
+    <w:lsdException w:name="Medium List 1 Accent 3" w:semiHidden="0" w:uiPriority="65" w:unhideWhenUsed="0"/>
+    <w:lsdException w:name="Medium List 2 Accent 3" w:semiHidden="0" w:uiPriority="66" w:unhideWhenUsed="0"/>
+    <w:lsdException w:name="Medium Grid 1 Accent 3" w:semiHidden="0" w:uiPriority="67" w:unhideWhenUsed="0"/>
+    <w:lsdException w:name="Medium Grid 2 Accent 3" w:semiHidden="0" w:uiPriority="68" w:unhideWhenUsed="0"/>
+    <w:lsdException w:name="Medium Grid 3 Accent 3" w:semiHidden="0" w:uiPriority="69" w:unhideWhenUsed="0"/>
+    <w:lsdException w:name="Dark List Accent 3" w:semiHidden="0" w:uiPriority="70" w:unhideWhenUsed="0"/>
+    <w:lsdException w:name="Colorful Shading Accent 3" w:semiHidden="0" w:uiPriority="71" w:unhideWhenUsed="0"/>
+    <w:lsdException w:name="Colorful List Accent 3" w:semiHidden="0" w:uiPriority="72" w:unhideWhenUsed="0"/>
+    <w:lsdException w:name="Colorful Grid Accent 3" w:semiHidden="0" w:uiPriority="73" w:unhideWhenUsed="0"/>
+    <w:lsdException w:name="Light Shading Accent 4" w:semiHidden="0" w:uiPriority="60" w:unhideWhenUsed="0"/>
+    <w:lsdException w:name="Light List Accent 4" w:semiHidden="0" w:uiPriority="61" w:unhideWhenUsed="0"/>
+    <w:lsdException w:name="Light Grid Accent 4" w:semiHidden="0" w:uiPriority="62" w:unhideWhenUsed="0"/>
+    <w:lsdException w:name="Medium Shading 1 Accent 4" w:semiHidden="0" w:uiPriority="63" w:unhideWhenUsed="0"/>
+    <w:lsdException w:name="Medium Shading 2 Accent 4" w:semiHidden="0" w:uiPriority="64" w:unhideWhenUsed="0"/>
+    <w:lsdException w:name="Medium List 1 Accent 4" w:semiHidden="0" w:uiPriority="65" w:unhideWhenUsed="0"/>
+    <w:lsdException w:name="Medium List 2 Accent 4" w:semiHidden="0" w:uiPriority="66" w:unhideWhenUsed="0"/>
+    <w:lsdException w:name="Medium Grid 1 Accent 4" w:semiHidden="0" w:uiPriority="67" w:unhideWhenUsed="0"/>
+    <w:lsdException w:name="Medium Grid 2 Accent 4" w:semiHidden="0" w:uiPriority="68" w:unhideWhenUsed="0"/>
+    <w:lsdException w:name="Medium Grid 3 Accent 4" w:semiHidden="0" w:uiPriority="69" w:unhideWhenUsed="0"/>
+    <w:lsdException w:name="Dark List Accent 4" w:semiHidden="0" w:uiPriority="70" w:unhideWhenUsed="0"/>
+    <w:lsdException w:name="Colorful Shading Accent 4" w:semiHidden="0" w:uiPriority="71" w:unhideWhenUsed="0"/>
+    <w:lsdException w:name="Colorful List Accent 4" w:semiHidden="0" w:uiPriority="72" w:unhideWhenUsed="0"/>
+    <w:lsdException w:name="Colorful Grid Accent 4" w:semiHidden="0" w:uiPriority="73" w:unhideWhenUsed="0"/>
+    <w:lsdException w:name="Light Shading Accent 5" w:semiHidden="0" w:uiPriority="60" w:unhideWhenUsed="0"/>
+    <w:lsdException w:name="Light List Accent 5" w:semiHidden="0" w:uiPriority="61" w:unhideWhenUsed="0"/>
+    <w:lsdException w:name="Light Grid Accent 5" w:semiHidden="0" w:uiPriority="62" w:unhideWhenUsed="0"/>
+    <w:lsdException w:name="Medium Shading 1 Accent 5" w:semiHidden="0" w:uiPriority="63" w:unhideWhenUsed="0"/>
+    <w:lsdException w:name="Medium Shading 2 Accent 5" w:semiHidden="0" w:uiPriority="64" w:unhideWhenUsed="0"/>
+    <w:lsdException w:name="Medium List 1 Accent 5" w:semiHidden="0" w:uiPriority="65" w:unhideWhenUsed="0"/>
+    <w:lsdException w:name="Medium List 2 Accent 5" w:semiHidden="0" w:uiPriority="66" w:unhideWhenUsed="0"/>
+    <w:lsdException w:name="Medium Grid 1 Accent 5" w:semiHidden="0" w:uiPriority="67" w:unhideWhenUsed="0"/>
+    <w:lsdException w:name="Medium Grid 2 Accent 5" w:semiHidden="0" w:uiPriority="68" w:unhideWhenUsed="0"/>
+    <w:lsdException w:name="Medium Grid 3 Accent 5" w:semiHidden="0" w:uiPriority="69" w:unhideWhenUsed="0"/>
+    <w:lsdException w:name="Dark List Accent 5" w:semiHidden="0" w:uiPriority="70" w:unhideWhenUsed="0"/>
+    <w:lsdException w:name="Colorful Shading Accent 5" w:semiHidden="0" w:uiPriority="71" w:unhideWhenUsed="0"/>
+    <w:lsdException w:name="Colorful List Accent 5" w:semiHidden="0" w:uiPriority="72" w:unhideWhenUsed="0"/>
+    <w:lsdException w:name="Colorful Grid Accent 5" w:semiHidden="0" w:uiPriority="73" w:unhideWhenUsed="0"/>
+    <w:lsdException w:name="Light Shading Accent 6" w:semiHidden="0" w:uiPriority="60" w:unhideWhenUsed="0"/>
+    <w:lsdException w:name="Light List Accent 6" w:semiHidden="0" w:uiPriority="61" w:unhideWhenUsed="0"/>
+    <w:lsdException w:name="Light Grid Accent 6" w:semiHidden="0" w:uiPriority="62" w:unhideWhenUsed="0"/>
+    <w:lsdException w:name="Medium Shading 1 Accent 6" w:semiHidden="0" w:uiPriority="63" w:unhideWhenUsed="0"/>
+    <w:lsdException w:name="Medium Shading 2 Accent 6" w:semiHidden="0" w:uiPriority="64" w:unhideWhenUsed="0"/>
+    <w:lsdException w:name="Medium List 1 Accent 6" w:semiHidden="0" w:uiPriority="65" w:unhideWhenUsed="0"/>
+    <w:lsdException w:name="Medium List 2 Accent 6" w:semiHidden="0" w:uiPriority="66" w:unhideWhenUsed="0"/>
+    <w:lsdException w:name="Medium Grid 1 Accent 6" w:semiHidden="0" w:uiPriority="67" w:unhideWhenUsed="0"/>
+    <w:lsdException w:name="Medium Grid 2 Accent 6" w:semiHidden="0" w:uiPriority="68" w:unhideWhenUsed="0"/>
+    <w:lsdException w:name="Medium Grid 3 Accent 6" w:semiHidden="0" w:uiPriority="69" w:unhideWhenUsed="0"/>
+    <w:lsdException w:name="Dark List Accent 6" w:semiHidden="0" w:uiPriority="70" w:unhideWhenUsed="0"/>
+    <w:lsdException w:name="Colorful Shading Accent 6" w:semiHidden="0" w:uiPriority="71" w:unhideWhenUsed="0"/>
+    <w:lsdException w:name="Colorful List Accent 6" w:semiHidden="0" w:uiPriority="72" w:unhideWhenUsed="0"/>
+    <w:lsdException w:name="Colorful Grid Accent 6" w:semiHidden="0" w:uiPriority="73" w:unhideWhenUsed="0"/>
   </w:latentStyles>
-  <w:style w:type="paragraph" w:default="1" w:styleId="1">
+  <w:style w:type="paragraph" w:default="1" w:styleId="Normal">
     <w:name w:val="Normal"/>
     <w:qFormat/>
-    <w:uiPriority w:val="0"/>
     <w:pPr>
       <w:kinsoku w:val="0"/>
       <w:autoSpaceDE w:val="0"/>
@@ -6942,7 +6791,7 @@
       <w:textAlignment w:val="baseline"/>
     </w:pPr>
     <w:rPr>
-      <w:rFonts w:ascii="Arial" w:hAnsi="Arial" w:eastAsia="宋体" w:cs="Arial"/>
+      <w:rFonts w:ascii="Arial" w:eastAsia="宋体" w:hAnsi="Arial" w:cs="Arial"/>
       <w:snapToGrid w:val="0"/>
       <w:color w:val="000000"/>
       <w:kern w:val="0"/>
@@ -6951,12 +6800,11 @@
       <w:lang w:val="en-US" w:eastAsia="en-US" w:bidi="ar-SA"/>
     </w:rPr>
   </w:style>
-  <w:style w:type="paragraph" w:styleId="2">
+  <w:style w:type="paragraph" w:styleId="Heading1">
     <w:name w:val="heading 1"/>
-    <w:basedOn w:val="1"/>
-    <w:next w:val="1"/>
+    <w:basedOn w:val="Normal"/>
+    <w:next w:val="Normal"/>
     <w:qFormat/>
-    <w:uiPriority w:val="0"/>
     <w:pPr>
       <w:keepNext/>
       <w:keepLines/>
@@ -6974,13 +6822,12 @@
       <w:sz w:val="44"/>
     </w:rPr>
   </w:style>
-  <w:style w:type="paragraph" w:styleId="3">
+  <w:style w:type="paragraph" w:styleId="Heading2">
     <w:name w:val="heading 2"/>
-    <w:basedOn w:val="1"/>
-    <w:next w:val="1"/>
+    <w:basedOn w:val="Normal"/>
+    <w:next w:val="Normal"/>
     <w:unhideWhenUsed/>
     <w:qFormat/>
-    <w:uiPriority w:val="0"/>
     <w:pPr>
       <w:keepNext/>
       <w:keepLines/>
@@ -6993,19 +6840,18 @@
       <w:outlineLvl w:val="1"/>
     </w:pPr>
     <w:rPr>
-      <w:rFonts w:ascii="Arial" w:hAnsi="Arial" w:eastAsia="黑体"/>
+      <w:rFonts w:ascii="Arial" w:eastAsia="黑体" w:hAnsi="Arial"/>
       <w:b/>
       <w:sz w:val="32"/>
     </w:rPr>
   </w:style>
-  <w:style w:type="paragraph" w:styleId="4">
+  <w:style w:type="paragraph" w:styleId="Heading3">
     <w:name w:val="heading 3"/>
-    <w:basedOn w:val="1"/>
-    <w:next w:val="1"/>
+    <w:basedOn w:val="Normal"/>
+    <w:next w:val="Normal"/>
     <w:semiHidden/>
     <w:unhideWhenUsed/>
     <w:qFormat/>
-    <w:uiPriority w:val="0"/>
     <w:pPr>
       <w:keepNext/>
       <w:keepLines/>
@@ -7022,13 +6868,12 @@
       <w:sz w:val="32"/>
     </w:rPr>
   </w:style>
-  <w:style w:type="paragraph" w:styleId="5">
+  <w:style w:type="paragraph" w:styleId="Heading4">
     <w:name w:val="heading 4"/>
-    <w:basedOn w:val="1"/>
-    <w:next w:val="1"/>
+    <w:basedOn w:val="Normal"/>
+    <w:next w:val="Normal"/>
     <w:unhideWhenUsed/>
     <w:qFormat/>
-    <w:uiPriority w:val="0"/>
     <w:pPr>
       <w:keepNext/>
       <w:keepLines/>
@@ -7041,19 +6886,18 @@
       <w:outlineLvl w:val="3"/>
     </w:pPr>
     <w:rPr>
-      <w:rFonts w:ascii="Arial" w:hAnsi="Arial" w:eastAsia="黑体"/>
+      <w:rFonts w:ascii="Arial" w:eastAsia="黑体" w:hAnsi="Arial"/>
       <w:b/>
       <w:sz w:val="28"/>
     </w:rPr>
   </w:style>
-  <w:style w:type="paragraph" w:styleId="6">
+  <w:style w:type="paragraph" w:styleId="Heading5">
     <w:name w:val="heading 5"/>
-    <w:basedOn w:val="1"/>
-    <w:next w:val="1"/>
+    <w:basedOn w:val="Normal"/>
+    <w:next w:val="Normal"/>
     <w:semiHidden/>
     <w:unhideWhenUsed/>
     <w:qFormat/>
-    <w:uiPriority w:val="0"/>
     <w:pPr>
       <w:keepNext/>
       <w:keepLines/>
@@ -7070,14 +6914,13 @@
       <w:sz w:val="28"/>
     </w:rPr>
   </w:style>
-  <w:style w:type="paragraph" w:styleId="7">
+  <w:style w:type="paragraph" w:styleId="Heading6">
     <w:name w:val="heading 6"/>
-    <w:basedOn w:val="1"/>
-    <w:next w:val="1"/>
+    <w:basedOn w:val="Normal"/>
+    <w:next w:val="Normal"/>
     <w:semiHidden/>
     <w:unhideWhenUsed/>
     <w:qFormat/>
-    <w:uiPriority w:val="0"/>
     <w:pPr>
       <w:keepNext/>
       <w:keepLines/>
@@ -7090,19 +6933,18 @@
       <w:outlineLvl w:val="5"/>
     </w:pPr>
     <w:rPr>
-      <w:rFonts w:ascii="Arial" w:hAnsi="Arial" w:eastAsia="黑体"/>
+      <w:rFonts w:ascii="Arial" w:eastAsia="黑体" w:hAnsi="Arial"/>
       <w:b/>
       <w:sz w:val="24"/>
     </w:rPr>
   </w:style>
-  <w:style w:type="paragraph" w:styleId="8">
+  <w:style w:type="paragraph" w:styleId="Heading7">
     <w:name w:val="heading 7"/>
-    <w:basedOn w:val="1"/>
-    <w:next w:val="1"/>
+    <w:basedOn w:val="Normal"/>
+    <w:next w:val="Normal"/>
     <w:semiHidden/>
     <w:unhideWhenUsed/>
     <w:qFormat/>
-    <w:uiPriority w:val="0"/>
     <w:pPr>
       <w:keepNext/>
       <w:keepLines/>
@@ -7119,14 +6961,13 @@
       <w:sz w:val="24"/>
     </w:rPr>
   </w:style>
-  <w:style w:type="paragraph" w:styleId="9">
+  <w:style w:type="paragraph" w:styleId="Heading8">
     <w:name w:val="heading 8"/>
-    <w:basedOn w:val="1"/>
-    <w:next w:val="1"/>
+    <w:basedOn w:val="Normal"/>
+    <w:next w:val="Normal"/>
     <w:semiHidden/>
     <w:unhideWhenUsed/>
     <w:qFormat/>
-    <w:uiPriority w:val="0"/>
     <w:pPr>
       <w:keepNext/>
       <w:keepLines/>
@@ -7139,18 +6980,17 @@
       <w:outlineLvl w:val="7"/>
     </w:pPr>
     <w:rPr>
-      <w:rFonts w:ascii="Arial" w:hAnsi="Arial" w:eastAsia="黑体"/>
+      <w:rFonts w:ascii="Arial" w:eastAsia="黑体" w:hAnsi="Arial"/>
       <w:sz w:val="24"/>
     </w:rPr>
   </w:style>
-  <w:style w:type="paragraph" w:styleId="10">
+  <w:style w:type="paragraph" w:styleId="Heading9">
     <w:name w:val="heading 9"/>
-    <w:basedOn w:val="1"/>
-    <w:next w:val="1"/>
+    <w:basedOn w:val="Normal"/>
+    <w:next w:val="Normal"/>
     <w:semiHidden/>
     <w:unhideWhenUsed/>
     <w:qFormat/>
-    <w:uiPriority w:val="0"/>
     <w:pPr>
       <w:keepNext/>
       <w:keepLines/>
@@ -7163,21 +7003,19 @@
       <w:outlineLvl w:val="8"/>
     </w:pPr>
     <w:rPr>
-      <w:rFonts w:ascii="Arial" w:hAnsi="Arial" w:eastAsia="黑体"/>
+      <w:rFonts w:ascii="Arial" w:eastAsia="黑体" w:hAnsi="Arial"/>
       <w:sz w:val="21"/>
     </w:rPr>
   </w:style>
-  <w:style w:type="character" w:default="1" w:styleId="22">
+  <w:style w:type="character" w:default="1" w:styleId="DefaultParagraphFont">
     <w:name w:val="Default Paragraph Font"/>
     <w:semiHidden/>
     <w:qFormat/>
-    <w:uiPriority w:val="0"/>
   </w:style>
-  <w:style w:type="table" w:default="1" w:styleId="20">
+  <w:style w:type="table" w:default="1" w:styleId="TableNormal">
     <w:name w:val="Normal Table"/>
     <w:semiHidden/>
     <w:qFormat/>
-    <w:uiPriority w:val="0"/>
     <w:tblPr>
       <w:tblCellMar>
         <w:top w:w="0" w:type="dxa"/>
@@ -7187,43 +7025,39 @@
       </w:tblCellMar>
     </w:tblPr>
   </w:style>
-  <w:style w:type="paragraph" w:styleId="11">
+  <w:style w:type="paragraph" w:styleId="CommentText">
     <w:name w:val="annotation text"/>
-    <w:basedOn w:val="1"/>
+    <w:basedOn w:val="Normal"/>
     <w:qFormat/>
-    <w:uiPriority w:val="0"/>
     <w:pPr>
       <w:jc w:val="left"/>
     </w:pPr>
   </w:style>
-  <w:style w:type="paragraph" w:styleId="12">
+  <w:style w:type="paragraph" w:styleId="BodyText">
     <w:name w:val="Body Text"/>
-    <w:basedOn w:val="1"/>
+    <w:basedOn w:val="Normal"/>
     <w:semiHidden/>
     <w:qFormat/>
-    <w:uiPriority w:val="0"/>
     <w:rPr>
-      <w:rFonts w:ascii="Arial" w:hAnsi="Arial" w:eastAsia="Arial" w:cs="Arial"/>
+      <w:rFonts w:ascii="Arial" w:eastAsia="Arial" w:hAnsi="Arial" w:cs="Arial"/>
       <w:sz w:val="21"/>
       <w:szCs w:val="21"/>
       <w:lang w:val="en-US" w:eastAsia="en-US" w:bidi="ar-SA"/>
     </w:rPr>
   </w:style>
-  <w:style w:type="paragraph" w:styleId="13">
+  <w:style w:type="paragraph" w:styleId="TOC3">
     <w:name w:val="toc 3"/>
-    <w:basedOn w:val="1"/>
-    <w:next w:val="1"/>
+    <w:basedOn w:val="Normal"/>
+    <w:next w:val="Normal"/>
     <w:qFormat/>
-    <w:uiPriority w:val="0"/>
     <w:pPr>
       <w:ind w:left="840" w:leftChars="400"/>
     </w:pPr>
   </w:style>
-  <w:style w:type="paragraph" w:styleId="14">
+  <w:style w:type="paragraph" w:styleId="Footer">
     <w:name w:val="footer"/>
-    <w:basedOn w:val="1"/>
+    <w:basedOn w:val="Normal"/>
     <w:qFormat/>
-    <w:uiPriority w:val="0"/>
     <w:pPr>
       <w:tabs>
         <w:tab w:val="center" w:pos="4153"/>
@@ -7236,17 +7070,16 @@
       <w:sz w:val="18"/>
     </w:rPr>
   </w:style>
-  <w:style w:type="paragraph" w:styleId="15">
+  <w:style w:type="paragraph" w:styleId="Header">
     <w:name w:val="header"/>
-    <w:basedOn w:val="1"/>
+    <w:basedOn w:val="Normal"/>
     <w:qFormat/>
-    <w:uiPriority w:val="0"/>
     <w:pPr>
       <w:pBdr>
-        <w:top w:val="none" w:color="auto" w:sz="0" w:space="0"/>
-        <w:left w:val="none" w:color="auto" w:sz="0" w:space="0"/>
-        <w:bottom w:val="none" w:color="auto" w:sz="0" w:space="0"/>
-        <w:right w:val="none" w:color="auto" w:sz="0" w:space="0"/>
+        <w:top w:val="nil"/>
+        <w:left w:val="nil"/>
+        <w:bottom w:val="nil"/>
+        <w:right w:val="nil"/>
       </w:pBdr>
       <w:tabs>
         <w:tab w:val="center" w:pos="4153"/>
@@ -7261,41 +7094,37 @@
       <w:sz w:val="18"/>
     </w:rPr>
   </w:style>
-  <w:style w:type="paragraph" w:styleId="16">
+  <w:style w:type="paragraph" w:styleId="TOC1">
     <w:name w:val="toc 1"/>
-    <w:basedOn w:val="1"/>
-    <w:next w:val="1"/>
+    <w:basedOn w:val="Normal"/>
+    <w:next w:val="Normal"/>
     <w:qFormat/>
-    <w:uiPriority w:val="0"/>
     <w:rPr>
-      <w:rFonts w:ascii="Arial" w:hAnsi="Arial" w:eastAsia="Microsoft JhengHei"/>
+      <w:rFonts w:ascii="Arial" w:eastAsia="Microsoft JhengHei" w:hAnsi="Arial"/>
       <w:sz w:val="24"/>
     </w:rPr>
   </w:style>
-  <w:style w:type="paragraph" w:styleId="17">
+  <w:style w:type="paragraph" w:styleId="TOC2">
     <w:name w:val="toc 2"/>
-    <w:basedOn w:val="1"/>
-    <w:next w:val="1"/>
+    <w:basedOn w:val="Normal"/>
+    <w:next w:val="Normal"/>
     <w:qFormat/>
-    <w:uiPriority w:val="0"/>
     <w:pPr>
       <w:ind w:left="420" w:leftChars="200"/>
     </w:pPr>
   </w:style>
-  <w:style w:type="paragraph" w:styleId="18">
+  <w:style w:type="paragraph" w:styleId="NormalWeb">
     <w:name w:val="Normal (Web)"/>
-    <w:basedOn w:val="1"/>
+    <w:basedOn w:val="Normal"/>
     <w:qFormat/>
-    <w:uiPriority w:val="0"/>
     <w:rPr>
       <w:sz w:val="24"/>
     </w:rPr>
   </w:style>
-  <w:style w:type="paragraph" w:styleId="19">
+  <w:style w:type="paragraph" w:styleId="Title">
     <w:name w:val="Title"/>
-    <w:basedOn w:val="1"/>
+    <w:basedOn w:val="Normal"/>
     <w:qFormat/>
-    <w:uiPriority w:val="0"/>
     <w:pPr>
       <w:spacing w:before="240" w:beforeLines="0" w:beforeAutospacing="0" w:after="60" w:afterLines="0" w:afterAutospacing="0"/>
       <w:jc w:val="center"/>
@@ -7307,73 +7136,68 @@
       <w:sz w:val="32"/>
     </w:rPr>
   </w:style>
-  <w:style w:type="table" w:styleId="21">
+  <w:style w:type="table" w:styleId="TableGrid">
     <w:name w:val="Table Grid"/>
-    <w:basedOn w:val="20"/>
+    <w:basedOn w:val="TableNormal"/>
     <w:qFormat/>
-    <w:uiPriority w:val="0"/>
     <w:pPr>
       <w:widowControl w:val="0"/>
       <w:jc w:val="both"/>
     </w:pPr>
     <w:tblPr>
       <w:tblBorders>
-        <w:top w:val="single" w:color="auto" w:sz="4" w:space="0"/>
-        <w:left w:val="single" w:color="auto" w:sz="4" w:space="0"/>
-        <w:bottom w:val="single" w:color="auto" w:sz="4" w:space="0"/>
-        <w:right w:val="single" w:color="auto" w:sz="4" w:space="0"/>
-        <w:insideH w:val="single" w:color="auto" w:sz="4" w:space="0"/>
-        <w:insideV w:val="single" w:color="auto" w:sz="4" w:space="0"/>
+        <w:top w:val="single" w:sz="4" w:space="0" w:color="auto"/>
+        <w:left w:val="single" w:sz="4" w:space="0" w:color="auto"/>
+        <w:bottom w:val="single" w:sz="4" w:space="0" w:color="auto"/>
+        <w:right w:val="single" w:sz="4" w:space="0" w:color="auto"/>
+        <w:insideH w:val="single" w:sz="4" w:space="0" w:color="auto"/>
+        <w:insideV w:val="single" w:sz="4" w:space="0" w:color="auto"/>
       </w:tblBorders>
     </w:tblPr>
   </w:style>
-  <w:style w:type="character" w:styleId="23">
+  <w:style w:type="character" w:styleId="Strong">
     <w:name w:val="Strong"/>
-    <w:basedOn w:val="22"/>
+    <w:basedOn w:val="DefaultParagraphFont"/>
     <w:qFormat/>
-    <w:uiPriority w:val="0"/>
     <w:rPr>
       <w:b/>
     </w:rPr>
   </w:style>
-  <w:style w:type="paragraph" w:customStyle="1" w:styleId="24">
+  <w:style w:type="paragraph" w:customStyle="1" w:styleId="a">
     <w:name w:val="柴_公司名"/>
-    <w:basedOn w:val="19"/>
+    <w:basedOn w:val="Title"/>
     <w:qFormat/>
-    <w:uiPriority w:val="0"/>
     <w:pPr>
       <w:spacing w:after="600" w:afterLines="600"/>
     </w:pPr>
     <w:rPr>
-      <w:rFonts w:hint="eastAsia" w:ascii="宋体" w:hAnsi="宋体" w:eastAsia="宋体" w:cs="宋体"/>
+      <w:rFonts w:ascii="宋体" w:eastAsia="宋体" w:hAnsi="宋体" w:cs="宋体" w:hint="eastAsia"/>
       <w:bCs/>
       <w:spacing w:val="-6"/>
       <w:sz w:val="52"/>
       <w:szCs w:val="52"/>
     </w:rPr>
   </w:style>
-  <w:style w:type="paragraph" w:customStyle="1" w:styleId="25">
+  <w:style w:type="paragraph" w:customStyle="1" w:styleId="a0">
     <w:name w:val="柴_文档名"/>
-    <w:basedOn w:val="19"/>
+    <w:basedOn w:val="Title"/>
     <w:qFormat/>
-    <w:uiPriority w:val="0"/>
     <w:pPr>
       <w:spacing w:after="900" w:afterLines="900"/>
     </w:pPr>
     <w:rPr>
-      <w:rFonts w:ascii="黑体" w:hAnsi="黑体" w:eastAsia="黑体" w:cs="黑体"/>
+      <w:rFonts w:ascii="黑体" w:eastAsia="黑体" w:hAnsi="黑体" w:cs="黑体"/>
       <w:bCs/>
       <w:spacing w:val="-7"/>
       <w:sz w:val="52"/>
       <w:szCs w:val="52"/>
     </w:rPr>
   </w:style>
-  <w:style w:type="table" w:customStyle="1" w:styleId="26">
+  <w:style w:type="table" w:customStyle="1" w:styleId="TableNormal0">
     <w:name w:val="Table Normal_0"/>
     <w:semiHidden/>
     <w:unhideWhenUsed/>
     <w:qFormat/>
-    <w:uiPriority w:val="0"/>
     <w:tblPr>
       <w:tblCellMar>
         <w:top w:w="0" w:type="dxa"/>
@@ -7383,87 +7207,81 @@
       </w:tblCellMar>
     </w:tblPr>
   </w:style>
-  <w:style w:type="paragraph" w:customStyle="1" w:styleId="27">
+  <w:style w:type="paragraph" w:customStyle="1" w:styleId="TableText">
     <w:name w:val="Table Text"/>
-    <w:basedOn w:val="1"/>
+    <w:basedOn w:val="Normal"/>
     <w:semiHidden/>
     <w:qFormat/>
-    <w:uiPriority w:val="0"/>
     <w:rPr>
-      <w:rFonts w:ascii="宋体" w:hAnsi="宋体" w:eastAsia="宋体" w:cs="宋体"/>
+      <w:rFonts w:ascii="宋体" w:eastAsia="宋体" w:hAnsi="宋体" w:cs="宋体"/>
       <w:sz w:val="21"/>
       <w:szCs w:val="21"/>
       <w:lang w:val="en-US" w:eastAsia="en-US" w:bidi="ar-SA"/>
     </w:rPr>
   </w:style>
-  <w:style w:type="paragraph" w:customStyle="1" w:styleId="28">
+  <w:style w:type="paragraph" w:customStyle="1" w:styleId="1">
     <w:name w:val="柴_标题1"/>
-    <w:basedOn w:val="2"/>
-    <w:next w:val="29"/>
-    <w:link w:val="38"/>
+    <w:basedOn w:val="Heading1"/>
+    <w:next w:val="a1"/>
+    <w:link w:val="1Char"/>
     <w:qFormat/>
-    <w:uiPriority w:val="0"/>
     <w:pPr>
       <w:spacing w:before="100" w:after="90" w:line="360" w:lineRule="auto"/>
     </w:pPr>
     <w:rPr>
-      <w:rFonts w:ascii="Arial" w:hAnsi="Arial" w:eastAsia="宋体"/>
+      <w:rFonts w:ascii="Arial" w:eastAsia="宋体" w:hAnsi="Arial"/>
       <w:sz w:val="32"/>
     </w:rPr>
   </w:style>
-  <w:style w:type="paragraph" w:customStyle="1" w:styleId="29">
+  <w:style w:type="paragraph" w:customStyle="1" w:styleId="a1">
     <w:name w:val="柴_正文"/>
-    <w:basedOn w:val="12"/>
-    <w:link w:val="42"/>
+    <w:basedOn w:val="BodyText"/>
+    <w:link w:val="Char"/>
     <w:qFormat/>
-    <w:uiPriority w:val="0"/>
     <w:pPr>
       <w:spacing w:line="360" w:lineRule="auto"/>
       <w:ind w:firstLine="470" w:firstLineChars="200"/>
     </w:pPr>
     <w:rPr>
-      <w:rFonts w:ascii="Arial" w:hAnsi="Arial" w:eastAsia="宋体"/>
+      <w:rFonts w:ascii="Arial" w:eastAsia="宋体" w:hAnsi="Arial"/>
       <w:sz w:val="24"/>
       <w:lang w:eastAsia="zh-CN"/>
     </w:rPr>
   </w:style>
-  <w:style w:type="paragraph" w:customStyle="1" w:styleId="30">
+  <w:style w:type="paragraph" w:customStyle="1" w:styleId="2">
     <w:name w:val="柴_标题2"/>
-    <w:basedOn w:val="3"/>
-    <w:next w:val="29"/>
+    <w:basedOn w:val="Heading2"/>
+    <w:next w:val="a1"/>
     <w:qFormat/>
-    <w:uiPriority w:val="0"/>
     <w:pPr>
       <w:spacing w:line="360" w:lineRule="auto"/>
     </w:pPr>
     <w:rPr>
-      <w:rFonts w:ascii="Arial" w:hAnsi="Arial" w:eastAsia="宋体"/>
+      <w:rFonts w:ascii="Arial" w:eastAsia="宋体" w:hAnsi="Arial"/>
       <w:sz w:val="28"/>
     </w:rPr>
   </w:style>
-  <w:style w:type="paragraph" w:customStyle="1" w:styleId="31">
+  <w:style w:type="paragraph" w:customStyle="1" w:styleId="3">
     <w:name w:val="柴_标题3"/>
-    <w:basedOn w:val="4"/>
-    <w:next w:val="29"/>
+    <w:basedOn w:val="Heading3"/>
+    <w:next w:val="a1"/>
     <w:qFormat/>
-    <w:uiPriority w:val="0"/>
     <w:pPr>
       <w:spacing w:line="360" w:lineRule="auto"/>
       <w:ind w:left="0" w:firstLine="472" w:firstLineChars="200"/>
     </w:pPr>
     <w:rPr>
-      <w:rFonts w:ascii="宋体" w:hAnsi="宋体" w:eastAsia="宋体" w:cs="宋体"/>
+      <w:rFonts w:ascii="宋体" w:eastAsia="宋体" w:hAnsi="宋体" w:cs="宋体"/>
       <w:spacing w:val="-2"/>
       <w:sz w:val="24"/>
       <w:szCs w:val="24"/>
     </w:rPr>
   </w:style>
-  <w:style w:type="paragraph" w:customStyle="1" w:styleId="32">
+  <w:style w:type="paragraph" w:customStyle="1" w:styleId="a2">
     <w:name w:val="柴_目录"/>
-    <w:basedOn w:val="1"/>
-    <w:next w:val="12"/>
+    <w:basedOn w:val="Normal"/>
+    <w:next w:val="BodyText"/>
     <w:qFormat/>
-    <w:uiPriority w:val="0"/>
     <w:pPr>
       <w:tabs>
         <w:tab w:val="right" w:leader="dot" w:pos="8442"/>
@@ -7471,64 +7289,59 @@
       <w:ind w:left="0" w:leftChars="0"/>
     </w:pPr>
     <w:rPr>
-      <w:rFonts w:ascii="Arial" w:hAnsi="Arial" w:eastAsia="Microsoft JhengHei"/>
+      <w:rFonts w:ascii="Arial" w:eastAsia="Microsoft JhengHei" w:hAnsi="Arial"/>
       <w:sz w:val="24"/>
     </w:rPr>
   </w:style>
-  <w:style w:type="paragraph" w:customStyle="1" w:styleId="33">
+  <w:style w:type="paragraph" w:customStyle="1" w:styleId="WPSOffice1">
     <w:name w:val="WPSOffice手动目录 1"/>
     <w:qFormat/>
-    <w:uiPriority w:val="0"/>
     <w:pPr>
       <w:ind w:leftChars="0"/>
     </w:pPr>
     <w:rPr>
-      <w:rFonts w:ascii="Times New Roman" w:hAnsi="Times New Roman" w:eastAsia="宋体" w:cs="Times New Roman"/>
+      <w:rFonts w:ascii="Times New Roman" w:eastAsia="宋体" w:hAnsi="Times New Roman" w:cs="Times New Roman"/>
       <w:sz w:val="20"/>
       <w:szCs w:val="20"/>
     </w:rPr>
   </w:style>
-  <w:style w:type="paragraph" w:customStyle="1" w:styleId="34">
+  <w:style w:type="paragraph" w:customStyle="1" w:styleId="WPSOffice2">
     <w:name w:val="WPSOffice手动目录 2"/>
     <w:qFormat/>
-    <w:uiPriority w:val="0"/>
     <w:pPr>
       <w:ind w:leftChars="200"/>
     </w:pPr>
     <w:rPr>
-      <w:rFonts w:ascii="Times New Roman" w:hAnsi="Times New Roman" w:eastAsia="宋体" w:cs="Times New Roman"/>
+      <w:rFonts w:ascii="Times New Roman" w:eastAsia="宋体" w:hAnsi="Times New Roman" w:cs="Times New Roman"/>
       <w:sz w:val="20"/>
       <w:szCs w:val="20"/>
     </w:rPr>
   </w:style>
-  <w:style w:type="paragraph" w:customStyle="1" w:styleId="35">
+  <w:style w:type="paragraph" w:customStyle="1" w:styleId="WPSOffice3">
     <w:name w:val="WPSOffice手动目录 3"/>
     <w:qFormat/>
-    <w:uiPriority w:val="0"/>
     <w:pPr>
       <w:ind w:leftChars="400"/>
     </w:pPr>
     <w:rPr>
-      <w:rFonts w:ascii="Times New Roman" w:hAnsi="Times New Roman" w:eastAsia="宋体" w:cs="Times New Roman"/>
+      <w:rFonts w:ascii="Times New Roman" w:eastAsia="宋体" w:hAnsi="Times New Roman" w:cs="Times New Roman"/>
       <w:sz w:val="20"/>
       <w:szCs w:val="20"/>
     </w:rPr>
   </w:style>
-  <w:style w:type="paragraph" w:customStyle="1" w:styleId="36">
+  <w:style w:type="paragraph" w:customStyle="1" w:styleId="Compact">
     <w:name w:val="Compact"/>
-    <w:basedOn w:val="12"/>
+    <w:basedOn w:val="BodyText"/>
     <w:qFormat/>
-    <w:uiPriority w:val="0"/>
     <w:pPr>
       <w:spacing w:before="36" w:after="36"/>
     </w:pPr>
   </w:style>
-  <w:style w:type="table" w:customStyle="1" w:styleId="37">
+  <w:style w:type="table" w:customStyle="1" w:styleId="Table">
     <w:name w:val="Table"/>
     <w:semiHidden/>
     <w:unhideWhenUsed/>
     <w:qFormat/>
-    <w:uiPriority w:val="0"/>
     <w:tblPr>
       <w:tblCellMar>
         <w:top w:w="0" w:type="dxa"/>
@@ -7540,28 +7353,26 @@
     <w:tblStylePr w:type="firstRow">
       <w:tcPr>
         <w:tcBorders>
-          <w:bottom w:val="single" w:color="auto" w:sz="0" w:space="0"/>
+          <w:bottom w:val="single" w:sz="0" w:space="0" w:color="auto"/>
         </w:tcBorders>
         <w:vAlign w:val="bottom"/>
       </w:tcPr>
     </w:tblStylePr>
   </w:style>
-  <w:style w:type="character" w:customStyle="1" w:styleId="38">
+  <w:style w:type="character" w:customStyle="1" w:styleId="1Char">
     <w:name w:val="柴_标题1 Char"/>
-    <w:link w:val="28"/>
+    <w:link w:val="1"/>
     <w:qFormat/>
-    <w:uiPriority w:val="0"/>
     <w:rPr>
-      <w:rFonts w:ascii="Arial" w:hAnsi="Arial" w:eastAsia="宋体"/>
+      <w:rFonts w:ascii="Arial" w:eastAsia="宋体" w:hAnsi="Arial"/>
       <w:sz w:val="32"/>
     </w:rPr>
   </w:style>
-  <w:style w:type="table" w:customStyle="1" w:styleId="39">
+  <w:style w:type="table" w:customStyle="1" w:styleId="TableNormal1">
     <w:name w:val="Table Normal_1"/>
     <w:semiHidden/>
     <w:unhideWhenUsed/>
     <w:qFormat/>
-    <w:uiPriority w:val="0"/>
     <w:tblPr>
       <w:tblCellMar>
         <w:top w:w="0" w:type="dxa"/>
@@ -7571,11 +7382,10 @@
       </w:tblCellMar>
     </w:tblPr>
   </w:style>
-  <w:style w:type="paragraph" w:customStyle="1" w:styleId="40">
+  <w:style w:type="paragraph" w:customStyle="1" w:styleId="a3">
     <w:name w:val="柴_正文_无缩进"/>
-    <w:basedOn w:val="1"/>
+    <w:basedOn w:val="Normal"/>
     <w:qFormat/>
-    <w:uiPriority w:val="0"/>
     <w:pPr>
       <w:ind w:firstLine="0" w:firstLineChars="0"/>
     </w:pPr>
@@ -7585,31 +7395,29 @@
       <w:lang w:eastAsia="zh-CN"/>
     </w:rPr>
   </w:style>
-  <w:style w:type="paragraph" w:customStyle="1" w:styleId="41">
+  <w:style w:type="paragraph" w:customStyle="1" w:styleId="4">
     <w:name w:val="柴_标题4"/>
-    <w:basedOn w:val="5"/>
-    <w:next w:val="1"/>
+    <w:basedOn w:val="Heading4"/>
+    <w:next w:val="Normal"/>
     <w:qFormat/>
-    <w:uiPriority w:val="0"/>
     <w:pPr>
       <w:widowControl w:val="0"/>
       <w:spacing w:before="160" w:line="360" w:lineRule="auto"/>
-      <w:ind w:left="981" w:leftChars="300" w:hanging="862"/>
+      <w:ind w:left="981" w:hanging="862" w:leftChars="300"/>
     </w:pPr>
     <w:rPr>
-      <w:rFonts w:hint="eastAsia" w:ascii="Calibri" w:hAnsi="Calibri" w:eastAsia="宋体" w:cs="宋体"/>
+      <w:rFonts w:ascii="Calibri" w:eastAsia="宋体" w:hAnsi="Calibri" w:cs="宋体" w:hint="eastAsia"/>
       <w:sz w:val="24"/>
       <w:szCs w:val="24"/>
       <w:lang w:eastAsia="zh-CN" w:bidi="zh-CN"/>
     </w:rPr>
   </w:style>
-  <w:style w:type="character" w:customStyle="1" w:styleId="42">
+  <w:style w:type="character" w:customStyle="1" w:styleId="Char">
     <w:name w:val="柴_正文 Char"/>
-    <w:link w:val="29"/>
+    <w:link w:val="a1"/>
     <w:qFormat/>
-    <w:uiPriority w:val="0"/>
     <w:rPr>
-      <w:rFonts w:ascii="Arial" w:hAnsi="Arial" w:eastAsia="宋体"/>
+      <w:rFonts w:ascii="Arial" w:eastAsia="宋体" w:hAnsi="Arial"/>
       <w:sz w:val="24"/>
       <w:lang w:eastAsia="zh-CN"/>
     </w:rPr>

--- a/6-过程管理/运行记录类文件/JXTX-06-14-过程框架需求分析报告.docx
+++ b/6-过程管理/运行记录类文件/JXTX-06-14-过程框架需求分析报告.docx
@@ -1,11 +1,10 @@
 
 <file path=word/document.xml><?xml version="1.0" encoding="utf-8"?>
-<w:document xmlns:wpc="http://schemas.microsoft.com/office/word/2010/wordprocessingCanvas" xmlns:mc="http://schemas.openxmlformats.org/markup-compatibility/2006" xmlns:o="urn:schemas-microsoft-com:office:office" xmlns:r="http://schemas.openxmlformats.org/officeDocument/2006/relationships" xmlns:m="http://schemas.openxmlformats.org/officeDocument/2006/math" xmlns:v="urn:schemas-microsoft-com:vml" xmlns:wp14="http://schemas.microsoft.com/office/word/2010/wordprocessingDrawing" xmlns:wp="http://schemas.openxmlformats.org/drawingml/2006/wordprocessingDrawing" xmlns:w10="urn:schemas-microsoft-com:office:word" xmlns:w="http://schemas.openxmlformats.org/wordprocessingml/2006/main" xmlns:w14="http://schemas.microsoft.com/office/word/2010/wordml" xmlns:w15="http://schemas.microsoft.com/office/word/2012/wordml" xmlns:wne="http://schemas.microsoft.com/office/word/2006/wordml" xmlns:wpg="http://schemas.microsoft.com/office/word/2010/wordprocessingGroup" xmlns:wpi="http://schemas.microsoft.com/office/word/2010/wordprocessingInk" xmlns:wps="http://schemas.microsoft.com/office/word/2010/wordprocessingShape" mc:Ignorable="w14 w15 wp14">
-  <!-- Generated by Aspose.Words for .NET 13.3.0.1 -->
+<w:document xmlns:wpc="http://schemas.microsoft.com/office/word/2010/wordprocessingCanvas" xmlns:mc="http://schemas.openxmlformats.org/markup-compatibility/2006" xmlns:o="urn:schemas-microsoft-com:office:office" xmlns:r="http://schemas.openxmlformats.org/officeDocument/2006/relationships" xmlns:m="http://schemas.openxmlformats.org/officeDocument/2006/math" xmlns:v="urn:schemas-microsoft-com:vml" xmlns:wp14="http://schemas.microsoft.com/office/word/2010/wordprocessingDrawing" xmlns:wp="http://schemas.openxmlformats.org/drawingml/2006/wordprocessingDrawing" xmlns:w="http://schemas.openxmlformats.org/wordprocessingml/2006/main" xmlns:w14="http://schemas.microsoft.com/office/word/2010/wordml" xmlns:w10="urn:schemas-microsoft-com:office:word" xmlns:w15="http://schemas.microsoft.com/office/word/2012/wordml" xmlns:wpg="http://schemas.microsoft.com/office/word/2010/wordprocessingGroup" xmlns:wpi="http://schemas.microsoft.com/office/word/2010/wordprocessingInk" xmlns:wne="http://schemas.microsoft.com/office/word/2006/wordml" xmlns:wps="http://schemas.microsoft.com/office/word/2010/wordprocessingShape" xmlns:wpsCustomData="http://www.wps.cn/officeDocument/2013/wpsCustomData" mc:Ignorable="w14 w15 wp14">
   <w:body>
     <w:p>
       <w:pPr>
-        <w:pStyle w:val="a"/>
+        <w:pStyle w:val="24"/>
         <w:keepNext w:val="0"/>
         <w:keepLines w:val="0"/>
         <w:pageBreakBefore w:val="0"/>
@@ -22,10 +21,10 @@
         <w:spacing w:before="3120" w:beforeLines="1000"/>
         <w:textAlignment w:val="baseline"/>
       </w:pPr>
-      <w:bookmarkStart w:id="0" w:name="_Toc23316"/>
+      <w:bookmarkStart w:id="0" w:name="_Toc814"/>
       <w:r>
         <w:drawing>
-          <wp:anchor distT="0" distB="0" distL="114300" distR="114300" simplePos="0" relativeHeight="251660288" behindDoc="1" locked="0" layoutInCell="1" allowOverlap="1">
+          <wp:anchor distT="0" distB="0" distL="114300" distR="114300" simplePos="0" relativeHeight="251661312" behindDoc="1" locked="0" layoutInCell="1" allowOverlap="1">
             <wp:simplePos x="0" y="0"/>
             <wp:positionH relativeFrom="column">
               <wp:posOffset>-19050</wp:posOffset>
@@ -50,7 +49,7 @@
                     </pic:cNvPicPr>
                   </pic:nvPicPr>
                   <pic:blipFill>
-                    <a:blip xmlns:r="http://schemas.openxmlformats.org/officeDocument/2006/relationships" r:embed="rId4"/>
+                    <a:blip r:embed="rId7"/>
                     <a:stretch>
                       <a:fillRect/>
                     </a:stretch>
@@ -76,7 +75,7 @@
       </w:r>
       <w:r>
         <w:drawing>
-          <wp:anchor distT="0" distB="0" distL="114300" distR="114300" simplePos="0" relativeHeight="251659264" behindDoc="1" locked="0" layoutInCell="1" allowOverlap="1">
+          <wp:anchor distT="0" distB="0" distL="114300" distR="114300" simplePos="0" relativeHeight="251660288" behindDoc="1" locked="0" layoutInCell="1" allowOverlap="1">
             <wp:simplePos x="0" y="0"/>
             <wp:positionH relativeFrom="column">
               <wp:posOffset>0</wp:posOffset>
@@ -101,7 +100,7 @@
                     </pic:cNvPicPr>
                   </pic:nvPicPr>
                   <pic:blipFill>
-                    <a:blip xmlns:r="http://schemas.openxmlformats.org/officeDocument/2006/relationships" r:embed="rId5"/>
+                    <a:blip r:embed="rId8"/>
                     <a:stretch>
                       <a:fillRect/>
                     </a:stretch>
@@ -131,7 +130,7 @@
           <w:lang w:val="en-US" w:eastAsia="zh-CN"/>
         </w:rPr>
         <w:drawing>
-          <wp:anchor distT="0" distB="0" distL="114300" distR="114300" simplePos="0" relativeHeight="251658240" behindDoc="1" locked="0" layoutInCell="1" allowOverlap="1">
+          <wp:anchor distT="0" distB="0" distL="114300" distR="114300" simplePos="0" relativeHeight="251659264" behindDoc="1" locked="0" layoutInCell="1" allowOverlap="1">
             <wp:simplePos x="0" y="0"/>
             <wp:positionH relativeFrom="column">
               <wp:posOffset>635</wp:posOffset>
@@ -156,7 +155,7 @@
                     </pic:cNvPicPr>
                   </pic:nvPicPr>
                   <pic:blipFill>
-                    <a:blip xmlns:r="http://schemas.openxmlformats.org/officeDocument/2006/relationships" r:embed="rId6">
+                    <a:blip r:embed="rId9">
                       <a:alphaModFix amt="58000"/>
                       <a:lum contrast="-52000"/>
                     </a:blip>
@@ -190,7 +189,7 @@
     </w:p>
     <w:p>
       <w:pPr>
-        <w:pStyle w:val="a0"/>
+        <w:pStyle w:val="25"/>
         <w:keepNext w:val="0"/>
         <w:keepLines w:val="0"/>
         <w:pageBreakBefore w:val="0"/>
@@ -211,7 +210,7 @@
           <w:lang w:val="en-US" w:eastAsia="zh-CN"/>
         </w:rPr>
       </w:pPr>
-      <w:bookmarkStart w:id="1" w:name="_Toc16717"/>
+      <w:bookmarkStart w:id="1" w:name="_Toc28698"/>
       <w:r>
         <w:rPr>
           <w:rFonts w:hint="eastAsia"/>
@@ -237,11 +236,11 @@
         <w:adjustRightInd w:val="0"/>
         <w:snapToGrid w:val="0"/>
         <w:spacing w:after="624" w:afterLines="200" w:line="219" w:lineRule="auto"/>
-        <w:ind w:left="0" w:right="0" w:firstLine="0" w:leftChars="0" w:rightChars="0" w:firstLineChars="0"/>
+        <w:ind w:left="0" w:leftChars="0" w:right="0" w:rightChars="0" w:firstLine="0" w:firstLineChars="0"/>
         <w:jc w:val="center"/>
         <w:textAlignment w:val="baseline"/>
         <w:rPr>
-          <w:rFonts w:ascii="宋体" w:eastAsia="宋体" w:hAnsi="宋体" w:cs="宋体" w:hint="default"/>
+          <w:rFonts w:hint="default" w:ascii="宋体" w:hAnsi="宋体" w:eastAsia="宋体" w:cs="宋体"/>
           <w:sz w:val="24"/>
           <w:szCs w:val="24"/>
           <w:lang w:val="en-US" w:eastAsia="zh-CN"/>
@@ -249,7 +248,7 @@
       </w:pPr>
       <w:r>
         <w:rPr>
-          <w:rFonts w:ascii="宋体" w:eastAsia="宋体" w:hAnsi="宋体" w:cs="宋体"/>
+          <w:rFonts w:ascii="宋体" w:hAnsi="宋体" w:eastAsia="宋体" w:cs="宋体"/>
           <w:b/>
           <w:bCs/>
           <w:spacing w:val="-3"/>
@@ -260,7 +259,7 @@
       </w:r>
       <w:r>
         <w:rPr>
-          <w:rFonts w:ascii="宋体" w:eastAsia="宋体" w:hAnsi="宋体" w:cs="宋体" w:hint="eastAsia"/>
+          <w:rFonts w:hint="eastAsia" w:ascii="宋体" w:hAnsi="宋体" w:eastAsia="宋体" w:cs="宋体"/>
           <w:b/>
           <w:bCs/>
           <w:spacing w:val="-3"/>
@@ -272,7 +271,7 @@
       </w:r>
       <w:r>
         <w:rPr>
-          <w:rFonts w:ascii="宋体" w:eastAsia="宋体" w:hAnsi="宋体" w:cs="宋体"/>
+          <w:rFonts w:ascii="宋体" w:hAnsi="宋体" w:eastAsia="宋体" w:cs="宋体"/>
           <w:b/>
           <w:bCs/>
           <w:spacing w:val="-3"/>
@@ -283,7 +282,7 @@
       </w:r>
       <w:r>
         <w:rPr>
-          <w:rFonts w:ascii="宋体" w:hAnsi="宋体" w:cs="宋体" w:hint="eastAsia"/>
+          <w:rFonts w:hint="eastAsia" w:ascii="宋体" w:hAnsi="宋体" w:cs="宋体"/>
           <w:b/>
           <w:bCs/>
           <w:spacing w:val="-3"/>
@@ -295,7 +294,7 @@
       </w:r>
       <w:r>
         <w:rPr>
-          <w:rFonts w:ascii="宋体" w:eastAsia="宋体" w:hAnsi="宋体" w:cs="宋体"/>
+          <w:rFonts w:ascii="宋体" w:hAnsi="宋体" w:eastAsia="宋体" w:cs="宋体"/>
           <w:b/>
           <w:bCs/>
           <w:spacing w:val="-3"/>
@@ -306,7 +305,7 @@
       </w:r>
       <w:r>
         <w:rPr>
-          <w:rFonts w:ascii="宋体" w:hAnsi="宋体" w:cs="宋体" w:hint="eastAsia"/>
+          <w:rFonts w:hint="eastAsia" w:ascii="宋体" w:hAnsi="宋体" w:cs="宋体"/>
           <w:b/>
           <w:bCs/>
           <w:spacing w:val="-3"/>
@@ -316,22 +315,21 @@
         </w:rPr>
         <w:t>14</w:t>
       </w:r>
-      <w:bookmarkStart w:id="2" w:name="_GoBack"/>
-      <w:bookmarkEnd w:id="2"/>
     </w:p>
     <w:tbl>
       <w:tblPr>
-        <w:tblStyle w:val="TableGrid"/>
+        <w:tblStyle w:val="21"/>
         <w:tblW w:w="0" w:type="auto"/>
         <w:jc w:val="center"/>
         <w:tblBorders>
-          <w:top w:val="nil"/>
-          <w:left w:val="nil"/>
-          <w:bottom w:val="nil"/>
-          <w:right w:val="nil"/>
-          <w:insideH w:val="nil"/>
-          <w:insideV w:val="nil"/>
+          <w:top w:val="none" w:color="auto" w:sz="0" w:space="0"/>
+          <w:left w:val="none" w:color="auto" w:sz="0" w:space="0"/>
+          <w:bottom w:val="none" w:color="auto" w:sz="0" w:space="0"/>
+          <w:right w:val="none" w:color="auto" w:sz="0" w:space="0"/>
+          <w:insideH w:val="none" w:color="auto" w:sz="0" w:space="0"/>
+          <w:insideV w:val="none" w:color="auto" w:sz="0" w:space="0"/>
         </w:tblBorders>
+        <w:tblLayout w:type="autofit"/>
         <w:tblCellMar>
           <w:top w:w="0" w:type="dxa"/>
           <w:left w:w="108" w:type="dxa"/>
@@ -345,15 +343,13 @@
       </w:tblGrid>
       <w:tr>
         <w:tblPrEx>
-          <w:tblW w:w="0" w:type="auto"/>
-          <w:jc w:val="center"/>
           <w:tblBorders>
-            <w:top w:val="nil"/>
-            <w:left w:val="nil"/>
-            <w:bottom w:val="nil"/>
-            <w:right w:val="nil"/>
-            <w:insideH w:val="nil"/>
-            <w:insideV w:val="nil"/>
+            <w:top w:val="none" w:color="auto" w:sz="0" w:space="0"/>
+            <w:left w:val="none" w:color="auto" w:sz="0" w:space="0"/>
+            <w:bottom w:val="none" w:color="auto" w:sz="0" w:space="0"/>
+            <w:right w:val="none" w:color="auto" w:sz="0" w:space="0"/>
+            <w:insideH w:val="none" w:color="auto" w:sz="0" w:space="0"/>
+            <w:insideV w:val="none" w:color="auto" w:sz="0" w:space="0"/>
           </w:tblBorders>
           <w:tblCellMar>
             <w:top w:w="0" w:type="dxa"/>
@@ -363,7 +359,7 @@
           </w:tblCellMar>
         </w:tblPrEx>
         <w:trPr>
-          <w:trHeight w:val="810"/>
+          <w:trHeight w:val="810" w:hRule="atLeast"/>
           <w:jc w:val="center"/>
         </w:trPr>
         <w:tc>
@@ -402,7 +398,7 @@
             </w:r>
             <w:r>
               <w:rPr>
-                <w:rFonts w:asciiTheme="minorAscii" w:eastAsiaTheme="minorEastAsia" w:hAnsiTheme="minorAscii" w:hint="default"/>
+                <w:rFonts w:hint="default" w:asciiTheme="minorAscii" w:hAnsiTheme="minorAscii" w:eastAsiaTheme="minorEastAsia"/>
                 <w:spacing w:val="227"/>
                 <w:sz w:val="21"/>
                 <w:vertAlign w:val="baseline"/>
@@ -457,7 +453,7 @@
             </w:r>
             <w:r>
               <w:rPr>
-                <w:rFonts w:asciiTheme="minorAscii" w:eastAsiaTheme="minorEastAsia" w:hAnsiTheme="minorAscii" w:hint="eastAsia"/>
+                <w:rFonts w:hint="eastAsia" w:asciiTheme="minorAscii" w:hAnsiTheme="minorAscii" w:eastAsiaTheme="minorEastAsia"/>
                 <w:spacing w:val="227"/>
                 <w:sz w:val="21"/>
                 <w:vertAlign w:val="baseline"/>
@@ -479,8 +475,14 @@
       </w:tr>
       <w:tr>
         <w:tblPrEx>
-          <w:tblW w:w="0" w:type="auto"/>
-          <w:jc w:val="center"/>
+          <w:tblBorders>
+            <w:top w:val="none" w:color="auto" w:sz="0" w:space="0"/>
+            <w:left w:val="none" w:color="auto" w:sz="0" w:space="0"/>
+            <w:bottom w:val="none" w:color="auto" w:sz="0" w:space="0"/>
+            <w:right w:val="none" w:color="auto" w:sz="0" w:space="0"/>
+            <w:insideH w:val="none" w:color="auto" w:sz="0" w:space="0"/>
+            <w:insideV w:val="none" w:color="auto" w:sz="0" w:space="0"/>
+          </w:tblBorders>
           <w:tblCellMar>
             <w:top w:w="0" w:type="dxa"/>
             <w:left w:w="108" w:type="dxa"/>
@@ -489,7 +491,7 @@
           </w:tblCellMar>
         </w:tblPrEx>
         <w:trPr>
-          <w:trHeight w:val="810"/>
+          <w:trHeight w:val="810" w:hRule="atLeast"/>
           <w:jc w:val="center"/>
         </w:trPr>
         <w:tc>
@@ -514,7 +516,7 @@
               <w:snapToGrid w:val="0"/>
               <w:textAlignment w:val="baseline"/>
               <w:rPr>
-                <w:rFonts w:ascii="Arial" w:eastAsia="Arial" w:hAnsi="Arial" w:cs="Arial" w:hint="default"/>
+                <w:rFonts w:hint="default" w:ascii="Arial" w:hAnsi="Arial" w:eastAsia="Arial" w:cs="Arial"/>
                 <w:snapToGrid w:val="0"/>
                 <w:color w:val="000000"/>
                 <w:kern w:val="0"/>
@@ -546,7 +548,7 @@
             </w:r>
             <w:r>
               <w:rPr>
-                <w:rFonts w:asciiTheme="minorAscii" w:eastAsiaTheme="minorEastAsia" w:hAnsiTheme="minorAscii" w:hint="default"/>
+                <w:rFonts w:hint="default" w:asciiTheme="minorAscii" w:hAnsiTheme="minorAscii" w:eastAsiaTheme="minorEastAsia"/>
                 <w:spacing w:val="227"/>
                 <w:sz w:val="21"/>
                 <w:vertAlign w:val="baseline"/>
@@ -600,7 +602,7 @@
               <w:snapToGrid w:val="0"/>
               <w:textAlignment w:val="baseline"/>
               <w:rPr>
-                <w:rFonts w:ascii="Arial" w:eastAsia="Arial" w:hAnsi="Arial" w:cs="Arial" w:hint="default"/>
+                <w:rFonts w:hint="default" w:ascii="Arial" w:hAnsi="Arial" w:eastAsia="Arial" w:cs="Arial"/>
                 <w:snapToGrid w:val="0"/>
                 <w:color w:val="000000"/>
                 <w:kern w:val="0"/>
@@ -620,7 +622,7 @@
             </w:r>
             <w:r>
               <w:rPr>
-                <w:rFonts w:asciiTheme="minorAscii" w:eastAsiaTheme="minorEastAsia" w:hAnsiTheme="minorAscii" w:hint="eastAsia"/>
+                <w:rFonts w:hint="eastAsia" w:asciiTheme="minorAscii" w:hAnsiTheme="minorAscii" w:eastAsiaTheme="minorEastAsia"/>
                 <w:spacing w:val="227"/>
                 <w:sz w:val="21"/>
                 <w:vertAlign w:val="baseline"/>
@@ -642,8 +644,14 @@
       </w:tr>
       <w:tr>
         <w:tblPrEx>
-          <w:tblW w:w="0" w:type="auto"/>
-          <w:jc w:val="center"/>
+          <w:tblBorders>
+            <w:top w:val="none" w:color="auto" w:sz="0" w:space="0"/>
+            <w:left w:val="none" w:color="auto" w:sz="0" w:space="0"/>
+            <w:bottom w:val="none" w:color="auto" w:sz="0" w:space="0"/>
+            <w:right w:val="none" w:color="auto" w:sz="0" w:space="0"/>
+            <w:insideH w:val="none" w:color="auto" w:sz="0" w:space="0"/>
+            <w:insideV w:val="none" w:color="auto" w:sz="0" w:space="0"/>
+          </w:tblBorders>
           <w:tblCellMar>
             <w:top w:w="0" w:type="dxa"/>
             <w:left w:w="108" w:type="dxa"/>
@@ -652,7 +660,7 @@
           </w:tblCellMar>
         </w:tblPrEx>
         <w:trPr>
-          <w:trHeight w:val="635"/>
+          <w:trHeight w:val="635" w:hRule="atLeast"/>
           <w:jc w:val="center"/>
         </w:trPr>
         <w:tc>
@@ -703,7 +711,7 @@
             </w:r>
             <w:r>
               <w:rPr>
-                <w:rFonts w:asciiTheme="minorAscii" w:eastAsiaTheme="minorEastAsia" w:hAnsiTheme="minorAscii" w:hint="eastAsia"/>
+                <w:rFonts w:hint="eastAsia" w:asciiTheme="minorAscii" w:hAnsiTheme="minorAscii" w:eastAsiaTheme="minorEastAsia"/>
                 <w:spacing w:val="227"/>
                 <w:sz w:val="21"/>
                 <w:vertAlign w:val="baseline"/>
@@ -757,7 +765,7 @@
             </w:r>
             <w:r>
               <w:rPr>
-                <w:rFonts w:asciiTheme="minorAscii" w:eastAsiaTheme="minorEastAsia" w:hAnsiTheme="minorAscii" w:hint="eastAsia"/>
+                <w:rFonts w:hint="eastAsia" w:asciiTheme="minorAscii" w:hAnsiTheme="minorAscii" w:eastAsiaTheme="minorEastAsia"/>
                 <w:spacing w:val="227"/>
                 <w:sz w:val="21"/>
                 <w:vertAlign w:val="baseline"/>
@@ -818,14 +826,14 @@
         <w:ind w:left="3634"/>
         <w:textAlignment w:val="baseline"/>
         <w:rPr>
-          <w:rFonts w:ascii="宋体" w:eastAsia="宋体" w:hAnsi="宋体" w:cs="宋体"/>
+          <w:rFonts w:ascii="宋体" w:hAnsi="宋体" w:eastAsia="宋体" w:cs="宋体"/>
           <w:sz w:val="31"/>
           <w:szCs w:val="31"/>
         </w:rPr>
       </w:pPr>
       <w:r>
         <w:rPr>
-          <w:rFonts w:ascii="宋体" w:eastAsia="宋体" w:hAnsi="宋体" w:cs="宋体"/>
+          <w:rFonts w:ascii="宋体" w:hAnsi="宋体" w:eastAsia="宋体" w:cs="宋体"/>
           <w:b/>
           <w:bCs/>
           <w:spacing w:val="4"/>
@@ -837,16 +845,16 @@
     </w:p>
     <w:tbl>
       <w:tblPr>
-        <w:tblStyle w:val="TableNormal0"/>
+        <w:tblStyle w:val="26"/>
         <w:tblW w:w="8214" w:type="dxa"/>
         <w:jc w:val="center"/>
         <w:tblBorders>
-          <w:top w:val="single" w:sz="2" w:space="0" w:color="000000"/>
-          <w:left w:val="single" w:sz="2" w:space="0" w:color="000000"/>
-          <w:bottom w:val="single" w:sz="2" w:space="0" w:color="000000"/>
-          <w:right w:val="single" w:sz="2" w:space="0" w:color="000000"/>
-          <w:insideH w:val="single" w:sz="2" w:space="0" w:color="000000"/>
-          <w:insideV w:val="single" w:sz="2" w:space="0" w:color="000000"/>
+          <w:top w:val="single" w:color="000000" w:sz="2" w:space="0"/>
+          <w:left w:val="single" w:color="000000" w:sz="2" w:space="0"/>
+          <w:bottom w:val="single" w:color="000000" w:sz="2" w:space="0"/>
+          <w:right w:val="single" w:color="000000" w:sz="2" w:space="0"/>
+          <w:insideH w:val="single" w:color="000000" w:sz="2" w:space="0"/>
+          <w:insideV w:val="single" w:color="000000" w:sz="2" w:space="0"/>
         </w:tblBorders>
         <w:tblLayout w:type="fixed"/>
         <w:tblCellMar>
@@ -866,17 +874,14 @@
       </w:tblGrid>
       <w:tr>
         <w:tblPrEx>
-          <w:tblW w:w="8214" w:type="dxa"/>
-          <w:jc w:val="center"/>
           <w:tblBorders>
-            <w:top w:val="single" w:sz="2" w:space="0" w:color="000000"/>
-            <w:left w:val="single" w:sz="2" w:space="0" w:color="000000"/>
-            <w:bottom w:val="single" w:sz="2" w:space="0" w:color="000000"/>
-            <w:right w:val="single" w:sz="2" w:space="0" w:color="000000"/>
-            <w:insideH w:val="single" w:sz="2" w:space="0" w:color="000000"/>
-            <w:insideV w:val="single" w:sz="2" w:space="0" w:color="000000"/>
+            <w:top w:val="single" w:color="000000" w:sz="2" w:space="0"/>
+            <w:left w:val="single" w:color="000000" w:sz="2" w:space="0"/>
+            <w:bottom w:val="single" w:color="000000" w:sz="2" w:space="0"/>
+            <w:right w:val="single" w:color="000000" w:sz="2" w:space="0"/>
+            <w:insideH w:val="single" w:color="000000" w:sz="2" w:space="0"/>
+            <w:insideV w:val="single" w:color="000000" w:sz="2" w:space="0"/>
           </w:tblBorders>
-          <w:tblLayout w:type="fixed"/>
           <w:tblCellMar>
             <w:top w:w="0" w:type="dxa"/>
             <w:left w:w="0" w:type="dxa"/>
@@ -885,7 +890,7 @@
           </w:tblCellMar>
         </w:tblPrEx>
         <w:trPr>
-          <w:trHeight w:val="593"/>
+          <w:trHeight w:val="593" w:hRule="atLeast"/>
           <w:jc w:val="center"/>
         </w:trPr>
         <w:tc>
@@ -907,18 +912,18 @@
               <w:adjustRightInd w:val="0"/>
               <w:snapToGrid w:val="0"/>
               <w:spacing w:before="176" w:line="228" w:lineRule="auto"/>
-              <w:ind w:left="0" w:right="0" w:firstLine="0" w:leftChars="0" w:rightChars="0" w:firstLineChars="0"/>
+              <w:ind w:left="0" w:leftChars="0" w:right="0" w:rightChars="0" w:firstLine="0" w:firstLineChars="0"/>
               <w:jc w:val="center"/>
               <w:textAlignment w:val="baseline"/>
               <w:rPr>
-                <w:rFonts w:ascii="宋体" w:eastAsia="宋体" w:hAnsi="宋体" w:cs="宋体"/>
+                <w:rFonts w:ascii="宋体" w:hAnsi="宋体" w:eastAsia="宋体" w:cs="宋体"/>
                 <w:sz w:val="20"/>
                 <w:szCs w:val="20"/>
               </w:rPr>
             </w:pPr>
             <w:r>
               <w:rPr>
-                <w:rFonts w:ascii="宋体" w:hAnsi="宋体" w:cs="宋体" w:hint="eastAsia"/>
+                <w:rFonts w:hint="eastAsia" w:ascii="宋体" w:hAnsi="宋体" w:cs="宋体"/>
                 <w:spacing w:val="-14"/>
                 <w:sz w:val="20"/>
                 <w:szCs w:val="20"/>
@@ -928,7 +933,7 @@
             </w:r>
             <w:r>
               <w:rPr>
-                <w:rFonts w:ascii="宋体" w:eastAsia="宋体" w:hAnsi="宋体" w:cs="宋体"/>
+                <w:rFonts w:ascii="宋体" w:hAnsi="宋体" w:eastAsia="宋体" w:cs="宋体"/>
                 <w:spacing w:val="-14"/>
                 <w:sz w:val="20"/>
                 <w:szCs w:val="20"/>
@@ -956,18 +961,18 @@
               <w:adjustRightInd w:val="0"/>
               <w:snapToGrid w:val="0"/>
               <w:spacing w:before="175" w:line="227" w:lineRule="auto"/>
-              <w:ind w:left="0" w:right="0" w:firstLine="0" w:leftChars="0" w:rightChars="0" w:firstLineChars="0"/>
+              <w:ind w:left="0" w:leftChars="0" w:right="0" w:rightChars="0" w:firstLine="0" w:firstLineChars="0"/>
               <w:jc w:val="center"/>
               <w:textAlignment w:val="baseline"/>
               <w:rPr>
-                <w:rFonts w:ascii="宋体" w:eastAsia="宋体" w:hAnsi="宋体" w:cs="宋体"/>
+                <w:rFonts w:ascii="宋体" w:hAnsi="宋体" w:eastAsia="宋体" w:cs="宋体"/>
                 <w:sz w:val="20"/>
                 <w:szCs w:val="20"/>
               </w:rPr>
             </w:pPr>
             <w:r>
               <w:rPr>
-                <w:rFonts w:ascii="宋体" w:eastAsia="宋体" w:hAnsi="宋体" w:cs="宋体"/>
+                <w:rFonts w:ascii="宋体" w:hAnsi="宋体" w:eastAsia="宋体" w:cs="宋体"/>
                 <w:spacing w:val="4"/>
                 <w:sz w:val="20"/>
                 <w:szCs w:val="20"/>
@@ -995,18 +1000,18 @@
               <w:adjustRightInd w:val="0"/>
               <w:snapToGrid w:val="0"/>
               <w:spacing w:before="175" w:line="228" w:lineRule="auto"/>
-              <w:ind w:left="0" w:right="0" w:firstLine="0" w:leftChars="0" w:rightChars="0" w:firstLineChars="0"/>
+              <w:ind w:left="0" w:leftChars="0" w:right="0" w:rightChars="0" w:firstLine="0" w:firstLineChars="0"/>
               <w:jc w:val="center"/>
               <w:textAlignment w:val="baseline"/>
               <w:rPr>
-                <w:rFonts w:ascii="宋体" w:eastAsia="宋体" w:hAnsi="宋体" w:cs="宋体"/>
+                <w:rFonts w:ascii="宋体" w:hAnsi="宋体" w:eastAsia="宋体" w:cs="宋体"/>
                 <w:sz w:val="20"/>
                 <w:szCs w:val="20"/>
               </w:rPr>
             </w:pPr>
             <w:r>
               <w:rPr>
-                <w:rFonts w:ascii="宋体" w:eastAsia="宋体" w:hAnsi="宋体" w:cs="宋体"/>
+                <w:rFonts w:ascii="宋体" w:hAnsi="宋体" w:eastAsia="宋体" w:cs="宋体"/>
                 <w:spacing w:val="7"/>
                 <w:sz w:val="20"/>
                 <w:szCs w:val="20"/>
@@ -1034,11 +1039,11 @@
               <w:adjustRightInd w:val="0"/>
               <w:snapToGrid w:val="0"/>
               <w:spacing w:before="175" w:line="228" w:lineRule="auto"/>
-              <w:ind w:left="0" w:right="0" w:firstLine="0" w:leftChars="0" w:rightChars="0" w:firstLineChars="0"/>
+              <w:ind w:left="0" w:leftChars="0" w:right="0" w:rightChars="0" w:firstLine="0" w:firstLineChars="0"/>
               <w:jc w:val="center"/>
               <w:textAlignment w:val="baseline"/>
               <w:rPr>
-                <w:rFonts w:ascii="宋体" w:eastAsia="宋体" w:hAnsi="宋体" w:cs="宋体" w:hint="eastAsia"/>
+                <w:rFonts w:hint="eastAsia" w:ascii="宋体" w:hAnsi="宋体" w:eastAsia="宋体" w:cs="宋体"/>
                 <w:spacing w:val="7"/>
                 <w:sz w:val="20"/>
                 <w:szCs w:val="20"/>
@@ -1047,7 +1052,7 @@
             </w:pPr>
             <w:r>
               <w:rPr>
-                <w:rFonts w:ascii="宋体" w:hAnsi="宋体" w:cs="宋体" w:hint="eastAsia"/>
+                <w:rFonts w:hint="eastAsia" w:ascii="宋体" w:hAnsi="宋体" w:cs="宋体"/>
                 <w:spacing w:val="7"/>
                 <w:sz w:val="20"/>
                 <w:szCs w:val="20"/>
@@ -1076,11 +1081,11 @@
               <w:adjustRightInd w:val="0"/>
               <w:snapToGrid w:val="0"/>
               <w:spacing w:before="175" w:line="228" w:lineRule="auto"/>
-              <w:ind w:left="0" w:right="0" w:firstLine="0" w:leftChars="0" w:rightChars="0" w:firstLineChars="0"/>
+              <w:ind w:left="0" w:leftChars="0" w:right="0" w:rightChars="0" w:firstLine="0" w:firstLineChars="0"/>
               <w:jc w:val="center"/>
               <w:textAlignment w:val="baseline"/>
               <w:rPr>
-                <w:rFonts w:ascii="宋体" w:hAnsi="宋体" w:cs="宋体" w:hint="default"/>
+                <w:rFonts w:hint="default" w:ascii="宋体" w:hAnsi="宋体" w:cs="宋体"/>
                 <w:spacing w:val="7"/>
                 <w:sz w:val="20"/>
                 <w:szCs w:val="20"/>
@@ -1089,7 +1094,7 @@
             </w:pPr>
             <w:r>
               <w:rPr>
-                <w:rFonts w:ascii="宋体" w:hAnsi="宋体" w:cs="宋体" w:hint="eastAsia"/>
+                <w:rFonts w:hint="eastAsia" w:ascii="宋体" w:hAnsi="宋体" w:cs="宋体"/>
                 <w:spacing w:val="7"/>
                 <w:sz w:val="20"/>
                 <w:szCs w:val="20"/>
@@ -1118,18 +1123,18 @@
               <w:adjustRightInd w:val="0"/>
               <w:snapToGrid w:val="0"/>
               <w:spacing w:before="176" w:line="229" w:lineRule="auto"/>
-              <w:ind w:left="0" w:right="0" w:firstLine="0" w:leftChars="0" w:rightChars="0" w:firstLineChars="0"/>
+              <w:ind w:left="0" w:leftChars="0" w:right="0" w:rightChars="0" w:firstLine="0" w:firstLineChars="0"/>
               <w:jc w:val="center"/>
               <w:textAlignment w:val="baseline"/>
               <w:rPr>
-                <w:rFonts w:ascii="宋体" w:eastAsia="宋体" w:hAnsi="宋体" w:cs="宋体"/>
+                <w:rFonts w:ascii="宋体" w:hAnsi="宋体" w:eastAsia="宋体" w:cs="宋体"/>
                 <w:sz w:val="20"/>
                 <w:szCs w:val="20"/>
               </w:rPr>
             </w:pPr>
             <w:r>
               <w:rPr>
-                <w:rFonts w:ascii="宋体" w:eastAsia="宋体" w:hAnsi="宋体" w:cs="宋体"/>
+                <w:rFonts w:ascii="宋体" w:hAnsi="宋体" w:eastAsia="宋体" w:cs="宋体"/>
                 <w:spacing w:val="7"/>
                 <w:sz w:val="20"/>
                 <w:szCs w:val="20"/>
@@ -1141,9 +1146,14 @@
       </w:tr>
       <w:tr>
         <w:tblPrEx>
-          <w:tblW w:w="8214" w:type="dxa"/>
-          <w:jc w:val="center"/>
-          <w:tblLayout w:type="fixed"/>
+          <w:tblBorders>
+            <w:top w:val="single" w:color="000000" w:sz="2" w:space="0"/>
+            <w:left w:val="single" w:color="000000" w:sz="2" w:space="0"/>
+            <w:bottom w:val="single" w:color="000000" w:sz="2" w:space="0"/>
+            <w:right w:val="single" w:color="000000" w:sz="2" w:space="0"/>
+            <w:insideH w:val="single" w:color="000000" w:sz="2" w:space="0"/>
+            <w:insideV w:val="single" w:color="000000" w:sz="2" w:space="0"/>
+          </w:tblBorders>
           <w:tblCellMar>
             <w:top w:w="0" w:type="dxa"/>
             <w:left w:w="0" w:type="dxa"/>
@@ -1152,7 +1162,7 @@
           </w:tblCellMar>
         </w:tblPrEx>
         <w:trPr>
-          <w:trHeight w:val="516"/>
+          <w:trHeight w:val="516" w:hRule="atLeast"/>
           <w:jc w:val="center"/>
         </w:trPr>
         <w:tc>
@@ -1174,11 +1184,11 @@
               <w:adjustRightInd w:val="0"/>
               <w:snapToGrid w:val="0"/>
               <w:spacing w:before="173" w:line="267" w:lineRule="exact"/>
-              <w:ind w:left="0" w:right="0" w:firstLine="0" w:leftChars="0" w:rightChars="0" w:firstLineChars="0"/>
+              <w:ind w:left="0" w:leftChars="0" w:right="0" w:rightChars="0" w:firstLine="0" w:firstLineChars="0"/>
               <w:jc w:val="center"/>
               <w:textAlignment w:val="baseline"/>
               <w:rPr>
-                <w:rFonts w:ascii="宋体" w:eastAsia="宋体" w:hAnsi="宋体" w:cs="宋体" w:hint="default"/>
+                <w:rFonts w:hint="default" w:ascii="宋体" w:hAnsi="宋体" w:eastAsia="宋体" w:cs="宋体"/>
                 <w:sz w:val="20"/>
                 <w:szCs w:val="20"/>
                 <w:lang w:val="en-US"/>
@@ -1186,7 +1196,7 @@
             </w:pPr>
             <w:r>
               <w:rPr>
-                <w:rFonts w:ascii="宋体" w:eastAsia="宋体" w:hAnsi="宋体" w:cs="宋体"/>
+                <w:rFonts w:ascii="宋体" w:hAnsi="宋体" w:eastAsia="宋体" w:cs="宋体"/>
                 <w:spacing w:val="3"/>
                 <w:position w:val="1"/>
                 <w:sz w:val="20"/>
@@ -1196,7 +1206,7 @@
             </w:r>
             <w:r>
               <w:rPr>
-                <w:rFonts w:ascii="宋体" w:hAnsi="宋体" w:cs="宋体" w:hint="eastAsia"/>
+                <w:rFonts w:hint="eastAsia" w:ascii="宋体" w:hAnsi="宋体" w:cs="宋体"/>
                 <w:spacing w:val="3"/>
                 <w:position w:val="1"/>
                 <w:sz w:val="20"/>
@@ -1207,7 +1217,7 @@
             </w:r>
             <w:r>
               <w:rPr>
-                <w:rFonts w:ascii="宋体" w:eastAsia="宋体" w:hAnsi="宋体" w:cs="宋体"/>
+                <w:rFonts w:ascii="宋体" w:hAnsi="宋体" w:eastAsia="宋体" w:cs="宋体"/>
                 <w:spacing w:val="3"/>
                 <w:position w:val="1"/>
                 <w:sz w:val="20"/>
@@ -1217,7 +1227,7 @@
             </w:r>
             <w:r>
               <w:rPr>
-                <w:rFonts w:ascii="宋体" w:hAnsi="宋体" w:cs="宋体" w:hint="eastAsia"/>
+                <w:rFonts w:hint="eastAsia" w:ascii="宋体" w:hAnsi="宋体" w:cs="宋体"/>
                 <w:spacing w:val="3"/>
                 <w:position w:val="1"/>
                 <w:sz w:val="20"/>
@@ -1247,18 +1257,18 @@
               <w:adjustRightInd w:val="0"/>
               <w:snapToGrid w:val="0"/>
               <w:spacing w:before="173" w:line="267" w:lineRule="exact"/>
-              <w:ind w:left="0" w:right="0" w:firstLine="0" w:leftChars="0" w:rightChars="0" w:firstLineChars="0"/>
+              <w:ind w:left="0" w:leftChars="0" w:right="0" w:rightChars="0" w:firstLine="0" w:firstLineChars="0"/>
               <w:jc w:val="center"/>
               <w:textAlignment w:val="baseline"/>
               <w:rPr>
-                <w:rFonts w:ascii="宋体" w:eastAsia="宋体" w:hAnsi="宋体" w:cs="宋体"/>
+                <w:rFonts w:ascii="宋体" w:hAnsi="宋体" w:eastAsia="宋体" w:cs="宋体"/>
                 <w:sz w:val="20"/>
                 <w:szCs w:val="20"/>
               </w:rPr>
             </w:pPr>
             <w:r>
               <w:rPr>
-                <w:rFonts w:ascii="宋体" w:eastAsia="宋体" w:hAnsi="宋体" w:cs="宋体"/>
+                <w:rFonts w:ascii="宋体" w:hAnsi="宋体" w:eastAsia="宋体" w:cs="宋体"/>
                 <w:spacing w:val="4"/>
                 <w:position w:val="1"/>
                 <w:sz w:val="20"/>
@@ -1287,18 +1297,18 @@
               <w:adjustRightInd w:val="0"/>
               <w:snapToGrid w:val="0"/>
               <w:spacing w:before="172" w:line="228" w:lineRule="auto"/>
-              <w:ind w:left="0" w:right="0" w:firstLine="0" w:leftChars="0" w:rightChars="0" w:firstLineChars="0"/>
+              <w:ind w:left="0" w:leftChars="0" w:right="0" w:rightChars="0" w:firstLine="0" w:firstLineChars="0"/>
               <w:jc w:val="center"/>
               <w:textAlignment w:val="baseline"/>
               <w:rPr>
-                <w:rFonts w:ascii="宋体" w:eastAsia="宋体" w:hAnsi="宋体" w:cs="宋体"/>
+                <w:rFonts w:ascii="宋体" w:hAnsi="宋体" w:eastAsia="宋体" w:cs="宋体"/>
                 <w:sz w:val="20"/>
                 <w:szCs w:val="20"/>
               </w:rPr>
             </w:pPr>
             <w:r>
               <w:rPr>
-                <w:rFonts w:ascii="宋体" w:eastAsia="宋体" w:hAnsi="宋体" w:cs="宋体"/>
+                <w:rFonts w:ascii="宋体" w:hAnsi="宋体" w:eastAsia="宋体" w:cs="宋体"/>
                 <w:spacing w:val="200"/>
                 <w:kern w:val="0"/>
                 <w:sz w:val="20"/>
@@ -1308,7 +1318,7 @@
             </w:r>
             <w:r>
               <w:rPr>
-                <w:rFonts w:ascii="宋体" w:eastAsia="宋体" w:hAnsi="宋体" w:cs="宋体"/>
+                <w:rFonts w:ascii="宋体" w:hAnsi="宋体" w:eastAsia="宋体" w:cs="宋体"/>
                 <w:spacing w:val="0"/>
                 <w:kern w:val="0"/>
                 <w:sz w:val="20"/>
@@ -1337,11 +1347,11 @@
               <w:adjustRightInd w:val="0"/>
               <w:snapToGrid w:val="0"/>
               <w:spacing w:before="173" w:line="229" w:lineRule="auto"/>
-              <w:ind w:left="0" w:right="0" w:firstLine="0" w:leftChars="0" w:rightChars="0" w:firstLineChars="0"/>
+              <w:ind w:left="0" w:leftChars="0" w:right="0" w:rightChars="0" w:firstLine="0" w:firstLineChars="0"/>
               <w:jc w:val="center"/>
               <w:textAlignment w:val="baseline"/>
               <w:rPr>
-                <w:rFonts w:ascii="宋体" w:eastAsia="宋体" w:hAnsi="宋体" w:cs="宋体"/>
+                <w:rFonts w:ascii="宋体" w:hAnsi="宋体" w:eastAsia="宋体" w:cs="宋体"/>
                 <w:spacing w:val="200"/>
                 <w:kern w:val="0"/>
                 <w:sz w:val="20"/>
@@ -1350,7 +1360,7 @@
             </w:pPr>
             <w:r>
               <w:rPr>
-                <w:rFonts w:asciiTheme="minorAscii" w:eastAsiaTheme="minorEastAsia" w:hAnsiTheme="minorAscii" w:hint="eastAsia"/>
+                <w:rFonts w:hint="eastAsia" w:asciiTheme="minorAscii" w:hAnsiTheme="minorAscii" w:eastAsiaTheme="minorEastAsia"/>
                 <w:spacing w:val="0"/>
                 <w:kern w:val="0"/>
                 <w:sz w:val="21"/>
@@ -1380,11 +1390,11 @@
               <w:adjustRightInd w:val="0"/>
               <w:snapToGrid w:val="0"/>
               <w:spacing w:before="172" w:line="228" w:lineRule="auto"/>
-              <w:ind w:left="0" w:right="0" w:firstLine="0" w:leftChars="0" w:rightChars="0" w:firstLineChars="0"/>
+              <w:ind w:left="0" w:leftChars="0" w:right="0" w:rightChars="0" w:firstLine="0" w:firstLineChars="0"/>
               <w:jc w:val="center"/>
               <w:textAlignment w:val="baseline"/>
               <w:rPr>
-                <w:rFonts w:ascii="宋体" w:eastAsia="宋体" w:hAnsi="宋体" w:cs="宋体"/>
+                <w:rFonts w:ascii="宋体" w:hAnsi="宋体" w:eastAsia="宋体" w:cs="宋体"/>
                 <w:spacing w:val="200"/>
                 <w:kern w:val="0"/>
                 <w:sz w:val="20"/>
@@ -1393,7 +1403,7 @@
             </w:pPr>
             <w:r>
               <w:rPr>
-                <w:rFonts w:ascii="宋体" w:eastAsia="宋体" w:hAnsi="宋体" w:cs="宋体" w:hint="eastAsia"/>
+                <w:rFonts w:hint="eastAsia" w:ascii="宋体" w:hAnsi="宋体" w:eastAsia="宋体" w:cs="宋体"/>
                 <w:spacing w:val="200"/>
                 <w:kern w:val="0"/>
                 <w:sz w:val="20"/>
@@ -1403,7 +1413,7 @@
             </w:r>
             <w:r>
               <w:rPr>
-                <w:rFonts w:asciiTheme="minorAscii" w:eastAsiaTheme="minorEastAsia" w:hAnsiTheme="minorAscii" w:hint="eastAsia"/>
+                <w:rFonts w:hint="eastAsia" w:asciiTheme="minorAscii" w:hAnsiTheme="minorAscii" w:eastAsiaTheme="minorEastAsia"/>
                 <w:spacing w:val="0"/>
                 <w:kern w:val="0"/>
                 <w:sz w:val="21"/>
@@ -1433,18 +1443,18 @@
               <w:adjustRightInd w:val="0"/>
               <w:snapToGrid w:val="0"/>
               <w:spacing w:before="173" w:line="229" w:lineRule="auto"/>
-              <w:ind w:left="0" w:right="0" w:firstLine="0" w:leftChars="0" w:rightChars="0" w:firstLineChars="0"/>
+              <w:ind w:left="0" w:leftChars="0" w:right="0" w:rightChars="0" w:firstLine="0" w:firstLineChars="0"/>
               <w:jc w:val="center"/>
               <w:textAlignment w:val="baseline"/>
               <w:rPr>
-                <w:rFonts w:ascii="宋体" w:eastAsia="宋体" w:hAnsi="宋体" w:cs="宋体"/>
+                <w:rFonts w:ascii="宋体" w:hAnsi="宋体" w:eastAsia="宋体" w:cs="宋体"/>
                 <w:sz w:val="20"/>
                 <w:szCs w:val="20"/>
               </w:rPr>
             </w:pPr>
             <w:r>
               <w:rPr>
-                <w:rFonts w:asciiTheme="minorAscii" w:eastAsiaTheme="minorEastAsia" w:hAnsiTheme="minorAscii" w:hint="eastAsia"/>
+                <w:rFonts w:hint="eastAsia" w:asciiTheme="minorAscii" w:hAnsiTheme="minorAscii" w:eastAsiaTheme="minorEastAsia"/>
                 <w:spacing w:val="0"/>
                 <w:kern w:val="0"/>
                 <w:sz w:val="21"/>
@@ -1458,9 +1468,14 @@
       </w:tr>
       <w:tr>
         <w:tblPrEx>
-          <w:tblW w:w="8214" w:type="dxa"/>
-          <w:jc w:val="center"/>
-          <w:tblLayout w:type="fixed"/>
+          <w:tblBorders>
+            <w:top w:val="single" w:color="000000" w:sz="2" w:space="0"/>
+            <w:left w:val="single" w:color="000000" w:sz="2" w:space="0"/>
+            <w:bottom w:val="single" w:color="000000" w:sz="2" w:space="0"/>
+            <w:right w:val="single" w:color="000000" w:sz="2" w:space="0"/>
+            <w:insideH w:val="single" w:color="000000" w:sz="2" w:space="0"/>
+            <w:insideV w:val="single" w:color="000000" w:sz="2" w:space="0"/>
+          </w:tblBorders>
           <w:tblCellMar>
             <w:top w:w="0" w:type="dxa"/>
             <w:left w:w="0" w:type="dxa"/>
@@ -1469,7 +1484,7 @@
           </w:tblCellMar>
         </w:tblPrEx>
         <w:trPr>
-          <w:trHeight w:val="556"/>
+          <w:trHeight w:val="556" w:hRule="atLeast"/>
           <w:jc w:val="center"/>
         </w:trPr>
         <w:tc>
@@ -1478,7 +1493,7 @@
           </w:tcPr>
           <w:p>
             <w:pPr>
-              <w:pStyle w:val="TableText"/>
+              <w:pStyle w:val="27"/>
               <w:keepNext w:val="0"/>
               <w:keepLines w:val="0"/>
               <w:pageBreakBefore w:val="0"/>
@@ -1491,7 +1506,7 @@
               <w:bidi w:val="0"/>
               <w:adjustRightInd w:val="0"/>
               <w:snapToGrid w:val="0"/>
-              <w:ind w:left="0" w:right="0" w:firstLine="0" w:leftChars="0" w:rightChars="0" w:firstLineChars="0"/>
+              <w:ind w:left="0" w:leftChars="0" w:right="0" w:rightChars="0" w:firstLine="0" w:firstLineChars="0"/>
               <w:jc w:val="center"/>
               <w:textAlignment w:val="baseline"/>
             </w:pPr>
@@ -1503,7 +1518,7 @@
           </w:tcPr>
           <w:p>
             <w:pPr>
-              <w:pStyle w:val="TableText"/>
+              <w:pStyle w:val="27"/>
               <w:keepNext w:val="0"/>
               <w:keepLines w:val="0"/>
               <w:pageBreakBefore w:val="0"/>
@@ -1516,7 +1531,7 @@
               <w:bidi w:val="0"/>
               <w:adjustRightInd w:val="0"/>
               <w:snapToGrid w:val="0"/>
-              <w:ind w:left="0" w:right="0" w:firstLine="0" w:leftChars="0" w:rightChars="0" w:firstLineChars="0"/>
+              <w:ind w:left="0" w:leftChars="0" w:right="0" w:rightChars="0" w:firstLine="0" w:firstLineChars="0"/>
               <w:jc w:val="center"/>
               <w:textAlignment w:val="baseline"/>
             </w:pPr>
@@ -1528,7 +1543,7 @@
           </w:tcPr>
           <w:p>
             <w:pPr>
-              <w:pStyle w:val="TableText"/>
+              <w:pStyle w:val="27"/>
               <w:keepNext w:val="0"/>
               <w:keepLines w:val="0"/>
               <w:pageBreakBefore w:val="0"/>
@@ -1541,7 +1556,7 @@
               <w:bidi w:val="0"/>
               <w:adjustRightInd w:val="0"/>
               <w:snapToGrid w:val="0"/>
-              <w:ind w:left="0" w:right="0" w:firstLine="0" w:leftChars="0" w:rightChars="0" w:firstLineChars="0"/>
+              <w:ind w:left="0" w:leftChars="0" w:right="0" w:rightChars="0" w:firstLine="0" w:firstLineChars="0"/>
               <w:jc w:val="center"/>
               <w:textAlignment w:val="baseline"/>
             </w:pPr>
@@ -1553,7 +1568,7 @@
           </w:tcPr>
           <w:p>
             <w:pPr>
-              <w:pStyle w:val="TableText"/>
+              <w:pStyle w:val="27"/>
               <w:keepNext w:val="0"/>
               <w:keepLines w:val="0"/>
               <w:pageBreakBefore w:val="0"/>
@@ -1566,7 +1581,7 @@
               <w:bidi w:val="0"/>
               <w:adjustRightInd w:val="0"/>
               <w:snapToGrid w:val="0"/>
-              <w:ind w:left="0" w:right="0" w:firstLine="0" w:leftChars="0" w:rightChars="0" w:firstLineChars="0"/>
+              <w:ind w:left="0" w:leftChars="0" w:right="0" w:rightChars="0" w:firstLine="0" w:firstLineChars="0"/>
               <w:jc w:val="center"/>
               <w:textAlignment w:val="baseline"/>
             </w:pPr>
@@ -1578,7 +1593,7 @@
           </w:tcPr>
           <w:p>
             <w:pPr>
-              <w:pStyle w:val="TableText"/>
+              <w:pStyle w:val="27"/>
               <w:keepNext w:val="0"/>
               <w:keepLines w:val="0"/>
               <w:pageBreakBefore w:val="0"/>
@@ -1591,7 +1606,7 @@
               <w:bidi w:val="0"/>
               <w:adjustRightInd w:val="0"/>
               <w:snapToGrid w:val="0"/>
-              <w:ind w:left="0" w:right="0" w:firstLine="0" w:leftChars="0" w:rightChars="0" w:firstLineChars="0"/>
+              <w:ind w:left="0" w:leftChars="0" w:right="0" w:rightChars="0" w:firstLine="0" w:firstLineChars="0"/>
               <w:jc w:val="center"/>
               <w:textAlignment w:val="baseline"/>
             </w:pPr>
@@ -1603,7 +1618,7 @@
           </w:tcPr>
           <w:p>
             <w:pPr>
-              <w:pStyle w:val="TableText"/>
+              <w:pStyle w:val="27"/>
               <w:keepNext w:val="0"/>
               <w:keepLines w:val="0"/>
               <w:pageBreakBefore w:val="0"/>
@@ -1616,7 +1631,7 @@
               <w:bidi w:val="0"/>
               <w:adjustRightInd w:val="0"/>
               <w:snapToGrid w:val="0"/>
-              <w:ind w:left="0" w:right="0" w:firstLine="0" w:leftChars="0" w:rightChars="0" w:firstLineChars="0"/>
+              <w:ind w:left="0" w:leftChars="0" w:right="0" w:rightChars="0" w:firstLine="0" w:firstLineChars="0"/>
               <w:jc w:val="center"/>
               <w:textAlignment w:val="baseline"/>
             </w:pPr>
@@ -1625,9 +1640,14 @@
       </w:tr>
       <w:tr>
         <w:tblPrEx>
-          <w:tblW w:w="8214" w:type="dxa"/>
-          <w:jc w:val="center"/>
-          <w:tblLayout w:type="fixed"/>
+          <w:tblBorders>
+            <w:top w:val="single" w:color="000000" w:sz="2" w:space="0"/>
+            <w:left w:val="single" w:color="000000" w:sz="2" w:space="0"/>
+            <w:bottom w:val="single" w:color="000000" w:sz="2" w:space="0"/>
+            <w:right w:val="single" w:color="000000" w:sz="2" w:space="0"/>
+            <w:insideH w:val="single" w:color="000000" w:sz="2" w:space="0"/>
+            <w:insideV w:val="single" w:color="000000" w:sz="2" w:space="0"/>
+          </w:tblBorders>
           <w:tblCellMar>
             <w:top w:w="0" w:type="dxa"/>
             <w:left w:w="0" w:type="dxa"/>
@@ -1636,7 +1656,7 @@
           </w:tblCellMar>
         </w:tblPrEx>
         <w:trPr>
-          <w:trHeight w:val="556"/>
+          <w:trHeight w:val="556" w:hRule="atLeast"/>
           <w:jc w:val="center"/>
         </w:trPr>
         <w:tc>
@@ -1645,7 +1665,7 @@
           </w:tcPr>
           <w:p>
             <w:pPr>
-              <w:pStyle w:val="TableText"/>
+              <w:pStyle w:val="27"/>
               <w:keepNext w:val="0"/>
               <w:keepLines w:val="0"/>
               <w:pageBreakBefore w:val="0"/>
@@ -1658,7 +1678,7 @@
               <w:bidi w:val="0"/>
               <w:adjustRightInd w:val="0"/>
               <w:snapToGrid w:val="0"/>
-              <w:ind w:left="0" w:right="0" w:firstLine="0" w:leftChars="0" w:rightChars="0" w:firstLineChars="0"/>
+              <w:ind w:left="0" w:leftChars="0" w:right="0" w:rightChars="0" w:firstLine="0" w:firstLineChars="0"/>
               <w:jc w:val="center"/>
               <w:textAlignment w:val="baseline"/>
             </w:pPr>
@@ -1670,7 +1690,7 @@
           </w:tcPr>
           <w:p>
             <w:pPr>
-              <w:pStyle w:val="TableText"/>
+              <w:pStyle w:val="27"/>
               <w:keepNext w:val="0"/>
               <w:keepLines w:val="0"/>
               <w:pageBreakBefore w:val="0"/>
@@ -1683,7 +1703,7 @@
               <w:bidi w:val="0"/>
               <w:adjustRightInd w:val="0"/>
               <w:snapToGrid w:val="0"/>
-              <w:ind w:left="0" w:right="0" w:firstLine="0" w:leftChars="0" w:rightChars="0" w:firstLineChars="0"/>
+              <w:ind w:left="0" w:leftChars="0" w:right="0" w:rightChars="0" w:firstLine="0" w:firstLineChars="0"/>
               <w:jc w:val="center"/>
               <w:textAlignment w:val="baseline"/>
             </w:pPr>
@@ -1695,7 +1715,7 @@
           </w:tcPr>
           <w:p>
             <w:pPr>
-              <w:pStyle w:val="TableText"/>
+              <w:pStyle w:val="27"/>
               <w:keepNext w:val="0"/>
               <w:keepLines w:val="0"/>
               <w:pageBreakBefore w:val="0"/>
@@ -1708,7 +1728,7 @@
               <w:bidi w:val="0"/>
               <w:adjustRightInd w:val="0"/>
               <w:snapToGrid w:val="0"/>
-              <w:ind w:left="0" w:right="0" w:firstLine="0" w:leftChars="0" w:rightChars="0" w:firstLineChars="0"/>
+              <w:ind w:left="0" w:leftChars="0" w:right="0" w:rightChars="0" w:firstLine="0" w:firstLineChars="0"/>
               <w:jc w:val="center"/>
               <w:textAlignment w:val="baseline"/>
             </w:pPr>
@@ -1720,7 +1740,7 @@
           </w:tcPr>
           <w:p>
             <w:pPr>
-              <w:pStyle w:val="TableText"/>
+              <w:pStyle w:val="27"/>
               <w:keepNext w:val="0"/>
               <w:keepLines w:val="0"/>
               <w:pageBreakBefore w:val="0"/>
@@ -1733,7 +1753,7 @@
               <w:bidi w:val="0"/>
               <w:adjustRightInd w:val="0"/>
               <w:snapToGrid w:val="0"/>
-              <w:ind w:left="0" w:right="0" w:firstLine="0" w:leftChars="0" w:rightChars="0" w:firstLineChars="0"/>
+              <w:ind w:left="0" w:leftChars="0" w:right="0" w:rightChars="0" w:firstLine="0" w:firstLineChars="0"/>
               <w:jc w:val="center"/>
               <w:textAlignment w:val="baseline"/>
             </w:pPr>
@@ -1745,7 +1765,7 @@
           </w:tcPr>
           <w:p>
             <w:pPr>
-              <w:pStyle w:val="TableText"/>
+              <w:pStyle w:val="27"/>
               <w:keepNext w:val="0"/>
               <w:keepLines w:val="0"/>
               <w:pageBreakBefore w:val="0"/>
@@ -1758,7 +1778,7 @@
               <w:bidi w:val="0"/>
               <w:adjustRightInd w:val="0"/>
               <w:snapToGrid w:val="0"/>
-              <w:ind w:left="0" w:right="0" w:firstLine="0" w:leftChars="0" w:rightChars="0" w:firstLineChars="0"/>
+              <w:ind w:left="0" w:leftChars="0" w:right="0" w:rightChars="0" w:firstLine="0" w:firstLineChars="0"/>
               <w:jc w:val="center"/>
               <w:textAlignment w:val="baseline"/>
             </w:pPr>
@@ -1770,7 +1790,7 @@
           </w:tcPr>
           <w:p>
             <w:pPr>
-              <w:pStyle w:val="TableText"/>
+              <w:pStyle w:val="27"/>
               <w:keepNext w:val="0"/>
               <w:keepLines w:val="0"/>
               <w:pageBreakBefore w:val="0"/>
@@ -1783,7 +1803,7 @@
               <w:bidi w:val="0"/>
               <w:adjustRightInd w:val="0"/>
               <w:snapToGrid w:val="0"/>
-              <w:ind w:left="0" w:right="0" w:firstLine="0" w:leftChars="0" w:rightChars="0" w:firstLineChars="0"/>
+              <w:ind w:left="0" w:leftChars="0" w:right="0" w:rightChars="0" w:firstLine="0" w:firstLineChars="0"/>
               <w:jc w:val="center"/>
               <w:textAlignment w:val="baseline"/>
             </w:pPr>
@@ -1792,9 +1812,14 @@
       </w:tr>
       <w:tr>
         <w:tblPrEx>
-          <w:tblW w:w="8214" w:type="dxa"/>
-          <w:jc w:val="center"/>
-          <w:tblLayout w:type="fixed"/>
+          <w:tblBorders>
+            <w:top w:val="single" w:color="000000" w:sz="2" w:space="0"/>
+            <w:left w:val="single" w:color="000000" w:sz="2" w:space="0"/>
+            <w:bottom w:val="single" w:color="000000" w:sz="2" w:space="0"/>
+            <w:right w:val="single" w:color="000000" w:sz="2" w:space="0"/>
+            <w:insideH w:val="single" w:color="000000" w:sz="2" w:space="0"/>
+            <w:insideV w:val="single" w:color="000000" w:sz="2" w:space="0"/>
+          </w:tblBorders>
           <w:tblCellMar>
             <w:top w:w="0" w:type="dxa"/>
             <w:left w:w="0" w:type="dxa"/>
@@ -1803,7 +1828,7 @@
           </w:tblCellMar>
         </w:tblPrEx>
         <w:trPr>
-          <w:trHeight w:val="557"/>
+          <w:trHeight w:val="557" w:hRule="atLeast"/>
           <w:jc w:val="center"/>
         </w:trPr>
         <w:tc>
@@ -1812,7 +1837,7 @@
           </w:tcPr>
           <w:p>
             <w:pPr>
-              <w:pStyle w:val="TableText"/>
+              <w:pStyle w:val="27"/>
               <w:keepNext w:val="0"/>
               <w:keepLines w:val="0"/>
               <w:pageBreakBefore w:val="0"/>
@@ -1825,7 +1850,7 @@
               <w:bidi w:val="0"/>
               <w:adjustRightInd w:val="0"/>
               <w:snapToGrid w:val="0"/>
-              <w:ind w:left="0" w:right="0" w:firstLine="0" w:leftChars="0" w:rightChars="0" w:firstLineChars="0"/>
+              <w:ind w:left="0" w:leftChars="0" w:right="0" w:rightChars="0" w:firstLine="0" w:firstLineChars="0"/>
               <w:jc w:val="center"/>
               <w:textAlignment w:val="baseline"/>
             </w:pPr>
@@ -1837,7 +1862,7 @@
           </w:tcPr>
           <w:p>
             <w:pPr>
-              <w:pStyle w:val="TableText"/>
+              <w:pStyle w:val="27"/>
               <w:keepNext w:val="0"/>
               <w:keepLines w:val="0"/>
               <w:pageBreakBefore w:val="0"/>
@@ -1850,7 +1875,7 @@
               <w:bidi w:val="0"/>
               <w:adjustRightInd w:val="0"/>
               <w:snapToGrid w:val="0"/>
-              <w:ind w:left="0" w:right="0" w:firstLine="0" w:leftChars="0" w:rightChars="0" w:firstLineChars="0"/>
+              <w:ind w:left="0" w:leftChars="0" w:right="0" w:rightChars="0" w:firstLine="0" w:firstLineChars="0"/>
               <w:jc w:val="center"/>
               <w:textAlignment w:val="baseline"/>
             </w:pPr>
@@ -1862,7 +1887,7 @@
           </w:tcPr>
           <w:p>
             <w:pPr>
-              <w:pStyle w:val="TableText"/>
+              <w:pStyle w:val="27"/>
               <w:keepNext w:val="0"/>
               <w:keepLines w:val="0"/>
               <w:pageBreakBefore w:val="0"/>
@@ -1875,7 +1900,7 @@
               <w:bidi w:val="0"/>
               <w:adjustRightInd w:val="0"/>
               <w:snapToGrid w:val="0"/>
-              <w:ind w:left="0" w:right="0" w:firstLine="0" w:leftChars="0" w:rightChars="0" w:firstLineChars="0"/>
+              <w:ind w:left="0" w:leftChars="0" w:right="0" w:rightChars="0" w:firstLine="0" w:firstLineChars="0"/>
               <w:jc w:val="center"/>
               <w:textAlignment w:val="baseline"/>
             </w:pPr>
@@ -1887,7 +1912,7 @@
           </w:tcPr>
           <w:p>
             <w:pPr>
-              <w:pStyle w:val="TableText"/>
+              <w:pStyle w:val="27"/>
               <w:keepNext w:val="0"/>
               <w:keepLines w:val="0"/>
               <w:pageBreakBefore w:val="0"/>
@@ -1900,7 +1925,7 @@
               <w:bidi w:val="0"/>
               <w:adjustRightInd w:val="0"/>
               <w:snapToGrid w:val="0"/>
-              <w:ind w:left="0" w:right="0" w:firstLine="0" w:leftChars="0" w:rightChars="0" w:firstLineChars="0"/>
+              <w:ind w:left="0" w:leftChars="0" w:right="0" w:rightChars="0" w:firstLine="0" w:firstLineChars="0"/>
               <w:jc w:val="center"/>
               <w:textAlignment w:val="baseline"/>
             </w:pPr>
@@ -1912,7 +1937,7 @@
           </w:tcPr>
           <w:p>
             <w:pPr>
-              <w:pStyle w:val="TableText"/>
+              <w:pStyle w:val="27"/>
               <w:keepNext w:val="0"/>
               <w:keepLines w:val="0"/>
               <w:pageBreakBefore w:val="0"/>
@@ -1925,7 +1950,7 @@
               <w:bidi w:val="0"/>
               <w:adjustRightInd w:val="0"/>
               <w:snapToGrid w:val="0"/>
-              <w:ind w:left="0" w:right="0" w:firstLine="0" w:leftChars="0" w:rightChars="0" w:firstLineChars="0"/>
+              <w:ind w:left="0" w:leftChars="0" w:right="0" w:rightChars="0" w:firstLine="0" w:firstLineChars="0"/>
               <w:jc w:val="center"/>
               <w:textAlignment w:val="baseline"/>
             </w:pPr>
@@ -1937,7 +1962,7 @@
           </w:tcPr>
           <w:p>
             <w:pPr>
-              <w:pStyle w:val="TableText"/>
+              <w:pStyle w:val="27"/>
               <w:keepNext w:val="0"/>
               <w:keepLines w:val="0"/>
               <w:pageBreakBefore w:val="0"/>
@@ -1950,7 +1975,7 @@
               <w:bidi w:val="0"/>
               <w:adjustRightInd w:val="0"/>
               <w:snapToGrid w:val="0"/>
-              <w:ind w:left="0" w:right="0" w:firstLine="0" w:leftChars="0" w:rightChars="0" w:firstLineChars="0"/>
+              <w:ind w:left="0" w:leftChars="0" w:right="0" w:rightChars="0" w:firstLine="0" w:firstLineChars="0"/>
               <w:jc w:val="center"/>
               <w:textAlignment w:val="baseline"/>
             </w:pPr>
@@ -1982,7 +2007,7 @@
     <w:sdt>
       <w:sdtPr>
         <w:rPr>
-          <w:rFonts w:ascii="宋体" w:eastAsia="宋体" w:hAnsi="宋体" w:cs="宋体" w:hint="eastAsia"/>
+          <w:rFonts w:hint="eastAsia" w:ascii="宋体" w:hAnsi="宋体" w:eastAsia="宋体" w:cs="宋体"/>
           <w:snapToGrid w:val="0"/>
           <w:color w:val="000000"/>
           <w:kern w:val="0"/>
@@ -1998,7 +2023,7 @@
       </w:sdtPr>
       <w:sdtEndPr>
         <w:rPr>
-          <w:rFonts w:ascii="宋体" w:eastAsia="宋体" w:hAnsi="宋体" w:cs="宋体" w:hint="eastAsia"/>
+          <w:rFonts w:hint="eastAsia" w:ascii="宋体" w:hAnsi="宋体" w:eastAsia="宋体" w:cs="宋体"/>
           <w:snapToGrid w:val="0"/>
           <w:color w:val="000000"/>
           <w:kern w:val="0"/>
@@ -2024,18 +2049,18 @@
             <w:adjustRightInd w:val="0"/>
             <w:snapToGrid w:val="0"/>
             <w:spacing w:before="0" w:beforeLines="0" w:after="0" w:afterLines="0" w:line="312" w:lineRule="auto"/>
-            <w:ind w:left="0" w:right="0" w:firstLine="0" w:leftChars="0" w:rightChars="0" w:firstLineChars="0"/>
+            <w:ind w:left="0" w:leftChars="0" w:right="0" w:rightChars="0" w:firstLine="0" w:firstLineChars="0"/>
             <w:jc w:val="center"/>
             <w:textAlignment w:val="baseline"/>
             <w:rPr>
-              <w:rFonts w:ascii="宋体" w:eastAsia="宋体" w:hAnsi="宋体" w:cs="宋体" w:hint="eastAsia"/>
+              <w:rFonts w:hint="eastAsia" w:ascii="宋体" w:hAnsi="宋体" w:eastAsia="宋体" w:cs="宋体"/>
               <w:sz w:val="24"/>
               <w:szCs w:val="24"/>
             </w:rPr>
           </w:pPr>
           <w:r>
             <w:rPr>
-              <w:rFonts w:ascii="宋体" w:eastAsia="宋体" w:hAnsi="宋体" w:cs="宋体" w:hint="eastAsia"/>
+              <w:rFonts w:hint="eastAsia" w:ascii="宋体" w:hAnsi="宋体" w:eastAsia="宋体" w:cs="宋体"/>
               <w:sz w:val="24"/>
               <w:szCs w:val="24"/>
             </w:rPr>
@@ -2044,14 +2069,14 @@
         </w:p>
         <w:p>
           <w:pPr>
-            <w:pStyle w:val="TOC1"/>
+            <w:pStyle w:val="16"/>
             <w:tabs>
               <w:tab w:val="right" w:leader="dot" w:pos="8306"/>
             </w:tabs>
           </w:pPr>
           <w:r>
             <w:rPr>
-              <w:rFonts w:ascii="宋体" w:eastAsia="宋体" w:hAnsi="宋体" w:cs="宋体" w:hint="eastAsia"/>
+              <w:rFonts w:hint="eastAsia" w:ascii="宋体" w:hAnsi="宋体" w:eastAsia="宋体" w:cs="宋体"/>
               <w:sz w:val="24"/>
               <w:szCs w:val="24"/>
             </w:rPr>
@@ -2059,7 +2084,7 @@
           </w:r>
           <w:r>
             <w:rPr>
-              <w:rFonts w:ascii="宋体" w:eastAsia="宋体" w:hAnsi="宋体" w:cs="宋体" w:hint="eastAsia"/>
+              <w:rFonts w:hint="eastAsia" w:ascii="宋体" w:hAnsi="宋体" w:eastAsia="宋体" w:cs="宋体"/>
               <w:sz w:val="24"/>
               <w:szCs w:val="24"/>
             </w:rPr>
@@ -2067,7 +2092,7 @@
           </w:r>
           <w:r>
             <w:rPr>
-              <w:rFonts w:ascii="宋体" w:eastAsia="宋体" w:hAnsi="宋体" w:cs="宋体" w:hint="eastAsia"/>
+              <w:rFonts w:hint="eastAsia" w:ascii="宋体" w:hAnsi="宋体" w:eastAsia="宋体" w:cs="宋体"/>
               <w:sz w:val="24"/>
               <w:szCs w:val="24"/>
             </w:rPr>
@@ -2075,21 +2100,21 @@
           </w:r>
           <w:r>
             <w:rPr>
-              <w:rFonts w:ascii="宋体" w:eastAsia="宋体" w:hAnsi="宋体" w:cs="宋体" w:hint="eastAsia"/>
+              <w:rFonts w:hint="eastAsia" w:ascii="宋体" w:hAnsi="宋体" w:eastAsia="宋体" w:cs="宋体"/>
               <w:szCs w:val="24"/>
             </w:rPr>
             <w:fldChar w:fldCharType="begin"/>
           </w:r>
           <w:r>
             <w:rPr>
-              <w:rFonts w:ascii="宋体" w:eastAsia="宋体" w:hAnsi="宋体" w:cs="宋体" w:hint="eastAsia"/>
+              <w:rFonts w:hint="eastAsia" w:ascii="宋体" w:hAnsi="宋体" w:eastAsia="宋体" w:cs="宋体"/>
               <w:szCs w:val="24"/>
             </w:rPr>
-            <w:instrText xml:space="preserve"> HYPERLINK \l _Toc23316 </w:instrText>
+            <w:instrText xml:space="preserve"> HYPERLINK \l _Toc814 </w:instrText>
           </w:r>
           <w:r>
             <w:rPr>
-              <w:rFonts w:ascii="宋体" w:eastAsia="宋体" w:hAnsi="宋体" w:cs="宋体" w:hint="eastAsia"/>
+              <w:rFonts w:hint="eastAsia" w:ascii="宋体" w:hAnsi="宋体" w:eastAsia="宋体" w:cs="宋体"/>
               <w:szCs w:val="24"/>
             </w:rPr>
             <w:fldChar w:fldCharType="separate"/>
@@ -2108,7 +2133,7 @@
             <w:fldChar w:fldCharType="begin"/>
           </w:r>
           <w:r>
-            <w:instrText xml:space="preserve"> PAGEREF _Toc23316 \h </w:instrText>
+            <w:instrText xml:space="preserve"> PAGEREF _Toc814 \h </w:instrText>
           </w:r>
           <w:r>
             <w:fldChar w:fldCharType="separate"/>
@@ -2121,7 +2146,7 @@
           </w:r>
           <w:r>
             <w:rPr>
-              <w:rFonts w:ascii="宋体" w:eastAsia="宋体" w:hAnsi="宋体" w:cs="宋体" w:hint="eastAsia"/>
+              <w:rFonts w:hint="eastAsia" w:ascii="宋体" w:hAnsi="宋体" w:eastAsia="宋体" w:cs="宋体"/>
               <w:szCs w:val="24"/>
             </w:rPr>
             <w:fldChar w:fldCharType="end"/>
@@ -2129,28 +2154,28 @@
         </w:p>
         <w:p>
           <w:pPr>
-            <w:pStyle w:val="TOC1"/>
+            <w:pStyle w:val="16"/>
             <w:tabs>
               <w:tab w:val="right" w:leader="dot" w:pos="8306"/>
             </w:tabs>
           </w:pPr>
           <w:r>
             <w:rPr>
-              <w:rFonts w:ascii="宋体" w:eastAsia="宋体" w:hAnsi="宋体" w:cs="宋体" w:hint="eastAsia"/>
+              <w:rFonts w:hint="eastAsia" w:ascii="宋体" w:hAnsi="宋体" w:eastAsia="宋体" w:cs="宋体"/>
               <w:szCs w:val="24"/>
             </w:rPr>
             <w:fldChar w:fldCharType="begin"/>
           </w:r>
           <w:r>
             <w:rPr>
-              <w:rFonts w:ascii="宋体" w:eastAsia="宋体" w:hAnsi="宋体" w:cs="宋体" w:hint="eastAsia"/>
+              <w:rFonts w:hint="eastAsia" w:ascii="宋体" w:hAnsi="宋体" w:eastAsia="宋体" w:cs="宋体"/>
               <w:szCs w:val="24"/>
             </w:rPr>
-            <w:instrText xml:space="preserve"> HYPERLINK \l _Toc16717 </w:instrText>
+            <w:instrText xml:space="preserve"> HYPERLINK \l _Toc28698 </w:instrText>
           </w:r>
           <w:r>
             <w:rPr>
-              <w:rFonts w:ascii="宋体" w:eastAsia="宋体" w:hAnsi="宋体" w:cs="宋体" w:hint="eastAsia"/>
+              <w:rFonts w:hint="eastAsia" w:ascii="宋体" w:hAnsi="宋体" w:eastAsia="宋体" w:cs="宋体"/>
               <w:szCs w:val="24"/>
             </w:rPr>
             <w:fldChar w:fldCharType="separate"/>
@@ -2169,7 +2194,7 @@
             <w:fldChar w:fldCharType="begin"/>
           </w:r>
           <w:r>
-            <w:instrText xml:space="preserve"> PAGEREF _Toc16717 \h </w:instrText>
+            <w:instrText xml:space="preserve"> PAGEREF _Toc28698 \h </w:instrText>
           </w:r>
           <w:r>
             <w:fldChar w:fldCharType="separate"/>
@@ -2182,7 +2207,7 @@
           </w:r>
           <w:r>
             <w:rPr>
-              <w:rFonts w:ascii="宋体" w:eastAsia="宋体" w:hAnsi="宋体" w:cs="宋体" w:hint="eastAsia"/>
+              <w:rFonts w:hint="eastAsia" w:ascii="宋体" w:hAnsi="宋体" w:eastAsia="宋体" w:cs="宋体"/>
               <w:szCs w:val="24"/>
             </w:rPr>
             <w:fldChar w:fldCharType="end"/>
@@ -2190,28 +2215,28 @@
         </w:p>
         <w:p>
           <w:pPr>
-            <w:pStyle w:val="TOC1"/>
+            <w:pStyle w:val="16"/>
             <w:tabs>
               <w:tab w:val="right" w:leader="dot" w:pos="8306"/>
             </w:tabs>
           </w:pPr>
           <w:r>
             <w:rPr>
-              <w:rFonts w:ascii="宋体" w:eastAsia="宋体" w:hAnsi="宋体" w:cs="宋体" w:hint="eastAsia"/>
+              <w:rFonts w:hint="eastAsia" w:ascii="宋体" w:hAnsi="宋体" w:eastAsia="宋体" w:cs="宋体"/>
               <w:szCs w:val="24"/>
             </w:rPr>
             <w:fldChar w:fldCharType="begin"/>
           </w:r>
           <w:r>
             <w:rPr>
-              <w:rFonts w:ascii="宋体" w:eastAsia="宋体" w:hAnsi="宋体" w:cs="宋体" w:hint="eastAsia"/>
+              <w:rFonts w:hint="eastAsia" w:ascii="宋体" w:hAnsi="宋体" w:eastAsia="宋体" w:cs="宋体"/>
               <w:szCs w:val="24"/>
             </w:rPr>
-            <w:instrText xml:space="preserve"> HYPERLINK \l _Toc13552 </w:instrText>
+            <w:instrText xml:space="preserve"> HYPERLINK \l _Toc1641 </w:instrText>
           </w:r>
           <w:r>
             <w:rPr>
-              <w:rFonts w:ascii="宋体" w:eastAsia="宋体" w:hAnsi="宋体" w:cs="宋体" w:hint="eastAsia"/>
+              <w:rFonts w:hint="eastAsia" w:ascii="宋体" w:hAnsi="宋体" w:eastAsia="宋体" w:cs="宋体"/>
               <w:szCs w:val="24"/>
             </w:rPr>
             <w:fldChar w:fldCharType="separate"/>
@@ -2230,7 +2255,7 @@
             <w:fldChar w:fldCharType="begin"/>
           </w:r>
           <w:r>
-            <w:instrText xml:space="preserve"> PAGEREF _Toc13552 \h </w:instrText>
+            <w:instrText xml:space="preserve"> PAGEREF _Toc1641 \h </w:instrText>
           </w:r>
           <w:r>
             <w:fldChar w:fldCharType="separate"/>
@@ -2243,7 +2268,7 @@
           </w:r>
           <w:r>
             <w:rPr>
-              <w:rFonts w:ascii="宋体" w:eastAsia="宋体" w:hAnsi="宋体" w:cs="宋体" w:hint="eastAsia"/>
+              <w:rFonts w:hint="eastAsia" w:ascii="宋体" w:hAnsi="宋体" w:eastAsia="宋体" w:cs="宋体"/>
               <w:szCs w:val="24"/>
             </w:rPr>
             <w:fldChar w:fldCharType="end"/>
@@ -2251,28 +2276,28 @@
         </w:p>
         <w:p>
           <w:pPr>
-            <w:pStyle w:val="TOC1"/>
+            <w:pStyle w:val="16"/>
             <w:tabs>
               <w:tab w:val="right" w:leader="dot" w:pos="8306"/>
             </w:tabs>
           </w:pPr>
           <w:r>
             <w:rPr>
-              <w:rFonts w:ascii="宋体" w:eastAsia="宋体" w:hAnsi="宋体" w:cs="宋体" w:hint="eastAsia"/>
+              <w:rFonts w:hint="eastAsia" w:ascii="宋体" w:hAnsi="宋体" w:eastAsia="宋体" w:cs="宋体"/>
               <w:szCs w:val="24"/>
             </w:rPr>
             <w:fldChar w:fldCharType="begin"/>
           </w:r>
           <w:r>
             <w:rPr>
-              <w:rFonts w:ascii="宋体" w:eastAsia="宋体" w:hAnsi="宋体" w:cs="宋体" w:hint="eastAsia"/>
+              <w:rFonts w:hint="eastAsia" w:ascii="宋体" w:hAnsi="宋体" w:eastAsia="宋体" w:cs="宋体"/>
               <w:szCs w:val="24"/>
             </w:rPr>
-            <w:instrText xml:space="preserve"> HYPERLINK \l _Toc19341 </w:instrText>
+            <w:instrText xml:space="preserve"> HYPERLINK \l _Toc1015 </w:instrText>
           </w:r>
           <w:r>
             <w:rPr>
-              <w:rFonts w:ascii="宋体" w:eastAsia="宋体" w:hAnsi="宋体" w:cs="宋体" w:hint="eastAsia"/>
+              <w:rFonts w:hint="eastAsia" w:ascii="宋体" w:hAnsi="宋体" w:eastAsia="宋体" w:cs="宋体"/>
               <w:szCs w:val="24"/>
             </w:rPr>
             <w:fldChar w:fldCharType="separate"/>
@@ -2291,7 +2316,7 @@
             <w:fldChar w:fldCharType="begin"/>
           </w:r>
           <w:r>
-            <w:instrText xml:space="preserve"> PAGEREF _Toc19341 \h </w:instrText>
+            <w:instrText xml:space="preserve"> PAGEREF _Toc1015 \h </w:instrText>
           </w:r>
           <w:r>
             <w:fldChar w:fldCharType="separate"/>
@@ -2304,7 +2329,7 @@
           </w:r>
           <w:r>
             <w:rPr>
-              <w:rFonts w:ascii="宋体" w:eastAsia="宋体" w:hAnsi="宋体" w:cs="宋体" w:hint="eastAsia"/>
+              <w:rFonts w:hint="eastAsia" w:ascii="宋体" w:hAnsi="宋体" w:eastAsia="宋体" w:cs="宋体"/>
               <w:szCs w:val="24"/>
             </w:rPr>
             <w:fldChar w:fldCharType="end"/>
@@ -2312,28 +2337,28 @@
         </w:p>
         <w:p>
           <w:pPr>
-            <w:pStyle w:val="TOC2"/>
+            <w:pStyle w:val="17"/>
             <w:tabs>
               <w:tab w:val="right" w:leader="dot" w:pos="8306"/>
             </w:tabs>
           </w:pPr>
           <w:r>
             <w:rPr>
-              <w:rFonts w:ascii="宋体" w:eastAsia="宋体" w:hAnsi="宋体" w:cs="宋体" w:hint="eastAsia"/>
+              <w:rFonts w:hint="eastAsia" w:ascii="宋体" w:hAnsi="宋体" w:eastAsia="宋体" w:cs="宋体"/>
               <w:szCs w:val="24"/>
             </w:rPr>
             <w:fldChar w:fldCharType="begin"/>
           </w:r>
           <w:r>
             <w:rPr>
-              <w:rFonts w:ascii="宋体" w:eastAsia="宋体" w:hAnsi="宋体" w:cs="宋体" w:hint="eastAsia"/>
+              <w:rFonts w:hint="eastAsia" w:ascii="宋体" w:hAnsi="宋体" w:eastAsia="宋体" w:cs="宋体"/>
               <w:szCs w:val="24"/>
             </w:rPr>
-            <w:instrText xml:space="preserve"> HYPERLINK \l _Toc17881 </w:instrText>
+            <w:instrText xml:space="preserve"> HYPERLINK \l _Toc720 </w:instrText>
           </w:r>
           <w:r>
             <w:rPr>
-              <w:rFonts w:ascii="宋体" w:eastAsia="宋体" w:hAnsi="宋体" w:cs="宋体" w:hint="eastAsia"/>
+              <w:rFonts w:hint="eastAsia" w:ascii="宋体" w:hAnsi="宋体" w:eastAsia="宋体" w:cs="宋体"/>
               <w:szCs w:val="24"/>
             </w:rPr>
             <w:fldChar w:fldCharType="separate"/>
@@ -2352,7 +2377,7 @@
             <w:fldChar w:fldCharType="begin"/>
           </w:r>
           <w:r>
-            <w:instrText xml:space="preserve"> PAGEREF _Toc17881 \h </w:instrText>
+            <w:instrText xml:space="preserve"> PAGEREF _Toc720 \h </w:instrText>
           </w:r>
           <w:r>
             <w:fldChar w:fldCharType="separate"/>
@@ -2365,7 +2390,7 @@
           </w:r>
           <w:r>
             <w:rPr>
-              <w:rFonts w:ascii="宋体" w:eastAsia="宋体" w:hAnsi="宋体" w:cs="宋体" w:hint="eastAsia"/>
+              <w:rFonts w:hint="eastAsia" w:ascii="宋体" w:hAnsi="宋体" w:eastAsia="宋体" w:cs="宋体"/>
               <w:szCs w:val="24"/>
             </w:rPr>
             <w:fldChar w:fldCharType="end"/>
@@ -2373,28 +2398,28 @@
         </w:p>
         <w:p>
           <w:pPr>
-            <w:pStyle w:val="TOC2"/>
+            <w:pStyle w:val="17"/>
             <w:tabs>
               <w:tab w:val="right" w:leader="dot" w:pos="8306"/>
             </w:tabs>
           </w:pPr>
           <w:r>
             <w:rPr>
-              <w:rFonts w:ascii="宋体" w:eastAsia="宋体" w:hAnsi="宋体" w:cs="宋体" w:hint="eastAsia"/>
+              <w:rFonts w:hint="eastAsia" w:ascii="宋体" w:hAnsi="宋体" w:eastAsia="宋体" w:cs="宋体"/>
               <w:szCs w:val="24"/>
             </w:rPr>
             <w:fldChar w:fldCharType="begin"/>
           </w:r>
           <w:r>
             <w:rPr>
-              <w:rFonts w:ascii="宋体" w:eastAsia="宋体" w:hAnsi="宋体" w:cs="宋体" w:hint="eastAsia"/>
+              <w:rFonts w:hint="eastAsia" w:ascii="宋体" w:hAnsi="宋体" w:eastAsia="宋体" w:cs="宋体"/>
               <w:szCs w:val="24"/>
             </w:rPr>
-            <w:instrText xml:space="preserve"> HYPERLINK \l _Toc9344 </w:instrText>
+            <w:instrText xml:space="preserve"> HYPERLINK \l _Toc13546 </w:instrText>
           </w:r>
           <w:r>
             <w:rPr>
-              <w:rFonts w:ascii="宋体" w:eastAsia="宋体" w:hAnsi="宋体" w:cs="宋体" w:hint="eastAsia"/>
+              <w:rFonts w:hint="eastAsia" w:ascii="宋体" w:hAnsi="宋体" w:eastAsia="宋体" w:cs="宋体"/>
               <w:szCs w:val="24"/>
             </w:rPr>
             <w:fldChar w:fldCharType="separate"/>
@@ -2406,6 +2431,8 @@
             </w:rPr>
             <w:t>2.2. 目标</w:t>
           </w:r>
+          <w:bookmarkStart w:id="13" w:name="_GoBack"/>
+          <w:bookmarkEnd w:id="13"/>
           <w:r>
             <w:tab/>
           </w:r>
@@ -2413,7 +2440,7 @@
             <w:fldChar w:fldCharType="begin"/>
           </w:r>
           <w:r>
-            <w:instrText xml:space="preserve"> PAGEREF _Toc9344 \h </w:instrText>
+            <w:instrText xml:space="preserve"> PAGEREF _Toc13546 \h </w:instrText>
           </w:r>
           <w:r>
             <w:fldChar w:fldCharType="separate"/>
@@ -2426,7 +2453,7 @@
           </w:r>
           <w:r>
             <w:rPr>
-              <w:rFonts w:ascii="宋体" w:eastAsia="宋体" w:hAnsi="宋体" w:cs="宋体" w:hint="eastAsia"/>
+              <w:rFonts w:hint="eastAsia" w:ascii="宋体" w:hAnsi="宋体" w:eastAsia="宋体" w:cs="宋体"/>
               <w:szCs w:val="24"/>
             </w:rPr>
             <w:fldChar w:fldCharType="end"/>
@@ -2434,28 +2461,28 @@
         </w:p>
         <w:p>
           <w:pPr>
-            <w:pStyle w:val="TOC1"/>
+            <w:pStyle w:val="16"/>
             <w:tabs>
               <w:tab w:val="right" w:leader="dot" w:pos="8306"/>
             </w:tabs>
           </w:pPr>
           <w:r>
             <w:rPr>
-              <w:rFonts w:ascii="宋体" w:eastAsia="宋体" w:hAnsi="宋体" w:cs="宋体" w:hint="eastAsia"/>
+              <w:rFonts w:hint="eastAsia" w:ascii="宋体" w:hAnsi="宋体" w:eastAsia="宋体" w:cs="宋体"/>
               <w:szCs w:val="24"/>
             </w:rPr>
             <w:fldChar w:fldCharType="begin"/>
           </w:r>
           <w:r>
             <w:rPr>
-              <w:rFonts w:ascii="宋体" w:eastAsia="宋体" w:hAnsi="宋体" w:cs="宋体" w:hint="eastAsia"/>
+              <w:rFonts w:hint="eastAsia" w:ascii="宋体" w:hAnsi="宋体" w:eastAsia="宋体" w:cs="宋体"/>
               <w:szCs w:val="24"/>
             </w:rPr>
-            <w:instrText xml:space="preserve"> HYPERLINK \l _Toc18455 </w:instrText>
+            <w:instrText xml:space="preserve"> HYPERLINK \l _Toc4893 </w:instrText>
           </w:r>
           <w:r>
             <w:rPr>
-              <w:rFonts w:ascii="宋体" w:eastAsia="宋体" w:hAnsi="宋体" w:cs="宋体" w:hint="eastAsia"/>
+              <w:rFonts w:hint="eastAsia" w:ascii="宋体" w:hAnsi="宋体" w:eastAsia="宋体" w:cs="宋体"/>
               <w:szCs w:val="24"/>
             </w:rPr>
             <w:fldChar w:fldCharType="separate"/>
@@ -2474,7 +2501,7 @@
             <w:fldChar w:fldCharType="begin"/>
           </w:r>
           <w:r>
-            <w:instrText xml:space="preserve"> PAGEREF _Toc18455 \h </w:instrText>
+            <w:instrText xml:space="preserve"> PAGEREF _Toc4893 \h </w:instrText>
           </w:r>
           <w:r>
             <w:fldChar w:fldCharType="separate"/>
@@ -2487,7 +2514,7 @@
           </w:r>
           <w:r>
             <w:rPr>
-              <w:rFonts w:ascii="宋体" w:eastAsia="宋体" w:hAnsi="宋体" w:cs="宋体" w:hint="eastAsia"/>
+              <w:rFonts w:hint="eastAsia" w:ascii="宋体" w:hAnsi="宋体" w:eastAsia="宋体" w:cs="宋体"/>
               <w:szCs w:val="24"/>
             </w:rPr>
             <w:fldChar w:fldCharType="end"/>
@@ -2495,28 +2522,28 @@
         </w:p>
         <w:p>
           <w:pPr>
-            <w:pStyle w:val="TOC1"/>
+            <w:pStyle w:val="16"/>
             <w:tabs>
               <w:tab w:val="right" w:leader="dot" w:pos="8306"/>
             </w:tabs>
           </w:pPr>
           <w:r>
             <w:rPr>
-              <w:rFonts w:ascii="宋体" w:eastAsia="宋体" w:hAnsi="宋体" w:cs="宋体" w:hint="eastAsia"/>
+              <w:rFonts w:hint="eastAsia" w:ascii="宋体" w:hAnsi="宋体" w:eastAsia="宋体" w:cs="宋体"/>
               <w:szCs w:val="24"/>
             </w:rPr>
             <w:fldChar w:fldCharType="begin"/>
           </w:r>
           <w:r>
             <w:rPr>
-              <w:rFonts w:ascii="宋体" w:eastAsia="宋体" w:hAnsi="宋体" w:cs="宋体" w:hint="eastAsia"/>
+              <w:rFonts w:hint="eastAsia" w:ascii="宋体" w:hAnsi="宋体" w:eastAsia="宋体" w:cs="宋体"/>
               <w:szCs w:val="24"/>
             </w:rPr>
-            <w:instrText xml:space="preserve"> HYPERLINK \l _Toc26145 </w:instrText>
+            <w:instrText xml:space="preserve"> HYPERLINK \l _Toc22962 </w:instrText>
           </w:r>
           <w:r>
             <w:rPr>
-              <w:rFonts w:ascii="宋体" w:eastAsia="宋体" w:hAnsi="宋体" w:cs="宋体" w:hint="eastAsia"/>
+              <w:rFonts w:hint="eastAsia" w:ascii="宋体" w:hAnsi="宋体" w:eastAsia="宋体" w:cs="宋体"/>
               <w:szCs w:val="24"/>
             </w:rPr>
             <w:fldChar w:fldCharType="separate"/>
@@ -2535,7 +2562,7 @@
             <w:fldChar w:fldCharType="begin"/>
           </w:r>
           <w:r>
-            <w:instrText xml:space="preserve"> PAGEREF _Toc26145 \h </w:instrText>
+            <w:instrText xml:space="preserve"> PAGEREF _Toc22962 \h </w:instrText>
           </w:r>
           <w:r>
             <w:fldChar w:fldCharType="separate"/>
@@ -2548,7 +2575,7 @@
           </w:r>
           <w:r>
             <w:rPr>
-              <w:rFonts w:ascii="宋体" w:eastAsia="宋体" w:hAnsi="宋体" w:cs="宋体" w:hint="eastAsia"/>
+              <w:rFonts w:hint="eastAsia" w:ascii="宋体" w:hAnsi="宋体" w:eastAsia="宋体" w:cs="宋体"/>
               <w:szCs w:val="24"/>
             </w:rPr>
             <w:fldChar w:fldCharType="end"/>
@@ -2556,28 +2583,28 @@
         </w:p>
         <w:p>
           <w:pPr>
-            <w:pStyle w:val="TOC1"/>
+            <w:pStyle w:val="16"/>
             <w:tabs>
               <w:tab w:val="right" w:leader="dot" w:pos="8306"/>
             </w:tabs>
           </w:pPr>
           <w:r>
             <w:rPr>
-              <w:rFonts w:ascii="宋体" w:eastAsia="宋体" w:hAnsi="宋体" w:cs="宋体" w:hint="eastAsia"/>
+              <w:rFonts w:hint="eastAsia" w:ascii="宋体" w:hAnsi="宋体" w:eastAsia="宋体" w:cs="宋体"/>
               <w:szCs w:val="24"/>
             </w:rPr>
             <w:fldChar w:fldCharType="begin"/>
           </w:r>
           <w:r>
             <w:rPr>
-              <w:rFonts w:ascii="宋体" w:eastAsia="宋体" w:hAnsi="宋体" w:cs="宋体" w:hint="eastAsia"/>
+              <w:rFonts w:hint="eastAsia" w:ascii="宋体" w:hAnsi="宋体" w:eastAsia="宋体" w:cs="宋体"/>
               <w:szCs w:val="24"/>
             </w:rPr>
-            <w:instrText xml:space="preserve"> HYPERLINK \l _Toc23365 </w:instrText>
+            <w:instrText xml:space="preserve"> HYPERLINK \l _Toc26194 </w:instrText>
           </w:r>
           <w:r>
             <w:rPr>
-              <w:rFonts w:ascii="宋体" w:eastAsia="宋体" w:hAnsi="宋体" w:cs="宋体" w:hint="eastAsia"/>
+              <w:rFonts w:hint="eastAsia" w:ascii="宋体" w:hAnsi="宋体" w:eastAsia="宋体" w:cs="宋体"/>
               <w:szCs w:val="24"/>
             </w:rPr>
             <w:fldChar w:fldCharType="separate"/>
@@ -2596,7 +2623,7 @@
             <w:fldChar w:fldCharType="begin"/>
           </w:r>
           <w:r>
-            <w:instrText xml:space="preserve"> PAGEREF _Toc23365 \h </w:instrText>
+            <w:instrText xml:space="preserve"> PAGEREF _Toc26194 \h </w:instrText>
           </w:r>
           <w:r>
             <w:fldChar w:fldCharType="separate"/>
@@ -2609,7 +2636,7 @@
           </w:r>
           <w:r>
             <w:rPr>
-              <w:rFonts w:ascii="宋体" w:eastAsia="宋体" w:hAnsi="宋体" w:cs="宋体" w:hint="eastAsia"/>
+              <w:rFonts w:hint="eastAsia" w:ascii="宋体" w:hAnsi="宋体" w:eastAsia="宋体" w:cs="宋体"/>
               <w:szCs w:val="24"/>
             </w:rPr>
             <w:fldChar w:fldCharType="end"/>
@@ -2617,28 +2644,28 @@
         </w:p>
         <w:p>
           <w:pPr>
-            <w:pStyle w:val="TOC2"/>
+            <w:pStyle w:val="17"/>
             <w:tabs>
               <w:tab w:val="right" w:leader="dot" w:pos="8306"/>
             </w:tabs>
           </w:pPr>
           <w:r>
             <w:rPr>
-              <w:rFonts w:ascii="宋体" w:eastAsia="宋体" w:hAnsi="宋体" w:cs="宋体" w:hint="eastAsia"/>
+              <w:rFonts w:hint="eastAsia" w:ascii="宋体" w:hAnsi="宋体" w:eastAsia="宋体" w:cs="宋体"/>
               <w:szCs w:val="24"/>
             </w:rPr>
             <w:fldChar w:fldCharType="begin"/>
           </w:r>
           <w:r>
             <w:rPr>
-              <w:rFonts w:ascii="宋体" w:eastAsia="宋体" w:hAnsi="宋体" w:cs="宋体" w:hint="eastAsia"/>
+              <w:rFonts w:hint="eastAsia" w:ascii="宋体" w:hAnsi="宋体" w:eastAsia="宋体" w:cs="宋体"/>
               <w:szCs w:val="24"/>
             </w:rPr>
-            <w:instrText xml:space="preserve"> HYPERLINK \l _Toc4349 </w:instrText>
+            <w:instrText xml:space="preserve"> HYPERLINK \l _Toc21380 </w:instrText>
           </w:r>
           <w:r>
             <w:rPr>
-              <w:rFonts w:ascii="宋体" w:eastAsia="宋体" w:hAnsi="宋体" w:cs="宋体" w:hint="eastAsia"/>
+              <w:rFonts w:hint="eastAsia" w:ascii="宋体" w:hAnsi="宋体" w:eastAsia="宋体" w:cs="宋体"/>
               <w:szCs w:val="24"/>
             </w:rPr>
             <w:fldChar w:fldCharType="separate"/>
@@ -2657,7 +2684,7 @@
             <w:fldChar w:fldCharType="begin"/>
           </w:r>
           <w:r>
-            <w:instrText xml:space="preserve"> PAGEREF _Toc4349 \h </w:instrText>
+            <w:instrText xml:space="preserve"> PAGEREF _Toc21380 \h </w:instrText>
           </w:r>
           <w:r>
             <w:fldChar w:fldCharType="separate"/>
@@ -2670,7 +2697,7 @@
           </w:r>
           <w:r>
             <w:rPr>
-              <w:rFonts w:ascii="宋体" w:eastAsia="宋体" w:hAnsi="宋体" w:cs="宋体" w:hint="eastAsia"/>
+              <w:rFonts w:hint="eastAsia" w:ascii="宋体" w:hAnsi="宋体" w:eastAsia="宋体" w:cs="宋体"/>
               <w:szCs w:val="24"/>
             </w:rPr>
             <w:fldChar w:fldCharType="end"/>
@@ -2678,28 +2705,28 @@
         </w:p>
         <w:p>
           <w:pPr>
-            <w:pStyle w:val="TOC2"/>
+            <w:pStyle w:val="17"/>
             <w:tabs>
               <w:tab w:val="right" w:leader="dot" w:pos="8306"/>
             </w:tabs>
           </w:pPr>
           <w:r>
             <w:rPr>
-              <w:rFonts w:ascii="宋体" w:eastAsia="宋体" w:hAnsi="宋体" w:cs="宋体" w:hint="eastAsia"/>
+              <w:rFonts w:hint="eastAsia" w:ascii="宋体" w:hAnsi="宋体" w:eastAsia="宋体" w:cs="宋体"/>
               <w:szCs w:val="24"/>
             </w:rPr>
             <w:fldChar w:fldCharType="begin"/>
           </w:r>
           <w:r>
             <w:rPr>
-              <w:rFonts w:ascii="宋体" w:eastAsia="宋体" w:hAnsi="宋体" w:cs="宋体" w:hint="eastAsia"/>
+              <w:rFonts w:hint="eastAsia" w:ascii="宋体" w:hAnsi="宋体" w:eastAsia="宋体" w:cs="宋体"/>
               <w:szCs w:val="24"/>
             </w:rPr>
-            <w:instrText xml:space="preserve"> HYPERLINK \l _Toc26521 </w:instrText>
+            <w:instrText xml:space="preserve"> HYPERLINK \l _Toc30248 </w:instrText>
           </w:r>
           <w:r>
             <w:rPr>
-              <w:rFonts w:ascii="宋体" w:eastAsia="宋体" w:hAnsi="宋体" w:cs="宋体" w:hint="eastAsia"/>
+              <w:rFonts w:hint="eastAsia" w:ascii="宋体" w:hAnsi="宋体" w:eastAsia="宋体" w:cs="宋体"/>
               <w:szCs w:val="24"/>
             </w:rPr>
             <w:fldChar w:fldCharType="separate"/>
@@ -2718,7 +2745,7 @@
             <w:fldChar w:fldCharType="begin"/>
           </w:r>
           <w:r>
-            <w:instrText xml:space="preserve"> PAGEREF _Toc26521 \h </w:instrText>
+            <w:instrText xml:space="preserve"> PAGEREF _Toc30248 \h </w:instrText>
           </w:r>
           <w:r>
             <w:fldChar w:fldCharType="separate"/>
@@ -2731,7 +2758,7 @@
           </w:r>
           <w:r>
             <w:rPr>
-              <w:rFonts w:ascii="宋体" w:eastAsia="宋体" w:hAnsi="宋体" w:cs="宋体" w:hint="eastAsia"/>
+              <w:rFonts w:hint="eastAsia" w:ascii="宋体" w:hAnsi="宋体" w:eastAsia="宋体" w:cs="宋体"/>
               <w:szCs w:val="24"/>
             </w:rPr>
             <w:fldChar w:fldCharType="end"/>
@@ -2739,28 +2766,28 @@
         </w:p>
         <w:p>
           <w:pPr>
-            <w:pStyle w:val="TOC1"/>
+            <w:pStyle w:val="16"/>
             <w:tabs>
               <w:tab w:val="right" w:leader="dot" w:pos="8306"/>
             </w:tabs>
           </w:pPr>
           <w:r>
             <w:rPr>
-              <w:rFonts w:ascii="宋体" w:eastAsia="宋体" w:hAnsi="宋体" w:cs="宋体" w:hint="eastAsia"/>
+              <w:rFonts w:hint="eastAsia" w:ascii="宋体" w:hAnsi="宋体" w:eastAsia="宋体" w:cs="宋体"/>
               <w:szCs w:val="24"/>
             </w:rPr>
             <w:fldChar w:fldCharType="begin"/>
           </w:r>
           <w:r>
             <w:rPr>
-              <w:rFonts w:ascii="宋体" w:eastAsia="宋体" w:hAnsi="宋体" w:cs="宋体" w:hint="eastAsia"/>
+              <w:rFonts w:hint="eastAsia" w:ascii="宋体" w:hAnsi="宋体" w:eastAsia="宋体" w:cs="宋体"/>
               <w:szCs w:val="24"/>
             </w:rPr>
-            <w:instrText xml:space="preserve"> HYPERLINK \l _Toc5866 </w:instrText>
+            <w:instrText xml:space="preserve"> HYPERLINK \l _Toc9536 </w:instrText>
           </w:r>
           <w:r>
             <w:rPr>
-              <w:rFonts w:ascii="宋体" w:eastAsia="宋体" w:hAnsi="宋体" w:cs="宋体" w:hint="eastAsia"/>
+              <w:rFonts w:hint="eastAsia" w:ascii="宋体" w:hAnsi="宋体" w:eastAsia="宋体" w:cs="宋体"/>
               <w:szCs w:val="24"/>
             </w:rPr>
             <w:fldChar w:fldCharType="separate"/>
@@ -2779,7 +2806,7 @@
             <w:fldChar w:fldCharType="begin"/>
           </w:r>
           <w:r>
-            <w:instrText xml:space="preserve"> PAGEREF _Toc5866 \h </w:instrText>
+            <w:instrText xml:space="preserve"> PAGEREF _Toc9536 \h </w:instrText>
           </w:r>
           <w:r>
             <w:fldChar w:fldCharType="separate"/>
@@ -2792,7 +2819,7 @@
           </w:r>
           <w:r>
             <w:rPr>
-              <w:rFonts w:ascii="宋体" w:eastAsia="宋体" w:hAnsi="宋体" w:cs="宋体" w:hint="eastAsia"/>
+              <w:rFonts w:hint="eastAsia" w:ascii="宋体" w:hAnsi="宋体" w:eastAsia="宋体" w:cs="宋体"/>
               <w:szCs w:val="24"/>
             </w:rPr>
             <w:fldChar w:fldCharType="end"/>
@@ -2800,28 +2827,28 @@
         </w:p>
         <w:p>
           <w:pPr>
-            <w:pStyle w:val="TOC1"/>
+            <w:pStyle w:val="16"/>
             <w:tabs>
               <w:tab w:val="right" w:leader="dot" w:pos="8306"/>
             </w:tabs>
           </w:pPr>
           <w:r>
             <w:rPr>
-              <w:rFonts w:ascii="宋体" w:eastAsia="宋体" w:hAnsi="宋体" w:cs="宋体" w:hint="eastAsia"/>
+              <w:rFonts w:hint="eastAsia" w:ascii="宋体" w:hAnsi="宋体" w:eastAsia="宋体" w:cs="宋体"/>
               <w:szCs w:val="24"/>
             </w:rPr>
             <w:fldChar w:fldCharType="begin"/>
           </w:r>
           <w:r>
             <w:rPr>
-              <w:rFonts w:ascii="宋体" w:eastAsia="宋体" w:hAnsi="宋体" w:cs="宋体" w:hint="eastAsia"/>
+              <w:rFonts w:hint="eastAsia" w:ascii="宋体" w:hAnsi="宋体" w:eastAsia="宋体" w:cs="宋体"/>
               <w:szCs w:val="24"/>
             </w:rPr>
-            <w:instrText xml:space="preserve"> HYPERLINK \l _Toc24634 </w:instrText>
+            <w:instrText xml:space="preserve"> HYPERLINK \l _Toc4574 </w:instrText>
           </w:r>
           <w:r>
             <w:rPr>
-              <w:rFonts w:ascii="宋体" w:eastAsia="宋体" w:hAnsi="宋体" w:cs="宋体" w:hint="eastAsia"/>
+              <w:rFonts w:hint="eastAsia" w:ascii="宋体" w:hAnsi="宋体" w:eastAsia="宋体" w:cs="宋体"/>
               <w:szCs w:val="24"/>
             </w:rPr>
             <w:fldChar w:fldCharType="separate"/>
@@ -2840,7 +2867,7 @@
             <w:fldChar w:fldCharType="begin"/>
           </w:r>
           <w:r>
-            <w:instrText xml:space="preserve"> PAGEREF _Toc24634 \h </w:instrText>
+            <w:instrText xml:space="preserve"> PAGEREF _Toc4574 \h </w:instrText>
           </w:r>
           <w:r>
             <w:fldChar w:fldCharType="separate"/>
@@ -2853,7 +2880,7 @@
           </w:r>
           <w:r>
             <w:rPr>
-              <w:rFonts w:ascii="宋体" w:eastAsia="宋体" w:hAnsi="宋体" w:cs="宋体" w:hint="eastAsia"/>
+              <w:rFonts w:hint="eastAsia" w:ascii="宋体" w:hAnsi="宋体" w:eastAsia="宋体" w:cs="宋体"/>
               <w:szCs w:val="24"/>
             </w:rPr>
             <w:fldChar w:fldCharType="end"/>
@@ -2877,7 +2904,7 @@
             <w:spacing w:line="312" w:lineRule="auto"/>
             <w:textAlignment w:val="baseline"/>
             <w:rPr>
-              <w:rFonts w:ascii="宋体" w:eastAsia="宋体" w:hAnsi="宋体" w:cs="宋体" w:hint="eastAsia"/>
+              <w:rFonts w:hint="eastAsia" w:ascii="宋体" w:hAnsi="宋体" w:eastAsia="宋体" w:cs="宋体"/>
               <w:snapToGrid w:val="0"/>
               <w:color w:val="000000"/>
               <w:kern w:val="0"/>
@@ -2888,7 +2915,7 @@
           </w:pPr>
           <w:r>
             <w:rPr>
-              <w:rFonts w:ascii="宋体" w:eastAsia="宋体" w:hAnsi="宋体" w:cs="宋体" w:hint="eastAsia"/>
+              <w:rFonts w:hint="eastAsia" w:ascii="宋体" w:hAnsi="宋体" w:eastAsia="宋体" w:cs="宋体"/>
               <w:szCs w:val="24"/>
             </w:rPr>
             <w:fldChar w:fldCharType="end"/>
@@ -2913,7 +2940,7 @@
         <w:snapToGrid w:val="0"/>
         <w:textAlignment w:val="baseline"/>
         <w:rPr>
-          <w:rFonts w:ascii="Arial" w:eastAsia="Arial" w:hAnsi="Arial" w:cs="Arial"/>
+          <w:rFonts w:ascii="Arial" w:hAnsi="Arial" w:eastAsia="Arial" w:cs="Arial"/>
           <w:snapToGrid w:val="0"/>
           <w:color w:val="000000"/>
           <w:kern w:val="0"/>
@@ -2924,7 +2951,7 @@
       </w:pPr>
       <w:r>
         <w:rPr>
-          <w:rFonts w:ascii="Arial" w:eastAsia="Arial" w:hAnsi="Arial" w:cs="Arial"/>
+          <w:rFonts w:ascii="Arial" w:hAnsi="Arial" w:eastAsia="Arial" w:cs="Arial"/>
           <w:snapToGrid w:val="0"/>
           <w:color w:val="000000"/>
           <w:kern w:val="0"/>
@@ -2937,14 +2964,14 @@
     </w:p>
     <w:p>
       <w:pPr>
-        <w:pStyle w:val="1"/>
+        <w:pStyle w:val="28"/>
         <w:bidi w:val="0"/>
         <w:rPr>
           <w:rFonts w:hint="default"/>
           <w:lang w:val="en-US" w:eastAsia="zh-CN"/>
         </w:rPr>
       </w:pPr>
-      <w:bookmarkStart w:id="3" w:name="_Toc13552"/>
+      <w:bookmarkStart w:id="2" w:name="_Toc1641"/>
       <w:r>
         <w:rPr>
           <w:rFonts w:hint="default"/>
@@ -2952,11 +2979,11 @@
         </w:rPr>
         <w:t>摘要</w:t>
       </w:r>
-      <w:bookmarkEnd w:id="3"/>
+      <w:bookmarkEnd w:id="2"/>
     </w:p>
     <w:p>
       <w:pPr>
-        <w:pStyle w:val="a1"/>
+        <w:pStyle w:val="29"/>
         <w:keepNext w:val="0"/>
         <w:keepLines w:val="0"/>
         <w:pageBreakBefore w:val="0"/>
@@ -2986,7 +3013,7 @@
     </w:p>
     <w:p>
       <w:pPr>
-        <w:pStyle w:val="1"/>
+        <w:pStyle w:val="28"/>
         <w:bidi w:val="0"/>
         <w:rPr>
           <w:rFonts w:hint="default"/>
@@ -3000,38 +3027,38 @@
         </w:rPr>
         <w:t xml:space="preserve"> </w:t>
       </w:r>
-      <w:bookmarkStart w:id="4" w:name="_Toc19341"/>
+      <w:bookmarkStart w:id="3" w:name="_Toc1015"/>
       <w:r>
         <w:rPr>
           <w:rFonts w:hint="default"/>
           <w:lang w:val="en-US" w:eastAsia="zh-CN"/>
         </w:rPr>
         <w:t>项目背景与目标</w:t>
+      </w:r>
+      <w:bookmarkEnd w:id="3"/>
+    </w:p>
+    <w:p>
+      <w:pPr>
+        <w:pStyle w:val="30"/>
+        <w:bidi w:val="0"/>
+        <w:rPr>
+          <w:rFonts w:hint="default"/>
+          <w:lang w:val="en-US" w:eastAsia="zh-CN"/>
+        </w:rPr>
+      </w:pPr>
+      <w:bookmarkStart w:id="4" w:name="_Toc720"/>
+      <w:r>
+        <w:rPr>
+          <w:rFonts w:hint="default"/>
+          <w:lang w:val="en-US" w:eastAsia="zh-CN"/>
+        </w:rPr>
+        <w:t>背景</w:t>
       </w:r>
       <w:bookmarkEnd w:id="4"/>
     </w:p>
     <w:p>
       <w:pPr>
-        <w:pStyle w:val="2"/>
-        <w:bidi w:val="0"/>
-        <w:rPr>
-          <w:rFonts w:hint="default"/>
-          <w:lang w:val="en-US" w:eastAsia="zh-CN"/>
-        </w:rPr>
-      </w:pPr>
-      <w:bookmarkStart w:id="5" w:name="_Toc17881"/>
-      <w:r>
-        <w:rPr>
-          <w:rFonts w:hint="default"/>
-          <w:lang w:val="en-US" w:eastAsia="zh-CN"/>
-        </w:rPr>
-        <w:t>背景</w:t>
-      </w:r>
-      <w:bookmarkEnd w:id="5"/>
-    </w:p>
-    <w:p>
-      <w:pPr>
-        <w:pStyle w:val="a1"/>
+        <w:pStyle w:val="29"/>
         <w:keepNext w:val="0"/>
         <w:keepLines w:val="0"/>
         <w:pageBreakBefore w:val="0"/>
@@ -3061,7 +3088,7 @@
     </w:p>
     <w:p>
       <w:pPr>
-        <w:pStyle w:val="a1"/>
+        <w:pStyle w:val="29"/>
         <w:keepNext w:val="0"/>
         <w:keepLines w:val="0"/>
         <w:pageBreakBefore w:val="0"/>
@@ -3091,7 +3118,7 @@
     </w:p>
     <w:p>
       <w:pPr>
-        <w:pStyle w:val="a1"/>
+        <w:pStyle w:val="29"/>
         <w:keepNext w:val="0"/>
         <w:keepLines w:val="0"/>
         <w:pageBreakBefore w:val="0"/>
@@ -3121,7 +3148,7 @@
     </w:p>
     <w:p>
       <w:pPr>
-        <w:pStyle w:val="a1"/>
+        <w:pStyle w:val="29"/>
         <w:keepNext w:val="0"/>
         <w:keepLines w:val="0"/>
         <w:pageBreakBefore w:val="0"/>
@@ -3151,7 +3178,7 @@
     </w:p>
     <w:p>
       <w:pPr>
-        <w:pStyle w:val="a1"/>
+        <w:pStyle w:val="29"/>
         <w:keepNext w:val="0"/>
         <w:keepLines w:val="0"/>
         <w:pageBreakBefore w:val="0"/>
@@ -3181,14 +3208,14 @@
     </w:p>
     <w:p>
       <w:pPr>
-        <w:pStyle w:val="2"/>
+        <w:pStyle w:val="30"/>
         <w:bidi w:val="0"/>
         <w:rPr>
           <w:rFonts w:hint="default"/>
           <w:lang w:val="en-US" w:eastAsia="zh-CN"/>
         </w:rPr>
       </w:pPr>
-      <w:bookmarkStart w:id="6" w:name="_Toc9344"/>
+      <w:bookmarkStart w:id="5" w:name="_Toc13546"/>
       <w:r>
         <w:rPr>
           <w:rFonts w:hint="default"/>
@@ -3196,11 +3223,11 @@
         </w:rPr>
         <w:t>目标</w:t>
       </w:r>
-      <w:bookmarkEnd w:id="6"/>
+      <w:bookmarkEnd w:id="5"/>
     </w:p>
     <w:p>
       <w:pPr>
-        <w:pStyle w:val="a1"/>
+        <w:pStyle w:val="29"/>
         <w:keepNext w:val="0"/>
         <w:keepLines w:val="0"/>
         <w:pageBreakBefore w:val="0"/>
@@ -3230,7 +3257,7 @@
     </w:p>
     <w:p>
       <w:pPr>
-        <w:pStyle w:val="a1"/>
+        <w:pStyle w:val="29"/>
         <w:keepNext w:val="0"/>
         <w:keepLines w:val="0"/>
         <w:pageBreakBefore w:val="0"/>
@@ -3260,7 +3287,7 @@
     </w:p>
     <w:p>
       <w:pPr>
-        <w:pStyle w:val="a1"/>
+        <w:pStyle w:val="29"/>
         <w:keepNext w:val="0"/>
         <w:keepLines w:val="0"/>
         <w:pageBreakBefore w:val="0"/>
@@ -3290,7 +3317,7 @@
     </w:p>
     <w:p>
       <w:pPr>
-        <w:pStyle w:val="a1"/>
+        <w:pStyle w:val="29"/>
         <w:keepNext w:val="0"/>
         <w:keepLines w:val="0"/>
         <w:pageBreakBefore w:val="0"/>
@@ -3320,7 +3347,7 @@
     </w:p>
     <w:p>
       <w:pPr>
-        <w:pStyle w:val="a1"/>
+        <w:pStyle w:val="29"/>
         <w:keepNext w:val="0"/>
         <w:keepLines w:val="0"/>
         <w:pageBreakBefore w:val="0"/>
@@ -3350,14 +3377,14 @@
     </w:p>
     <w:p>
       <w:pPr>
-        <w:pStyle w:val="1"/>
+        <w:pStyle w:val="28"/>
         <w:bidi w:val="0"/>
         <w:rPr>
           <w:rFonts w:hint="default"/>
           <w:lang w:val="en-US" w:eastAsia="zh-CN"/>
         </w:rPr>
       </w:pPr>
-      <w:bookmarkStart w:id="7" w:name="_Toc18455"/>
+      <w:bookmarkStart w:id="6" w:name="_Toc4893"/>
       <w:r>
         <w:rPr>
           <w:rFonts w:hint="default"/>
@@ -3365,22 +3392,23 @@
         </w:rPr>
         <w:t>核心需求分析</w:t>
       </w:r>
-      <w:bookmarkEnd w:id="7"/>
+      <w:bookmarkEnd w:id="6"/>
     </w:p>
     <w:tbl>
       <w:tblPr>
-        <w:tblStyle w:val="TableNormal"/>
+        <w:tblStyle w:val="20"/>
         <w:tblW w:w="9024" w:type="dxa"/>
         <w:tblInd w:w="0" w:type="dxa"/>
         <w:tblBorders>
-          <w:top w:val="single" w:sz="4" w:space="0" w:color="auto"/>
-          <w:left w:val="single" w:sz="4" w:space="0" w:color="auto"/>
-          <w:bottom w:val="single" w:sz="4" w:space="0" w:color="auto"/>
-          <w:right w:val="single" w:sz="4" w:space="0" w:color="auto"/>
-          <w:insideH w:val="single" w:sz="4" w:space="0" w:color="auto"/>
-          <w:insideV w:val="single" w:sz="4" w:space="0" w:color="auto"/>
+          <w:top w:val="single" w:color="auto" w:sz="4" w:space="0"/>
+          <w:left w:val="single" w:color="auto" w:sz="4" w:space="0"/>
+          <w:bottom w:val="single" w:color="auto" w:sz="4" w:space="0"/>
+          <w:right w:val="single" w:color="auto" w:sz="4" w:space="0"/>
+          <w:insideH w:val="single" w:color="auto" w:sz="4" w:space="0"/>
+          <w:insideV w:val="single" w:color="auto" w:sz="4" w:space="0"/>
         </w:tblBorders>
         <w:shd w:val="clear" w:color="auto" w:fill="auto"/>
+        <w:tblLayout w:type="autofit"/>
         <w:tblCellMar>
           <w:top w:w="15" w:type="dxa"/>
           <w:left w:w="15" w:type="dxa"/>
@@ -3395,17 +3423,14 @@
       </w:tblGrid>
       <w:tr>
         <w:tblPrEx>
-          <w:tblW w:w="9024" w:type="dxa"/>
-          <w:tblInd w:w="0" w:type="dxa"/>
           <w:tblBorders>
-            <w:top w:val="single" w:sz="4" w:space="0" w:color="auto"/>
-            <w:left w:val="single" w:sz="4" w:space="0" w:color="auto"/>
-            <w:bottom w:val="single" w:sz="4" w:space="0" w:color="auto"/>
-            <w:right w:val="single" w:sz="4" w:space="0" w:color="auto"/>
-            <w:insideH w:val="single" w:sz="4" w:space="0" w:color="auto"/>
-            <w:insideV w:val="single" w:sz="4" w:space="0" w:color="auto"/>
+            <w:top w:val="single" w:color="auto" w:sz="4" w:space="0"/>
+            <w:left w:val="single" w:color="auto" w:sz="4" w:space="0"/>
+            <w:bottom w:val="single" w:color="auto" w:sz="4" w:space="0"/>
+            <w:right w:val="single" w:color="auto" w:sz="4" w:space="0"/>
+            <w:insideH w:val="single" w:color="auto" w:sz="4" w:space="0"/>
+            <w:insideV w:val="single" w:color="auto" w:sz="4" w:space="0"/>
           </w:tblBorders>
-          <w:shd w:val="clear" w:color="auto" w:fill="auto"/>
           <w:tblCellMar>
             <w:top w:w="15" w:type="dxa"/>
             <w:left w:w="15" w:type="dxa"/>
@@ -3437,7 +3462,7 @@
               <w:spacing w:line="300" w:lineRule="atLeast"/>
               <w:jc w:val="left"/>
               <w:rPr>
-                <w:rFonts w:ascii="Segoe UI" w:eastAsia="Segoe UI" w:hAnsi="Segoe UI" w:cs="Segoe UI"/>
+                <w:rFonts w:ascii="Segoe UI" w:hAnsi="Segoe UI" w:eastAsia="Segoe UI" w:cs="Segoe UI"/>
                 <w:i w:val="0"/>
                 <w:iCs w:val="0"/>
                 <w:caps w:val="0"/>
@@ -3449,7 +3474,7 @@
             </w:pPr>
             <w:r>
               <w:rPr>
-                <w:rFonts w:ascii="Segoe UI" w:eastAsia="Segoe UI" w:hAnsi="Segoe UI" w:cs="Segoe UI" w:hint="default"/>
+                <w:rFonts w:hint="default" w:ascii="Segoe UI" w:hAnsi="Segoe UI" w:eastAsia="Segoe UI" w:cs="Segoe UI"/>
                 <w:i w:val="0"/>
                 <w:iCs w:val="0"/>
                 <w:caps w:val="0"/>
@@ -3486,7 +3511,7 @@
               <w:spacing w:line="300" w:lineRule="atLeast"/>
               <w:jc w:val="left"/>
               <w:rPr>
-                <w:rFonts w:ascii="Segoe UI" w:eastAsia="Segoe UI" w:hAnsi="Segoe UI" w:cs="Segoe UI" w:hint="default"/>
+                <w:rFonts w:hint="default" w:ascii="Segoe UI" w:hAnsi="Segoe UI" w:eastAsia="Segoe UI" w:cs="Segoe UI"/>
                 <w:i w:val="0"/>
                 <w:iCs w:val="0"/>
                 <w:caps w:val="0"/>
@@ -3498,7 +3523,7 @@
             </w:pPr>
             <w:r>
               <w:rPr>
-                <w:rFonts w:ascii="Segoe UI" w:eastAsia="Segoe UI" w:hAnsi="Segoe UI" w:cs="Segoe UI" w:hint="default"/>
+                <w:rFonts w:hint="default" w:ascii="Segoe UI" w:hAnsi="Segoe UI" w:eastAsia="Segoe UI" w:cs="Segoe UI"/>
                 <w:i w:val="0"/>
                 <w:iCs w:val="0"/>
                 <w:caps w:val="0"/>
@@ -3535,7 +3560,7 @@
               <w:spacing w:line="300" w:lineRule="atLeast"/>
               <w:jc w:val="left"/>
               <w:rPr>
-                <w:rFonts w:ascii="Segoe UI" w:eastAsia="Segoe UI" w:hAnsi="Segoe UI" w:cs="Segoe UI" w:hint="default"/>
+                <w:rFonts w:hint="default" w:ascii="Segoe UI" w:hAnsi="Segoe UI" w:eastAsia="Segoe UI" w:cs="Segoe UI"/>
                 <w:i w:val="0"/>
                 <w:iCs w:val="0"/>
                 <w:caps w:val="0"/>
@@ -3547,7 +3572,7 @@
             </w:pPr>
             <w:r>
               <w:rPr>
-                <w:rFonts w:ascii="Segoe UI" w:eastAsia="Segoe UI" w:hAnsi="Segoe UI" w:cs="Segoe UI" w:hint="default"/>
+                <w:rFonts w:hint="default" w:ascii="Segoe UI" w:hAnsi="Segoe UI" w:eastAsia="Segoe UI" w:cs="Segoe UI"/>
                 <w:i w:val="0"/>
                 <w:iCs w:val="0"/>
                 <w:caps w:val="0"/>
@@ -3566,9 +3591,14 @@
       </w:tr>
       <w:tr>
         <w:tblPrEx>
-          <w:tblW w:w="9024" w:type="dxa"/>
-          <w:tblInd w:w="0" w:type="dxa"/>
-          <w:shd w:val="clear" w:color="auto" w:fill="auto"/>
+          <w:tblBorders>
+            <w:top w:val="single" w:color="auto" w:sz="4" w:space="0"/>
+            <w:left w:val="single" w:color="auto" w:sz="4" w:space="0"/>
+            <w:bottom w:val="single" w:color="auto" w:sz="4" w:space="0"/>
+            <w:right w:val="single" w:color="auto" w:sz="4" w:space="0"/>
+            <w:insideH w:val="single" w:color="auto" w:sz="4" w:space="0"/>
+            <w:insideV w:val="single" w:color="auto" w:sz="4" w:space="0"/>
+          </w:tblBorders>
           <w:tblCellMar>
             <w:top w:w="15" w:type="dxa"/>
             <w:left w:w="15" w:type="dxa"/>
@@ -3598,7 +3628,7 @@
               <w:spacing w:line="300" w:lineRule="atLeast"/>
               <w:jc w:val="left"/>
               <w:rPr>
-                <w:rFonts w:ascii="Segoe UI" w:eastAsia="Segoe UI" w:hAnsi="Segoe UI" w:cs="Segoe UI" w:hint="default"/>
+                <w:rFonts w:hint="default" w:ascii="Segoe UI" w:hAnsi="Segoe UI" w:eastAsia="Segoe UI" w:cs="Segoe UI"/>
                 <w:i w:val="0"/>
                 <w:iCs w:val="0"/>
                 <w:caps w:val="0"/>
@@ -3610,8 +3640,8 @@
             </w:pPr>
             <w:r>
               <w:rPr>
-                <w:rStyle w:val="Strong"/>
-                <w:rFonts w:ascii="Segoe UI" w:eastAsia="Segoe UI" w:hAnsi="Segoe UI" w:cs="Segoe UI" w:hint="default"/>
+                <w:rStyle w:val="23"/>
+                <w:rFonts w:hint="default" w:ascii="Segoe UI" w:hAnsi="Segoe UI" w:eastAsia="Segoe UI" w:cs="Segoe UI"/>
                 <w:b/>
                 <w:bCs/>
                 <w:i w:val="0"/>
@@ -3650,7 +3680,7 @@
               <w:spacing w:line="300" w:lineRule="atLeast"/>
               <w:jc w:val="left"/>
               <w:rPr>
-                <w:rFonts w:ascii="Segoe UI" w:eastAsia="Segoe UI" w:hAnsi="Segoe UI" w:cs="Segoe UI" w:hint="default"/>
+                <w:rFonts w:hint="default" w:ascii="Segoe UI" w:hAnsi="Segoe UI" w:eastAsia="Segoe UI" w:cs="Segoe UI"/>
                 <w:i w:val="0"/>
                 <w:iCs w:val="0"/>
                 <w:caps w:val="0"/>
@@ -3662,7 +3692,7 @@
             </w:pPr>
             <w:r>
               <w:rPr>
-                <w:rFonts w:ascii="Segoe UI" w:eastAsia="Segoe UI" w:hAnsi="Segoe UI" w:cs="Segoe UI" w:hint="default"/>
+                <w:rFonts w:hint="default" w:ascii="Segoe UI" w:hAnsi="Segoe UI" w:eastAsia="Segoe UI" w:cs="Segoe UI"/>
                 <w:i w:val="0"/>
                 <w:iCs w:val="0"/>
                 <w:caps w:val="0"/>
@@ -3699,7 +3729,7 @@
               <w:spacing w:line="300" w:lineRule="atLeast"/>
               <w:jc w:val="left"/>
               <w:rPr>
-                <w:rFonts w:ascii="Segoe UI" w:eastAsia="Segoe UI" w:hAnsi="Segoe UI" w:cs="Segoe UI" w:hint="default"/>
+                <w:rFonts w:hint="default" w:ascii="Segoe UI" w:hAnsi="Segoe UI" w:eastAsia="Segoe UI" w:cs="Segoe UI"/>
                 <w:i w:val="0"/>
                 <w:iCs w:val="0"/>
                 <w:caps w:val="0"/>
@@ -3711,7 +3741,7 @@
             </w:pPr>
             <w:r>
               <w:rPr>
-                <w:rFonts w:ascii="Segoe UI" w:eastAsia="Segoe UI" w:hAnsi="Segoe UI" w:cs="Segoe UI" w:hint="default"/>
+                <w:rFonts w:hint="default" w:ascii="Segoe UI" w:hAnsi="Segoe UI" w:eastAsia="Segoe UI" w:cs="Segoe UI"/>
                 <w:i w:val="0"/>
                 <w:iCs w:val="0"/>
                 <w:caps w:val="0"/>
@@ -3727,7 +3757,7 @@
             </w:r>
             <w:r>
               <w:rPr>
-                <w:rFonts w:ascii="Segoe UI" w:eastAsia="Segoe UI" w:hAnsi="Segoe UI" w:cs="Segoe UI" w:hint="default"/>
+                <w:rFonts w:hint="default" w:ascii="Segoe UI" w:hAnsi="Segoe UI" w:eastAsia="Segoe UI" w:cs="Segoe UI"/>
                 <w:i w:val="0"/>
                 <w:iCs w:val="0"/>
                 <w:caps w:val="0"/>
@@ -3739,11 +3769,11 @@
                 <w:szCs w:val="18"/>
                 <w:lang w:val="en-US" w:eastAsia="zh-CN"/>
               </w:rPr>
-              <w:br/>
+              <w:br w:type="textWrapping"/>
             </w:r>
             <w:r>
               <w:rPr>
-                <w:rFonts w:ascii="Segoe UI" w:eastAsia="Segoe UI" w:hAnsi="Segoe UI" w:cs="Segoe UI" w:hint="default"/>
+                <w:rFonts w:hint="default" w:ascii="Segoe UI" w:hAnsi="Segoe UI" w:eastAsia="Segoe UI" w:cs="Segoe UI"/>
                 <w:i w:val="0"/>
                 <w:iCs w:val="0"/>
                 <w:caps w:val="0"/>
@@ -3762,9 +3792,14 @@
       </w:tr>
       <w:tr>
         <w:tblPrEx>
-          <w:tblW w:w="9024" w:type="dxa"/>
-          <w:tblInd w:w="0" w:type="dxa"/>
-          <w:shd w:val="clear" w:color="auto" w:fill="auto"/>
+          <w:tblBorders>
+            <w:top w:val="single" w:color="auto" w:sz="4" w:space="0"/>
+            <w:left w:val="single" w:color="auto" w:sz="4" w:space="0"/>
+            <w:bottom w:val="single" w:color="auto" w:sz="4" w:space="0"/>
+            <w:right w:val="single" w:color="auto" w:sz="4" w:space="0"/>
+            <w:insideH w:val="single" w:color="auto" w:sz="4" w:space="0"/>
+            <w:insideV w:val="single" w:color="auto" w:sz="4" w:space="0"/>
+          </w:tblBorders>
           <w:tblCellMar>
             <w:top w:w="15" w:type="dxa"/>
             <w:left w:w="15" w:type="dxa"/>
@@ -3775,7 +3810,7 @@
         <w:tc>
           <w:tcPr>
             <w:tcW w:w="0" w:type="auto"/>
-            <w:vMerge/>
+            <w:vMerge w:val="continue"/>
             <w:shd w:val="clear" w:color="auto" w:fill="auto"/>
             <w:tcMar>
               <w:top w:w="120" w:type="dxa"/>
@@ -3788,7 +3823,7 @@
           <w:p>
             <w:pPr>
               <w:rPr>
-                <w:rFonts w:ascii="Segoe UI" w:eastAsia="Segoe UI" w:hAnsi="Segoe UI" w:cs="Segoe UI" w:hint="default"/>
+                <w:rFonts w:hint="default" w:ascii="Segoe UI" w:hAnsi="Segoe UI" w:eastAsia="Segoe UI" w:cs="Segoe UI"/>
                 <w:i w:val="0"/>
                 <w:iCs w:val="0"/>
                 <w:caps w:val="0"/>
@@ -3821,7 +3856,7 @@
               <w:spacing w:line="300" w:lineRule="atLeast"/>
               <w:jc w:val="left"/>
               <w:rPr>
-                <w:rFonts w:ascii="Segoe UI" w:eastAsia="Segoe UI" w:hAnsi="Segoe UI" w:cs="Segoe UI" w:hint="default"/>
+                <w:rFonts w:hint="default" w:ascii="Segoe UI" w:hAnsi="Segoe UI" w:eastAsia="Segoe UI" w:cs="Segoe UI"/>
                 <w:i w:val="0"/>
                 <w:iCs w:val="0"/>
                 <w:caps w:val="0"/>
@@ -3833,7 +3868,7 @@
             </w:pPr>
             <w:r>
               <w:rPr>
-                <w:rFonts w:ascii="Segoe UI" w:eastAsia="Segoe UI" w:hAnsi="Segoe UI" w:cs="Segoe UI" w:hint="default"/>
+                <w:rFonts w:hint="default" w:ascii="Segoe UI" w:hAnsi="Segoe UI" w:eastAsia="Segoe UI" w:cs="Segoe UI"/>
                 <w:i w:val="0"/>
                 <w:iCs w:val="0"/>
                 <w:caps w:val="0"/>
@@ -3870,7 +3905,7 @@
               <w:spacing w:line="300" w:lineRule="atLeast"/>
               <w:jc w:val="left"/>
               <w:rPr>
-                <w:rFonts w:ascii="Segoe UI" w:eastAsia="Segoe UI" w:hAnsi="Segoe UI" w:cs="Segoe UI" w:hint="default"/>
+                <w:rFonts w:hint="default" w:ascii="Segoe UI" w:hAnsi="Segoe UI" w:eastAsia="Segoe UI" w:cs="Segoe UI"/>
                 <w:i w:val="0"/>
                 <w:iCs w:val="0"/>
                 <w:caps w:val="0"/>
@@ -3882,7 +3917,7 @@
             </w:pPr>
             <w:r>
               <w:rPr>
-                <w:rFonts w:ascii="Segoe UI" w:eastAsia="Segoe UI" w:hAnsi="Segoe UI" w:cs="Segoe UI" w:hint="default"/>
+                <w:rFonts w:hint="default" w:ascii="Segoe UI" w:hAnsi="Segoe UI" w:eastAsia="Segoe UI" w:cs="Segoe UI"/>
                 <w:i w:val="0"/>
                 <w:iCs w:val="0"/>
                 <w:caps w:val="0"/>
@@ -3901,9 +3936,14 @@
       </w:tr>
       <w:tr>
         <w:tblPrEx>
-          <w:tblW w:w="9024" w:type="dxa"/>
-          <w:tblInd w:w="0" w:type="dxa"/>
-          <w:shd w:val="clear" w:color="auto" w:fill="auto"/>
+          <w:tblBorders>
+            <w:top w:val="single" w:color="auto" w:sz="4" w:space="0"/>
+            <w:left w:val="single" w:color="auto" w:sz="4" w:space="0"/>
+            <w:bottom w:val="single" w:color="auto" w:sz="4" w:space="0"/>
+            <w:right w:val="single" w:color="auto" w:sz="4" w:space="0"/>
+            <w:insideH w:val="single" w:color="auto" w:sz="4" w:space="0"/>
+            <w:insideV w:val="single" w:color="auto" w:sz="4" w:space="0"/>
+          </w:tblBorders>
           <w:tblCellMar>
             <w:top w:w="15" w:type="dxa"/>
             <w:left w:w="15" w:type="dxa"/>
@@ -3933,7 +3973,7 @@
               <w:spacing w:line="300" w:lineRule="atLeast"/>
               <w:jc w:val="left"/>
               <w:rPr>
-                <w:rFonts w:ascii="Segoe UI" w:eastAsia="Segoe UI" w:hAnsi="Segoe UI" w:cs="Segoe UI" w:hint="default"/>
+                <w:rFonts w:hint="default" w:ascii="Segoe UI" w:hAnsi="Segoe UI" w:eastAsia="Segoe UI" w:cs="Segoe UI"/>
                 <w:i w:val="0"/>
                 <w:iCs w:val="0"/>
                 <w:caps w:val="0"/>
@@ -3945,8 +3985,8 @@
             </w:pPr>
             <w:r>
               <w:rPr>
-                <w:rStyle w:val="Strong"/>
-                <w:rFonts w:ascii="Segoe UI" w:eastAsia="Segoe UI" w:hAnsi="Segoe UI" w:cs="Segoe UI" w:hint="default"/>
+                <w:rStyle w:val="23"/>
+                <w:rFonts w:hint="default" w:ascii="Segoe UI" w:hAnsi="Segoe UI" w:eastAsia="Segoe UI" w:cs="Segoe UI"/>
                 <w:b/>
                 <w:bCs/>
                 <w:i w:val="0"/>
@@ -3985,7 +4025,7 @@
               <w:spacing w:line="300" w:lineRule="atLeast"/>
               <w:jc w:val="left"/>
               <w:rPr>
-                <w:rFonts w:ascii="Segoe UI" w:eastAsia="Segoe UI" w:hAnsi="Segoe UI" w:cs="Segoe UI" w:hint="default"/>
+                <w:rFonts w:hint="default" w:ascii="Segoe UI" w:hAnsi="Segoe UI" w:eastAsia="Segoe UI" w:cs="Segoe UI"/>
                 <w:i w:val="0"/>
                 <w:iCs w:val="0"/>
                 <w:caps w:val="0"/>
@@ -3997,7 +4037,7 @@
             </w:pPr>
             <w:r>
               <w:rPr>
-                <w:rFonts w:ascii="Segoe UI" w:eastAsia="Segoe UI" w:hAnsi="Segoe UI" w:cs="Segoe UI" w:hint="default"/>
+                <w:rFonts w:hint="default" w:ascii="Segoe UI" w:hAnsi="Segoe UI" w:eastAsia="Segoe UI" w:cs="Segoe UI"/>
                 <w:i w:val="0"/>
                 <w:iCs w:val="0"/>
                 <w:caps w:val="0"/>
@@ -4034,7 +4074,7 @@
               <w:spacing w:line="300" w:lineRule="atLeast"/>
               <w:jc w:val="left"/>
               <w:rPr>
-                <w:rFonts w:ascii="Segoe UI" w:eastAsia="Segoe UI" w:hAnsi="Segoe UI" w:cs="Segoe UI" w:hint="default"/>
+                <w:rFonts w:hint="default" w:ascii="Segoe UI" w:hAnsi="Segoe UI" w:eastAsia="Segoe UI" w:cs="Segoe UI"/>
                 <w:i w:val="0"/>
                 <w:iCs w:val="0"/>
                 <w:caps w:val="0"/>
@@ -4046,7 +4086,7 @@
             </w:pPr>
             <w:r>
               <w:rPr>
-                <w:rFonts w:ascii="Segoe UI" w:eastAsia="Segoe UI" w:hAnsi="Segoe UI" w:cs="Segoe UI" w:hint="default"/>
+                <w:rFonts w:hint="default" w:ascii="Segoe UI" w:hAnsi="Segoe UI" w:eastAsia="Segoe UI" w:cs="Segoe UI"/>
                 <w:i w:val="0"/>
                 <w:iCs w:val="0"/>
                 <w:caps w:val="0"/>
@@ -4065,9 +4105,14 @@
       </w:tr>
       <w:tr>
         <w:tblPrEx>
-          <w:tblW w:w="9024" w:type="dxa"/>
-          <w:tblInd w:w="0" w:type="dxa"/>
-          <w:shd w:val="clear" w:color="auto" w:fill="auto"/>
+          <w:tblBorders>
+            <w:top w:val="single" w:color="auto" w:sz="4" w:space="0"/>
+            <w:left w:val="single" w:color="auto" w:sz="4" w:space="0"/>
+            <w:bottom w:val="single" w:color="auto" w:sz="4" w:space="0"/>
+            <w:right w:val="single" w:color="auto" w:sz="4" w:space="0"/>
+            <w:insideH w:val="single" w:color="auto" w:sz="4" w:space="0"/>
+            <w:insideV w:val="single" w:color="auto" w:sz="4" w:space="0"/>
+          </w:tblBorders>
           <w:tblCellMar>
             <w:top w:w="15" w:type="dxa"/>
             <w:left w:w="15" w:type="dxa"/>
@@ -4078,7 +4123,7 @@
         <w:tc>
           <w:tcPr>
             <w:tcW w:w="0" w:type="auto"/>
-            <w:vMerge/>
+            <w:vMerge w:val="continue"/>
             <w:shd w:val="clear" w:color="auto" w:fill="auto"/>
             <w:tcMar>
               <w:top w:w="120" w:type="dxa"/>
@@ -4091,7 +4136,7 @@
           <w:p>
             <w:pPr>
               <w:rPr>
-                <w:rFonts w:ascii="Segoe UI" w:eastAsia="Segoe UI" w:hAnsi="Segoe UI" w:cs="Segoe UI" w:hint="default"/>
+                <w:rFonts w:hint="default" w:ascii="Segoe UI" w:hAnsi="Segoe UI" w:eastAsia="Segoe UI" w:cs="Segoe UI"/>
                 <w:i w:val="0"/>
                 <w:iCs w:val="0"/>
                 <w:caps w:val="0"/>
@@ -4124,7 +4169,7 @@
               <w:spacing w:line="300" w:lineRule="atLeast"/>
               <w:jc w:val="left"/>
               <w:rPr>
-                <w:rFonts w:ascii="Segoe UI" w:eastAsia="Segoe UI" w:hAnsi="Segoe UI" w:cs="Segoe UI" w:hint="default"/>
+                <w:rFonts w:hint="default" w:ascii="Segoe UI" w:hAnsi="Segoe UI" w:eastAsia="Segoe UI" w:cs="Segoe UI"/>
                 <w:i w:val="0"/>
                 <w:iCs w:val="0"/>
                 <w:caps w:val="0"/>
@@ -4136,7 +4181,7 @@
             </w:pPr>
             <w:r>
               <w:rPr>
-                <w:rFonts w:ascii="Segoe UI" w:eastAsia="Segoe UI" w:hAnsi="Segoe UI" w:cs="Segoe UI" w:hint="default"/>
+                <w:rFonts w:hint="default" w:ascii="Segoe UI" w:hAnsi="Segoe UI" w:eastAsia="Segoe UI" w:cs="Segoe UI"/>
                 <w:i w:val="0"/>
                 <w:iCs w:val="0"/>
                 <w:caps w:val="0"/>
@@ -4173,7 +4218,7 @@
               <w:spacing w:line="300" w:lineRule="atLeast"/>
               <w:jc w:val="left"/>
               <w:rPr>
-                <w:rFonts w:ascii="Segoe UI" w:eastAsia="Segoe UI" w:hAnsi="Segoe UI" w:cs="Segoe UI" w:hint="default"/>
+                <w:rFonts w:hint="default" w:ascii="Segoe UI" w:hAnsi="Segoe UI" w:eastAsia="Segoe UI" w:cs="Segoe UI"/>
                 <w:i w:val="0"/>
                 <w:iCs w:val="0"/>
                 <w:caps w:val="0"/>
@@ -4185,7 +4230,7 @@
             </w:pPr>
             <w:r>
               <w:rPr>
-                <w:rFonts w:ascii="Segoe UI" w:eastAsia="Segoe UI" w:hAnsi="Segoe UI" w:cs="Segoe UI" w:hint="default"/>
+                <w:rFonts w:hint="default" w:ascii="Segoe UI" w:hAnsi="Segoe UI" w:eastAsia="Segoe UI" w:cs="Segoe UI"/>
                 <w:i w:val="0"/>
                 <w:iCs w:val="0"/>
                 <w:caps w:val="0"/>
@@ -4204,9 +4249,14 @@
       </w:tr>
       <w:tr>
         <w:tblPrEx>
-          <w:tblW w:w="9024" w:type="dxa"/>
-          <w:tblInd w:w="0" w:type="dxa"/>
-          <w:shd w:val="clear" w:color="auto" w:fill="auto"/>
+          <w:tblBorders>
+            <w:top w:val="single" w:color="auto" w:sz="4" w:space="0"/>
+            <w:left w:val="single" w:color="auto" w:sz="4" w:space="0"/>
+            <w:bottom w:val="single" w:color="auto" w:sz="4" w:space="0"/>
+            <w:right w:val="single" w:color="auto" w:sz="4" w:space="0"/>
+            <w:insideH w:val="single" w:color="auto" w:sz="4" w:space="0"/>
+            <w:insideV w:val="single" w:color="auto" w:sz="4" w:space="0"/>
+          </w:tblBorders>
           <w:tblCellMar>
             <w:top w:w="15" w:type="dxa"/>
             <w:left w:w="15" w:type="dxa"/>
@@ -4217,7 +4267,7 @@
         <w:tc>
           <w:tcPr>
             <w:tcW w:w="0" w:type="auto"/>
-            <w:vMerge/>
+            <w:vMerge w:val="continue"/>
             <w:shd w:val="clear" w:color="auto" w:fill="auto"/>
             <w:tcMar>
               <w:top w:w="120" w:type="dxa"/>
@@ -4230,7 +4280,7 @@
           <w:p>
             <w:pPr>
               <w:rPr>
-                <w:rFonts w:ascii="Segoe UI" w:eastAsia="Segoe UI" w:hAnsi="Segoe UI" w:cs="Segoe UI" w:hint="default"/>
+                <w:rFonts w:hint="default" w:ascii="Segoe UI" w:hAnsi="Segoe UI" w:eastAsia="Segoe UI" w:cs="Segoe UI"/>
                 <w:i w:val="0"/>
                 <w:iCs w:val="0"/>
                 <w:caps w:val="0"/>
@@ -4263,7 +4313,7 @@
               <w:spacing w:line="300" w:lineRule="atLeast"/>
               <w:jc w:val="left"/>
               <w:rPr>
-                <w:rFonts w:ascii="Segoe UI" w:eastAsia="Segoe UI" w:hAnsi="Segoe UI" w:cs="Segoe UI" w:hint="default"/>
+                <w:rFonts w:hint="default" w:ascii="Segoe UI" w:hAnsi="Segoe UI" w:eastAsia="Segoe UI" w:cs="Segoe UI"/>
                 <w:i w:val="0"/>
                 <w:iCs w:val="0"/>
                 <w:caps w:val="0"/>
@@ -4275,7 +4325,7 @@
             </w:pPr>
             <w:r>
               <w:rPr>
-                <w:rFonts w:ascii="Segoe UI" w:eastAsia="Segoe UI" w:hAnsi="Segoe UI" w:cs="Segoe UI" w:hint="default"/>
+                <w:rFonts w:hint="default" w:ascii="Segoe UI" w:hAnsi="Segoe UI" w:eastAsia="Segoe UI" w:cs="Segoe UI"/>
                 <w:i w:val="0"/>
                 <w:iCs w:val="0"/>
                 <w:caps w:val="0"/>
@@ -4312,7 +4362,7 @@
               <w:spacing w:line="300" w:lineRule="atLeast"/>
               <w:jc w:val="left"/>
               <w:rPr>
-                <w:rFonts w:ascii="Segoe UI" w:eastAsia="Segoe UI" w:hAnsi="Segoe UI" w:cs="Segoe UI" w:hint="default"/>
+                <w:rFonts w:hint="default" w:ascii="Segoe UI" w:hAnsi="Segoe UI" w:eastAsia="Segoe UI" w:cs="Segoe UI"/>
                 <w:i w:val="0"/>
                 <w:iCs w:val="0"/>
                 <w:caps w:val="0"/>
@@ -4324,7 +4374,7 @@
             </w:pPr>
             <w:r>
               <w:rPr>
-                <w:rFonts w:ascii="Segoe UI" w:eastAsia="Segoe UI" w:hAnsi="Segoe UI" w:cs="Segoe UI" w:hint="default"/>
+                <w:rFonts w:hint="default" w:ascii="Segoe UI" w:hAnsi="Segoe UI" w:eastAsia="Segoe UI" w:cs="Segoe UI"/>
                 <w:i w:val="0"/>
                 <w:iCs w:val="0"/>
                 <w:caps w:val="0"/>
@@ -4340,7 +4390,7 @@
             </w:r>
             <w:r>
               <w:rPr>
-                <w:rFonts w:ascii="Segoe UI" w:eastAsia="Segoe UI" w:hAnsi="Segoe UI" w:cs="Segoe UI" w:hint="default"/>
+                <w:rFonts w:hint="default" w:ascii="Segoe UI" w:hAnsi="Segoe UI" w:eastAsia="Segoe UI" w:cs="Segoe UI"/>
                 <w:i w:val="0"/>
                 <w:iCs w:val="0"/>
                 <w:caps w:val="0"/>
@@ -4352,11 +4402,11 @@
                 <w:szCs w:val="18"/>
                 <w:lang w:val="en-US" w:eastAsia="zh-CN"/>
               </w:rPr>
-              <w:br/>
+              <w:br w:type="textWrapping"/>
             </w:r>
             <w:r>
               <w:rPr>
-                <w:rFonts w:ascii="Segoe UI" w:eastAsia="Segoe UI" w:hAnsi="Segoe UI" w:cs="Segoe UI" w:hint="default"/>
+                <w:rFonts w:hint="default" w:ascii="Segoe UI" w:hAnsi="Segoe UI" w:eastAsia="Segoe UI" w:cs="Segoe UI"/>
                 <w:i w:val="0"/>
                 <w:iCs w:val="0"/>
                 <w:caps w:val="0"/>
@@ -4375,9 +4425,14 @@
       </w:tr>
       <w:tr>
         <w:tblPrEx>
-          <w:tblW w:w="9024" w:type="dxa"/>
-          <w:tblInd w:w="0" w:type="dxa"/>
-          <w:shd w:val="clear" w:color="auto" w:fill="auto"/>
+          <w:tblBorders>
+            <w:top w:val="single" w:color="auto" w:sz="4" w:space="0"/>
+            <w:left w:val="single" w:color="auto" w:sz="4" w:space="0"/>
+            <w:bottom w:val="single" w:color="auto" w:sz="4" w:space="0"/>
+            <w:right w:val="single" w:color="auto" w:sz="4" w:space="0"/>
+            <w:insideH w:val="single" w:color="auto" w:sz="4" w:space="0"/>
+            <w:insideV w:val="single" w:color="auto" w:sz="4" w:space="0"/>
+          </w:tblBorders>
           <w:tblCellMar>
             <w:top w:w="15" w:type="dxa"/>
             <w:left w:w="15" w:type="dxa"/>
@@ -4407,7 +4462,7 @@
               <w:spacing w:line="300" w:lineRule="atLeast"/>
               <w:jc w:val="left"/>
               <w:rPr>
-                <w:rFonts w:ascii="Segoe UI" w:eastAsia="Segoe UI" w:hAnsi="Segoe UI" w:cs="Segoe UI" w:hint="default"/>
+                <w:rFonts w:hint="default" w:ascii="Segoe UI" w:hAnsi="Segoe UI" w:eastAsia="Segoe UI" w:cs="Segoe UI"/>
                 <w:i w:val="0"/>
                 <w:iCs w:val="0"/>
                 <w:caps w:val="0"/>
@@ -4419,8 +4474,8 @@
             </w:pPr>
             <w:r>
               <w:rPr>
-                <w:rStyle w:val="Strong"/>
-                <w:rFonts w:ascii="Segoe UI" w:eastAsia="Segoe UI" w:hAnsi="Segoe UI" w:cs="Segoe UI" w:hint="default"/>
+                <w:rStyle w:val="23"/>
+                <w:rFonts w:hint="default" w:ascii="Segoe UI" w:hAnsi="Segoe UI" w:eastAsia="Segoe UI" w:cs="Segoe UI"/>
                 <w:b/>
                 <w:bCs/>
                 <w:i w:val="0"/>
@@ -4459,7 +4514,7 @@
               <w:spacing w:line="300" w:lineRule="atLeast"/>
               <w:jc w:val="left"/>
               <w:rPr>
-                <w:rFonts w:ascii="Segoe UI" w:eastAsia="Segoe UI" w:hAnsi="Segoe UI" w:cs="Segoe UI" w:hint="default"/>
+                <w:rFonts w:hint="default" w:ascii="Segoe UI" w:hAnsi="Segoe UI" w:eastAsia="Segoe UI" w:cs="Segoe UI"/>
                 <w:i w:val="0"/>
                 <w:iCs w:val="0"/>
                 <w:caps w:val="0"/>
@@ -4471,7 +4526,7 @@
             </w:pPr>
             <w:r>
               <w:rPr>
-                <w:rFonts w:ascii="Segoe UI" w:eastAsia="Segoe UI" w:hAnsi="Segoe UI" w:cs="Segoe UI" w:hint="default"/>
+                <w:rFonts w:hint="default" w:ascii="Segoe UI" w:hAnsi="Segoe UI" w:eastAsia="Segoe UI" w:cs="Segoe UI"/>
                 <w:i w:val="0"/>
                 <w:iCs w:val="0"/>
                 <w:caps w:val="0"/>
@@ -4508,7 +4563,7 @@
               <w:spacing w:line="300" w:lineRule="atLeast"/>
               <w:jc w:val="left"/>
               <w:rPr>
-                <w:rFonts w:ascii="Segoe UI" w:eastAsia="Segoe UI" w:hAnsi="Segoe UI" w:cs="Segoe UI" w:hint="default"/>
+                <w:rFonts w:hint="default" w:ascii="Segoe UI" w:hAnsi="Segoe UI" w:eastAsia="Segoe UI" w:cs="Segoe UI"/>
                 <w:i w:val="0"/>
                 <w:iCs w:val="0"/>
                 <w:caps w:val="0"/>
@@ -4520,7 +4575,7 @@
             </w:pPr>
             <w:r>
               <w:rPr>
-                <w:rFonts w:ascii="Segoe UI" w:eastAsia="Segoe UI" w:hAnsi="Segoe UI" w:cs="Segoe UI" w:hint="default"/>
+                <w:rFonts w:hint="default" w:ascii="Segoe UI" w:hAnsi="Segoe UI" w:eastAsia="Segoe UI" w:cs="Segoe UI"/>
                 <w:i w:val="0"/>
                 <w:iCs w:val="0"/>
                 <w:caps w:val="0"/>
@@ -4539,9 +4594,14 @@
       </w:tr>
       <w:tr>
         <w:tblPrEx>
-          <w:tblW w:w="9024" w:type="dxa"/>
-          <w:tblInd w:w="0" w:type="dxa"/>
-          <w:shd w:val="clear" w:color="auto" w:fill="auto"/>
+          <w:tblBorders>
+            <w:top w:val="single" w:color="auto" w:sz="4" w:space="0"/>
+            <w:left w:val="single" w:color="auto" w:sz="4" w:space="0"/>
+            <w:bottom w:val="single" w:color="auto" w:sz="4" w:space="0"/>
+            <w:right w:val="single" w:color="auto" w:sz="4" w:space="0"/>
+            <w:insideH w:val="single" w:color="auto" w:sz="4" w:space="0"/>
+            <w:insideV w:val="single" w:color="auto" w:sz="4" w:space="0"/>
+          </w:tblBorders>
           <w:tblCellMar>
             <w:top w:w="15" w:type="dxa"/>
             <w:left w:w="15" w:type="dxa"/>
@@ -4552,7 +4612,7 @@
         <w:tc>
           <w:tcPr>
             <w:tcW w:w="0" w:type="auto"/>
-            <w:vMerge/>
+            <w:vMerge w:val="continue"/>
             <w:shd w:val="clear" w:color="auto" w:fill="auto"/>
             <w:tcMar>
               <w:top w:w="120" w:type="dxa"/>
@@ -4565,7 +4625,7 @@
           <w:p>
             <w:pPr>
               <w:rPr>
-                <w:rFonts w:ascii="Segoe UI" w:eastAsia="Segoe UI" w:hAnsi="Segoe UI" w:cs="Segoe UI" w:hint="default"/>
+                <w:rFonts w:hint="default" w:ascii="Segoe UI" w:hAnsi="Segoe UI" w:eastAsia="Segoe UI" w:cs="Segoe UI"/>
                 <w:i w:val="0"/>
                 <w:iCs w:val="0"/>
                 <w:caps w:val="0"/>
@@ -4598,7 +4658,7 @@
               <w:spacing w:line="300" w:lineRule="atLeast"/>
               <w:jc w:val="left"/>
               <w:rPr>
-                <w:rFonts w:ascii="Segoe UI" w:eastAsia="Segoe UI" w:hAnsi="Segoe UI" w:cs="Segoe UI" w:hint="default"/>
+                <w:rFonts w:hint="default" w:ascii="Segoe UI" w:hAnsi="Segoe UI" w:eastAsia="Segoe UI" w:cs="Segoe UI"/>
                 <w:i w:val="0"/>
                 <w:iCs w:val="0"/>
                 <w:caps w:val="0"/>
@@ -4610,7 +4670,7 @@
             </w:pPr>
             <w:r>
               <w:rPr>
-                <w:rFonts w:ascii="Segoe UI" w:eastAsia="Segoe UI" w:hAnsi="Segoe UI" w:cs="Segoe UI" w:hint="default"/>
+                <w:rFonts w:hint="default" w:ascii="Segoe UI" w:hAnsi="Segoe UI" w:eastAsia="Segoe UI" w:cs="Segoe UI"/>
                 <w:i w:val="0"/>
                 <w:iCs w:val="0"/>
                 <w:caps w:val="0"/>
@@ -4647,7 +4707,7 @@
               <w:spacing w:line="300" w:lineRule="atLeast"/>
               <w:jc w:val="left"/>
               <w:rPr>
-                <w:rFonts w:ascii="Segoe UI" w:eastAsia="Segoe UI" w:hAnsi="Segoe UI" w:cs="Segoe UI" w:hint="default"/>
+                <w:rFonts w:hint="default" w:ascii="Segoe UI" w:hAnsi="Segoe UI" w:eastAsia="Segoe UI" w:cs="Segoe UI"/>
                 <w:i w:val="0"/>
                 <w:iCs w:val="0"/>
                 <w:caps w:val="0"/>
@@ -4659,7 +4719,7 @@
             </w:pPr>
             <w:r>
               <w:rPr>
-                <w:rFonts w:ascii="Segoe UI" w:eastAsia="Segoe UI" w:hAnsi="Segoe UI" w:cs="Segoe UI" w:hint="default"/>
+                <w:rFonts w:hint="default" w:ascii="Segoe UI" w:hAnsi="Segoe UI" w:eastAsia="Segoe UI" w:cs="Segoe UI"/>
                 <w:i w:val="0"/>
                 <w:iCs w:val="0"/>
                 <w:caps w:val="0"/>
@@ -4678,9 +4738,14 @@
       </w:tr>
       <w:tr>
         <w:tblPrEx>
-          <w:tblW w:w="9024" w:type="dxa"/>
-          <w:tblInd w:w="0" w:type="dxa"/>
-          <w:shd w:val="clear" w:color="auto" w:fill="auto"/>
+          <w:tblBorders>
+            <w:top w:val="single" w:color="auto" w:sz="4" w:space="0"/>
+            <w:left w:val="single" w:color="auto" w:sz="4" w:space="0"/>
+            <w:bottom w:val="single" w:color="auto" w:sz="4" w:space="0"/>
+            <w:right w:val="single" w:color="auto" w:sz="4" w:space="0"/>
+            <w:insideH w:val="single" w:color="auto" w:sz="4" w:space="0"/>
+            <w:insideV w:val="single" w:color="auto" w:sz="4" w:space="0"/>
+          </w:tblBorders>
           <w:tblCellMar>
             <w:top w:w="15" w:type="dxa"/>
             <w:left w:w="15" w:type="dxa"/>
@@ -4691,7 +4756,7 @@
         <w:tc>
           <w:tcPr>
             <w:tcW w:w="0" w:type="auto"/>
-            <w:vMerge/>
+            <w:vMerge w:val="continue"/>
             <w:shd w:val="clear" w:color="auto" w:fill="auto"/>
             <w:tcMar>
               <w:top w:w="120" w:type="dxa"/>
@@ -4704,7 +4769,7 @@
           <w:p>
             <w:pPr>
               <w:rPr>
-                <w:rFonts w:ascii="Segoe UI" w:eastAsia="Segoe UI" w:hAnsi="Segoe UI" w:cs="Segoe UI" w:hint="default"/>
+                <w:rFonts w:hint="default" w:ascii="Segoe UI" w:hAnsi="Segoe UI" w:eastAsia="Segoe UI" w:cs="Segoe UI"/>
                 <w:i w:val="0"/>
                 <w:iCs w:val="0"/>
                 <w:caps w:val="0"/>
@@ -4737,7 +4802,7 @@
               <w:spacing w:line="300" w:lineRule="atLeast"/>
               <w:jc w:val="left"/>
               <w:rPr>
-                <w:rFonts w:ascii="Segoe UI" w:eastAsia="Segoe UI" w:hAnsi="Segoe UI" w:cs="Segoe UI" w:hint="default"/>
+                <w:rFonts w:hint="default" w:ascii="Segoe UI" w:hAnsi="Segoe UI" w:eastAsia="Segoe UI" w:cs="Segoe UI"/>
                 <w:i w:val="0"/>
                 <w:iCs w:val="0"/>
                 <w:caps w:val="0"/>
@@ -4749,7 +4814,7 @@
             </w:pPr>
             <w:r>
               <w:rPr>
-                <w:rFonts w:ascii="Segoe UI" w:eastAsia="Segoe UI" w:hAnsi="Segoe UI" w:cs="Segoe UI" w:hint="default"/>
+                <w:rFonts w:hint="default" w:ascii="Segoe UI" w:hAnsi="Segoe UI" w:eastAsia="Segoe UI" w:cs="Segoe UI"/>
                 <w:i w:val="0"/>
                 <w:iCs w:val="0"/>
                 <w:caps w:val="0"/>
@@ -4786,7 +4851,7 @@
               <w:spacing w:line="300" w:lineRule="atLeast"/>
               <w:jc w:val="left"/>
               <w:rPr>
-                <w:rFonts w:ascii="Segoe UI" w:eastAsia="Segoe UI" w:hAnsi="Segoe UI" w:cs="Segoe UI" w:hint="default"/>
+                <w:rFonts w:hint="default" w:ascii="Segoe UI" w:hAnsi="Segoe UI" w:eastAsia="Segoe UI" w:cs="Segoe UI"/>
                 <w:i w:val="0"/>
                 <w:iCs w:val="0"/>
                 <w:caps w:val="0"/>
@@ -4798,7 +4863,7 @@
             </w:pPr>
             <w:r>
               <w:rPr>
-                <w:rFonts w:ascii="Segoe UI" w:eastAsia="Segoe UI" w:hAnsi="Segoe UI" w:cs="Segoe UI" w:hint="default"/>
+                <w:rFonts w:hint="default" w:ascii="Segoe UI" w:hAnsi="Segoe UI" w:eastAsia="Segoe UI" w:cs="Segoe UI"/>
                 <w:i w:val="0"/>
                 <w:iCs w:val="0"/>
                 <w:caps w:val="0"/>
@@ -4817,9 +4882,14 @@
       </w:tr>
       <w:tr>
         <w:tblPrEx>
-          <w:tblW w:w="9024" w:type="dxa"/>
-          <w:tblInd w:w="0" w:type="dxa"/>
-          <w:shd w:val="clear" w:color="auto" w:fill="auto"/>
+          <w:tblBorders>
+            <w:top w:val="single" w:color="auto" w:sz="4" w:space="0"/>
+            <w:left w:val="single" w:color="auto" w:sz="4" w:space="0"/>
+            <w:bottom w:val="single" w:color="auto" w:sz="4" w:space="0"/>
+            <w:right w:val="single" w:color="auto" w:sz="4" w:space="0"/>
+            <w:insideH w:val="single" w:color="auto" w:sz="4" w:space="0"/>
+            <w:insideV w:val="single" w:color="auto" w:sz="4" w:space="0"/>
+          </w:tblBorders>
           <w:tblCellMar>
             <w:top w:w="15" w:type="dxa"/>
             <w:left w:w="15" w:type="dxa"/>
@@ -4849,7 +4919,7 @@
               <w:spacing w:line="300" w:lineRule="atLeast"/>
               <w:jc w:val="left"/>
               <w:rPr>
-                <w:rFonts w:ascii="Segoe UI" w:eastAsia="Segoe UI" w:hAnsi="Segoe UI" w:cs="Segoe UI" w:hint="default"/>
+                <w:rFonts w:hint="default" w:ascii="Segoe UI" w:hAnsi="Segoe UI" w:eastAsia="Segoe UI" w:cs="Segoe UI"/>
                 <w:i w:val="0"/>
                 <w:iCs w:val="0"/>
                 <w:caps w:val="0"/>
@@ -4861,8 +4931,8 @@
             </w:pPr>
             <w:r>
               <w:rPr>
-                <w:rStyle w:val="Strong"/>
-                <w:rFonts w:ascii="Segoe UI" w:eastAsia="Segoe UI" w:hAnsi="Segoe UI" w:cs="Segoe UI" w:hint="default"/>
+                <w:rStyle w:val="23"/>
+                <w:rFonts w:hint="default" w:ascii="Segoe UI" w:hAnsi="Segoe UI" w:eastAsia="Segoe UI" w:cs="Segoe UI"/>
                 <w:b/>
                 <w:bCs/>
                 <w:i w:val="0"/>
@@ -4901,7 +4971,7 @@
               <w:spacing w:line="300" w:lineRule="atLeast"/>
               <w:jc w:val="left"/>
               <w:rPr>
-                <w:rFonts w:ascii="Segoe UI" w:eastAsia="Segoe UI" w:hAnsi="Segoe UI" w:cs="Segoe UI" w:hint="default"/>
+                <w:rFonts w:hint="default" w:ascii="Segoe UI" w:hAnsi="Segoe UI" w:eastAsia="Segoe UI" w:cs="Segoe UI"/>
                 <w:i w:val="0"/>
                 <w:iCs w:val="0"/>
                 <w:caps w:val="0"/>
@@ -4913,7 +4983,7 @@
             </w:pPr>
             <w:r>
               <w:rPr>
-                <w:rFonts w:ascii="Segoe UI" w:eastAsia="Segoe UI" w:hAnsi="Segoe UI" w:cs="Segoe UI" w:hint="default"/>
+                <w:rFonts w:hint="default" w:ascii="Segoe UI" w:hAnsi="Segoe UI" w:eastAsia="Segoe UI" w:cs="Segoe UI"/>
                 <w:i w:val="0"/>
                 <w:iCs w:val="0"/>
                 <w:caps w:val="0"/>
@@ -4950,7 +5020,7 @@
               <w:spacing w:line="300" w:lineRule="atLeast"/>
               <w:jc w:val="left"/>
               <w:rPr>
-                <w:rFonts w:ascii="Segoe UI" w:eastAsia="Segoe UI" w:hAnsi="Segoe UI" w:cs="Segoe UI" w:hint="default"/>
+                <w:rFonts w:hint="default" w:ascii="Segoe UI" w:hAnsi="Segoe UI" w:eastAsia="Segoe UI" w:cs="Segoe UI"/>
                 <w:i w:val="0"/>
                 <w:iCs w:val="0"/>
                 <w:caps w:val="0"/>
@@ -4962,7 +5032,7 @@
             </w:pPr>
             <w:r>
               <w:rPr>
-                <w:rFonts w:ascii="Segoe UI" w:eastAsia="Segoe UI" w:hAnsi="Segoe UI" w:cs="Segoe UI" w:hint="default"/>
+                <w:rFonts w:hint="default" w:ascii="Segoe UI" w:hAnsi="Segoe UI" w:eastAsia="Segoe UI" w:cs="Segoe UI"/>
                 <w:i w:val="0"/>
                 <w:iCs w:val="0"/>
                 <w:caps w:val="0"/>
@@ -4981,9 +5051,14 @@
       </w:tr>
       <w:tr>
         <w:tblPrEx>
-          <w:tblW w:w="9024" w:type="dxa"/>
-          <w:tblInd w:w="0" w:type="dxa"/>
-          <w:shd w:val="clear" w:color="auto" w:fill="auto"/>
+          <w:tblBorders>
+            <w:top w:val="single" w:color="auto" w:sz="4" w:space="0"/>
+            <w:left w:val="single" w:color="auto" w:sz="4" w:space="0"/>
+            <w:bottom w:val="single" w:color="auto" w:sz="4" w:space="0"/>
+            <w:right w:val="single" w:color="auto" w:sz="4" w:space="0"/>
+            <w:insideH w:val="single" w:color="auto" w:sz="4" w:space="0"/>
+            <w:insideV w:val="single" w:color="auto" w:sz="4" w:space="0"/>
+          </w:tblBorders>
           <w:tblCellMar>
             <w:top w:w="15" w:type="dxa"/>
             <w:left w:w="15" w:type="dxa"/>
@@ -4994,7 +5069,7 @@
         <w:tc>
           <w:tcPr>
             <w:tcW w:w="0" w:type="auto"/>
-            <w:vMerge/>
+            <w:vMerge w:val="continue"/>
             <w:shd w:val="clear" w:color="auto" w:fill="auto"/>
             <w:tcMar>
               <w:top w:w="120" w:type="dxa"/>
@@ -5007,7 +5082,7 @@
           <w:p>
             <w:pPr>
               <w:rPr>
-                <w:rFonts w:ascii="Segoe UI" w:eastAsia="Segoe UI" w:hAnsi="Segoe UI" w:cs="Segoe UI" w:hint="default"/>
+                <w:rFonts w:hint="default" w:ascii="Segoe UI" w:hAnsi="Segoe UI" w:eastAsia="Segoe UI" w:cs="Segoe UI"/>
                 <w:i w:val="0"/>
                 <w:iCs w:val="0"/>
                 <w:caps w:val="0"/>
@@ -5040,7 +5115,7 @@
               <w:spacing w:line="300" w:lineRule="atLeast"/>
               <w:jc w:val="left"/>
               <w:rPr>
-                <w:rFonts w:ascii="Segoe UI" w:eastAsia="Segoe UI" w:hAnsi="Segoe UI" w:cs="Segoe UI" w:hint="default"/>
+                <w:rFonts w:hint="default" w:ascii="Segoe UI" w:hAnsi="Segoe UI" w:eastAsia="Segoe UI" w:cs="Segoe UI"/>
                 <w:i w:val="0"/>
                 <w:iCs w:val="0"/>
                 <w:caps w:val="0"/>
@@ -5052,7 +5127,7 @@
             </w:pPr>
             <w:r>
               <w:rPr>
-                <w:rFonts w:ascii="Segoe UI" w:eastAsia="Segoe UI" w:hAnsi="Segoe UI" w:cs="Segoe UI" w:hint="default"/>
+                <w:rFonts w:hint="default" w:ascii="Segoe UI" w:hAnsi="Segoe UI" w:eastAsia="Segoe UI" w:cs="Segoe UI"/>
                 <w:i w:val="0"/>
                 <w:iCs w:val="0"/>
                 <w:caps w:val="0"/>
@@ -5089,7 +5164,7 @@
               <w:spacing w:line="300" w:lineRule="atLeast"/>
               <w:jc w:val="left"/>
               <w:rPr>
-                <w:rFonts w:ascii="Segoe UI" w:eastAsia="Segoe UI" w:hAnsi="Segoe UI" w:cs="Segoe UI" w:hint="default"/>
+                <w:rFonts w:hint="default" w:ascii="Segoe UI" w:hAnsi="Segoe UI" w:eastAsia="Segoe UI" w:cs="Segoe UI"/>
                 <w:i w:val="0"/>
                 <w:iCs w:val="0"/>
                 <w:caps w:val="0"/>
@@ -5101,8 +5176,8 @@
             </w:pPr>
             <w:r>
               <w:rPr>
-                <w:rStyle w:val="Strong"/>
-                <w:rFonts w:ascii="Segoe UI" w:eastAsia="Segoe UI" w:hAnsi="Segoe UI" w:cs="Segoe UI" w:hint="default"/>
+                <w:rStyle w:val="23"/>
+                <w:rFonts w:hint="default" w:ascii="Segoe UI" w:hAnsi="Segoe UI" w:eastAsia="Segoe UI" w:cs="Segoe UI"/>
                 <w:b/>
                 <w:bCs/>
                 <w:i w:val="0"/>
@@ -5120,7 +5195,7 @@
             </w:r>
             <w:r>
               <w:rPr>
-                <w:rFonts w:ascii="Segoe UI" w:eastAsia="Segoe UI" w:hAnsi="Segoe UI" w:cs="Segoe UI" w:hint="default"/>
+                <w:rFonts w:hint="default" w:ascii="Segoe UI" w:hAnsi="Segoe UI" w:eastAsia="Segoe UI" w:cs="Segoe UI"/>
                 <w:i w:val="0"/>
                 <w:iCs w:val="0"/>
                 <w:caps w:val="0"/>
@@ -5139,9 +5214,14 @@
       </w:tr>
       <w:tr>
         <w:tblPrEx>
-          <w:tblW w:w="9024" w:type="dxa"/>
-          <w:tblInd w:w="0" w:type="dxa"/>
-          <w:shd w:val="clear" w:color="auto" w:fill="auto"/>
+          <w:tblBorders>
+            <w:top w:val="single" w:color="auto" w:sz="4" w:space="0"/>
+            <w:left w:val="single" w:color="auto" w:sz="4" w:space="0"/>
+            <w:bottom w:val="single" w:color="auto" w:sz="4" w:space="0"/>
+            <w:right w:val="single" w:color="auto" w:sz="4" w:space="0"/>
+            <w:insideH w:val="single" w:color="auto" w:sz="4" w:space="0"/>
+            <w:insideV w:val="single" w:color="auto" w:sz="4" w:space="0"/>
+          </w:tblBorders>
           <w:tblCellMar>
             <w:top w:w="15" w:type="dxa"/>
             <w:left w:w="15" w:type="dxa"/>
@@ -5171,7 +5251,7 @@
               <w:spacing w:line="300" w:lineRule="atLeast"/>
               <w:jc w:val="left"/>
               <w:rPr>
-                <w:rFonts w:ascii="Segoe UI" w:eastAsia="Segoe UI" w:hAnsi="Segoe UI" w:cs="Segoe UI" w:hint="default"/>
+                <w:rFonts w:hint="default" w:ascii="Segoe UI" w:hAnsi="Segoe UI" w:eastAsia="Segoe UI" w:cs="Segoe UI"/>
                 <w:i w:val="0"/>
                 <w:iCs w:val="0"/>
                 <w:caps w:val="0"/>
@@ -5183,8 +5263,8 @@
             </w:pPr>
             <w:r>
               <w:rPr>
-                <w:rStyle w:val="Strong"/>
-                <w:rFonts w:ascii="Segoe UI" w:eastAsia="Segoe UI" w:hAnsi="Segoe UI" w:cs="Segoe UI" w:hint="default"/>
+                <w:rStyle w:val="23"/>
+                <w:rFonts w:hint="default" w:ascii="Segoe UI" w:hAnsi="Segoe UI" w:eastAsia="Segoe UI" w:cs="Segoe UI"/>
                 <w:b/>
                 <w:bCs/>
                 <w:i w:val="0"/>
@@ -5223,7 +5303,7 @@
               <w:spacing w:line="300" w:lineRule="atLeast"/>
               <w:jc w:val="left"/>
               <w:rPr>
-                <w:rFonts w:ascii="Segoe UI" w:eastAsia="Segoe UI" w:hAnsi="Segoe UI" w:cs="Segoe UI" w:hint="default"/>
+                <w:rFonts w:hint="default" w:ascii="Segoe UI" w:hAnsi="Segoe UI" w:eastAsia="Segoe UI" w:cs="Segoe UI"/>
                 <w:i w:val="0"/>
                 <w:iCs w:val="0"/>
                 <w:caps w:val="0"/>
@@ -5235,7 +5315,7 @@
             </w:pPr>
             <w:r>
               <w:rPr>
-                <w:rFonts w:ascii="Segoe UI" w:eastAsia="Segoe UI" w:hAnsi="Segoe UI" w:cs="Segoe UI" w:hint="default"/>
+                <w:rFonts w:hint="default" w:ascii="Segoe UI" w:hAnsi="Segoe UI" w:eastAsia="Segoe UI" w:cs="Segoe UI"/>
                 <w:i w:val="0"/>
                 <w:iCs w:val="0"/>
                 <w:caps w:val="0"/>
@@ -5272,7 +5352,7 @@
               <w:spacing w:line="300" w:lineRule="atLeast"/>
               <w:jc w:val="left"/>
               <w:rPr>
-                <w:rFonts w:ascii="Segoe UI" w:eastAsia="Segoe UI" w:hAnsi="Segoe UI" w:cs="Segoe UI" w:hint="default"/>
+                <w:rFonts w:hint="default" w:ascii="Segoe UI" w:hAnsi="Segoe UI" w:eastAsia="Segoe UI" w:cs="Segoe UI"/>
                 <w:i w:val="0"/>
                 <w:iCs w:val="0"/>
                 <w:caps w:val="0"/>
@@ -5284,8 +5364,8 @@
             </w:pPr>
             <w:r>
               <w:rPr>
-                <w:rStyle w:val="Strong"/>
-                <w:rFonts w:ascii="Segoe UI" w:eastAsia="Segoe UI" w:hAnsi="Segoe UI" w:cs="Segoe UI" w:hint="default"/>
+                <w:rStyle w:val="23"/>
+                <w:rFonts w:hint="default" w:ascii="Segoe UI" w:hAnsi="Segoe UI" w:eastAsia="Segoe UI" w:cs="Segoe UI"/>
                 <w:b/>
                 <w:bCs/>
                 <w:i w:val="0"/>
@@ -5303,7 +5383,7 @@
             </w:r>
             <w:r>
               <w:rPr>
-                <w:rFonts w:ascii="Segoe UI" w:eastAsia="Segoe UI" w:hAnsi="Segoe UI" w:cs="Segoe UI" w:hint="default"/>
+                <w:rFonts w:hint="default" w:ascii="Segoe UI" w:hAnsi="Segoe UI" w:eastAsia="Segoe UI" w:cs="Segoe UI"/>
                 <w:i w:val="0"/>
                 <w:iCs w:val="0"/>
                 <w:caps w:val="0"/>
@@ -5322,9 +5402,14 @@
       </w:tr>
       <w:tr>
         <w:tblPrEx>
-          <w:tblW w:w="9024" w:type="dxa"/>
-          <w:tblInd w:w="0" w:type="dxa"/>
-          <w:shd w:val="clear" w:color="auto" w:fill="auto"/>
+          <w:tblBorders>
+            <w:top w:val="single" w:color="auto" w:sz="4" w:space="0"/>
+            <w:left w:val="single" w:color="auto" w:sz="4" w:space="0"/>
+            <w:bottom w:val="single" w:color="auto" w:sz="4" w:space="0"/>
+            <w:right w:val="single" w:color="auto" w:sz="4" w:space="0"/>
+            <w:insideH w:val="single" w:color="auto" w:sz="4" w:space="0"/>
+            <w:insideV w:val="single" w:color="auto" w:sz="4" w:space="0"/>
+          </w:tblBorders>
           <w:tblCellMar>
             <w:top w:w="15" w:type="dxa"/>
             <w:left w:w="15" w:type="dxa"/>
@@ -5335,7 +5420,7 @@
         <w:tc>
           <w:tcPr>
             <w:tcW w:w="0" w:type="auto"/>
-            <w:vMerge/>
+            <w:vMerge w:val="continue"/>
             <w:shd w:val="clear" w:color="auto" w:fill="auto"/>
             <w:tcMar>
               <w:top w:w="120" w:type="dxa"/>
@@ -5348,7 +5433,7 @@
           <w:p>
             <w:pPr>
               <w:rPr>
-                <w:rFonts w:ascii="Segoe UI" w:eastAsia="Segoe UI" w:hAnsi="Segoe UI" w:cs="Segoe UI" w:hint="default"/>
+                <w:rFonts w:hint="default" w:ascii="Segoe UI" w:hAnsi="Segoe UI" w:eastAsia="Segoe UI" w:cs="Segoe UI"/>
                 <w:i w:val="0"/>
                 <w:iCs w:val="0"/>
                 <w:caps w:val="0"/>
@@ -5381,7 +5466,7 @@
               <w:spacing w:line="300" w:lineRule="atLeast"/>
               <w:jc w:val="left"/>
               <w:rPr>
-                <w:rFonts w:ascii="Segoe UI" w:eastAsia="Segoe UI" w:hAnsi="Segoe UI" w:cs="Segoe UI" w:hint="default"/>
+                <w:rFonts w:hint="default" w:ascii="Segoe UI" w:hAnsi="Segoe UI" w:eastAsia="Segoe UI" w:cs="Segoe UI"/>
                 <w:i w:val="0"/>
                 <w:iCs w:val="0"/>
                 <w:caps w:val="0"/>
@@ -5393,7 +5478,7 @@
             </w:pPr>
             <w:r>
               <w:rPr>
-                <w:rFonts w:ascii="Segoe UI" w:eastAsia="Segoe UI" w:hAnsi="Segoe UI" w:cs="Segoe UI" w:hint="default"/>
+                <w:rFonts w:hint="default" w:ascii="Segoe UI" w:hAnsi="Segoe UI" w:eastAsia="Segoe UI" w:cs="Segoe UI"/>
                 <w:i w:val="0"/>
                 <w:iCs w:val="0"/>
                 <w:caps w:val="0"/>
@@ -5430,7 +5515,7 @@
               <w:spacing w:line="300" w:lineRule="atLeast"/>
               <w:jc w:val="left"/>
               <w:rPr>
-                <w:rFonts w:ascii="Segoe UI" w:eastAsia="Segoe UI" w:hAnsi="Segoe UI" w:cs="Segoe UI" w:hint="default"/>
+                <w:rFonts w:hint="default" w:ascii="Segoe UI" w:hAnsi="Segoe UI" w:eastAsia="Segoe UI" w:cs="Segoe UI"/>
                 <w:i w:val="0"/>
                 <w:iCs w:val="0"/>
                 <w:caps w:val="0"/>
@@ -5442,7 +5527,7 @@
             </w:pPr>
             <w:r>
               <w:rPr>
-                <w:rFonts w:ascii="Segoe UI" w:eastAsia="Segoe UI" w:hAnsi="Segoe UI" w:cs="Segoe UI" w:hint="default"/>
+                <w:rFonts w:hint="default" w:ascii="Segoe UI" w:hAnsi="Segoe UI" w:eastAsia="Segoe UI" w:cs="Segoe UI"/>
                 <w:i w:val="0"/>
                 <w:iCs w:val="0"/>
                 <w:caps w:val="0"/>
@@ -5458,7 +5543,7 @@
             </w:r>
             <w:r>
               <w:rPr>
-                <w:rFonts w:ascii="Segoe UI" w:eastAsia="Segoe UI" w:hAnsi="Segoe UI" w:cs="Segoe UI" w:hint="default"/>
+                <w:rFonts w:hint="default" w:ascii="Segoe UI" w:hAnsi="Segoe UI" w:eastAsia="Segoe UI" w:cs="Segoe UI"/>
                 <w:i w:val="0"/>
                 <w:iCs w:val="0"/>
                 <w:caps w:val="0"/>
@@ -5470,11 +5555,11 @@
                 <w:szCs w:val="18"/>
                 <w:lang w:val="en-US" w:eastAsia="zh-CN"/>
               </w:rPr>
-              <w:br/>
+              <w:br w:type="textWrapping"/>
             </w:r>
             <w:r>
               <w:rPr>
-                <w:rFonts w:ascii="Segoe UI" w:eastAsia="Segoe UI" w:hAnsi="Segoe UI" w:cs="Segoe UI" w:hint="default"/>
+                <w:rFonts w:hint="default" w:ascii="Segoe UI" w:hAnsi="Segoe UI" w:eastAsia="Segoe UI" w:cs="Segoe UI"/>
                 <w:i w:val="0"/>
                 <w:iCs w:val="0"/>
                 <w:caps w:val="0"/>
@@ -5494,7 +5579,7 @@
     </w:tbl>
     <w:p>
       <w:pPr>
-        <w:pStyle w:val="a1"/>
+        <w:pStyle w:val="29"/>
         <w:rPr>
           <w:rFonts w:hint="default"/>
           <w:lang w:val="en-US" w:eastAsia="zh-CN"/>
@@ -5503,14 +5588,14 @@
     </w:p>
     <w:p>
       <w:pPr>
-        <w:pStyle w:val="1"/>
+        <w:pStyle w:val="28"/>
         <w:bidi w:val="0"/>
         <w:rPr>
           <w:rFonts w:hint="default"/>
           <w:lang w:val="en-US" w:eastAsia="zh-CN"/>
         </w:rPr>
       </w:pPr>
-      <w:bookmarkStart w:id="8" w:name="_Toc26145"/>
+      <w:bookmarkStart w:id="7" w:name="_Toc22962"/>
       <w:r>
         <w:rPr>
           <w:rFonts w:hint="default"/>
@@ -5518,11 +5603,11 @@
         </w:rPr>
         <w:t>框架设计原则</w:t>
       </w:r>
-      <w:bookmarkEnd w:id="8"/>
+      <w:bookmarkEnd w:id="7"/>
     </w:p>
     <w:p>
       <w:pPr>
-        <w:pStyle w:val="a1"/>
+        <w:pStyle w:val="29"/>
         <w:keepNext w:val="0"/>
         <w:keepLines w:val="0"/>
         <w:pageBreakBefore w:val="0"/>
@@ -5552,7 +5637,7 @@
     </w:p>
     <w:p>
       <w:pPr>
-        <w:pStyle w:val="a1"/>
+        <w:pStyle w:val="29"/>
         <w:keepNext w:val="0"/>
         <w:keepLines w:val="0"/>
         <w:pageBreakBefore w:val="0"/>
@@ -5582,7 +5667,7 @@
     </w:p>
     <w:p>
       <w:pPr>
-        <w:pStyle w:val="a1"/>
+        <w:pStyle w:val="29"/>
         <w:keepNext w:val="0"/>
         <w:keepLines w:val="0"/>
         <w:pageBreakBefore w:val="0"/>
@@ -5612,7 +5697,7 @@
     </w:p>
     <w:p>
       <w:pPr>
-        <w:pStyle w:val="a1"/>
+        <w:pStyle w:val="29"/>
         <w:keepNext w:val="0"/>
         <w:keepLines w:val="0"/>
         <w:pageBreakBefore w:val="0"/>
@@ -5642,7 +5727,7 @@
     </w:p>
     <w:p>
       <w:pPr>
-        <w:pStyle w:val="a1"/>
+        <w:pStyle w:val="29"/>
         <w:keepNext w:val="0"/>
         <w:keepLines w:val="0"/>
         <w:pageBreakBefore w:val="0"/>
@@ -5672,7 +5757,7 @@
     </w:p>
     <w:p>
       <w:pPr>
-        <w:pStyle w:val="a1"/>
+        <w:pStyle w:val="29"/>
         <w:keepNext w:val="0"/>
         <w:keepLines w:val="0"/>
         <w:pageBreakBefore w:val="0"/>
@@ -5702,7 +5787,7 @@
     </w:p>
     <w:p>
       <w:pPr>
-        <w:pStyle w:val="a1"/>
+        <w:pStyle w:val="29"/>
         <w:keepNext w:val="0"/>
         <w:keepLines w:val="0"/>
         <w:pageBreakBefore w:val="0"/>
@@ -5732,45 +5817,45 @@
     </w:p>
     <w:p>
       <w:pPr>
-        <w:pStyle w:val="1"/>
+        <w:pStyle w:val="28"/>
         <w:bidi w:val="0"/>
         <w:rPr>
           <w:rFonts w:hint="default"/>
           <w:lang w:val="en-US" w:eastAsia="zh-CN"/>
         </w:rPr>
       </w:pPr>
-      <w:bookmarkStart w:id="9" w:name="_Toc23365"/>
+      <w:bookmarkStart w:id="8" w:name="_Toc26194"/>
       <w:r>
         <w:rPr>
           <w:rFonts w:hint="default"/>
           <w:lang w:val="en-US" w:eastAsia="zh-CN"/>
         </w:rPr>
         <w:t>框架结构与逻辑关系</w:t>
+      </w:r>
+      <w:bookmarkEnd w:id="8"/>
+    </w:p>
+    <w:p>
+      <w:pPr>
+        <w:pStyle w:val="30"/>
+        <w:bidi w:val="0"/>
+        <w:rPr>
+          <w:rFonts w:hint="default"/>
+          <w:lang w:val="en-US" w:eastAsia="zh-CN"/>
+        </w:rPr>
+      </w:pPr>
+      <w:bookmarkStart w:id="9" w:name="_Toc21380"/>
+      <w:r>
+        <w:rPr>
+          <w:rFonts w:hint="default"/>
+          <w:lang w:val="en-US" w:eastAsia="zh-CN"/>
+        </w:rPr>
+        <w:t>框架结构</w:t>
       </w:r>
       <w:bookmarkEnd w:id="9"/>
     </w:p>
     <w:p>
       <w:pPr>
-        <w:pStyle w:val="2"/>
-        <w:bidi w:val="0"/>
-        <w:rPr>
-          <w:rFonts w:hint="default"/>
-          <w:lang w:val="en-US" w:eastAsia="zh-CN"/>
-        </w:rPr>
-      </w:pPr>
-      <w:bookmarkStart w:id="10" w:name="_Toc4349"/>
-      <w:r>
-        <w:rPr>
-          <w:rFonts w:hint="default"/>
-          <w:lang w:val="en-US" w:eastAsia="zh-CN"/>
-        </w:rPr>
-        <w:t>框架结构</w:t>
-      </w:r>
-      <w:bookmarkEnd w:id="10"/>
-    </w:p>
-    <w:p>
-      <w:pPr>
-        <w:pStyle w:val="a1"/>
+        <w:pStyle w:val="29"/>
         <w:keepNext w:val="0"/>
         <w:keepLines w:val="0"/>
         <w:pageBreakBefore w:val="0"/>
@@ -5800,7 +5885,7 @@
     </w:p>
     <w:p>
       <w:pPr>
-        <w:pStyle w:val="a1"/>
+        <w:pStyle w:val="29"/>
         <w:keepNext w:val="0"/>
         <w:keepLines w:val="0"/>
         <w:pageBreakBefore w:val="0"/>
@@ -5830,7 +5915,7 @@
     </w:p>
     <w:p>
       <w:pPr>
-        <w:pStyle w:val="a1"/>
+        <w:pStyle w:val="29"/>
         <w:keepNext w:val="0"/>
         <w:keepLines w:val="0"/>
         <w:pageBreakBefore w:val="0"/>
@@ -5860,7 +5945,7 @@
     </w:p>
     <w:p>
       <w:pPr>
-        <w:pStyle w:val="a1"/>
+        <w:pStyle w:val="29"/>
         <w:keepNext w:val="0"/>
         <w:keepLines w:val="0"/>
         <w:pageBreakBefore w:val="0"/>
@@ -5890,7 +5975,7 @@
     </w:p>
     <w:p>
       <w:pPr>
-        <w:pStyle w:val="a1"/>
+        <w:pStyle w:val="29"/>
         <w:keepNext w:val="0"/>
         <w:keepLines w:val="0"/>
         <w:pageBreakBefore w:val="0"/>
@@ -5920,7 +6005,7 @@
     </w:p>
     <w:p>
       <w:pPr>
-        <w:pStyle w:val="2"/>
+        <w:pStyle w:val="30"/>
         <w:bidi w:val="0"/>
         <w:rPr>
           <w:rFonts w:hint="default"/>
@@ -5934,7 +6019,7 @@
         </w:rPr>
         <w:t xml:space="preserve"> </w:t>
       </w:r>
-      <w:bookmarkStart w:id="11" w:name="_Toc26521"/>
+      <w:bookmarkStart w:id="10" w:name="_Toc30248"/>
       <w:r>
         <w:rPr>
           <w:rFonts w:hint="default"/>
@@ -5942,11 +6027,11 @@
         </w:rPr>
         <w:t>关键流程逻辑关系图</w:t>
       </w:r>
-      <w:bookmarkEnd w:id="11"/>
+      <w:bookmarkEnd w:id="10"/>
     </w:p>
     <w:p>
       <w:pPr>
-        <w:pStyle w:val="a1"/>
+        <w:pStyle w:val="29"/>
         <w:rPr>
           <w:rFonts w:hint="default"/>
           <w:lang w:val="en-US" w:eastAsia="zh-CN"/>
@@ -5971,7 +6056,7 @@
                     </pic:cNvPicPr>
                   </pic:nvPicPr>
                   <pic:blipFill>
-                    <a:blip xmlns:r="http://schemas.openxmlformats.org/officeDocument/2006/relationships" r:embed="rId7"/>
+                    <a:blip r:embed="rId10"/>
                     <a:stretch>
                       <a:fillRect/>
                     </a:stretch>
@@ -5998,14 +6083,14 @@
     </w:p>
     <w:p>
       <w:pPr>
-        <w:pStyle w:val="1"/>
+        <w:pStyle w:val="28"/>
         <w:bidi w:val="0"/>
         <w:rPr>
           <w:rFonts w:hint="default"/>
           <w:lang w:val="en-US" w:eastAsia="zh-CN"/>
         </w:rPr>
       </w:pPr>
-      <w:bookmarkStart w:id="12" w:name="_Toc5866"/>
+      <w:bookmarkStart w:id="11" w:name="_Toc9536"/>
       <w:r>
         <w:rPr>
           <w:rFonts w:hint="default"/>
@@ -6013,11 +6098,11 @@
         </w:rPr>
         <w:t>关键设计决策</w:t>
       </w:r>
-      <w:bookmarkEnd w:id="12"/>
+      <w:bookmarkEnd w:id="11"/>
     </w:p>
     <w:p>
       <w:pPr>
-        <w:pStyle w:val="a1"/>
+        <w:pStyle w:val="29"/>
         <w:keepNext w:val="0"/>
         <w:keepLines w:val="0"/>
         <w:pageBreakBefore w:val="0"/>
@@ -6047,7 +6132,7 @@
     </w:p>
     <w:p>
       <w:pPr>
-        <w:pStyle w:val="a1"/>
+        <w:pStyle w:val="29"/>
         <w:keepNext w:val="0"/>
         <w:keepLines w:val="0"/>
         <w:pageBreakBefore w:val="0"/>
@@ -6077,7 +6162,7 @@
     </w:p>
     <w:p>
       <w:pPr>
-        <w:pStyle w:val="a1"/>
+        <w:pStyle w:val="29"/>
         <w:keepNext w:val="0"/>
         <w:keepLines w:val="0"/>
         <w:pageBreakBefore w:val="0"/>
@@ -6107,7 +6192,7 @@
     </w:p>
     <w:p>
       <w:pPr>
-        <w:pStyle w:val="a1"/>
+        <w:pStyle w:val="29"/>
         <w:keepNext w:val="0"/>
         <w:keepLines w:val="0"/>
         <w:pageBreakBefore w:val="0"/>
@@ -6137,14 +6222,14 @@
     </w:p>
     <w:p>
       <w:pPr>
-        <w:pStyle w:val="1"/>
+        <w:pStyle w:val="28"/>
         <w:bidi w:val="0"/>
         <w:rPr>
           <w:rFonts w:hint="default"/>
           <w:lang w:val="en-US" w:eastAsia="zh-CN"/>
         </w:rPr>
       </w:pPr>
-      <w:bookmarkStart w:id="13" w:name="_Toc24634"/>
+      <w:bookmarkStart w:id="12" w:name="_Toc4574"/>
       <w:r>
         <w:rPr>
           <w:rFonts w:hint="default"/>
@@ -6152,11 +6237,11 @@
         </w:rPr>
         <w:t>结论与建议</w:t>
       </w:r>
-      <w:bookmarkEnd w:id="13"/>
+      <w:bookmarkEnd w:id="12"/>
     </w:p>
     <w:p>
       <w:pPr>
-        <w:pStyle w:val="a1"/>
+        <w:pStyle w:val="29"/>
         <w:keepNext w:val="0"/>
         <w:keepLines w:val="0"/>
         <w:pageBreakBefore w:val="0"/>
@@ -6186,7 +6271,7 @@
     </w:p>
     <w:p>
       <w:pPr>
-        <w:pStyle w:val="a1"/>
+        <w:pStyle w:val="29"/>
         <w:keepNext w:val="0"/>
         <w:keepLines w:val="0"/>
         <w:pageBreakBefore w:val="0"/>
@@ -6216,7 +6301,7 @@
     </w:p>
     <w:p>
       <w:pPr>
-        <w:pStyle w:val="a1"/>
+        <w:pStyle w:val="29"/>
         <w:keepNext w:val="0"/>
         <w:keepLines w:val="0"/>
         <w:pageBreakBefore w:val="0"/>
@@ -6246,7 +6331,7 @@
     </w:p>
     <w:p>
       <w:pPr>
-        <w:pStyle w:val="a1"/>
+        <w:pStyle w:val="29"/>
         <w:keepNext w:val="0"/>
         <w:keepLines w:val="0"/>
         <w:pageBreakBefore w:val="0"/>
@@ -6276,7 +6361,7 @@
     </w:p>
     <w:p>
       <w:pPr>
-        <w:pStyle w:val="a1"/>
+        <w:pStyle w:val="29"/>
         <w:keepNext w:val="0"/>
         <w:keepLines w:val="0"/>
         <w:pageBreakBefore w:val="0"/>
@@ -6306,7 +6391,7 @@
     </w:p>
     <w:p>
       <w:pPr>
-        <w:pStyle w:val="a1"/>
+        <w:pStyle w:val="29"/>
         <w:keepNext w:val="0"/>
         <w:keepLines w:val="0"/>
         <w:pageBreakBefore w:val="0"/>
@@ -6335,23 +6420,73 @@
       </w:r>
     </w:p>
     <w:sectPr>
-      <w:headerReference w:type="default" r:id="rId8"/>
+      <w:headerReference r:id="rId5" w:type="default"/>
       <w:pgSz w:w="11906" w:h="16838"/>
       <w:pgMar w:top="1417" w:right="1800" w:bottom="1440" w:left="1800" w:header="1140" w:footer="992" w:gutter="0"/>
-      <w:cols w:num="1" w:space="425"/>
+      <w:cols w:space="425" w:num="1"/>
       <w:docGrid w:type="lines" w:linePitch="312" w:charSpace="0"/>
     </w:sectPr>
   </w:body>
 </w:document>
 </file>
 
+<file path=word/endnotes.xml><?xml version="1.0" encoding="utf-8"?>
+<w:endnotes xmlns:wpc="http://schemas.microsoft.com/office/word/2010/wordprocessingCanvas" xmlns:mc="http://schemas.openxmlformats.org/markup-compatibility/2006" xmlns:o="urn:schemas-microsoft-com:office:office" xmlns:r="http://schemas.openxmlformats.org/officeDocument/2006/relationships" xmlns:m="http://schemas.openxmlformats.org/officeDocument/2006/math" xmlns:v="urn:schemas-microsoft-com:vml" xmlns:wp14="http://schemas.microsoft.com/office/word/2010/wordprocessingDrawing" xmlns:wp="http://schemas.openxmlformats.org/drawingml/2006/wordprocessingDrawing" xmlns:w="http://schemas.openxmlformats.org/wordprocessingml/2006/main" xmlns:w14="http://schemas.microsoft.com/office/word/2010/wordml" xmlns:w15="http://schemas.microsoft.com/office/word/2012/wordml" xmlns:w10="urn:schemas-microsoft-com:office:word" xmlns:wpg="http://schemas.microsoft.com/office/word/2010/wordprocessingGroup" xmlns:wpi="http://schemas.microsoft.com/office/word/2010/wordprocessingInk" xmlns:wne="http://schemas.microsoft.com/office/word/2006/wordml" xmlns:wps="http://schemas.microsoft.com/office/word/2010/wordprocessingShape" xmlns:wpsCustomData="http://www.wps.cn/officeDocument/2013/wpsCustomData" mc:Ignorable="w14 w15 wp14">
+  <w:endnote w:type="separator" w:id="0">
+    <w:p>
+      <w:pPr>
+        <w:spacing w:line="240" w:lineRule="auto"/>
+      </w:pPr>
+      <w:r>
+        <w:separator/>
+      </w:r>
+    </w:p>
+  </w:endnote>
+  <w:endnote w:type="continuationSeparator" w:id="1">
+    <w:p>
+      <w:pPr>
+        <w:spacing w:line="240" w:lineRule="auto"/>
+      </w:pPr>
+      <w:r>
+        <w:continuationSeparator/>
+      </w:r>
+    </w:p>
+  </w:endnote>
+</w:endnotes>
+</file>
+
+<file path=word/footnotes.xml><?xml version="1.0" encoding="utf-8"?>
+<w:footnotes xmlns:wpc="http://schemas.microsoft.com/office/word/2010/wordprocessingCanvas" xmlns:mc="http://schemas.openxmlformats.org/markup-compatibility/2006" xmlns:o="urn:schemas-microsoft-com:office:office" xmlns:r="http://schemas.openxmlformats.org/officeDocument/2006/relationships" xmlns:m="http://schemas.openxmlformats.org/officeDocument/2006/math" xmlns:v="urn:schemas-microsoft-com:vml" xmlns:wp14="http://schemas.microsoft.com/office/word/2010/wordprocessingDrawing" xmlns:wp="http://schemas.openxmlformats.org/drawingml/2006/wordprocessingDrawing" xmlns:w="http://schemas.openxmlformats.org/wordprocessingml/2006/main" xmlns:w14="http://schemas.microsoft.com/office/word/2010/wordml" xmlns:w15="http://schemas.microsoft.com/office/word/2012/wordml" xmlns:w10="urn:schemas-microsoft-com:office:word" xmlns:wpg="http://schemas.microsoft.com/office/word/2010/wordprocessingGroup" xmlns:wpi="http://schemas.microsoft.com/office/word/2010/wordprocessingInk" xmlns:wne="http://schemas.microsoft.com/office/word/2006/wordml" xmlns:wps="http://schemas.microsoft.com/office/word/2010/wordprocessingShape" xmlns:wpsCustomData="http://www.wps.cn/officeDocument/2013/wpsCustomData" mc:Ignorable="w14 w15 wp14">
+  <w:footnote w:type="separator" w:id="0">
+    <w:p>
+      <w:pPr>
+        <w:spacing w:line="360" w:lineRule="auto"/>
+      </w:pPr>
+      <w:r>
+        <w:separator/>
+      </w:r>
+    </w:p>
+  </w:footnote>
+  <w:footnote w:type="continuationSeparator" w:id="1">
+    <w:p>
+      <w:pPr>
+        <w:spacing w:line="360" w:lineRule="auto"/>
+      </w:pPr>
+      <w:r>
+        <w:continuationSeparator/>
+      </w:r>
+    </w:p>
+  </w:footnote>
+</w:footnotes>
+</file>
+
 <file path=word/header1.xml><?xml version="1.0" encoding="utf-8"?>
-<w:hdr xmlns:wpc="http://schemas.microsoft.com/office/word/2010/wordprocessingCanvas" xmlns:mc="http://schemas.openxmlformats.org/markup-compatibility/2006" xmlns:o="urn:schemas-microsoft-com:office:office" xmlns:r="http://schemas.openxmlformats.org/officeDocument/2006/relationships" xmlns:m="http://schemas.openxmlformats.org/officeDocument/2006/math" xmlns:v="urn:schemas-microsoft-com:vml" xmlns:wp14="http://schemas.microsoft.com/office/word/2010/wordprocessingDrawing" xmlns:wp="http://schemas.openxmlformats.org/drawingml/2006/wordprocessingDrawing" xmlns:w10="urn:schemas-microsoft-com:office:word" xmlns:w="http://schemas.openxmlformats.org/wordprocessingml/2006/main" xmlns:w14="http://schemas.microsoft.com/office/word/2010/wordml" xmlns:w15="http://schemas.microsoft.com/office/word/2012/wordml" xmlns:wne="http://schemas.microsoft.com/office/word/2006/wordml" xmlns:wpg="http://schemas.microsoft.com/office/word/2010/wordprocessingGroup" xmlns:wpi="http://schemas.microsoft.com/office/word/2010/wordprocessingInk" xmlns:wps="http://schemas.microsoft.com/office/word/2010/wordprocessingShape" mc:Ignorable="w14 w15 wp14">
+<w:hdr xmlns:wpc="http://schemas.microsoft.com/office/word/2010/wordprocessingCanvas" xmlns:mc="http://schemas.openxmlformats.org/markup-compatibility/2006" xmlns:o="urn:schemas-microsoft-com:office:office" xmlns:r="http://schemas.openxmlformats.org/officeDocument/2006/relationships" xmlns:m="http://schemas.openxmlformats.org/officeDocument/2006/math" xmlns:v="urn:schemas-microsoft-com:vml" xmlns:wp14="http://schemas.microsoft.com/office/word/2010/wordprocessingDrawing" xmlns:wp="http://schemas.openxmlformats.org/drawingml/2006/wordprocessingDrawing" xmlns:w10="urn:schemas-microsoft-com:office:word" xmlns:w="http://schemas.openxmlformats.org/wordprocessingml/2006/main" xmlns:w14="http://schemas.microsoft.com/office/word/2010/wordml" xmlns:w15="http://schemas.microsoft.com/office/word/2012/wordml" xmlns:wpg="http://schemas.microsoft.com/office/word/2010/wordprocessingGroup" xmlns:wpi="http://schemas.microsoft.com/office/word/2010/wordprocessingInk" xmlns:wne="http://schemas.microsoft.com/office/word/2006/wordml" xmlns:wps="http://schemas.microsoft.com/office/word/2010/wordprocessingShape" xmlns:wpsCustomData="http://www.wps.cn/officeDocument/2013/wpsCustomData" mc:Ignorable="w14 w15 wp14">
   <w:p>
     <w:pPr>
-      <w:pStyle w:val="Header"/>
+      <w:pStyle w:val="15"/>
       <w:pBdr>
-        <w:bottom w:val="single" w:sz="4" w:space="1" w:color="auto"/>
+        <w:bottom w:val="single" w:color="auto" w:sz="4" w:space="1"/>
       </w:pBdr>
       <w:tabs>
         <w:tab w:val="left" w:pos="335"/>
@@ -6359,27 +6494,27 @@
       </w:tabs>
       <w:jc w:val="right"/>
       <w:rPr>
-        <w:rFonts w:eastAsiaTheme="minorEastAsia" w:hint="eastAsia"/>
+        <w:rFonts w:hint="eastAsia" w:eastAsiaTheme="minorEastAsia"/>
         <w:lang w:eastAsia="zh-CN"/>
       </w:rPr>
     </w:pPr>
     <w:r>
       <w:rPr>
-        <w:rFonts w:eastAsiaTheme="minorEastAsia" w:hint="eastAsia"/>
+        <w:rFonts w:hint="eastAsia" w:eastAsiaTheme="minorEastAsia"/>
         <w:lang w:val="en-US" w:eastAsia="zh-CN"/>
       </w:rPr>
       <w:tab/>
     </w:r>
     <w:r>
       <w:rPr>
-        <w:rFonts w:eastAsiaTheme="minorEastAsia" w:hint="eastAsia"/>
+        <w:rFonts w:hint="eastAsia" w:eastAsiaTheme="minorEastAsia"/>
         <w:lang w:val="en-US" w:eastAsia="zh-CN"/>
       </w:rPr>
       <w:tab/>
     </w:r>
     <w:r>
       <w:rPr>
-        <w:rFonts w:eastAsiaTheme="minorEastAsia" w:hint="eastAsia"/>
+        <w:rFonts w:hint="eastAsia" w:eastAsiaTheme="minorEastAsia"/>
         <w:lang w:val="en-US" w:eastAsia="zh-CN"/>
       </w:rPr>
       <w:t>江西通信产业服务有限公司</w:t>
@@ -6389,15 +6524,15 @@
 </file>
 
 <file path=word/numbering.xml><?xml version="1.0" encoding="utf-8"?>
-<w:numbering xmlns:wpc="http://schemas.microsoft.com/office/word/2010/wordprocessingCanvas" xmlns:mc="http://schemas.openxmlformats.org/markup-compatibility/2006" xmlns:o="urn:schemas-microsoft-com:office:office" xmlns:r="http://schemas.openxmlformats.org/officeDocument/2006/relationships" xmlns:m="http://schemas.openxmlformats.org/officeDocument/2006/math" xmlns:v="urn:schemas-microsoft-com:vml" xmlns:wp14="http://schemas.microsoft.com/office/word/2010/wordprocessingDrawing" xmlns:wp="http://schemas.openxmlformats.org/drawingml/2006/wordprocessingDrawing" xmlns:w10="urn:schemas-microsoft-com:office:word" xmlns:w="http://schemas.openxmlformats.org/wordprocessingml/2006/main" xmlns:w14="http://schemas.microsoft.com/office/word/2010/wordml" xmlns:w15="http://schemas.microsoft.com/office/word/2012/wordml" xmlns:wne="http://schemas.microsoft.com/office/word/2006/wordml" xmlns:wpg="http://schemas.microsoft.com/office/word/2010/wordprocessingGroup" xmlns:wpi="http://schemas.microsoft.com/office/word/2010/wordprocessingInk" xmlns:wps="http://schemas.microsoft.com/office/word/2010/wordprocessingShape" mc:Ignorable="w14 w15 wp14">
+<w:numbering xmlns:wpc="http://schemas.microsoft.com/office/word/2010/wordprocessingCanvas" xmlns:mc="http://schemas.openxmlformats.org/markup-compatibility/2006" xmlns:o="urn:schemas-microsoft-com:office:office" xmlns:r="http://schemas.openxmlformats.org/officeDocument/2006/relationships" xmlns:m="http://schemas.openxmlformats.org/officeDocument/2006/math" xmlns:v="urn:schemas-microsoft-com:vml" xmlns:wp14="http://schemas.microsoft.com/office/word/2010/wordprocessingDrawing" xmlns:wp="http://schemas.openxmlformats.org/drawingml/2006/wordprocessingDrawing" xmlns:w10="urn:schemas-microsoft-com:office:word" xmlns:w="http://schemas.openxmlformats.org/wordprocessingml/2006/main" xmlns:w14="http://schemas.microsoft.com/office/word/2010/wordml" xmlns:wpg="http://schemas.microsoft.com/office/word/2010/wordprocessingGroup" xmlns:wpi="http://schemas.microsoft.com/office/word/2010/wordprocessingInk" xmlns:wne="http://schemas.microsoft.com/office/word/2006/wordml" xmlns:wps="http://schemas.microsoft.com/office/word/2010/wordprocessingShape" xmlns:wpsCustomData="http://www.wps.cn/officeDocument/2013/wpsCustomData" mc:Ignorable="w14 wp14">
   <w:abstractNum w:abstractNumId="0">
     <w:nsid w:val="8E964DCE"/>
     <w:multiLevelType w:val="multilevel"/>
     <w:tmpl w:val="8E964DCE"/>
-    <w:lvl w:ilvl="0">
+    <w:lvl w:ilvl="0" w:tentative="0">
       <w:start w:val="1"/>
       <w:numFmt w:val="decimal"/>
-      <w:pStyle w:val="Heading1"/>
+      <w:pStyle w:val="2"/>
       <w:lvlText w:val="%1."/>
       <w:lvlJc w:val="left"/>
       <w:pPr>
@@ -6407,10 +6542,10 @@
         <w:rFonts w:hint="default"/>
       </w:rPr>
     </w:lvl>
-    <w:lvl w:ilvl="1">
+    <w:lvl w:ilvl="1" w:tentative="0">
       <w:start w:val="1"/>
       <w:numFmt w:val="decimal"/>
-      <w:pStyle w:val="Heading2"/>
+      <w:pStyle w:val="3"/>
       <w:lvlText w:val="%1.%2."/>
       <w:lvlJc w:val="left"/>
       <w:pPr>
@@ -6420,10 +6555,10 @@
         <w:rFonts w:hint="default"/>
       </w:rPr>
     </w:lvl>
-    <w:lvl w:ilvl="2">
+    <w:lvl w:ilvl="2" w:tentative="0">
       <w:start w:val="1"/>
       <w:numFmt w:val="decimal"/>
-      <w:pStyle w:val="Heading3"/>
+      <w:pStyle w:val="4"/>
       <w:lvlText w:val="%1.%2.%3."/>
       <w:lvlJc w:val="left"/>
       <w:pPr>
@@ -6433,10 +6568,10 @@
         <w:rFonts w:hint="default"/>
       </w:rPr>
     </w:lvl>
-    <w:lvl w:ilvl="3">
+    <w:lvl w:ilvl="3" w:tentative="0">
       <w:start w:val="1"/>
       <w:numFmt w:val="decimal"/>
-      <w:pStyle w:val="Heading4"/>
+      <w:pStyle w:val="5"/>
       <w:lvlText w:val="%1.%2.%3.%4."/>
       <w:lvlJc w:val="left"/>
       <w:pPr>
@@ -6446,10 +6581,10 @@
         <w:rFonts w:hint="default"/>
       </w:rPr>
     </w:lvl>
-    <w:lvl w:ilvl="4">
+    <w:lvl w:ilvl="4" w:tentative="0">
       <w:start w:val="1"/>
       <w:numFmt w:val="decimal"/>
-      <w:pStyle w:val="Heading5"/>
+      <w:pStyle w:val="6"/>
       <w:lvlText w:val="%1.%2.%3.%4.%5."/>
       <w:lvlJc w:val="left"/>
       <w:pPr>
@@ -6459,10 +6594,10 @@
         <w:rFonts w:hint="default"/>
       </w:rPr>
     </w:lvl>
-    <w:lvl w:ilvl="5">
+    <w:lvl w:ilvl="5" w:tentative="0">
       <w:start w:val="1"/>
       <w:numFmt w:val="decimal"/>
-      <w:pStyle w:val="Heading6"/>
+      <w:pStyle w:val="7"/>
       <w:lvlText w:val="%1.%2.%3.%4.%5.%6."/>
       <w:lvlJc w:val="left"/>
       <w:pPr>
@@ -6472,10 +6607,10 @@
         <w:rFonts w:hint="default"/>
       </w:rPr>
     </w:lvl>
-    <w:lvl w:ilvl="6">
+    <w:lvl w:ilvl="6" w:tentative="0">
       <w:start w:val="1"/>
       <w:numFmt w:val="decimal"/>
-      <w:pStyle w:val="Heading7"/>
+      <w:pStyle w:val="8"/>
       <w:lvlText w:val="%1.%2.%3.%4.%5.%6.%7."/>
       <w:lvlJc w:val="left"/>
       <w:pPr>
@@ -6485,10 +6620,10 @@
         <w:rFonts w:hint="default"/>
       </w:rPr>
     </w:lvl>
-    <w:lvl w:ilvl="7">
+    <w:lvl w:ilvl="7" w:tentative="0">
       <w:start w:val="1"/>
       <w:numFmt w:val="decimal"/>
-      <w:pStyle w:val="Heading8"/>
+      <w:pStyle w:val="9"/>
       <w:lvlText w:val="%1.%2.%3.%4.%5.%6.%7.%8."/>
       <w:lvlJc w:val="left"/>
       <w:pPr>
@@ -6498,10 +6633,10 @@
         <w:rFonts w:hint="default"/>
       </w:rPr>
     </w:lvl>
-    <w:lvl w:ilvl="8">
+    <w:lvl w:ilvl="8" w:tentative="0">
       <w:start w:val="1"/>
       <w:numFmt w:val="decimal"/>
-      <w:pStyle w:val="Heading9"/>
+      <w:pStyle w:val="10"/>
       <w:lvlText w:val="%1.%2.%3.%4.%5.%6.%7.%8.%9."/>
       <w:lvlJc w:val="left"/>
       <w:pPr>
@@ -6519,267 +6654,269 @@
 </file>
 
 <file path=word/styles.xml><?xml version="1.0" encoding="utf-8"?>
-<w:styles xmlns:mc="http://schemas.openxmlformats.org/markup-compatibility/2006" xmlns:r="http://schemas.openxmlformats.org/officeDocument/2006/relationships" xmlns:w="http://schemas.openxmlformats.org/wordprocessingml/2006/main" xmlns:w14="http://schemas.microsoft.com/office/word/2010/wordml" xmlns:w15="http://schemas.microsoft.com/office/word/2012/wordml" mc:Ignorable="w14 w15">
+<w:styles xmlns:mc="http://schemas.openxmlformats.org/markup-compatibility/2006" xmlns:o="urn:schemas-microsoft-com:office:office" xmlns:r="http://schemas.openxmlformats.org/officeDocument/2006/relationships" xmlns:m="http://schemas.openxmlformats.org/officeDocument/2006/math" xmlns:v="urn:schemas-microsoft-com:vml" xmlns:w="http://schemas.openxmlformats.org/wordprocessingml/2006/main" xmlns:w14="http://schemas.microsoft.com/office/word/2010/wordml" xmlns:w10="urn:schemas-microsoft-com:office:word" xmlns:sl="http://schemas.openxmlformats.org/schemaLibrary/2006/main" xmlns:wpsCustomData="http://www.wps.cn/officeDocument/2013/wpsCustomData" mc:Ignorable="w14">
   <w:docDefaults>
     <w:rPrDefault>
       <w:rPr>
-        <w:rFonts w:ascii="Times New Roman" w:eastAsia="宋体" w:hAnsi="Times New Roman" w:cs="Times New Roman"/>
+        <w:rFonts w:ascii="Times New Roman" w:hAnsi="Times New Roman" w:eastAsia="宋体" w:cs="Times New Roman"/>
       </w:rPr>
     </w:rPrDefault>
     <w:pPrDefault/>
   </w:docDefaults>
-  <w:latentStyles w:defLockedState="0" w:defUIPriority="99" w:defSemiHidden="1" w:defUnhideWhenUsed="1" w:defQFormat="0" w:count="260">
-    <w:lsdException w:name="Normal" w:semiHidden="0" w:uiPriority="0" w:unhideWhenUsed="0" w:qFormat="1"/>
-    <w:lsdException w:name="heading 1" w:semiHidden="0" w:uiPriority="0" w:unhideWhenUsed="0" w:qFormat="1"/>
-    <w:lsdException w:name="heading 2" w:semiHidden="0" w:uiPriority="0" w:qFormat="1"/>
-    <w:lsdException w:name="heading 3" w:uiPriority="0" w:qFormat="1"/>
-    <w:lsdException w:name="heading 4" w:semiHidden="0" w:uiPriority="0" w:qFormat="1"/>
-    <w:lsdException w:name="heading 5" w:uiPriority="0" w:qFormat="1"/>
-    <w:lsdException w:name="heading 6" w:uiPriority="0" w:qFormat="1"/>
-    <w:lsdException w:name="heading 7" w:uiPriority="0" w:qFormat="1"/>
-    <w:lsdException w:name="heading 8" w:uiPriority="0" w:qFormat="1"/>
-    <w:lsdException w:name="heading 9" w:uiPriority="0" w:qFormat="1"/>
-    <w:lsdException w:name="index 1" w:semiHidden="0" w:uiPriority="0" w:unhideWhenUsed="0"/>
-    <w:lsdException w:name="index 2" w:semiHidden="0" w:uiPriority="0" w:unhideWhenUsed="0"/>
-    <w:lsdException w:name="index 3" w:semiHidden="0" w:uiPriority="0" w:unhideWhenUsed="0"/>
-    <w:lsdException w:name="index 4" w:semiHidden="0" w:uiPriority="0" w:unhideWhenUsed="0"/>
-    <w:lsdException w:name="index 5" w:semiHidden="0" w:uiPriority="0" w:unhideWhenUsed="0"/>
-    <w:lsdException w:name="index 6" w:semiHidden="0" w:uiPriority="0" w:unhideWhenUsed="0"/>
-    <w:lsdException w:name="index 7" w:semiHidden="0" w:uiPriority="0" w:unhideWhenUsed="0"/>
-    <w:lsdException w:name="index 8" w:semiHidden="0" w:uiPriority="0" w:unhideWhenUsed="0"/>
-    <w:lsdException w:name="index 9" w:semiHidden="0" w:uiPriority="0" w:unhideWhenUsed="0"/>
-    <w:lsdException w:name="toc 1" w:semiHidden="0" w:uiPriority="0" w:unhideWhenUsed="0" w:qFormat="1"/>
-    <w:lsdException w:name="toc 2" w:semiHidden="0" w:uiPriority="0" w:unhideWhenUsed="0" w:qFormat="1"/>
-    <w:lsdException w:name="toc 3" w:semiHidden="0" w:uiPriority="0" w:unhideWhenUsed="0" w:qFormat="1"/>
-    <w:lsdException w:name="toc 4" w:semiHidden="0" w:uiPriority="0" w:unhideWhenUsed="0"/>
-    <w:lsdException w:name="toc 5" w:semiHidden="0" w:uiPriority="0" w:unhideWhenUsed="0"/>
-    <w:lsdException w:name="toc 6" w:semiHidden="0" w:uiPriority="0" w:unhideWhenUsed="0"/>
-    <w:lsdException w:name="toc 7" w:semiHidden="0" w:uiPriority="0" w:unhideWhenUsed="0"/>
-    <w:lsdException w:name="toc 8" w:semiHidden="0" w:uiPriority="0" w:unhideWhenUsed="0"/>
-    <w:lsdException w:name="toc 9" w:semiHidden="0" w:uiPriority="0" w:unhideWhenUsed="0"/>
-    <w:lsdException w:name="Normal Indent" w:semiHidden="0" w:uiPriority="0" w:unhideWhenUsed="0"/>
-    <w:lsdException w:name="footnote text" w:semiHidden="0" w:uiPriority="0" w:unhideWhenUsed="0"/>
-    <w:lsdException w:name="annotation text" w:semiHidden="0" w:uiPriority="0" w:unhideWhenUsed="0" w:qFormat="1"/>
-    <w:lsdException w:name="header" w:semiHidden="0" w:uiPriority="0" w:unhideWhenUsed="0" w:qFormat="1"/>
-    <w:lsdException w:name="footer" w:semiHidden="0" w:uiPriority="0" w:unhideWhenUsed="0" w:qFormat="1"/>
-    <w:lsdException w:name="index heading" w:semiHidden="0" w:uiPriority="0" w:unhideWhenUsed="0"/>
-    <w:lsdException w:name="caption" w:uiPriority="0" w:qFormat="1"/>
-    <w:lsdException w:name="table of figures" w:semiHidden="0" w:uiPriority="0" w:unhideWhenUsed="0"/>
-    <w:lsdException w:name="envelope address" w:semiHidden="0" w:uiPriority="0" w:unhideWhenUsed="0"/>
-    <w:lsdException w:name="envelope return" w:semiHidden="0" w:uiPriority="0" w:unhideWhenUsed="0"/>
-    <w:lsdException w:name="footnote reference" w:semiHidden="0" w:uiPriority="0" w:unhideWhenUsed="0"/>
-    <w:lsdException w:name="annotation reference" w:semiHidden="0" w:uiPriority="0" w:unhideWhenUsed="0"/>
-    <w:lsdException w:name="line number" w:semiHidden="0" w:uiPriority="0" w:unhideWhenUsed="0"/>
-    <w:lsdException w:name="page number" w:semiHidden="0" w:uiPriority="0" w:unhideWhenUsed="0"/>
-    <w:lsdException w:name="endnote reference" w:semiHidden="0" w:uiPriority="0" w:unhideWhenUsed="0"/>
-    <w:lsdException w:name="endnote text" w:semiHidden="0" w:uiPriority="0" w:unhideWhenUsed="0"/>
-    <w:lsdException w:name="table of authorities" w:semiHidden="0" w:uiPriority="0" w:unhideWhenUsed="0"/>
-    <w:lsdException w:name="macro" w:semiHidden="0" w:uiPriority="0" w:unhideWhenUsed="0"/>
-    <w:lsdException w:name="toa heading" w:semiHidden="0" w:uiPriority="0" w:unhideWhenUsed="0"/>
-    <w:lsdException w:name="List" w:semiHidden="0" w:uiPriority="0" w:unhideWhenUsed="0"/>
-    <w:lsdException w:name="List Bullet" w:semiHidden="0" w:uiPriority="0" w:unhideWhenUsed="0"/>
-    <w:lsdException w:name="List Number" w:semiHidden="0" w:uiPriority="0" w:unhideWhenUsed="0"/>
-    <w:lsdException w:name="List 2" w:semiHidden="0" w:uiPriority="0" w:unhideWhenUsed="0"/>
-    <w:lsdException w:name="List 3" w:semiHidden="0" w:uiPriority="0" w:unhideWhenUsed="0"/>
-    <w:lsdException w:name="List 4" w:semiHidden="0" w:uiPriority="0" w:unhideWhenUsed="0"/>
-    <w:lsdException w:name="List 5" w:semiHidden="0" w:uiPriority="0" w:unhideWhenUsed="0"/>
-    <w:lsdException w:name="List Bullet 2" w:semiHidden="0" w:uiPriority="0" w:unhideWhenUsed="0"/>
-    <w:lsdException w:name="List Bullet 3" w:semiHidden="0" w:uiPriority="0" w:unhideWhenUsed="0"/>
-    <w:lsdException w:name="List Bullet 4" w:semiHidden="0" w:uiPriority="0" w:unhideWhenUsed="0"/>
-    <w:lsdException w:name="List Bullet 5" w:semiHidden="0" w:uiPriority="0" w:unhideWhenUsed="0"/>
-    <w:lsdException w:name="List Number 2" w:semiHidden="0" w:uiPriority="0" w:unhideWhenUsed="0"/>
-    <w:lsdException w:name="List Number 3" w:semiHidden="0" w:uiPriority="0" w:unhideWhenUsed="0"/>
-    <w:lsdException w:name="List Number 4" w:semiHidden="0" w:uiPriority="0" w:unhideWhenUsed="0"/>
-    <w:lsdException w:name="List Number 5" w:semiHidden="0" w:uiPriority="0" w:unhideWhenUsed="0"/>
-    <w:lsdException w:name="Title" w:semiHidden="0" w:uiPriority="0" w:unhideWhenUsed="0" w:qFormat="1"/>
-    <w:lsdException w:name="Closing" w:semiHidden="0" w:uiPriority="0" w:unhideWhenUsed="0"/>
-    <w:lsdException w:name="Signature" w:semiHidden="0" w:uiPriority="0" w:unhideWhenUsed="0"/>
-    <w:lsdException w:name="Default Paragraph Font" w:uiPriority="0" w:unhideWhenUsed="0" w:qFormat="1"/>
-    <w:lsdException w:name="Body Text" w:uiPriority="0" w:unhideWhenUsed="0" w:qFormat="1"/>
-    <w:lsdException w:name="Body Text Indent" w:semiHidden="0" w:uiPriority="0" w:unhideWhenUsed="0"/>
-    <w:lsdException w:name="List Continue" w:semiHidden="0" w:uiPriority="0" w:unhideWhenUsed="0"/>
-    <w:lsdException w:name="List Continue 2" w:semiHidden="0" w:uiPriority="0" w:unhideWhenUsed="0"/>
-    <w:lsdException w:name="List Continue 3" w:semiHidden="0" w:uiPriority="0" w:unhideWhenUsed="0"/>
-    <w:lsdException w:name="List Continue 4" w:semiHidden="0" w:uiPriority="0" w:unhideWhenUsed="0"/>
-    <w:lsdException w:name="List Continue 5" w:semiHidden="0" w:uiPriority="0" w:unhideWhenUsed="0"/>
-    <w:lsdException w:name="Message Header" w:semiHidden="0" w:uiPriority="0" w:unhideWhenUsed="0"/>
-    <w:lsdException w:name="Subtitle" w:semiHidden="0" w:uiPriority="0" w:unhideWhenUsed="0" w:qFormat="1"/>
-    <w:lsdException w:name="Salutation" w:semiHidden="0" w:uiPriority="0" w:unhideWhenUsed="0"/>
-    <w:lsdException w:name="Date" w:semiHidden="0" w:uiPriority="0" w:unhideWhenUsed="0"/>
-    <w:lsdException w:name="Body Text First Indent" w:semiHidden="0" w:uiPriority="0" w:unhideWhenUsed="0"/>
-    <w:lsdException w:name="Body Text First Indent 2" w:semiHidden="0" w:uiPriority="0" w:unhideWhenUsed="0"/>
-    <w:lsdException w:name="Body Text 2" w:semiHidden="0" w:uiPriority="0" w:unhideWhenUsed="0"/>
-    <w:lsdException w:name="Body Text 3" w:semiHidden="0" w:uiPriority="0" w:unhideWhenUsed="0"/>
-    <w:lsdException w:name="Body Text Indent 2" w:semiHidden="0" w:uiPriority="0" w:unhideWhenUsed="0"/>
-    <w:lsdException w:name="Body Text Indent 3" w:semiHidden="0" w:uiPriority="0" w:unhideWhenUsed="0"/>
-    <w:lsdException w:name="Block Text" w:semiHidden="0" w:uiPriority="0" w:unhideWhenUsed="0"/>
-    <w:lsdException w:name="Hyperlink" w:semiHidden="0" w:uiPriority="0" w:unhideWhenUsed="0"/>
-    <w:lsdException w:name="FollowedHyperlink" w:semiHidden="0" w:uiPriority="0" w:unhideWhenUsed="0"/>
-    <w:lsdException w:name="Strong" w:semiHidden="0" w:uiPriority="0" w:unhideWhenUsed="0" w:qFormat="1"/>
-    <w:lsdException w:name="Emphasis" w:semiHidden="0" w:uiPriority="0" w:unhideWhenUsed="0" w:qFormat="1"/>
-    <w:lsdException w:name="Document Map" w:semiHidden="0" w:uiPriority="0" w:unhideWhenUsed="0"/>
-    <w:lsdException w:name="Plain Text" w:semiHidden="0" w:uiPriority="0" w:unhideWhenUsed="0"/>
-    <w:lsdException w:name="E-mail Signature" w:semiHidden="0" w:uiPriority="0" w:unhideWhenUsed="0"/>
-    <w:lsdException w:name="Normal (Web)" w:semiHidden="0" w:uiPriority="0" w:unhideWhenUsed="0" w:qFormat="1"/>
-    <w:lsdException w:name="HTML Acronym" w:semiHidden="0" w:uiPriority="0" w:unhideWhenUsed="0"/>
-    <w:lsdException w:name="HTML Address" w:semiHidden="0" w:uiPriority="0" w:unhideWhenUsed="0"/>
-    <w:lsdException w:name="HTML Cite" w:semiHidden="0" w:uiPriority="0" w:unhideWhenUsed="0"/>
-    <w:lsdException w:name="HTML Code" w:semiHidden="0" w:uiPriority="0" w:unhideWhenUsed="0"/>
-    <w:lsdException w:name="HTML Definition" w:semiHidden="0" w:uiPriority="0" w:unhideWhenUsed="0"/>
-    <w:lsdException w:name="HTML Keyboard" w:semiHidden="0" w:uiPriority="0" w:unhideWhenUsed="0"/>
-    <w:lsdException w:name="HTML Preformatted" w:semiHidden="0" w:uiPriority="0" w:unhideWhenUsed="0"/>
-    <w:lsdException w:name="HTML Sample" w:semiHidden="0" w:uiPriority="0" w:unhideWhenUsed="0"/>
-    <w:lsdException w:name="HTML Typewriter" w:semiHidden="0" w:uiPriority="0" w:unhideWhenUsed="0"/>
-    <w:lsdException w:name="HTML Variable" w:semiHidden="0" w:uiPriority="0" w:unhideWhenUsed="0"/>
-    <w:lsdException w:name="Normal Table" w:uiPriority="0" w:unhideWhenUsed="0" w:qFormat="1"/>
-    <w:lsdException w:name="annotation subject" w:semiHidden="0" w:uiPriority="0" w:unhideWhenUsed="0"/>
-    <w:lsdException w:name="Table Simple 1" w:semiHidden="0" w:uiPriority="0" w:unhideWhenUsed="0"/>
-    <w:lsdException w:name="Table Simple 2" w:semiHidden="0" w:uiPriority="0" w:unhideWhenUsed="0"/>
-    <w:lsdException w:name="Table Simple 3" w:semiHidden="0" w:uiPriority="0" w:unhideWhenUsed="0"/>
-    <w:lsdException w:name="Table Classic 1" w:semiHidden="0" w:uiPriority="0" w:unhideWhenUsed="0"/>
-    <w:lsdException w:name="Table Classic 2" w:semiHidden="0" w:uiPriority="0" w:unhideWhenUsed="0"/>
-    <w:lsdException w:name="Table Classic 3" w:semiHidden="0" w:uiPriority="0" w:unhideWhenUsed="0"/>
-    <w:lsdException w:name="Table Classic 4" w:semiHidden="0" w:uiPriority="0" w:unhideWhenUsed="0"/>
-    <w:lsdException w:name="Table Colorful 1" w:semiHidden="0" w:uiPriority="0" w:unhideWhenUsed="0"/>
-    <w:lsdException w:name="Table Colorful 2" w:semiHidden="0" w:uiPriority="0" w:unhideWhenUsed="0"/>
-    <w:lsdException w:name="Table Colorful 3" w:semiHidden="0" w:uiPriority="0" w:unhideWhenUsed="0"/>
-    <w:lsdException w:name="Table Columns 1" w:semiHidden="0" w:uiPriority="0" w:unhideWhenUsed="0"/>
-    <w:lsdException w:name="Table Columns 2" w:semiHidden="0" w:uiPriority="0" w:unhideWhenUsed="0"/>
-    <w:lsdException w:name="Table Columns 3" w:semiHidden="0" w:uiPriority="0" w:unhideWhenUsed="0"/>
-    <w:lsdException w:name="Table Columns 4" w:semiHidden="0" w:uiPriority="0" w:unhideWhenUsed="0"/>
-    <w:lsdException w:name="Table Columns 5" w:semiHidden="0" w:uiPriority="0" w:unhideWhenUsed="0"/>
-    <w:lsdException w:name="Table Grid 1" w:semiHidden="0" w:uiPriority="0" w:unhideWhenUsed="0"/>
-    <w:lsdException w:name="Table Grid 2" w:semiHidden="0" w:uiPriority="0" w:unhideWhenUsed="0"/>
-    <w:lsdException w:name="Table Grid 3" w:semiHidden="0" w:uiPriority="0" w:unhideWhenUsed="0"/>
-    <w:lsdException w:name="Table Grid 4" w:semiHidden="0" w:uiPriority="0" w:unhideWhenUsed="0"/>
-    <w:lsdException w:name="Table Grid 5" w:semiHidden="0" w:uiPriority="0" w:unhideWhenUsed="0"/>
-    <w:lsdException w:name="Table Grid 6" w:semiHidden="0" w:uiPriority="0" w:unhideWhenUsed="0"/>
-    <w:lsdException w:name="Table Grid 7" w:semiHidden="0" w:uiPriority="0" w:unhideWhenUsed="0"/>
-    <w:lsdException w:name="Table Grid 8" w:semiHidden="0" w:uiPriority="0" w:unhideWhenUsed="0"/>
-    <w:lsdException w:name="Table List 1" w:semiHidden="0" w:uiPriority="0" w:unhideWhenUsed="0"/>
-    <w:lsdException w:name="Table List 2" w:semiHidden="0" w:uiPriority="0" w:unhideWhenUsed="0"/>
-    <w:lsdException w:name="Table List 3" w:semiHidden="0" w:uiPriority="0" w:unhideWhenUsed="0"/>
-    <w:lsdException w:name="Table List 4" w:semiHidden="0" w:uiPriority="0" w:unhideWhenUsed="0"/>
-    <w:lsdException w:name="Table List 5" w:semiHidden="0" w:uiPriority="0" w:unhideWhenUsed="0"/>
-    <w:lsdException w:name="Table List 6" w:semiHidden="0" w:uiPriority="0" w:unhideWhenUsed="0"/>
-    <w:lsdException w:name="Table List 7" w:semiHidden="0" w:uiPriority="0" w:unhideWhenUsed="0"/>
-    <w:lsdException w:name="Table List 8" w:semiHidden="0" w:uiPriority="0" w:unhideWhenUsed="0"/>
-    <w:lsdException w:name="Table 3D effects 1" w:semiHidden="0" w:uiPriority="0" w:unhideWhenUsed="0"/>
-    <w:lsdException w:name="Table 3D effects 2" w:semiHidden="0" w:uiPriority="0" w:unhideWhenUsed="0"/>
-    <w:lsdException w:name="Table 3D effects 3" w:semiHidden="0" w:uiPriority="0" w:unhideWhenUsed="0"/>
-    <w:lsdException w:name="Table Contemporary" w:semiHidden="0" w:uiPriority="0" w:unhideWhenUsed="0"/>
-    <w:lsdException w:name="Table Elegant" w:semiHidden="0" w:uiPriority="0" w:unhideWhenUsed="0"/>
-    <w:lsdException w:name="Table Professional" w:semiHidden="0" w:uiPriority="0" w:unhideWhenUsed="0"/>
-    <w:lsdException w:name="Table Subtle 1" w:semiHidden="0" w:uiPriority="0" w:unhideWhenUsed="0"/>
-    <w:lsdException w:name="Table Subtle 2" w:semiHidden="0" w:uiPriority="0" w:unhideWhenUsed="0"/>
-    <w:lsdException w:name="Table Web 1" w:semiHidden="0" w:uiPriority="0" w:unhideWhenUsed="0"/>
-    <w:lsdException w:name="Table Web 2" w:semiHidden="0" w:uiPriority="0" w:unhideWhenUsed="0"/>
-    <w:lsdException w:name="Table Web 3" w:semiHidden="0" w:uiPriority="0" w:unhideWhenUsed="0"/>
-    <w:lsdException w:name="Balloon Text" w:semiHidden="0" w:uiPriority="0" w:unhideWhenUsed="0"/>
-    <w:lsdException w:name="Table Grid" w:semiHidden="0" w:uiPriority="0" w:unhideWhenUsed="0" w:qFormat="1"/>
-    <w:lsdException w:name="Table Theme" w:semiHidden="0" w:uiPriority="0" w:unhideWhenUsed="0"/>
-    <w:lsdException w:name="Light Shading" w:semiHidden="0" w:uiPriority="60" w:unhideWhenUsed="0"/>
-    <w:lsdException w:name="Light List" w:semiHidden="0" w:uiPriority="61" w:unhideWhenUsed="0"/>
-    <w:lsdException w:name="Light Grid" w:semiHidden="0" w:uiPriority="62" w:unhideWhenUsed="0"/>
-    <w:lsdException w:name="Medium Shading 1" w:semiHidden="0" w:uiPriority="63" w:unhideWhenUsed="0"/>
-    <w:lsdException w:name="Medium Shading 2" w:semiHidden="0" w:uiPriority="64" w:unhideWhenUsed="0"/>
-    <w:lsdException w:name="Medium List 1" w:semiHidden="0" w:uiPriority="65" w:unhideWhenUsed="0"/>
-    <w:lsdException w:name="Medium List 2" w:semiHidden="0" w:uiPriority="66" w:unhideWhenUsed="0"/>
-    <w:lsdException w:name="Medium Grid 1" w:semiHidden="0" w:uiPriority="67" w:unhideWhenUsed="0"/>
-    <w:lsdException w:name="Medium Grid 2" w:semiHidden="0" w:uiPriority="68" w:unhideWhenUsed="0"/>
-    <w:lsdException w:name="Medium Grid 3" w:semiHidden="0" w:uiPriority="69" w:unhideWhenUsed="0"/>
-    <w:lsdException w:name="Dark List" w:semiHidden="0" w:uiPriority="70" w:unhideWhenUsed="0"/>
-    <w:lsdException w:name="Colorful Shading" w:semiHidden="0" w:uiPriority="71" w:unhideWhenUsed="0"/>
-    <w:lsdException w:name="Colorful List" w:semiHidden="0" w:uiPriority="72" w:unhideWhenUsed="0"/>
-    <w:lsdException w:name="Colorful Grid" w:semiHidden="0" w:uiPriority="73" w:unhideWhenUsed="0"/>
-    <w:lsdException w:name="Light Shading Accent 1" w:semiHidden="0" w:uiPriority="60" w:unhideWhenUsed="0"/>
-    <w:lsdException w:name="Light List Accent 1" w:semiHidden="0" w:uiPriority="61" w:unhideWhenUsed="0"/>
-    <w:lsdException w:name="Light Grid Accent 1" w:semiHidden="0" w:uiPriority="62" w:unhideWhenUsed="0"/>
-    <w:lsdException w:name="Medium Shading 1 Accent 1" w:semiHidden="0" w:uiPriority="63" w:unhideWhenUsed="0"/>
-    <w:lsdException w:name="Medium Shading 2 Accent 1" w:semiHidden="0" w:uiPriority="64" w:unhideWhenUsed="0"/>
-    <w:lsdException w:name="Medium List 1 Accent 1" w:semiHidden="0" w:uiPriority="65" w:unhideWhenUsed="0"/>
-    <w:lsdException w:name="Medium List 2 Accent 1" w:semiHidden="0" w:uiPriority="66" w:unhideWhenUsed="0"/>
-    <w:lsdException w:name="Medium Grid 1 Accent 1" w:semiHidden="0" w:uiPriority="67" w:unhideWhenUsed="0"/>
-    <w:lsdException w:name="Medium Grid 2 Accent 1" w:semiHidden="0" w:uiPriority="68" w:unhideWhenUsed="0"/>
-    <w:lsdException w:name="Medium Grid 3 Accent 1" w:semiHidden="0" w:uiPriority="69" w:unhideWhenUsed="0"/>
-    <w:lsdException w:name="Dark List Accent 1" w:semiHidden="0" w:uiPriority="70" w:unhideWhenUsed="0"/>
-    <w:lsdException w:name="Colorful Shading Accent 1" w:semiHidden="0" w:uiPriority="71" w:unhideWhenUsed="0"/>
-    <w:lsdException w:name="Colorful List Accent 1" w:semiHidden="0" w:uiPriority="72" w:unhideWhenUsed="0"/>
-    <w:lsdException w:name="Colorful Grid Accent 1" w:semiHidden="0" w:uiPriority="73" w:unhideWhenUsed="0"/>
-    <w:lsdException w:name="Light Shading Accent 2" w:semiHidden="0" w:uiPriority="60" w:unhideWhenUsed="0"/>
-    <w:lsdException w:name="Light List Accent 2" w:semiHidden="0" w:uiPriority="61" w:unhideWhenUsed="0"/>
-    <w:lsdException w:name="Light Grid Accent 2" w:semiHidden="0" w:uiPriority="62" w:unhideWhenUsed="0"/>
-    <w:lsdException w:name="Medium Shading 1 Accent 2" w:semiHidden="0" w:uiPriority="63" w:unhideWhenUsed="0"/>
-    <w:lsdException w:name="Medium Shading 2 Accent 2" w:semiHidden="0" w:uiPriority="64" w:unhideWhenUsed="0"/>
-    <w:lsdException w:name="Medium List 1 Accent 2" w:semiHidden="0" w:uiPriority="65" w:unhideWhenUsed="0"/>
-    <w:lsdException w:name="Medium List 2 Accent 2" w:semiHidden="0" w:uiPriority="66" w:unhideWhenUsed="0"/>
-    <w:lsdException w:name="Medium Grid 1 Accent 2" w:semiHidden="0" w:uiPriority="67" w:unhideWhenUsed="0"/>
-    <w:lsdException w:name="Medium Grid 2 Accent 2" w:semiHidden="0" w:uiPriority="68" w:unhideWhenUsed="0"/>
-    <w:lsdException w:name="Medium Grid 3 Accent 2" w:semiHidden="0" w:uiPriority="69" w:unhideWhenUsed="0"/>
-    <w:lsdException w:name="Dark List Accent 2" w:semiHidden="0" w:uiPriority="70" w:unhideWhenUsed="0"/>
-    <w:lsdException w:name="Colorful Shading Accent 2" w:semiHidden="0" w:uiPriority="71" w:unhideWhenUsed="0"/>
-    <w:lsdException w:name="Colorful List Accent 2" w:semiHidden="0" w:uiPriority="72" w:unhideWhenUsed="0"/>
-    <w:lsdException w:name="Colorful Grid Accent 2" w:semiHidden="0" w:uiPriority="73" w:unhideWhenUsed="0"/>
-    <w:lsdException w:name="Light Shading Accent 3" w:semiHidden="0" w:uiPriority="60" w:unhideWhenUsed="0"/>
-    <w:lsdException w:name="Light List Accent 3" w:semiHidden="0" w:uiPriority="61" w:unhideWhenUsed="0"/>
-    <w:lsdException w:name="Light Grid Accent 3" w:semiHidden="0" w:uiPriority="62" w:unhideWhenUsed="0"/>
-    <w:lsdException w:name="Medium Shading 1 Accent 3" w:semiHidden="0" w:uiPriority="63" w:unhideWhenUsed="0"/>
-    <w:lsdException w:name="Medium Shading 2 Accent 3" w:semiHidden="0" w:uiPriority="64" w:unhideWhenUsed="0"/>
-    <w:lsdException w:name="Medium List 1 Accent 3" w:semiHidden="0" w:uiPriority="65" w:unhideWhenUsed="0"/>
-    <w:lsdException w:name="Medium List 2 Accent 3" w:semiHidden="0" w:uiPriority="66" w:unhideWhenUsed="0"/>
-    <w:lsdException w:name="Medium Grid 1 Accent 3" w:semiHidden="0" w:uiPriority="67" w:unhideWhenUsed="0"/>
-    <w:lsdException w:name="Medium Grid 2 Accent 3" w:semiHidden="0" w:uiPriority="68" w:unhideWhenUsed="0"/>
-    <w:lsdException w:name="Medium Grid 3 Accent 3" w:semiHidden="0" w:uiPriority="69" w:unhideWhenUsed="0"/>
-    <w:lsdException w:name="Dark List Accent 3" w:semiHidden="0" w:uiPriority="70" w:unhideWhenUsed="0"/>
-    <w:lsdException w:name="Colorful Shading Accent 3" w:semiHidden="0" w:uiPriority="71" w:unhideWhenUsed="0"/>
-    <w:lsdException w:name="Colorful List Accent 3" w:semiHidden="0" w:uiPriority="72" w:unhideWhenUsed="0"/>
-    <w:lsdException w:name="Colorful Grid Accent 3" w:semiHidden="0" w:uiPriority="73" w:unhideWhenUsed="0"/>
-    <w:lsdException w:name="Light Shading Accent 4" w:semiHidden="0" w:uiPriority="60" w:unhideWhenUsed="0"/>
-    <w:lsdException w:name="Light List Accent 4" w:semiHidden="0" w:uiPriority="61" w:unhideWhenUsed="0"/>
-    <w:lsdException w:name="Light Grid Accent 4" w:semiHidden="0" w:uiPriority="62" w:unhideWhenUsed="0"/>
-    <w:lsdException w:name="Medium Shading 1 Accent 4" w:semiHidden="0" w:uiPriority="63" w:unhideWhenUsed="0"/>
-    <w:lsdException w:name="Medium Shading 2 Accent 4" w:semiHidden="0" w:uiPriority="64" w:unhideWhenUsed="0"/>
-    <w:lsdException w:name="Medium List 1 Accent 4" w:semiHidden="0" w:uiPriority="65" w:unhideWhenUsed="0"/>
-    <w:lsdException w:name="Medium List 2 Accent 4" w:semiHidden="0" w:uiPriority="66" w:unhideWhenUsed="0"/>
-    <w:lsdException w:name="Medium Grid 1 Accent 4" w:semiHidden="0" w:uiPriority="67" w:unhideWhenUsed="0"/>
-    <w:lsdException w:name="Medium Grid 2 Accent 4" w:semiHidden="0" w:uiPriority="68" w:unhideWhenUsed="0"/>
-    <w:lsdException w:name="Medium Grid 3 Accent 4" w:semiHidden="0" w:uiPriority="69" w:unhideWhenUsed="0"/>
-    <w:lsdException w:name="Dark List Accent 4" w:semiHidden="0" w:uiPriority="70" w:unhideWhenUsed="0"/>
-    <w:lsdException w:name="Colorful Shading Accent 4" w:semiHidden="0" w:uiPriority="71" w:unhideWhenUsed="0"/>
-    <w:lsdException w:name="Colorful List Accent 4" w:semiHidden="0" w:uiPriority="72" w:unhideWhenUsed="0"/>
-    <w:lsdException w:name="Colorful Grid Accent 4" w:semiHidden="0" w:uiPriority="73" w:unhideWhenUsed="0"/>
-    <w:lsdException w:name="Light Shading Accent 5" w:semiHidden="0" w:uiPriority="60" w:unhideWhenUsed="0"/>
-    <w:lsdException w:name="Light List Accent 5" w:semiHidden="0" w:uiPriority="61" w:unhideWhenUsed="0"/>
-    <w:lsdException w:name="Light Grid Accent 5" w:semiHidden="0" w:uiPriority="62" w:unhideWhenUsed="0"/>
-    <w:lsdException w:name="Medium Shading 1 Accent 5" w:semiHidden="0" w:uiPriority="63" w:unhideWhenUsed="0"/>
-    <w:lsdException w:name="Medium Shading 2 Accent 5" w:semiHidden="0" w:uiPriority="64" w:unhideWhenUsed="0"/>
-    <w:lsdException w:name="Medium List 1 Accent 5" w:semiHidden="0" w:uiPriority="65" w:unhideWhenUsed="0"/>
-    <w:lsdException w:name="Medium List 2 Accent 5" w:semiHidden="0" w:uiPriority="66" w:unhideWhenUsed="0"/>
-    <w:lsdException w:name="Medium Grid 1 Accent 5" w:semiHidden="0" w:uiPriority="67" w:unhideWhenUsed="0"/>
-    <w:lsdException w:name="Medium Grid 2 Accent 5" w:semiHidden="0" w:uiPriority="68" w:unhideWhenUsed="0"/>
-    <w:lsdException w:name="Medium Grid 3 Accent 5" w:semiHidden="0" w:uiPriority="69" w:unhideWhenUsed="0"/>
-    <w:lsdException w:name="Dark List Accent 5" w:semiHidden="0" w:uiPriority="70" w:unhideWhenUsed="0"/>
-    <w:lsdException w:name="Colorful Shading Accent 5" w:semiHidden="0" w:uiPriority="71" w:unhideWhenUsed="0"/>
-    <w:lsdException w:name="Colorful List Accent 5" w:semiHidden="0" w:uiPriority="72" w:unhideWhenUsed="0"/>
-    <w:lsdException w:name="Colorful Grid Accent 5" w:semiHidden="0" w:uiPriority="73" w:unhideWhenUsed="0"/>
-    <w:lsdException w:name="Light Shading Accent 6" w:semiHidden="0" w:uiPriority="60" w:unhideWhenUsed="0"/>
-    <w:lsdException w:name="Light List Accent 6" w:semiHidden="0" w:uiPriority="61" w:unhideWhenUsed="0"/>
-    <w:lsdException w:name="Light Grid Accent 6" w:semiHidden="0" w:uiPriority="62" w:unhideWhenUsed="0"/>
-    <w:lsdException w:name="Medium Shading 1 Accent 6" w:semiHidden="0" w:uiPriority="63" w:unhideWhenUsed="0"/>
-    <w:lsdException w:name="Medium Shading 2 Accent 6" w:semiHidden="0" w:uiPriority="64" w:unhideWhenUsed="0"/>
-    <w:lsdException w:name="Medium List 1 Accent 6" w:semiHidden="0" w:uiPriority="65" w:unhideWhenUsed="0"/>
-    <w:lsdException w:name="Medium List 2 Accent 6" w:semiHidden="0" w:uiPriority="66" w:unhideWhenUsed="0"/>
-    <w:lsdException w:name="Medium Grid 1 Accent 6" w:semiHidden="0" w:uiPriority="67" w:unhideWhenUsed="0"/>
-    <w:lsdException w:name="Medium Grid 2 Accent 6" w:semiHidden="0" w:uiPriority="68" w:unhideWhenUsed="0"/>
-    <w:lsdException w:name="Medium Grid 3 Accent 6" w:semiHidden="0" w:uiPriority="69" w:unhideWhenUsed="0"/>
-    <w:lsdException w:name="Dark List Accent 6" w:semiHidden="0" w:uiPriority="70" w:unhideWhenUsed="0"/>
-    <w:lsdException w:name="Colorful Shading Accent 6" w:semiHidden="0" w:uiPriority="71" w:unhideWhenUsed="0"/>
-    <w:lsdException w:name="Colorful List Accent 6" w:semiHidden="0" w:uiPriority="72" w:unhideWhenUsed="0"/>
-    <w:lsdException w:name="Colorful Grid Accent 6" w:semiHidden="0" w:uiPriority="73" w:unhideWhenUsed="0"/>
+  <w:latentStyles w:count="260" w:defQFormat="0" w:defUnhideWhenUsed="1" w:defSemiHidden="1" w:defUIPriority="99" w:defLockedState="0">
+    <w:lsdException w:qFormat="1" w:unhideWhenUsed="0" w:uiPriority="0" w:semiHidden="0" w:name="Normal"/>
+    <w:lsdException w:qFormat="1" w:unhideWhenUsed="0" w:uiPriority="0" w:semiHidden="0" w:name="heading 1"/>
+    <w:lsdException w:qFormat="1" w:uiPriority="0" w:semiHidden="0" w:name="heading 2"/>
+    <w:lsdException w:qFormat="1" w:uiPriority="0" w:name="heading 3"/>
+    <w:lsdException w:qFormat="1" w:uiPriority="0" w:semiHidden="0" w:name="heading 4"/>
+    <w:lsdException w:qFormat="1" w:uiPriority="0" w:name="heading 5"/>
+    <w:lsdException w:qFormat="1" w:uiPriority="0" w:name="heading 6"/>
+    <w:lsdException w:qFormat="1" w:uiPriority="0" w:name="heading 7"/>
+    <w:lsdException w:qFormat="1" w:uiPriority="0" w:name="heading 8"/>
+    <w:lsdException w:qFormat="1" w:uiPriority="0" w:name="heading 9"/>
+    <w:lsdException w:unhideWhenUsed="0" w:uiPriority="0" w:semiHidden="0" w:name="index 1"/>
+    <w:lsdException w:unhideWhenUsed="0" w:uiPriority="0" w:semiHidden="0" w:name="index 2"/>
+    <w:lsdException w:unhideWhenUsed="0" w:uiPriority="0" w:semiHidden="0" w:name="index 3"/>
+    <w:lsdException w:unhideWhenUsed="0" w:uiPriority="0" w:semiHidden="0" w:name="index 4"/>
+    <w:lsdException w:unhideWhenUsed="0" w:uiPriority="0" w:semiHidden="0" w:name="index 5"/>
+    <w:lsdException w:unhideWhenUsed="0" w:uiPriority="0" w:semiHidden="0" w:name="index 6"/>
+    <w:lsdException w:unhideWhenUsed="0" w:uiPriority="0" w:semiHidden="0" w:name="index 7"/>
+    <w:lsdException w:unhideWhenUsed="0" w:uiPriority="0" w:semiHidden="0" w:name="index 8"/>
+    <w:lsdException w:unhideWhenUsed="0" w:uiPriority="0" w:semiHidden="0" w:name="index 9"/>
+    <w:lsdException w:qFormat="1" w:unhideWhenUsed="0" w:uiPriority="0" w:semiHidden="0" w:name="toc 1"/>
+    <w:lsdException w:qFormat="1" w:unhideWhenUsed="0" w:uiPriority="0" w:semiHidden="0" w:name="toc 2"/>
+    <w:lsdException w:qFormat="1" w:unhideWhenUsed="0" w:uiPriority="0" w:semiHidden="0" w:name="toc 3"/>
+    <w:lsdException w:unhideWhenUsed="0" w:uiPriority="0" w:semiHidden="0" w:name="toc 4"/>
+    <w:lsdException w:unhideWhenUsed="0" w:uiPriority="0" w:semiHidden="0" w:name="toc 5"/>
+    <w:lsdException w:unhideWhenUsed="0" w:uiPriority="0" w:semiHidden="0" w:name="toc 6"/>
+    <w:lsdException w:unhideWhenUsed="0" w:uiPriority="0" w:semiHidden="0" w:name="toc 7"/>
+    <w:lsdException w:unhideWhenUsed="0" w:uiPriority="0" w:semiHidden="0" w:name="toc 8"/>
+    <w:lsdException w:unhideWhenUsed="0" w:uiPriority="0" w:semiHidden="0" w:name="toc 9"/>
+    <w:lsdException w:unhideWhenUsed="0" w:uiPriority="0" w:semiHidden="0" w:name="Normal Indent"/>
+    <w:lsdException w:unhideWhenUsed="0" w:uiPriority="0" w:semiHidden="0" w:name="footnote text"/>
+    <w:lsdException w:qFormat="1" w:unhideWhenUsed="0" w:uiPriority="0" w:semiHidden="0" w:name="annotation text"/>
+    <w:lsdException w:qFormat="1" w:unhideWhenUsed="0" w:uiPriority="0" w:semiHidden="0" w:name="header"/>
+    <w:lsdException w:qFormat="1" w:unhideWhenUsed="0" w:uiPriority="0" w:semiHidden="0" w:name="footer"/>
+    <w:lsdException w:unhideWhenUsed="0" w:uiPriority="0" w:semiHidden="0" w:name="index heading"/>
+    <w:lsdException w:qFormat="1" w:uiPriority="0" w:name="caption"/>
+    <w:lsdException w:unhideWhenUsed="0" w:uiPriority="0" w:semiHidden="0" w:name="table of figures"/>
+    <w:lsdException w:unhideWhenUsed="0" w:uiPriority="0" w:semiHidden="0" w:name="envelope address"/>
+    <w:lsdException w:unhideWhenUsed="0" w:uiPriority="0" w:semiHidden="0" w:name="envelope return"/>
+    <w:lsdException w:unhideWhenUsed="0" w:uiPriority="0" w:semiHidden="0" w:name="footnote reference"/>
+    <w:lsdException w:unhideWhenUsed="0" w:uiPriority="0" w:semiHidden="0" w:name="annotation reference"/>
+    <w:lsdException w:unhideWhenUsed="0" w:uiPriority="0" w:semiHidden="0" w:name="line number"/>
+    <w:lsdException w:unhideWhenUsed="0" w:uiPriority="0" w:semiHidden="0" w:name="page number"/>
+    <w:lsdException w:unhideWhenUsed="0" w:uiPriority="0" w:semiHidden="0" w:name="endnote reference"/>
+    <w:lsdException w:unhideWhenUsed="0" w:uiPriority="0" w:semiHidden="0" w:name="endnote text"/>
+    <w:lsdException w:unhideWhenUsed="0" w:uiPriority="0" w:semiHidden="0" w:name="table of authorities"/>
+    <w:lsdException w:unhideWhenUsed="0" w:uiPriority="0" w:semiHidden="0" w:name="macro"/>
+    <w:lsdException w:unhideWhenUsed="0" w:uiPriority="0" w:semiHidden="0" w:name="toa heading"/>
+    <w:lsdException w:unhideWhenUsed="0" w:uiPriority="0" w:semiHidden="0" w:name="List"/>
+    <w:lsdException w:unhideWhenUsed="0" w:uiPriority="0" w:semiHidden="0" w:name="List Bullet"/>
+    <w:lsdException w:unhideWhenUsed="0" w:uiPriority="0" w:semiHidden="0" w:name="List Number"/>
+    <w:lsdException w:unhideWhenUsed="0" w:uiPriority="0" w:semiHidden="0" w:name="List 2"/>
+    <w:lsdException w:unhideWhenUsed="0" w:uiPriority="0" w:semiHidden="0" w:name="List 3"/>
+    <w:lsdException w:unhideWhenUsed="0" w:uiPriority="0" w:semiHidden="0" w:name="List 4"/>
+    <w:lsdException w:unhideWhenUsed="0" w:uiPriority="0" w:semiHidden="0" w:name="List 5"/>
+    <w:lsdException w:unhideWhenUsed="0" w:uiPriority="0" w:semiHidden="0" w:name="List Bullet 2"/>
+    <w:lsdException w:unhideWhenUsed="0" w:uiPriority="0" w:semiHidden="0" w:name="List Bullet 3"/>
+    <w:lsdException w:unhideWhenUsed="0" w:uiPriority="0" w:semiHidden="0" w:name="List Bullet 4"/>
+    <w:lsdException w:unhideWhenUsed="0" w:uiPriority="0" w:semiHidden="0" w:name="List Bullet 5"/>
+    <w:lsdException w:unhideWhenUsed="0" w:uiPriority="0" w:semiHidden="0" w:name="List Number 2"/>
+    <w:lsdException w:unhideWhenUsed="0" w:uiPriority="0" w:semiHidden="0" w:name="List Number 3"/>
+    <w:lsdException w:unhideWhenUsed="0" w:uiPriority="0" w:semiHidden="0" w:name="List Number 4"/>
+    <w:lsdException w:unhideWhenUsed="0" w:uiPriority="0" w:semiHidden="0" w:name="List Number 5"/>
+    <w:lsdException w:qFormat="1" w:unhideWhenUsed="0" w:uiPriority="0" w:semiHidden="0" w:name="Title"/>
+    <w:lsdException w:unhideWhenUsed="0" w:uiPriority="0" w:semiHidden="0" w:name="Closing"/>
+    <w:lsdException w:unhideWhenUsed="0" w:uiPriority="0" w:semiHidden="0" w:name="Signature"/>
+    <w:lsdException w:qFormat="1" w:unhideWhenUsed="0" w:uiPriority="0" w:name="Default Paragraph Font"/>
+    <w:lsdException w:qFormat="1" w:unhideWhenUsed="0" w:uiPriority="0" w:name="Body Text"/>
+    <w:lsdException w:unhideWhenUsed="0" w:uiPriority="0" w:semiHidden="0" w:name="Body Text Indent"/>
+    <w:lsdException w:unhideWhenUsed="0" w:uiPriority="0" w:semiHidden="0" w:name="List Continue"/>
+    <w:lsdException w:unhideWhenUsed="0" w:uiPriority="0" w:semiHidden="0" w:name="List Continue 2"/>
+    <w:lsdException w:unhideWhenUsed="0" w:uiPriority="0" w:semiHidden="0" w:name="List Continue 3"/>
+    <w:lsdException w:unhideWhenUsed="0" w:uiPriority="0" w:semiHidden="0" w:name="List Continue 4"/>
+    <w:lsdException w:unhideWhenUsed="0" w:uiPriority="0" w:semiHidden="0" w:name="List Continue 5"/>
+    <w:lsdException w:unhideWhenUsed="0" w:uiPriority="0" w:semiHidden="0" w:name="Message Header"/>
+    <w:lsdException w:qFormat="1" w:unhideWhenUsed="0" w:uiPriority="0" w:semiHidden="0" w:name="Subtitle"/>
+    <w:lsdException w:unhideWhenUsed="0" w:uiPriority="0" w:semiHidden="0" w:name="Salutation"/>
+    <w:lsdException w:unhideWhenUsed="0" w:uiPriority="0" w:semiHidden="0" w:name="Date"/>
+    <w:lsdException w:unhideWhenUsed="0" w:uiPriority="0" w:semiHidden="0" w:name="Body Text First Indent"/>
+    <w:lsdException w:unhideWhenUsed="0" w:uiPriority="0" w:semiHidden="0" w:name="Body Text First Indent 2"/>
+    <w:lsdException w:uiPriority="99" w:name="Note Heading"/>
+    <w:lsdException w:unhideWhenUsed="0" w:uiPriority="0" w:semiHidden="0" w:name="Body Text 2"/>
+    <w:lsdException w:unhideWhenUsed="0" w:uiPriority="0" w:semiHidden="0" w:name="Body Text 3"/>
+    <w:lsdException w:unhideWhenUsed="0" w:uiPriority="0" w:semiHidden="0" w:name="Body Text Indent 2"/>
+    <w:lsdException w:unhideWhenUsed="0" w:uiPriority="0" w:semiHidden="0" w:name="Body Text Indent 3"/>
+    <w:lsdException w:unhideWhenUsed="0" w:uiPriority="0" w:semiHidden="0" w:name="Block Text"/>
+    <w:lsdException w:unhideWhenUsed="0" w:uiPriority="0" w:semiHidden="0" w:name="Hyperlink"/>
+    <w:lsdException w:unhideWhenUsed="0" w:uiPriority="0" w:semiHidden="0" w:name="FollowedHyperlink"/>
+    <w:lsdException w:qFormat="1" w:unhideWhenUsed="0" w:uiPriority="0" w:semiHidden="0" w:name="Strong"/>
+    <w:lsdException w:qFormat="1" w:unhideWhenUsed="0" w:uiPriority="0" w:semiHidden="0" w:name="Emphasis"/>
+    <w:lsdException w:unhideWhenUsed="0" w:uiPriority="0" w:semiHidden="0" w:name="Document Map"/>
+    <w:lsdException w:unhideWhenUsed="0" w:uiPriority="0" w:semiHidden="0" w:name="Plain Text"/>
+    <w:lsdException w:unhideWhenUsed="0" w:uiPriority="0" w:semiHidden="0" w:name="E-mail Signature"/>
+    <w:lsdException w:qFormat="1" w:unhideWhenUsed="0" w:uiPriority="0" w:semiHidden="0" w:name="Normal (Web)"/>
+    <w:lsdException w:unhideWhenUsed="0" w:uiPriority="0" w:semiHidden="0" w:name="HTML Acronym"/>
+    <w:lsdException w:unhideWhenUsed="0" w:uiPriority="0" w:semiHidden="0" w:name="HTML Address"/>
+    <w:lsdException w:unhideWhenUsed="0" w:uiPriority="0" w:semiHidden="0" w:name="HTML Cite"/>
+    <w:lsdException w:unhideWhenUsed="0" w:uiPriority="0" w:semiHidden="0" w:name="HTML Code"/>
+    <w:lsdException w:unhideWhenUsed="0" w:uiPriority="0" w:semiHidden="0" w:name="HTML Definition"/>
+    <w:lsdException w:unhideWhenUsed="0" w:uiPriority="0" w:semiHidden="0" w:name="HTML Keyboard"/>
+    <w:lsdException w:unhideWhenUsed="0" w:uiPriority="0" w:semiHidden="0" w:name="HTML Preformatted"/>
+    <w:lsdException w:unhideWhenUsed="0" w:uiPriority="0" w:semiHidden="0" w:name="HTML Sample"/>
+    <w:lsdException w:unhideWhenUsed="0" w:uiPriority="0" w:semiHidden="0" w:name="HTML Typewriter"/>
+    <w:lsdException w:unhideWhenUsed="0" w:uiPriority="0" w:semiHidden="0" w:name="HTML Variable"/>
+    <w:lsdException w:qFormat="1" w:unhideWhenUsed="0" w:uiPriority="0" w:name="Normal Table"/>
+    <w:lsdException w:unhideWhenUsed="0" w:uiPriority="0" w:semiHidden="0" w:name="annotation subject"/>
+    <w:lsdException w:unhideWhenUsed="0" w:uiPriority="0" w:semiHidden="0" w:name="Table Simple 1"/>
+    <w:lsdException w:unhideWhenUsed="0" w:uiPriority="0" w:semiHidden="0" w:name="Table Simple 2"/>
+    <w:lsdException w:unhideWhenUsed="0" w:uiPriority="0" w:semiHidden="0" w:name="Table Simple 3"/>
+    <w:lsdException w:unhideWhenUsed="0" w:uiPriority="0" w:semiHidden="0" w:name="Table Classic 1"/>
+    <w:lsdException w:unhideWhenUsed="0" w:uiPriority="0" w:semiHidden="0" w:name="Table Classic 2"/>
+    <w:lsdException w:unhideWhenUsed="0" w:uiPriority="0" w:semiHidden="0" w:name="Table Classic 3"/>
+    <w:lsdException w:unhideWhenUsed="0" w:uiPriority="0" w:semiHidden="0" w:name="Table Classic 4"/>
+    <w:lsdException w:unhideWhenUsed="0" w:uiPriority="0" w:semiHidden="0" w:name="Table Colorful 1"/>
+    <w:lsdException w:unhideWhenUsed="0" w:uiPriority="0" w:semiHidden="0" w:name="Table Colorful 2"/>
+    <w:lsdException w:unhideWhenUsed="0" w:uiPriority="0" w:semiHidden="0" w:name="Table Colorful 3"/>
+    <w:lsdException w:unhideWhenUsed="0" w:uiPriority="0" w:semiHidden="0" w:name="Table Columns 1"/>
+    <w:lsdException w:unhideWhenUsed="0" w:uiPriority="0" w:semiHidden="0" w:name="Table Columns 2"/>
+    <w:lsdException w:unhideWhenUsed="0" w:uiPriority="0" w:semiHidden="0" w:name="Table Columns 3"/>
+    <w:lsdException w:unhideWhenUsed="0" w:uiPriority="0" w:semiHidden="0" w:name="Table Columns 4"/>
+    <w:lsdException w:unhideWhenUsed="0" w:uiPriority="0" w:semiHidden="0" w:name="Table Columns 5"/>
+    <w:lsdException w:unhideWhenUsed="0" w:uiPriority="0" w:semiHidden="0" w:name="Table Grid 1"/>
+    <w:lsdException w:unhideWhenUsed="0" w:uiPriority="0" w:semiHidden="0" w:name="Table Grid 2"/>
+    <w:lsdException w:unhideWhenUsed="0" w:uiPriority="0" w:semiHidden="0" w:name="Table Grid 3"/>
+    <w:lsdException w:unhideWhenUsed="0" w:uiPriority="0" w:semiHidden="0" w:name="Table Grid 4"/>
+    <w:lsdException w:unhideWhenUsed="0" w:uiPriority="0" w:semiHidden="0" w:name="Table Grid 5"/>
+    <w:lsdException w:unhideWhenUsed="0" w:uiPriority="0" w:semiHidden="0" w:name="Table Grid 6"/>
+    <w:lsdException w:unhideWhenUsed="0" w:uiPriority="0" w:semiHidden="0" w:name="Table Grid 7"/>
+    <w:lsdException w:unhideWhenUsed="0" w:uiPriority="0" w:semiHidden="0" w:name="Table Grid 8"/>
+    <w:lsdException w:unhideWhenUsed="0" w:uiPriority="0" w:semiHidden="0" w:name="Table List 1"/>
+    <w:lsdException w:unhideWhenUsed="0" w:uiPriority="0" w:semiHidden="0" w:name="Table List 2"/>
+    <w:lsdException w:unhideWhenUsed="0" w:uiPriority="0" w:semiHidden="0" w:name="Table List 3"/>
+    <w:lsdException w:unhideWhenUsed="0" w:uiPriority="0" w:semiHidden="0" w:name="Table List 4"/>
+    <w:lsdException w:unhideWhenUsed="0" w:uiPriority="0" w:semiHidden="0" w:name="Table List 5"/>
+    <w:lsdException w:unhideWhenUsed="0" w:uiPriority="0" w:semiHidden="0" w:name="Table List 6"/>
+    <w:lsdException w:unhideWhenUsed="0" w:uiPriority="0" w:semiHidden="0" w:name="Table List 7"/>
+    <w:lsdException w:unhideWhenUsed="0" w:uiPriority="0" w:semiHidden="0" w:name="Table List 8"/>
+    <w:lsdException w:unhideWhenUsed="0" w:uiPriority="0" w:semiHidden="0" w:name="Table 3D effects 1"/>
+    <w:lsdException w:unhideWhenUsed="0" w:uiPriority="0" w:semiHidden="0" w:name="Table 3D effects 2"/>
+    <w:lsdException w:unhideWhenUsed="0" w:uiPriority="0" w:semiHidden="0" w:name="Table 3D effects 3"/>
+    <w:lsdException w:unhideWhenUsed="0" w:uiPriority="0" w:semiHidden="0" w:name="Table Contemporary"/>
+    <w:lsdException w:unhideWhenUsed="0" w:uiPriority="0" w:semiHidden="0" w:name="Table Elegant"/>
+    <w:lsdException w:unhideWhenUsed="0" w:uiPriority="0" w:semiHidden="0" w:name="Table Professional"/>
+    <w:lsdException w:unhideWhenUsed="0" w:uiPriority="0" w:semiHidden="0" w:name="Table Subtle 1"/>
+    <w:lsdException w:unhideWhenUsed="0" w:uiPriority="0" w:semiHidden="0" w:name="Table Subtle 2"/>
+    <w:lsdException w:unhideWhenUsed="0" w:uiPriority="0" w:semiHidden="0" w:name="Table Web 1"/>
+    <w:lsdException w:unhideWhenUsed="0" w:uiPriority="0" w:semiHidden="0" w:name="Table Web 2"/>
+    <w:lsdException w:unhideWhenUsed="0" w:uiPriority="0" w:semiHidden="0" w:name="Table Web 3"/>
+    <w:lsdException w:unhideWhenUsed="0" w:uiPriority="0" w:semiHidden="0" w:name="Balloon Text"/>
+    <w:lsdException w:qFormat="1" w:unhideWhenUsed="0" w:uiPriority="0" w:semiHidden="0" w:name="Table Grid"/>
+    <w:lsdException w:unhideWhenUsed="0" w:uiPriority="0" w:semiHidden="0" w:name="Table Theme"/>
+    <w:lsdException w:unhideWhenUsed="0" w:uiPriority="60" w:semiHidden="0" w:name="Light Shading"/>
+    <w:lsdException w:unhideWhenUsed="0" w:uiPriority="61" w:semiHidden="0" w:name="Light List"/>
+    <w:lsdException w:unhideWhenUsed="0" w:uiPriority="62" w:semiHidden="0" w:name="Light Grid"/>
+    <w:lsdException w:unhideWhenUsed="0" w:uiPriority="63" w:semiHidden="0" w:name="Medium Shading 1"/>
+    <w:lsdException w:unhideWhenUsed="0" w:uiPriority="64" w:semiHidden="0" w:name="Medium Shading 2"/>
+    <w:lsdException w:unhideWhenUsed="0" w:uiPriority="65" w:semiHidden="0" w:name="Medium List 1"/>
+    <w:lsdException w:unhideWhenUsed="0" w:uiPriority="66" w:semiHidden="0" w:name="Medium List 2"/>
+    <w:lsdException w:unhideWhenUsed="0" w:uiPriority="67" w:semiHidden="0" w:name="Medium Grid 1"/>
+    <w:lsdException w:unhideWhenUsed="0" w:uiPriority="68" w:semiHidden="0" w:name="Medium Grid 2"/>
+    <w:lsdException w:unhideWhenUsed="0" w:uiPriority="69" w:semiHidden="0" w:name="Medium Grid 3"/>
+    <w:lsdException w:unhideWhenUsed="0" w:uiPriority="70" w:semiHidden="0" w:name="Dark List"/>
+    <w:lsdException w:unhideWhenUsed="0" w:uiPriority="71" w:semiHidden="0" w:name="Colorful Shading"/>
+    <w:lsdException w:unhideWhenUsed="0" w:uiPriority="72" w:semiHidden="0" w:name="Colorful List"/>
+    <w:lsdException w:unhideWhenUsed="0" w:uiPriority="73" w:semiHidden="0" w:name="Colorful Grid"/>
+    <w:lsdException w:unhideWhenUsed="0" w:uiPriority="60" w:semiHidden="0" w:name="Light Shading Accent 1"/>
+    <w:lsdException w:unhideWhenUsed="0" w:uiPriority="61" w:semiHidden="0" w:name="Light List Accent 1"/>
+    <w:lsdException w:unhideWhenUsed="0" w:uiPriority="62" w:semiHidden="0" w:name="Light Grid Accent 1"/>
+    <w:lsdException w:unhideWhenUsed="0" w:uiPriority="63" w:semiHidden="0" w:name="Medium Shading 1 Accent 1"/>
+    <w:lsdException w:unhideWhenUsed="0" w:uiPriority="64" w:semiHidden="0" w:name="Medium Shading 2 Accent 1"/>
+    <w:lsdException w:unhideWhenUsed="0" w:uiPriority="65" w:semiHidden="0" w:name="Medium List 1 Accent 1"/>
+    <w:lsdException w:unhideWhenUsed="0" w:uiPriority="66" w:semiHidden="0" w:name="Medium List 2 Accent 1"/>
+    <w:lsdException w:unhideWhenUsed="0" w:uiPriority="67" w:semiHidden="0" w:name="Medium Grid 1 Accent 1"/>
+    <w:lsdException w:unhideWhenUsed="0" w:uiPriority="68" w:semiHidden="0" w:name="Medium Grid 2 Accent 1"/>
+    <w:lsdException w:unhideWhenUsed="0" w:uiPriority="69" w:semiHidden="0" w:name="Medium Grid 3 Accent 1"/>
+    <w:lsdException w:unhideWhenUsed="0" w:uiPriority="70" w:semiHidden="0" w:name="Dark List Accent 1"/>
+    <w:lsdException w:unhideWhenUsed="0" w:uiPriority="71" w:semiHidden="0" w:name="Colorful Shading Accent 1"/>
+    <w:lsdException w:unhideWhenUsed="0" w:uiPriority="72" w:semiHidden="0" w:name="Colorful List Accent 1"/>
+    <w:lsdException w:unhideWhenUsed="0" w:uiPriority="73" w:semiHidden="0" w:name="Colorful Grid Accent 1"/>
+    <w:lsdException w:unhideWhenUsed="0" w:uiPriority="60" w:semiHidden="0" w:name="Light Shading Accent 2"/>
+    <w:lsdException w:unhideWhenUsed="0" w:uiPriority="61" w:semiHidden="0" w:name="Light List Accent 2"/>
+    <w:lsdException w:unhideWhenUsed="0" w:uiPriority="62" w:semiHidden="0" w:name="Light Grid Accent 2"/>
+    <w:lsdException w:unhideWhenUsed="0" w:uiPriority="63" w:semiHidden="0" w:name="Medium Shading 1 Accent 2"/>
+    <w:lsdException w:unhideWhenUsed="0" w:uiPriority="64" w:semiHidden="0" w:name="Medium Shading 2 Accent 2"/>
+    <w:lsdException w:unhideWhenUsed="0" w:uiPriority="65" w:semiHidden="0" w:name="Medium List 1 Accent 2"/>
+    <w:lsdException w:unhideWhenUsed="0" w:uiPriority="66" w:semiHidden="0" w:name="Medium List 2 Accent 2"/>
+    <w:lsdException w:unhideWhenUsed="0" w:uiPriority="67" w:semiHidden="0" w:name="Medium Grid 1 Accent 2"/>
+    <w:lsdException w:unhideWhenUsed="0" w:uiPriority="68" w:semiHidden="0" w:name="Medium Grid 2 Accent 2"/>
+    <w:lsdException w:unhideWhenUsed="0" w:uiPriority="69" w:semiHidden="0" w:name="Medium Grid 3 Accent 2"/>
+    <w:lsdException w:unhideWhenUsed="0" w:uiPriority="70" w:semiHidden="0" w:name="Dark List Accent 2"/>
+    <w:lsdException w:unhideWhenUsed="0" w:uiPriority="71" w:semiHidden="0" w:name="Colorful Shading Accent 2"/>
+    <w:lsdException w:unhideWhenUsed="0" w:uiPriority="72" w:semiHidden="0" w:name="Colorful List Accent 2"/>
+    <w:lsdException w:unhideWhenUsed="0" w:uiPriority="73" w:semiHidden="0" w:name="Colorful Grid Accent 2"/>
+    <w:lsdException w:unhideWhenUsed="0" w:uiPriority="60" w:semiHidden="0" w:name="Light Shading Accent 3"/>
+    <w:lsdException w:unhideWhenUsed="0" w:uiPriority="61" w:semiHidden="0" w:name="Light List Accent 3"/>
+    <w:lsdException w:unhideWhenUsed="0" w:uiPriority="62" w:semiHidden="0" w:name="Light Grid Accent 3"/>
+    <w:lsdException w:unhideWhenUsed="0" w:uiPriority="63" w:semiHidden="0" w:name="Medium Shading 1 Accent 3"/>
+    <w:lsdException w:unhideWhenUsed="0" w:uiPriority="64" w:semiHidden="0" w:name="Medium Shading 2 Accent 3"/>
+    <w:lsdException w:unhideWhenUsed="0" w:uiPriority="65" w:semiHidden="0" w:name="Medium List 1 Accent 3"/>
+    <w:lsdException w:unhideWhenUsed="0" w:uiPriority="66" w:semiHidden="0" w:name="Medium List 2 Accent 3"/>
+    <w:lsdException w:unhideWhenUsed="0" w:uiPriority="67" w:semiHidden="0" w:name="Medium Grid 1 Accent 3"/>
+    <w:lsdException w:unhideWhenUsed="0" w:uiPriority="68" w:semiHidden="0" w:name="Medium Grid 2 Accent 3"/>
+    <w:lsdException w:unhideWhenUsed="0" w:uiPriority="69" w:semiHidden="0" w:name="Medium Grid 3 Accent 3"/>
+    <w:lsdException w:unhideWhenUsed="0" w:uiPriority="70" w:semiHidden="0" w:name="Dark List Accent 3"/>
+    <w:lsdException w:unhideWhenUsed="0" w:uiPriority="71" w:semiHidden="0" w:name="Colorful Shading Accent 3"/>
+    <w:lsdException w:unhideWhenUsed="0" w:uiPriority="72" w:semiHidden="0" w:name="Colorful List Accent 3"/>
+    <w:lsdException w:unhideWhenUsed="0" w:uiPriority="73" w:semiHidden="0" w:name="Colorful Grid Accent 3"/>
+    <w:lsdException w:unhideWhenUsed="0" w:uiPriority="60" w:semiHidden="0" w:name="Light Shading Accent 4"/>
+    <w:lsdException w:unhideWhenUsed="0" w:uiPriority="61" w:semiHidden="0" w:name="Light List Accent 4"/>
+    <w:lsdException w:unhideWhenUsed="0" w:uiPriority="62" w:semiHidden="0" w:name="Light Grid Accent 4"/>
+    <w:lsdException w:unhideWhenUsed="0" w:uiPriority="63" w:semiHidden="0" w:name="Medium Shading 1 Accent 4"/>
+    <w:lsdException w:unhideWhenUsed="0" w:uiPriority="64" w:semiHidden="0" w:name="Medium Shading 2 Accent 4"/>
+    <w:lsdException w:unhideWhenUsed="0" w:uiPriority="65" w:semiHidden="0" w:name="Medium List 1 Accent 4"/>
+    <w:lsdException w:unhideWhenUsed="0" w:uiPriority="66" w:semiHidden="0" w:name="Medium List 2 Accent 4"/>
+    <w:lsdException w:unhideWhenUsed="0" w:uiPriority="67" w:semiHidden="0" w:name="Medium Grid 1 Accent 4"/>
+    <w:lsdException w:unhideWhenUsed="0" w:uiPriority="68" w:semiHidden="0" w:name="Medium Grid 2 Accent 4"/>
+    <w:lsdException w:unhideWhenUsed="0" w:uiPriority="69" w:semiHidden="0" w:name="Medium Grid 3 Accent 4"/>
+    <w:lsdException w:unhideWhenUsed="0" w:uiPriority="70" w:semiHidden="0" w:name="Dark List Accent 4"/>
+    <w:lsdException w:unhideWhenUsed="0" w:uiPriority="71" w:semiHidden="0" w:name="Colorful Shading Accent 4"/>
+    <w:lsdException w:unhideWhenUsed="0" w:uiPriority="72" w:semiHidden="0" w:name="Colorful List Accent 4"/>
+    <w:lsdException w:unhideWhenUsed="0" w:uiPriority="73" w:semiHidden="0" w:name="Colorful Grid Accent 4"/>
+    <w:lsdException w:unhideWhenUsed="0" w:uiPriority="60" w:semiHidden="0" w:name="Light Shading Accent 5"/>
+    <w:lsdException w:unhideWhenUsed="0" w:uiPriority="61" w:semiHidden="0" w:name="Light List Accent 5"/>
+    <w:lsdException w:unhideWhenUsed="0" w:uiPriority="62" w:semiHidden="0" w:name="Light Grid Accent 5"/>
+    <w:lsdException w:unhideWhenUsed="0" w:uiPriority="63" w:semiHidden="0" w:name="Medium Shading 1 Accent 5"/>
+    <w:lsdException w:unhideWhenUsed="0" w:uiPriority="64" w:semiHidden="0" w:name="Medium Shading 2 Accent 5"/>
+    <w:lsdException w:unhideWhenUsed="0" w:uiPriority="65" w:semiHidden="0" w:name="Medium List 1 Accent 5"/>
+    <w:lsdException w:unhideWhenUsed="0" w:uiPriority="66" w:semiHidden="0" w:name="Medium List 2 Accent 5"/>
+    <w:lsdException w:unhideWhenUsed="0" w:uiPriority="67" w:semiHidden="0" w:name="Medium Grid 1 Accent 5"/>
+    <w:lsdException w:unhideWhenUsed="0" w:uiPriority="68" w:semiHidden="0" w:name="Medium Grid 2 Accent 5"/>
+    <w:lsdException w:unhideWhenUsed="0" w:uiPriority="69" w:semiHidden="0" w:name="Medium Grid 3 Accent 5"/>
+    <w:lsdException w:unhideWhenUsed="0" w:uiPriority="70" w:semiHidden="0" w:name="Dark List Accent 5"/>
+    <w:lsdException w:unhideWhenUsed="0" w:uiPriority="71" w:semiHidden="0" w:name="Colorful Shading Accent 5"/>
+    <w:lsdException w:unhideWhenUsed="0" w:uiPriority="72" w:semiHidden="0" w:name="Colorful List Accent 5"/>
+    <w:lsdException w:unhideWhenUsed="0" w:uiPriority="73" w:semiHidden="0" w:name="Colorful Grid Accent 5"/>
+    <w:lsdException w:unhideWhenUsed="0" w:uiPriority="60" w:semiHidden="0" w:name="Light Shading Accent 6"/>
+    <w:lsdException w:unhideWhenUsed="0" w:uiPriority="61" w:semiHidden="0" w:name="Light List Accent 6"/>
+    <w:lsdException w:unhideWhenUsed="0" w:uiPriority="62" w:semiHidden="0" w:name="Light Grid Accent 6"/>
+    <w:lsdException w:unhideWhenUsed="0" w:uiPriority="63" w:semiHidden="0" w:name="Medium Shading 1 Accent 6"/>
+    <w:lsdException w:unhideWhenUsed="0" w:uiPriority="64" w:semiHidden="0" w:name="Medium Shading 2 Accent 6"/>
+    <w:lsdException w:unhideWhenUsed="0" w:uiPriority="65" w:semiHidden="0" w:name="Medium List 1 Accent 6"/>
+    <w:lsdException w:unhideWhenUsed="0" w:uiPriority="66" w:semiHidden="0" w:name="Medium List 2 Accent 6"/>
+    <w:lsdException w:unhideWhenUsed="0" w:uiPriority="67" w:semiHidden="0" w:name="Medium Grid 1 Accent 6"/>
+    <w:lsdException w:unhideWhenUsed="0" w:uiPriority="68" w:semiHidden="0" w:name="Medium Grid 2 Accent 6"/>
+    <w:lsdException w:unhideWhenUsed="0" w:uiPriority="69" w:semiHidden="0" w:name="Medium Grid 3 Accent 6"/>
+    <w:lsdException w:unhideWhenUsed="0" w:uiPriority="70" w:semiHidden="0" w:name="Dark List Accent 6"/>
+    <w:lsdException w:unhideWhenUsed="0" w:uiPriority="71" w:semiHidden="0" w:name="Colorful Shading Accent 6"/>
+    <w:lsdException w:unhideWhenUsed="0" w:uiPriority="72" w:semiHidden="0" w:name="Colorful List Accent 6"/>
+    <w:lsdException w:unhideWhenUsed="0" w:uiPriority="73" w:semiHidden="0" w:name="Colorful Grid Accent 6"/>
   </w:latentStyles>
-  <w:style w:type="paragraph" w:default="1" w:styleId="Normal">
+  <w:style w:type="paragraph" w:default="1" w:styleId="1">
     <w:name w:val="Normal"/>
     <w:qFormat/>
+    <w:uiPriority w:val="0"/>
     <w:pPr>
       <w:kinsoku w:val="0"/>
       <w:autoSpaceDE w:val="0"/>
@@ -6791,7 +6928,7 @@
       <w:textAlignment w:val="baseline"/>
     </w:pPr>
     <w:rPr>
-      <w:rFonts w:ascii="Arial" w:eastAsia="宋体" w:hAnsi="Arial" w:cs="Arial"/>
+      <w:rFonts w:ascii="Arial" w:hAnsi="Arial" w:eastAsia="宋体" w:cs="Arial"/>
       <w:snapToGrid w:val="0"/>
       <w:color w:val="000000"/>
       <w:kern w:val="0"/>
@@ -6800,11 +6937,12 @@
       <w:lang w:val="en-US" w:eastAsia="en-US" w:bidi="ar-SA"/>
     </w:rPr>
   </w:style>
-  <w:style w:type="paragraph" w:styleId="Heading1">
+  <w:style w:type="paragraph" w:styleId="2">
     <w:name w:val="heading 1"/>
-    <w:basedOn w:val="Normal"/>
-    <w:next w:val="Normal"/>
+    <w:basedOn w:val="1"/>
+    <w:next w:val="1"/>
     <w:qFormat/>
+    <w:uiPriority w:val="0"/>
     <w:pPr>
       <w:keepNext/>
       <w:keepLines/>
@@ -6822,12 +6960,13 @@
       <w:sz w:val="44"/>
     </w:rPr>
   </w:style>
-  <w:style w:type="paragraph" w:styleId="Heading2">
+  <w:style w:type="paragraph" w:styleId="3">
     <w:name w:val="heading 2"/>
-    <w:basedOn w:val="Normal"/>
-    <w:next w:val="Normal"/>
+    <w:basedOn w:val="1"/>
+    <w:next w:val="1"/>
     <w:unhideWhenUsed/>
     <w:qFormat/>
+    <w:uiPriority w:val="0"/>
     <w:pPr>
       <w:keepNext/>
       <w:keepLines/>
@@ -6840,18 +6979,19 @@
       <w:outlineLvl w:val="1"/>
     </w:pPr>
     <w:rPr>
-      <w:rFonts w:ascii="Arial" w:eastAsia="黑体" w:hAnsi="Arial"/>
+      <w:rFonts w:ascii="Arial" w:hAnsi="Arial" w:eastAsia="黑体"/>
       <w:b/>
       <w:sz w:val="32"/>
     </w:rPr>
   </w:style>
-  <w:style w:type="paragraph" w:styleId="Heading3">
+  <w:style w:type="paragraph" w:styleId="4">
     <w:name w:val="heading 3"/>
-    <w:basedOn w:val="Normal"/>
-    <w:next w:val="Normal"/>
+    <w:basedOn w:val="1"/>
+    <w:next w:val="1"/>
     <w:semiHidden/>
     <w:unhideWhenUsed/>
     <w:qFormat/>
+    <w:uiPriority w:val="0"/>
     <w:pPr>
       <w:keepNext/>
       <w:keepLines/>
@@ -6868,12 +7008,13 @@
       <w:sz w:val="32"/>
     </w:rPr>
   </w:style>
-  <w:style w:type="paragraph" w:styleId="Heading4">
+  <w:style w:type="paragraph" w:styleId="5">
     <w:name w:val="heading 4"/>
-    <w:basedOn w:val="Normal"/>
-    <w:next w:val="Normal"/>
+    <w:basedOn w:val="1"/>
+    <w:next w:val="1"/>
     <w:unhideWhenUsed/>
     <w:qFormat/>
+    <w:uiPriority w:val="0"/>
     <w:pPr>
       <w:keepNext/>
       <w:keepLines/>
@@ -6886,18 +7027,19 @@
       <w:outlineLvl w:val="3"/>
     </w:pPr>
     <w:rPr>
-      <w:rFonts w:ascii="Arial" w:eastAsia="黑体" w:hAnsi="Arial"/>
+      <w:rFonts w:ascii="Arial" w:hAnsi="Arial" w:eastAsia="黑体"/>
       <w:b/>
       <w:sz w:val="28"/>
     </w:rPr>
   </w:style>
-  <w:style w:type="paragraph" w:styleId="Heading5">
+  <w:style w:type="paragraph" w:styleId="6">
     <w:name w:val="heading 5"/>
-    <w:basedOn w:val="Normal"/>
-    <w:next w:val="Normal"/>
+    <w:basedOn w:val="1"/>
+    <w:next w:val="1"/>
     <w:semiHidden/>
     <w:unhideWhenUsed/>
     <w:qFormat/>
+    <w:uiPriority w:val="0"/>
     <w:pPr>
       <w:keepNext/>
       <w:keepLines/>
@@ -6914,13 +7056,14 @@
       <w:sz w:val="28"/>
     </w:rPr>
   </w:style>
-  <w:style w:type="paragraph" w:styleId="Heading6">
+  <w:style w:type="paragraph" w:styleId="7">
     <w:name w:val="heading 6"/>
-    <w:basedOn w:val="Normal"/>
-    <w:next w:val="Normal"/>
+    <w:basedOn w:val="1"/>
+    <w:next w:val="1"/>
     <w:semiHidden/>
     <w:unhideWhenUsed/>
     <w:qFormat/>
+    <w:uiPriority w:val="0"/>
     <w:pPr>
       <w:keepNext/>
       <w:keepLines/>
@@ -6933,18 +7076,19 @@
       <w:outlineLvl w:val="5"/>
     </w:pPr>
     <w:rPr>
-      <w:rFonts w:ascii="Arial" w:eastAsia="黑体" w:hAnsi="Arial"/>
+      <w:rFonts w:ascii="Arial" w:hAnsi="Arial" w:eastAsia="黑体"/>
       <w:b/>
       <w:sz w:val="24"/>
     </w:rPr>
   </w:style>
-  <w:style w:type="paragraph" w:styleId="Heading7">
+  <w:style w:type="paragraph" w:styleId="8">
     <w:name w:val="heading 7"/>
-    <w:basedOn w:val="Normal"/>
-    <w:next w:val="Normal"/>
+    <w:basedOn w:val="1"/>
+    <w:next w:val="1"/>
     <w:semiHidden/>
     <w:unhideWhenUsed/>
     <w:qFormat/>
+    <w:uiPriority w:val="0"/>
     <w:pPr>
       <w:keepNext/>
       <w:keepLines/>
@@ -6961,13 +7105,14 @@
       <w:sz w:val="24"/>
     </w:rPr>
   </w:style>
-  <w:style w:type="paragraph" w:styleId="Heading8">
+  <w:style w:type="paragraph" w:styleId="9">
     <w:name w:val="heading 8"/>
-    <w:basedOn w:val="Normal"/>
-    <w:next w:val="Normal"/>
+    <w:basedOn w:val="1"/>
+    <w:next w:val="1"/>
     <w:semiHidden/>
     <w:unhideWhenUsed/>
     <w:qFormat/>
+    <w:uiPriority w:val="0"/>
     <w:pPr>
       <w:keepNext/>
       <w:keepLines/>
@@ -6980,17 +7125,18 @@
       <w:outlineLvl w:val="7"/>
     </w:pPr>
     <w:rPr>
-      <w:rFonts w:ascii="Arial" w:eastAsia="黑体" w:hAnsi="Arial"/>
+      <w:rFonts w:ascii="Arial" w:hAnsi="Arial" w:eastAsia="黑体"/>
       <w:sz w:val="24"/>
     </w:rPr>
   </w:style>
-  <w:style w:type="paragraph" w:styleId="Heading9">
+  <w:style w:type="paragraph" w:styleId="10">
     <w:name w:val="heading 9"/>
-    <w:basedOn w:val="Normal"/>
-    <w:next w:val="Normal"/>
+    <w:basedOn w:val="1"/>
+    <w:next w:val="1"/>
     <w:semiHidden/>
     <w:unhideWhenUsed/>
     <w:qFormat/>
+    <w:uiPriority w:val="0"/>
     <w:pPr>
       <w:keepNext/>
       <w:keepLines/>
@@ -7003,19 +7149,21 @@
       <w:outlineLvl w:val="8"/>
     </w:pPr>
     <w:rPr>
-      <w:rFonts w:ascii="Arial" w:eastAsia="黑体" w:hAnsi="Arial"/>
+      <w:rFonts w:ascii="Arial" w:hAnsi="Arial" w:eastAsia="黑体"/>
       <w:sz w:val="21"/>
     </w:rPr>
   </w:style>
-  <w:style w:type="character" w:default="1" w:styleId="DefaultParagraphFont">
+  <w:style w:type="character" w:default="1" w:styleId="22">
     <w:name w:val="Default Paragraph Font"/>
     <w:semiHidden/>
     <w:qFormat/>
+    <w:uiPriority w:val="0"/>
   </w:style>
-  <w:style w:type="table" w:default="1" w:styleId="TableNormal">
+  <w:style w:type="table" w:default="1" w:styleId="20">
     <w:name w:val="Normal Table"/>
     <w:semiHidden/>
     <w:qFormat/>
+    <w:uiPriority w:val="0"/>
     <w:tblPr>
       <w:tblCellMar>
         <w:top w:w="0" w:type="dxa"/>
@@ -7025,39 +7173,43 @@
       </w:tblCellMar>
     </w:tblPr>
   </w:style>
-  <w:style w:type="paragraph" w:styleId="CommentText">
+  <w:style w:type="paragraph" w:styleId="11">
     <w:name w:val="annotation text"/>
-    <w:basedOn w:val="Normal"/>
+    <w:basedOn w:val="1"/>
     <w:qFormat/>
+    <w:uiPriority w:val="0"/>
     <w:pPr>
       <w:jc w:val="left"/>
     </w:pPr>
   </w:style>
-  <w:style w:type="paragraph" w:styleId="BodyText">
+  <w:style w:type="paragraph" w:styleId="12">
     <w:name w:val="Body Text"/>
-    <w:basedOn w:val="Normal"/>
+    <w:basedOn w:val="1"/>
     <w:semiHidden/>
     <w:qFormat/>
+    <w:uiPriority w:val="0"/>
     <w:rPr>
-      <w:rFonts w:ascii="Arial" w:eastAsia="Arial" w:hAnsi="Arial" w:cs="Arial"/>
+      <w:rFonts w:ascii="Arial" w:hAnsi="Arial" w:eastAsia="Arial" w:cs="Arial"/>
       <w:sz w:val="21"/>
       <w:szCs w:val="21"/>
       <w:lang w:val="en-US" w:eastAsia="en-US" w:bidi="ar-SA"/>
     </w:rPr>
   </w:style>
-  <w:style w:type="paragraph" w:styleId="TOC3">
+  <w:style w:type="paragraph" w:styleId="13">
     <w:name w:val="toc 3"/>
-    <w:basedOn w:val="Normal"/>
-    <w:next w:val="Normal"/>
+    <w:basedOn w:val="1"/>
+    <w:next w:val="1"/>
     <w:qFormat/>
+    <w:uiPriority w:val="0"/>
     <w:pPr>
       <w:ind w:left="840" w:leftChars="400"/>
     </w:pPr>
   </w:style>
-  <w:style w:type="paragraph" w:styleId="Footer">
+  <w:style w:type="paragraph" w:styleId="14">
     <w:name w:val="footer"/>
-    <w:basedOn w:val="Normal"/>
+    <w:basedOn w:val="1"/>
     <w:qFormat/>
+    <w:uiPriority w:val="0"/>
     <w:pPr>
       <w:tabs>
         <w:tab w:val="center" w:pos="4153"/>
@@ -7070,16 +7222,17 @@
       <w:sz w:val="18"/>
     </w:rPr>
   </w:style>
-  <w:style w:type="paragraph" w:styleId="Header">
+  <w:style w:type="paragraph" w:styleId="15">
     <w:name w:val="header"/>
-    <w:basedOn w:val="Normal"/>
+    <w:basedOn w:val="1"/>
     <w:qFormat/>
+    <w:uiPriority w:val="0"/>
     <w:pPr>
       <w:pBdr>
-        <w:top w:val="nil"/>
-        <w:left w:val="nil"/>
-        <w:bottom w:val="nil"/>
-        <w:right w:val="nil"/>
+        <w:top w:val="none" w:color="auto" w:sz="0" w:space="0"/>
+        <w:left w:val="none" w:color="auto" w:sz="0" w:space="0"/>
+        <w:bottom w:val="none" w:color="auto" w:sz="0" w:space="0"/>
+        <w:right w:val="none" w:color="auto" w:sz="0" w:space="0"/>
       </w:pBdr>
       <w:tabs>
         <w:tab w:val="center" w:pos="4153"/>
@@ -7094,37 +7247,41 @@
       <w:sz w:val="18"/>
     </w:rPr>
   </w:style>
-  <w:style w:type="paragraph" w:styleId="TOC1">
+  <w:style w:type="paragraph" w:styleId="16">
     <w:name w:val="toc 1"/>
-    <w:basedOn w:val="Normal"/>
-    <w:next w:val="Normal"/>
+    <w:basedOn w:val="1"/>
+    <w:next w:val="1"/>
     <w:qFormat/>
+    <w:uiPriority w:val="0"/>
     <w:rPr>
-      <w:rFonts w:ascii="Arial" w:eastAsia="Microsoft JhengHei" w:hAnsi="Arial"/>
+      <w:rFonts w:ascii="Arial" w:hAnsi="Arial" w:eastAsia="Microsoft JhengHei"/>
       <w:sz w:val="24"/>
     </w:rPr>
   </w:style>
-  <w:style w:type="paragraph" w:styleId="TOC2">
+  <w:style w:type="paragraph" w:styleId="17">
     <w:name w:val="toc 2"/>
-    <w:basedOn w:val="Normal"/>
-    <w:next w:val="Normal"/>
+    <w:basedOn w:val="1"/>
+    <w:next w:val="1"/>
     <w:qFormat/>
+    <w:uiPriority w:val="0"/>
     <w:pPr>
       <w:ind w:left="420" w:leftChars="200"/>
     </w:pPr>
   </w:style>
-  <w:style w:type="paragraph" w:styleId="NormalWeb">
+  <w:style w:type="paragraph" w:styleId="18">
     <w:name w:val="Normal (Web)"/>
-    <w:basedOn w:val="Normal"/>
+    <w:basedOn w:val="1"/>
     <w:qFormat/>
+    <w:uiPriority w:val="0"/>
     <w:rPr>
       <w:sz w:val="24"/>
     </w:rPr>
   </w:style>
-  <w:style w:type="paragraph" w:styleId="Title">
+  <w:style w:type="paragraph" w:styleId="19">
     <w:name w:val="Title"/>
-    <w:basedOn w:val="Normal"/>
+    <w:basedOn w:val="1"/>
     <w:qFormat/>
+    <w:uiPriority w:val="0"/>
     <w:pPr>
       <w:spacing w:before="240" w:beforeLines="0" w:beforeAutospacing="0" w:after="60" w:afterLines="0" w:afterAutospacing="0"/>
       <w:jc w:val="center"/>
@@ -7136,68 +7293,73 @@
       <w:sz w:val="32"/>
     </w:rPr>
   </w:style>
-  <w:style w:type="table" w:styleId="TableGrid">
+  <w:style w:type="table" w:styleId="21">
     <w:name w:val="Table Grid"/>
-    <w:basedOn w:val="TableNormal"/>
+    <w:basedOn w:val="20"/>
     <w:qFormat/>
+    <w:uiPriority w:val="0"/>
     <w:pPr>
       <w:widowControl w:val="0"/>
       <w:jc w:val="both"/>
     </w:pPr>
     <w:tblPr>
       <w:tblBorders>
-        <w:top w:val="single" w:sz="4" w:space="0" w:color="auto"/>
-        <w:left w:val="single" w:sz="4" w:space="0" w:color="auto"/>
-        <w:bottom w:val="single" w:sz="4" w:space="0" w:color="auto"/>
-        <w:right w:val="single" w:sz="4" w:space="0" w:color="auto"/>
-        <w:insideH w:val="single" w:sz="4" w:space="0" w:color="auto"/>
-        <w:insideV w:val="single" w:sz="4" w:space="0" w:color="auto"/>
+        <w:top w:val="single" w:color="auto" w:sz="4" w:space="0"/>
+        <w:left w:val="single" w:color="auto" w:sz="4" w:space="0"/>
+        <w:bottom w:val="single" w:color="auto" w:sz="4" w:space="0"/>
+        <w:right w:val="single" w:color="auto" w:sz="4" w:space="0"/>
+        <w:insideH w:val="single" w:color="auto" w:sz="4" w:space="0"/>
+        <w:insideV w:val="single" w:color="auto" w:sz="4" w:space="0"/>
       </w:tblBorders>
     </w:tblPr>
   </w:style>
-  <w:style w:type="character" w:styleId="Strong">
+  <w:style w:type="character" w:styleId="23">
     <w:name w:val="Strong"/>
-    <w:basedOn w:val="DefaultParagraphFont"/>
+    <w:basedOn w:val="22"/>
     <w:qFormat/>
+    <w:uiPriority w:val="0"/>
     <w:rPr>
       <w:b/>
     </w:rPr>
   </w:style>
-  <w:style w:type="paragraph" w:customStyle="1" w:styleId="a">
+  <w:style w:type="paragraph" w:customStyle="1" w:styleId="24">
     <w:name w:val="柴_公司名"/>
-    <w:basedOn w:val="Title"/>
+    <w:basedOn w:val="19"/>
     <w:qFormat/>
+    <w:uiPriority w:val="0"/>
     <w:pPr>
       <w:spacing w:after="600" w:afterLines="600"/>
     </w:pPr>
     <w:rPr>
-      <w:rFonts w:ascii="宋体" w:eastAsia="宋体" w:hAnsi="宋体" w:cs="宋体" w:hint="eastAsia"/>
+      <w:rFonts w:hint="eastAsia" w:ascii="宋体" w:hAnsi="宋体" w:eastAsia="宋体" w:cs="宋体"/>
       <w:bCs/>
       <w:spacing w:val="-6"/>
       <w:sz w:val="52"/>
       <w:szCs w:val="52"/>
     </w:rPr>
   </w:style>
-  <w:style w:type="paragraph" w:customStyle="1" w:styleId="a0">
+  <w:style w:type="paragraph" w:customStyle="1" w:styleId="25">
     <w:name w:val="柴_文档名"/>
-    <w:basedOn w:val="Title"/>
+    <w:basedOn w:val="19"/>
     <w:qFormat/>
+    <w:uiPriority w:val="0"/>
     <w:pPr>
       <w:spacing w:after="900" w:afterLines="900"/>
     </w:pPr>
     <w:rPr>
-      <w:rFonts w:ascii="黑体" w:eastAsia="黑体" w:hAnsi="黑体" w:cs="黑体"/>
+      <w:rFonts w:ascii="黑体" w:hAnsi="黑体" w:eastAsia="黑体" w:cs="黑体"/>
       <w:bCs/>
       <w:spacing w:val="-7"/>
       <w:sz w:val="52"/>
       <w:szCs w:val="52"/>
     </w:rPr>
   </w:style>
-  <w:style w:type="table" w:customStyle="1" w:styleId="TableNormal0">
+  <w:style w:type="table" w:customStyle="1" w:styleId="26">
     <w:name w:val="Table Normal_0"/>
     <w:semiHidden/>
     <w:unhideWhenUsed/>
     <w:qFormat/>
+    <w:uiPriority w:val="0"/>
     <w:tblPr>
       <w:tblCellMar>
         <w:top w:w="0" w:type="dxa"/>
@@ -7207,81 +7369,87 @@
       </w:tblCellMar>
     </w:tblPr>
   </w:style>
-  <w:style w:type="paragraph" w:customStyle="1" w:styleId="TableText">
+  <w:style w:type="paragraph" w:customStyle="1" w:styleId="27">
     <w:name w:val="Table Text"/>
-    <w:basedOn w:val="Normal"/>
+    <w:basedOn w:val="1"/>
     <w:semiHidden/>
     <w:qFormat/>
+    <w:uiPriority w:val="0"/>
     <w:rPr>
-      <w:rFonts w:ascii="宋体" w:eastAsia="宋体" w:hAnsi="宋体" w:cs="宋体"/>
+      <w:rFonts w:ascii="宋体" w:hAnsi="宋体" w:eastAsia="宋体" w:cs="宋体"/>
       <w:sz w:val="21"/>
       <w:szCs w:val="21"/>
       <w:lang w:val="en-US" w:eastAsia="en-US" w:bidi="ar-SA"/>
     </w:rPr>
   </w:style>
-  <w:style w:type="paragraph" w:customStyle="1" w:styleId="1">
+  <w:style w:type="paragraph" w:customStyle="1" w:styleId="28">
     <w:name w:val="柴_标题1"/>
-    <w:basedOn w:val="Heading1"/>
-    <w:next w:val="a1"/>
-    <w:link w:val="1Char"/>
+    <w:basedOn w:val="2"/>
+    <w:next w:val="29"/>
+    <w:link w:val="38"/>
     <w:qFormat/>
+    <w:uiPriority w:val="0"/>
     <w:pPr>
       <w:spacing w:before="100" w:after="90" w:line="360" w:lineRule="auto"/>
     </w:pPr>
     <w:rPr>
-      <w:rFonts w:ascii="Arial" w:eastAsia="宋体" w:hAnsi="Arial"/>
+      <w:rFonts w:ascii="Arial" w:hAnsi="Arial" w:eastAsia="宋体"/>
       <w:sz w:val="32"/>
     </w:rPr>
   </w:style>
-  <w:style w:type="paragraph" w:customStyle="1" w:styleId="a1">
+  <w:style w:type="paragraph" w:customStyle="1" w:styleId="29">
     <w:name w:val="柴_正文"/>
-    <w:basedOn w:val="BodyText"/>
-    <w:link w:val="Char"/>
+    <w:basedOn w:val="12"/>
+    <w:link w:val="42"/>
     <w:qFormat/>
+    <w:uiPriority w:val="0"/>
     <w:pPr>
       <w:spacing w:line="360" w:lineRule="auto"/>
       <w:ind w:firstLine="470" w:firstLineChars="200"/>
     </w:pPr>
     <w:rPr>
-      <w:rFonts w:ascii="Arial" w:eastAsia="宋体" w:hAnsi="Arial"/>
+      <w:rFonts w:ascii="Arial" w:hAnsi="Arial" w:eastAsia="宋体"/>
       <w:sz w:val="24"/>
       <w:lang w:eastAsia="zh-CN"/>
     </w:rPr>
   </w:style>
-  <w:style w:type="paragraph" w:customStyle="1" w:styleId="2">
+  <w:style w:type="paragraph" w:customStyle="1" w:styleId="30">
     <w:name w:val="柴_标题2"/>
-    <w:basedOn w:val="Heading2"/>
-    <w:next w:val="a1"/>
+    <w:basedOn w:val="3"/>
+    <w:next w:val="29"/>
     <w:qFormat/>
+    <w:uiPriority w:val="0"/>
     <w:pPr>
       <w:spacing w:line="360" w:lineRule="auto"/>
     </w:pPr>
     <w:rPr>
-      <w:rFonts w:ascii="Arial" w:eastAsia="宋体" w:hAnsi="Arial"/>
+      <w:rFonts w:ascii="Arial" w:hAnsi="Arial" w:eastAsia="宋体"/>
       <w:sz w:val="28"/>
     </w:rPr>
   </w:style>
-  <w:style w:type="paragraph" w:customStyle="1" w:styleId="3">
+  <w:style w:type="paragraph" w:customStyle="1" w:styleId="31">
     <w:name w:val="柴_标题3"/>
-    <w:basedOn w:val="Heading3"/>
-    <w:next w:val="a1"/>
+    <w:basedOn w:val="4"/>
+    <w:next w:val="29"/>
     <w:qFormat/>
+    <w:uiPriority w:val="0"/>
     <w:pPr>
       <w:spacing w:line="360" w:lineRule="auto"/>
       <w:ind w:left="0" w:firstLine="472" w:firstLineChars="200"/>
     </w:pPr>
     <w:rPr>
-      <w:rFonts w:ascii="宋体" w:eastAsia="宋体" w:hAnsi="宋体" w:cs="宋体"/>
+      <w:rFonts w:ascii="宋体" w:hAnsi="宋体" w:eastAsia="宋体" w:cs="宋体"/>
       <w:spacing w:val="-2"/>
       <w:sz w:val="24"/>
       <w:szCs w:val="24"/>
     </w:rPr>
   </w:style>
-  <w:style w:type="paragraph" w:customStyle="1" w:styleId="a2">
+  <w:style w:type="paragraph" w:customStyle="1" w:styleId="32">
     <w:name w:val="柴_目录"/>
-    <w:basedOn w:val="Normal"/>
-    <w:next w:val="BodyText"/>
+    <w:basedOn w:val="1"/>
+    <w:next w:val="12"/>
     <w:qFormat/>
+    <w:uiPriority w:val="0"/>
     <w:pPr>
       <w:tabs>
         <w:tab w:val="right" w:leader="dot" w:pos="8442"/>
@@ -7289,59 +7457,64 @@
       <w:ind w:left="0" w:leftChars="0"/>
     </w:pPr>
     <w:rPr>
-      <w:rFonts w:ascii="Arial" w:eastAsia="Microsoft JhengHei" w:hAnsi="Arial"/>
+      <w:rFonts w:ascii="Arial" w:hAnsi="Arial" w:eastAsia="Microsoft JhengHei"/>
       <w:sz w:val="24"/>
     </w:rPr>
   </w:style>
-  <w:style w:type="paragraph" w:customStyle="1" w:styleId="WPSOffice1">
+  <w:style w:type="paragraph" w:customStyle="1" w:styleId="33">
     <w:name w:val="WPSOffice手动目录 1"/>
     <w:qFormat/>
+    <w:uiPriority w:val="0"/>
     <w:pPr>
       <w:ind w:leftChars="0"/>
     </w:pPr>
     <w:rPr>
-      <w:rFonts w:ascii="Times New Roman" w:eastAsia="宋体" w:hAnsi="Times New Roman" w:cs="Times New Roman"/>
+      <w:rFonts w:ascii="Times New Roman" w:hAnsi="Times New Roman" w:eastAsia="宋体" w:cs="Times New Roman"/>
       <w:sz w:val="20"/>
       <w:szCs w:val="20"/>
     </w:rPr>
   </w:style>
-  <w:style w:type="paragraph" w:customStyle="1" w:styleId="WPSOffice2">
+  <w:style w:type="paragraph" w:customStyle="1" w:styleId="34">
     <w:name w:val="WPSOffice手动目录 2"/>
     <w:qFormat/>
+    <w:uiPriority w:val="0"/>
     <w:pPr>
       <w:ind w:leftChars="200"/>
     </w:pPr>
     <w:rPr>
-      <w:rFonts w:ascii="Times New Roman" w:eastAsia="宋体" w:hAnsi="Times New Roman" w:cs="Times New Roman"/>
+      <w:rFonts w:ascii="Times New Roman" w:hAnsi="Times New Roman" w:eastAsia="宋体" w:cs="Times New Roman"/>
       <w:sz w:val="20"/>
       <w:szCs w:val="20"/>
     </w:rPr>
   </w:style>
-  <w:style w:type="paragraph" w:customStyle="1" w:styleId="WPSOffice3">
+  <w:style w:type="paragraph" w:customStyle="1" w:styleId="35">
     <w:name w:val="WPSOffice手动目录 3"/>
     <w:qFormat/>
+    <w:uiPriority w:val="0"/>
     <w:pPr>
       <w:ind w:leftChars="400"/>
     </w:pPr>
     <w:rPr>
-      <w:rFonts w:ascii="Times New Roman" w:eastAsia="宋体" w:hAnsi="Times New Roman" w:cs="Times New Roman"/>
+      <w:rFonts w:ascii="Times New Roman" w:hAnsi="Times New Roman" w:eastAsia="宋体" w:cs="Times New Roman"/>
       <w:sz w:val="20"/>
       <w:szCs w:val="20"/>
     </w:rPr>
   </w:style>
-  <w:style w:type="paragraph" w:customStyle="1" w:styleId="Compact">
+  <w:style w:type="paragraph" w:customStyle="1" w:styleId="36">
     <w:name w:val="Compact"/>
-    <w:basedOn w:val="BodyText"/>
+    <w:basedOn w:val="12"/>
     <w:qFormat/>
+    <w:uiPriority w:val="0"/>
     <w:pPr>
       <w:spacing w:before="36" w:after="36"/>
     </w:pPr>
   </w:style>
-  <w:style w:type="table" w:customStyle="1" w:styleId="Table">
+  <w:style w:type="table" w:customStyle="1" w:styleId="37">
     <w:name w:val="Table"/>
     <w:semiHidden/>
     <w:unhideWhenUsed/>
     <w:qFormat/>
+    <w:uiPriority w:val="0"/>
     <w:tblPr>
       <w:tblCellMar>
         <w:top w:w="0" w:type="dxa"/>
@@ -7353,26 +7526,28 @@
     <w:tblStylePr w:type="firstRow">
       <w:tcPr>
         <w:tcBorders>
-          <w:bottom w:val="single" w:sz="0" w:space="0" w:color="auto"/>
+          <w:bottom w:val="single" w:color="auto" w:sz="0" w:space="0"/>
         </w:tcBorders>
         <w:vAlign w:val="bottom"/>
       </w:tcPr>
     </w:tblStylePr>
   </w:style>
-  <w:style w:type="character" w:customStyle="1" w:styleId="1Char">
+  <w:style w:type="character" w:customStyle="1" w:styleId="38">
     <w:name w:val="柴_标题1 Char"/>
-    <w:link w:val="1"/>
+    <w:link w:val="28"/>
     <w:qFormat/>
+    <w:uiPriority w:val="0"/>
     <w:rPr>
-      <w:rFonts w:ascii="Arial" w:eastAsia="宋体" w:hAnsi="Arial"/>
+      <w:rFonts w:ascii="Arial" w:hAnsi="Arial" w:eastAsia="宋体"/>
       <w:sz w:val="32"/>
     </w:rPr>
   </w:style>
-  <w:style w:type="table" w:customStyle="1" w:styleId="TableNormal1">
+  <w:style w:type="table" w:customStyle="1" w:styleId="39">
     <w:name w:val="Table Normal_1"/>
     <w:semiHidden/>
     <w:unhideWhenUsed/>
     <w:qFormat/>
+    <w:uiPriority w:val="0"/>
     <w:tblPr>
       <w:tblCellMar>
         <w:top w:w="0" w:type="dxa"/>
@@ -7382,10 +7557,11 @@
       </w:tblCellMar>
     </w:tblPr>
   </w:style>
-  <w:style w:type="paragraph" w:customStyle="1" w:styleId="a3">
+  <w:style w:type="paragraph" w:customStyle="1" w:styleId="40">
     <w:name w:val="柴_正文_无缩进"/>
-    <w:basedOn w:val="Normal"/>
+    <w:basedOn w:val="1"/>
     <w:qFormat/>
+    <w:uiPriority w:val="0"/>
     <w:pPr>
       <w:ind w:firstLine="0" w:firstLineChars="0"/>
     </w:pPr>
@@ -7395,29 +7571,31 @@
       <w:lang w:eastAsia="zh-CN"/>
     </w:rPr>
   </w:style>
-  <w:style w:type="paragraph" w:customStyle="1" w:styleId="4">
+  <w:style w:type="paragraph" w:customStyle="1" w:styleId="41">
     <w:name w:val="柴_标题4"/>
-    <w:basedOn w:val="Heading4"/>
-    <w:next w:val="Normal"/>
+    <w:basedOn w:val="5"/>
+    <w:next w:val="1"/>
     <w:qFormat/>
+    <w:uiPriority w:val="0"/>
     <w:pPr>
       <w:widowControl w:val="0"/>
       <w:spacing w:before="160" w:line="360" w:lineRule="auto"/>
-      <w:ind w:left="981" w:hanging="862" w:leftChars="300"/>
+      <w:ind w:left="981" w:leftChars="300" w:hanging="862"/>
     </w:pPr>
     <w:rPr>
-      <w:rFonts w:ascii="Calibri" w:eastAsia="宋体" w:hAnsi="Calibri" w:cs="宋体" w:hint="eastAsia"/>
+      <w:rFonts w:hint="eastAsia" w:ascii="Calibri" w:hAnsi="Calibri" w:eastAsia="宋体" w:cs="宋体"/>
       <w:sz w:val="24"/>
       <w:szCs w:val="24"/>
       <w:lang w:eastAsia="zh-CN" w:bidi="zh-CN"/>
     </w:rPr>
   </w:style>
-  <w:style w:type="character" w:customStyle="1" w:styleId="Char">
+  <w:style w:type="character" w:customStyle="1" w:styleId="42">
     <w:name w:val="柴_正文 Char"/>
-    <w:link w:val="a1"/>
+    <w:link w:val="29"/>
     <w:qFormat/>
+    <w:uiPriority w:val="0"/>
     <w:rPr>
-      <w:rFonts w:ascii="Arial" w:eastAsia="宋体" w:hAnsi="Arial"/>
+      <w:rFonts w:ascii="Arial" w:hAnsi="Arial" w:eastAsia="宋体"/>
       <w:sz w:val="24"/>
       <w:lang w:eastAsia="zh-CN"/>
     </w:rPr>
